--- a/AB_test_Marketplete.docx
+++ b/AB_test_Marketplete.docx
@@ -8160,6 +8160,7 @@
               <w:jc w:val="center"/>
               <w:rPr>
                 <w:rFonts w:ascii="Calibri" w:eastAsia="Times New Roman" w:hAnsi="Calibri" w:cs="Calibri"/>
+                <w:b/>
                 <w:color w:val="000000"/>
                 <w:sz w:val="20"/>
                 <w:szCs w:val="20"/>
@@ -8169,6 +8170,7 @@
             <w:r>
               <w:rPr>
                 <w:rFonts w:ascii="Calibri" w:eastAsia="Times New Roman" w:hAnsi="Calibri" w:cs="Calibri"/>
+                <w:b/>
                 <w:color w:val="000000"/>
                 <w:sz w:val="20"/>
                 <w:szCs w:val="20"/>
@@ -8490,6 +8492,7 @@
               <w:jc w:val="center"/>
               <w:rPr>
                 <w:rFonts w:ascii="Calibri" w:eastAsia="Times New Roman" w:hAnsi="Calibri" w:cs="Calibri"/>
+                <w:b/>
                 <w:color w:val="000000"/>
                 <w:sz w:val="20"/>
                 <w:szCs w:val="20"/>
@@ -8499,6 +8502,7 @@
             <w:r>
               <w:rPr>
                 <w:rFonts w:ascii="Calibri" w:eastAsia="Times New Roman" w:hAnsi="Calibri" w:cs="Calibri"/>
+                <w:b/>
                 <w:color w:val="000000"/>
                 <w:sz w:val="20"/>
                 <w:szCs w:val="20"/>
@@ -8804,6 +8808,7 @@
               <w:jc w:val="center"/>
               <w:rPr>
                 <w:rFonts w:ascii="Calibri" w:eastAsia="Times New Roman" w:hAnsi="Calibri" w:cs="Calibri"/>
+                <w:b/>
                 <w:color w:val="000000"/>
                 <w:sz w:val="20"/>
                 <w:szCs w:val="20"/>
@@ -8813,6 +8818,7 @@
             <w:r>
               <w:rPr>
                 <w:rFonts w:ascii="Calibri" w:eastAsia="Times New Roman" w:hAnsi="Calibri" w:cs="Calibri"/>
+                <w:b/>
                 <w:color w:val="000000"/>
                 <w:sz w:val="20"/>
                 <w:szCs w:val="20"/>
@@ -9116,6 +9122,7 @@
               <w:jc w:val="center"/>
               <w:rPr>
                 <w:rFonts w:ascii="Calibri" w:eastAsia="Times New Roman" w:hAnsi="Calibri" w:cs="Calibri"/>
+                <w:b/>
                 <w:color w:val="000000"/>
                 <w:sz w:val="20"/>
                 <w:szCs w:val="20"/>
@@ -9125,6 +9132,7 @@
             <w:r>
               <w:rPr>
                 <w:rFonts w:ascii="Calibri" w:eastAsia="Times New Roman" w:hAnsi="Calibri" w:cs="Calibri"/>
+                <w:b/>
                 <w:color w:val="000000"/>
                 <w:sz w:val="20"/>
                 <w:szCs w:val="20"/>
@@ -9428,6 +9436,7 @@
               <w:jc w:val="center"/>
               <w:rPr>
                 <w:rFonts w:ascii="Calibri" w:eastAsia="Times New Roman" w:hAnsi="Calibri" w:cs="Calibri"/>
+                <w:b/>
                 <w:color w:val="000000"/>
                 <w:sz w:val="20"/>
                 <w:szCs w:val="20"/>
@@ -9437,6 +9446,7 @@
             <w:r>
               <w:rPr>
                 <w:rFonts w:ascii="Calibri" w:eastAsia="Times New Roman" w:hAnsi="Calibri" w:cs="Calibri"/>
+                <w:b/>
                 <w:color w:val="000000"/>
                 <w:sz w:val="20"/>
                 <w:szCs w:val="20"/>
@@ -9719,6 +9729,11 @@
       </w:tr>
     </w:tbl>
     <w:p>
+      <w:pPr>
+        <w:rPr>
+          <w:b/>
+        </w:rPr>
+      </w:pPr>
       <w:r>
         <w:rPr>
           <w:b/>
@@ -9774,769 +9789,1959 @@
       </w:r>
       <w:r>
         <w:rPr>
-          <w:color w:val="FF0000"/>
-        </w:rPr>
-        <w:br/>
-      </w:r>
-      <w:r>
-        <w:rPr>
-          <w:b/>
-        </w:rPr>
-        <w:t>Причины падения</w:t>
-      </w:r>
-      <w:r>
-        <w:t xml:space="preserve">: снижение общего трафика и уменьшение отображения ленты говорят о том, </w:t>
-      </w:r>
-      <w:r>
-        <w:lastRenderedPageBreak/>
-        <w:t>что пользователи проводят меньше времени на сайте, что может свидетельствовать об ухудшении пользовательского опыта, падения лояльности.</w:t>
-      </w:r>
-      <w:r>
-        <w:t xml:space="preserve"> Выводы подтверждаются катастрофическим падением переходов по органическим ссылкам (главный показатель ценностного поведения</w:t>
-      </w:r>
-      <w:r>
-        <w:t xml:space="preserve"> пользователей</w:t>
-      </w:r>
-      <w:r>
-        <w:t>).</w:t>
+          <w:b/>
+        </w:rPr>
+        <w:br w:type="page"/>
       </w:r>
     </w:p>
     <w:p>
       <w:r>
         <w:rPr>
           <w:b/>
-          <w:sz w:val="32"/>
-          <w:szCs w:val="32"/>
-        </w:rPr>
-        <w:t xml:space="preserve">Итоговое заключение по страте </w:t>
-      </w:r>
-      <w:r>
-        <w:rPr>
-          <w:b/>
-          <w:sz w:val="32"/>
-          <w:szCs w:val="32"/>
-          <w:lang w:val="en-US"/>
-        </w:rPr>
-        <w:t>Desktop</w:t>
-      </w:r>
-      <w:r>
-        <w:rPr>
-          <w:b/>
-          <w:sz w:val="32"/>
-          <w:szCs w:val="32"/>
-        </w:rPr>
-        <w:t>:</w:t>
-      </w:r>
-      <w:r>
-        <w:rPr>
-          <w:b/>
-          <w:sz w:val="32"/>
-          <w:szCs w:val="32"/>
-        </w:rPr>
-        <w:br/>
-      </w:r>
-      <w:r>
-        <w:rPr>
-          <w:color w:val="FF0000"/>
-        </w:rPr>
-        <w:t>Тест провален</w:t>
-      </w:r>
-      <w:r>
-        <w:t>. Изменения внедрять нельзя</w:t>
-      </w:r>
-      <w:r>
-        <w:t>:</w:t>
-      </w:r>
-      <w:r>
-        <w:br/>
-        <w:t xml:space="preserve"> </w:t>
-      </w:r>
-      <w:r>
-        <w:tab/>
-        <w:t>1. Общая выручка упала на 2,5%</w:t>
-      </w:r>
-      <w:r>
-        <w:br/>
-        <w:t xml:space="preserve"> </w:t>
-      </w:r>
-      <w:r>
-        <w:tab/>
-        <w:t>2. Убита органика (-47,6% кликов). Это долгосрочная ценность</w:t>
-      </w:r>
-      <w:r>
-        <w:br/>
-        <w:t xml:space="preserve"> </w:t>
-      </w:r>
-      <w:r>
-        <w:tab/>
-        <w:t>3. Упала видимость контента – пользователи проводят меньше времени на сайте</w:t>
-      </w:r>
-      <w:r>
-        <w:br/>
-        <w:t xml:space="preserve"> </w:t>
-      </w:r>
-      <w:r>
-        <w:tab/>
-        <w:t xml:space="preserve">4. Цена клика снизилась. </w:t>
-      </w:r>
-    </w:p>
-    <w:p>
-      <w:r>
-        <w:rPr>
-          <w:b/>
-        </w:rPr>
-        <w:t>Рекомендации</w:t>
-      </w:r>
-      <w:r>
-        <w:rPr>
-          <w:b/>
-        </w:rPr>
-        <w:t>:</w:t>
-      </w:r>
-      <w:r>
-        <w:rPr>
-          <w:b/>
-        </w:rPr>
-        <w:br/>
-      </w:r>
-      <w:r>
-        <w:t xml:space="preserve"> </w:t>
-      </w:r>
-      <w:r>
-        <w:tab/>
-        <w:t>1. Отклонить изменения, текущая версия В хуже для бизнеса</w:t>
-      </w:r>
-      <w:r>
-        <w:br/>
-        <w:t xml:space="preserve"> </w:t>
-      </w:r>
-      <w:r>
-        <w:tab/>
-        <w:t>2. Попробовать другую гипотезу</w:t>
-      </w:r>
-      <w:r>
-        <w:br/>
-        <w:t xml:space="preserve"> </w:t>
-      </w:r>
-      <w:r>
-        <w:tab/>
-        <w:t>3. Изучить опыт отдельных издательств: 111 имеет самый маленький трафик (14%), приносит самый большой доход (49%); 123 имеет огромный трафик (23,5%), приносит самый низкий доход (7%)</w:t>
-      </w:r>
-    </w:p>
-    <w:p/>
-    <w:p>
-      <w:r>
-        <w:rPr>
-          <w:b/>
-          <w:sz w:val="28"/>
-          <w:szCs w:val="28"/>
-          <w:lang w:val="en-US"/>
-        </w:rPr>
-        <w:t>Mobile</w:t>
-      </w:r>
-      <w:r>
-        <w:rPr>
-          <w:b/>
-          <w:sz w:val="28"/>
-          <w:szCs w:val="28"/>
-        </w:rPr>
-        <w:t xml:space="preserve"> </w:t>
-      </w:r>
-      <w:r>
-        <w:rPr>
-          <w:b/>
-          <w:sz w:val="28"/>
-          <w:szCs w:val="28"/>
-        </w:rPr>
-        <w:t>страта</w:t>
-      </w:r>
-      <w:r>
-        <w:t>.</w:t>
-      </w:r>
-    </w:p>
-    <w:p>
-      <w:pPr>
-        <w:rPr>
-          <w:highlight w:val="lightGray"/>
-        </w:rPr>
-      </w:pPr>
-      <w:r>
-        <w:rPr>
-          <w:b/>
-          <w:highlight w:val="lightGray"/>
-        </w:rPr>
-        <w:t xml:space="preserve">Проверка </w:t>
-      </w:r>
-      <w:r>
-        <w:rPr>
-          <w:b/>
-          <w:highlight w:val="lightGray"/>
-        </w:rPr>
-        <w:t>ключевых метрик</w:t>
-      </w:r>
-      <w:r>
-        <w:rPr>
-          <w:b/>
-          <w:highlight w:val="lightGray"/>
-        </w:rPr>
-        <w:br/>
-      </w:r>
-      <w:r>
-        <w:rPr>
-          <w:b/>
-          <w:highlight w:val="lightGray"/>
-        </w:rPr>
-        <w:br/>
-      </w:r>
-      <w:r>
-        <w:rPr>
-          <w:highlight w:val="lightGray"/>
-        </w:rPr>
-        <w:t xml:space="preserve">1. </w:t>
-      </w:r>
-      <w:r>
-        <w:rPr>
-          <w:highlight w:val="lightGray"/>
-          <w:lang w:val="en-US"/>
-        </w:rPr>
-        <w:t>CTR</w:t>
-      </w:r>
-      <w:r>
-        <w:rPr>
-          <w:highlight w:val="lightGray"/>
-        </w:rPr>
-        <w:t>_</w:t>
-      </w:r>
-      <w:r>
-        <w:rPr>
-          <w:highlight w:val="lightGray"/>
-          <w:lang w:val="en-US"/>
-        </w:rPr>
-        <w:t>paid</w:t>
-      </w:r>
-      <w:r>
-        <w:rPr>
-          <w:highlight w:val="lightGray"/>
-        </w:rPr>
-        <w:t>.</w:t>
-      </w:r>
-    </w:p>
-    <w:p>
-      <w:r>
-        <w:t xml:space="preserve">Н0: в обеих группах показатель </w:t>
-      </w:r>
-      <w:r>
-        <w:rPr>
-          <w:lang w:val="en-US"/>
-        </w:rPr>
-        <w:t>CTR</w:t>
-      </w:r>
-      <w:r>
-        <w:t>_</w:t>
-      </w:r>
-      <w:r>
-        <w:rPr>
-          <w:lang w:val="en-US"/>
-        </w:rPr>
-        <w:t>paid</w:t>
-      </w:r>
-      <w:r>
-        <w:t xml:space="preserve"> не изменился</w:t>
-      </w:r>
-      <w:r>
-        <w:br/>
-        <w:t>Н1: в тестовой группе показатель вырос</w:t>
-      </w:r>
-      <w:r>
-        <w:br/>
-      </w:r>
-      <w:r>
-        <w:rPr>
-          <w:b/>
-        </w:rPr>
-        <w:t>Результаты</w:t>
-      </w:r>
-      <w:r>
-        <w:rPr>
-          <w:b/>
-        </w:rPr>
-        <w:t xml:space="preserve"> тестирования</w:t>
-      </w:r>
-      <w:r>
-        <w:t xml:space="preserve">: </w:t>
-      </w:r>
-      <w:r>
-        <w:rPr>
-          <w:lang w:val="en-US"/>
-        </w:rPr>
-        <w:t>Z</w:t>
-      </w:r>
-      <w:r>
-        <w:t>_</w:t>
-      </w:r>
-      <w:r>
-        <w:rPr>
-          <w:lang w:val="en-US"/>
-        </w:rPr>
-        <w:t>p</w:t>
-      </w:r>
-      <w:r>
-        <w:t>-</w:t>
-      </w:r>
-      <w:r>
-        <w:rPr>
-          <w:lang w:val="en-US"/>
-        </w:rPr>
-        <w:t>value</w:t>
-      </w:r>
-      <w:r>
-        <w:t xml:space="preserve"> = </w:t>
-      </w:r>
-      <w:r>
-        <w:t>3.5</w:t>
-      </w:r>
-      <w:r>
-        <w:rPr>
-          <w:lang w:val="en-US"/>
-        </w:rPr>
-        <w:t>e</w:t>
-      </w:r>
-      <w:r>
-        <w:t>-</w:t>
-      </w:r>
-      <w:r>
-        <w:t>104</w:t>
-      </w:r>
-      <w:r>
-        <w:t xml:space="preserve">, </w:t>
-      </w:r>
-      <w:r>
-        <w:rPr>
-          <w:lang w:val="en-US"/>
-        </w:rPr>
-        <w:t>t</w:t>
-      </w:r>
-      <w:r>
-        <w:t>_</w:t>
-      </w:r>
-      <w:r>
-        <w:rPr>
-          <w:lang w:val="en-US"/>
-        </w:rPr>
-        <w:t>p</w:t>
-      </w:r>
-      <w:r>
-        <w:t>-</w:t>
-      </w:r>
-      <w:r>
-        <w:rPr>
-          <w:lang w:val="en-US"/>
-        </w:rPr>
-        <w:t>value</w:t>
-      </w:r>
-      <w:r>
-        <w:t xml:space="preserve"> = 0.0</w:t>
-      </w:r>
-      <w:r>
-        <w:t>. Оба теста показали статистически значимые различия, что говорит о необходимости отвергнуть нулевую гипотезу в пользу альтернативной.</w:t>
-      </w:r>
-      <w:r>
-        <w:br/>
-      </w:r>
-      <w:r>
-        <w:rPr>
-          <w:b/>
-        </w:rPr>
-        <w:t>Интерпретация</w:t>
-      </w:r>
-      <w:r>
-        <w:t>: с уверенностью 95% мы можем утверждать, что изменение расположения объявлений в ленте положительно повлияло на переход по рекламным ссылкам.</w:t>
-      </w:r>
-      <w:r>
-        <w:br/>
-      </w:r>
-      <w:r>
-        <w:rPr>
-          <w:lang w:val="en-US"/>
-        </w:rPr>
-        <w:t>CTR</w:t>
-      </w:r>
-      <w:r>
-        <w:t>_</w:t>
-      </w:r>
-      <w:r>
-        <w:rPr>
-          <w:lang w:val="en-US"/>
-        </w:rPr>
-        <w:t>paid</w:t>
-      </w:r>
-      <w:r>
-        <w:t xml:space="preserve"> </w:t>
-      </w:r>
-      <w:r>
-        <w:rPr>
-          <w:lang w:val="en-US"/>
-        </w:rPr>
-        <w:t>A</w:t>
-      </w:r>
-      <w:r>
-        <w:t xml:space="preserve"> (взвешенное)</w:t>
-      </w:r>
-      <w:r>
-        <w:t xml:space="preserve"> = </w:t>
-      </w:r>
-      <w:r>
-        <w:t>6.68</w:t>
-      </w:r>
-      <w:r>
-        <w:t>%</w:t>
-      </w:r>
-      <w:r>
-        <w:br/>
-      </w:r>
-      <w:r>
-        <w:rPr>
-          <w:lang w:val="en-US"/>
-        </w:rPr>
-        <w:t>CTR</w:t>
-      </w:r>
-      <w:r>
-        <w:t>_</w:t>
-      </w:r>
-      <w:r>
-        <w:rPr>
-          <w:lang w:val="en-US"/>
-        </w:rPr>
-        <w:t>paid</w:t>
-      </w:r>
-      <w:r>
-        <w:t xml:space="preserve"> </w:t>
-      </w:r>
-      <w:r>
-        <w:rPr>
-          <w:lang w:val="en-US"/>
-        </w:rPr>
-        <w:t>B</w:t>
-      </w:r>
-      <w:r>
-        <w:t xml:space="preserve"> </w:t>
-      </w:r>
-      <w:r>
-        <w:t xml:space="preserve">(взвешенное) </w:t>
-      </w:r>
-      <w:r>
-        <w:t xml:space="preserve">= </w:t>
-      </w:r>
-      <w:r>
-        <w:t>8.38</w:t>
-      </w:r>
-      <w:r>
-        <w:t>%</w:t>
-      </w:r>
-      <w:r>
-        <w:br/>
-      </w:r>
-      <w:r>
-        <w:rPr>
-          <w:b/>
-        </w:rPr>
-        <w:t>Абсолютный прирост:</w:t>
-      </w:r>
-      <w:r>
-        <w:t xml:space="preserve"> </w:t>
-      </w:r>
-      <w:r>
-        <w:rPr>
-          <w:b/>
-          <w:color w:val="70AD47" w:themeColor="accent6"/>
-        </w:rPr>
-        <w:t>1.</w:t>
-      </w:r>
-      <w:r>
-        <w:rPr>
-          <w:b/>
-          <w:color w:val="70AD47" w:themeColor="accent6"/>
-        </w:rPr>
-        <w:t>70</w:t>
-      </w:r>
-      <w:r>
-        <w:rPr>
-          <w:b/>
-          <w:color w:val="70AD47" w:themeColor="accent6"/>
-        </w:rPr>
-        <w:t>%</w:t>
-      </w:r>
-      <w:r>
-        <w:br/>
-      </w:r>
-      <w:r>
-        <w:rPr>
-          <w:b/>
-        </w:rPr>
-        <w:t>Относительный прирост:</w:t>
-      </w:r>
-      <w:r>
-        <w:t xml:space="preserve"> </w:t>
-      </w:r>
-      <w:r>
-        <w:rPr>
-          <w:b/>
-          <w:color w:val="70AD47" w:themeColor="accent6"/>
-        </w:rPr>
-        <w:t>25</w:t>
-      </w:r>
-      <w:r>
-        <w:rPr>
-          <w:b/>
-          <w:color w:val="70AD47" w:themeColor="accent6"/>
-        </w:rPr>
-        <w:t>.4</w:t>
-      </w:r>
-      <w:r>
-        <w:rPr>
-          <w:b/>
-          <w:color w:val="70AD47" w:themeColor="accent6"/>
-        </w:rPr>
-        <w:t>%</w:t>
-      </w:r>
-    </w:p>
-    <w:p>
-      <w:pPr>
-        <w:rPr>
-          <w:highlight w:val="lightGray"/>
-        </w:rPr>
-      </w:pPr>
-      <w:r>
-        <w:rPr>
-          <w:highlight w:val="lightGray"/>
-        </w:rPr>
-        <w:t xml:space="preserve">2. </w:t>
-      </w:r>
-      <w:r>
-        <w:rPr>
-          <w:highlight w:val="lightGray"/>
-          <w:lang w:val="en-US"/>
-        </w:rPr>
-        <w:t>RPM</w:t>
-      </w:r>
-    </w:p>
-    <w:p>
-      <w:pPr>
-        <w:rPr>
-          <w:b/>
-          <w:color w:val="70AD47" w:themeColor="accent6"/>
-        </w:rPr>
-      </w:pPr>
-      <w:r>
-        <w:t xml:space="preserve">Н0: в обеих группах показатель </w:t>
-      </w:r>
-      <w:r>
-        <w:rPr>
-          <w:lang w:val="en-US"/>
-        </w:rPr>
-        <w:t>RPM</w:t>
-      </w:r>
-      <w:r>
-        <w:t xml:space="preserve"> не изменился</w:t>
-      </w:r>
-      <w:r>
-        <w:br/>
-        <w:t>Н1: в тестовой группе показатель вырос</w:t>
-      </w:r>
-      <w:r>
-        <w:br/>
-      </w:r>
-      <w:r>
-        <w:rPr>
-          <w:b/>
-        </w:rPr>
-        <w:t>Результаты</w:t>
-      </w:r>
-      <w:r>
-        <w:rPr>
-          <w:b/>
-        </w:rPr>
-        <w:t xml:space="preserve"> тестирования</w:t>
-      </w:r>
-      <w:r>
-        <w:t>:</w:t>
-      </w:r>
-      <w:r>
-        <w:t xml:space="preserve"> </w:t>
-      </w:r>
-      <w:r>
-        <w:rPr>
-          <w:lang w:val="en-US"/>
-        </w:rPr>
-        <w:t>t</w:t>
-      </w:r>
-      <w:r>
-        <w:t>_</w:t>
-      </w:r>
-      <w:r>
-        <w:rPr>
-          <w:lang w:val="en-US"/>
-        </w:rPr>
-        <w:t>p</w:t>
-      </w:r>
-      <w:r>
-        <w:t>-</w:t>
-      </w:r>
-      <w:r>
-        <w:rPr>
-          <w:lang w:val="en-US"/>
-        </w:rPr>
-        <w:t>value</w:t>
-      </w:r>
-      <w:r>
-        <w:t xml:space="preserve"> = 0</w:t>
-      </w:r>
-      <w:r>
-        <w:t xml:space="preserve"> показали два </w:t>
-      </w:r>
-      <w:r>
-        <w:rPr>
-          <w:lang w:val="en-US"/>
-        </w:rPr>
-        <w:t>t</w:t>
-      </w:r>
-      <w:r>
-        <w:t>-теста</w:t>
-      </w:r>
-      <w:r>
-        <w:t xml:space="preserve"> (выборка по каждой строке и с группировкой по дням) говорит о статистически значимых различиях.</w:t>
-      </w:r>
-      <w:r>
-        <w:br/>
-      </w:r>
-      <w:r>
-        <w:rPr>
-          <w:b/>
-        </w:rPr>
-        <w:t>Интерпретация</w:t>
-      </w:r>
-      <w:r>
-        <w:t xml:space="preserve">: итоговая прибыль выросла. Изменения выше минимального порога </w:t>
-      </w:r>
-      <w:r>
-        <w:rPr>
-          <w:lang w:val="en-US"/>
-        </w:rPr>
-        <w:t>MDE</w:t>
-      </w:r>
-      <w:r>
-        <w:t xml:space="preserve">, что говорит об успешности эксперимента. </w:t>
-      </w:r>
-      <w:r>
-        <w:br/>
-        <w:t>Суммарный RPM A: $</w:t>
-      </w:r>
-      <w:r>
-        <w:t>6.26</w:t>
-      </w:r>
-      <w:r>
-        <w:br/>
-        <w:t>Суммарный RPM B: $</w:t>
-      </w:r>
-      <w:r>
-        <w:t>8.11</w:t>
-      </w:r>
-      <w:r>
-        <w:br/>
-      </w:r>
-      <w:r>
-        <w:rPr>
-          <w:b/>
-        </w:rPr>
-        <w:t>Абсолютный прирост:</w:t>
-      </w:r>
-      <w:r>
-        <w:t xml:space="preserve"> </w:t>
-      </w:r>
-      <w:r>
-        <w:rPr>
-          <w:b/>
-          <w:color w:val="70AD47" w:themeColor="accent6"/>
-        </w:rPr>
-        <w:t>$</w:t>
-      </w:r>
-      <w:r>
-        <w:rPr>
-          <w:b/>
-          <w:color w:val="70AD47" w:themeColor="accent6"/>
-        </w:rPr>
-        <w:t>1.85</w:t>
-      </w:r>
-      <w:r>
-        <w:br/>
-      </w:r>
-      <w:r>
-        <w:rPr>
-          <w:b/>
-        </w:rPr>
-        <w:t xml:space="preserve">Относительный </w:t>
-      </w:r>
-      <w:r>
-        <w:rPr>
-          <w:b/>
-        </w:rPr>
-        <w:t>при</w:t>
-      </w:r>
-      <w:r>
-        <w:rPr>
-          <w:b/>
-        </w:rPr>
-        <w:t>рост:</w:t>
-      </w:r>
-      <w:r>
-        <w:t xml:space="preserve"> </w:t>
-      </w:r>
-      <w:r>
-        <w:rPr>
-          <w:b/>
-          <w:color w:val="70AD47" w:themeColor="accent6"/>
-        </w:rPr>
-        <w:t>29.6</w:t>
-      </w:r>
-      <w:r>
-        <w:rPr>
-          <w:b/>
-          <w:color w:val="70AD47" w:themeColor="accent6"/>
-        </w:rPr>
-        <w:t>%</w:t>
+        </w:rPr>
+        <w:lastRenderedPageBreak/>
+        <w:t>Причины падения</w:t>
+      </w:r>
+      <w:r>
+        <w:t>: снижение общего трафика и уменьшение отображения ленты говорят о том, что пользователи проводят меньше времени на сайте, что может свидетельствовать об ухудшении пользовательского опыта, падения лояльности.</w:t>
+      </w:r>
+      <w:r>
+        <w:t xml:space="preserve"> Выводы подтверждаются катастрофическим падением переходов по органическим ссылкам (главный показатель ценностного поведения</w:t>
+      </w:r>
+      <w:r>
+        <w:t xml:space="preserve"> пользователей</w:t>
+      </w:r>
+      <w:r>
+        <w:t>).</w:t>
       </w:r>
     </w:p>
     <w:p/>
     <w:p>
       <w:pPr>
         <w:rPr>
+          <w:b/>
+        </w:rPr>
+      </w:pPr>
+      <w:r>
+        <w:rPr>
+          <w:b/>
           <w:highlight w:val="lightGray"/>
         </w:rPr>
+        <w:t>Дополнительный анализ. Анализ издательств в разрезе трафик/прибыль</w:t>
+      </w:r>
+    </w:p>
+    <w:tbl>
+      <w:tblPr>
+        <w:tblW w:w="7508" w:type="dxa"/>
+        <w:tblLook w:val="04A0" w:firstRow="1" w:lastRow="0" w:firstColumn="1" w:lastColumn="0" w:noHBand="0" w:noVBand="1"/>
+      </w:tblPr>
+      <w:tblGrid>
+        <w:gridCol w:w="1271"/>
+        <w:gridCol w:w="1559"/>
+        <w:gridCol w:w="1560"/>
+        <w:gridCol w:w="1559"/>
+        <w:gridCol w:w="1559"/>
+      </w:tblGrid>
+      <w:tr>
+        <w:trPr>
+          <w:trHeight w:val="707"/>
+        </w:trPr>
+        <w:tc>
+          <w:tcPr>
+            <w:tcW w:w="1271" w:type="dxa"/>
+            <w:tcBorders>
+              <w:top w:val="single" w:sz="4" w:space="0" w:color="auto"/>
+              <w:left w:val="single" w:sz="4" w:space="0" w:color="auto"/>
+              <w:bottom w:val="single" w:sz="4" w:space="0" w:color="auto"/>
+              <w:right w:val="single" w:sz="4" w:space="0" w:color="auto"/>
+            </w:tcBorders>
+            <w:shd w:val="clear" w:color="auto" w:fill="auto"/>
+            <w:vAlign w:val="center"/>
+            <w:hideMark/>
+          </w:tcPr>
+          <w:p>
+            <w:pPr>
+              <w:spacing w:after="0" w:line="240" w:lineRule="auto"/>
+              <w:jc w:val="center"/>
+              <w:rPr>
+                <w:rFonts w:ascii="Calibri" w:eastAsia="Times New Roman" w:hAnsi="Calibri" w:cs="Calibri"/>
+                <w:b/>
+                <w:bCs/>
+                <w:color w:val="000000"/>
+                <w:sz w:val="20"/>
+                <w:szCs w:val="20"/>
+                <w:lang w:eastAsia="ru-RU"/>
+              </w:rPr>
+            </w:pPr>
+            <w:bookmarkStart w:id="0" w:name="_GoBack" w:colFirst="1" w:colLast="4"/>
+            <w:proofErr w:type="spellStart"/>
+            <w:r>
+              <w:rPr>
+                <w:rFonts w:ascii="Calibri" w:eastAsia="Times New Roman" w:hAnsi="Calibri" w:cs="Calibri"/>
+                <w:b/>
+                <w:bCs/>
+                <w:color w:val="000000"/>
+                <w:sz w:val="20"/>
+                <w:szCs w:val="20"/>
+                <w:lang w:eastAsia="ru-RU"/>
+              </w:rPr>
+              <w:t>publisher_id</w:t>
+            </w:r>
+            <w:proofErr w:type="spellEnd"/>
+          </w:p>
+        </w:tc>
+        <w:tc>
+          <w:tcPr>
+            <w:tcW w:w="1559" w:type="dxa"/>
+            <w:tcBorders>
+              <w:top w:val="single" w:sz="4" w:space="0" w:color="auto"/>
+              <w:left w:val="nil"/>
+              <w:bottom w:val="single" w:sz="4" w:space="0" w:color="auto"/>
+              <w:right w:val="single" w:sz="4" w:space="0" w:color="auto"/>
+            </w:tcBorders>
+            <w:shd w:val="clear" w:color="auto" w:fill="auto"/>
+            <w:vAlign w:val="center"/>
+            <w:hideMark/>
+          </w:tcPr>
+          <w:p>
+            <w:pPr>
+              <w:spacing w:after="0" w:line="240" w:lineRule="auto"/>
+              <w:jc w:val="center"/>
+              <w:rPr>
+                <w:rFonts w:ascii="Calibri" w:eastAsia="Times New Roman" w:hAnsi="Calibri" w:cs="Calibri"/>
+                <w:b/>
+                <w:bCs/>
+                <w:color w:val="000000"/>
+                <w:sz w:val="20"/>
+                <w:szCs w:val="20"/>
+                <w:lang w:eastAsia="ru-RU"/>
+              </w:rPr>
+            </w:pPr>
+            <w:proofErr w:type="spellStart"/>
+            <w:r>
+              <w:rPr>
+                <w:rFonts w:ascii="Calibri" w:eastAsia="Times New Roman" w:hAnsi="Calibri" w:cs="Calibri"/>
+                <w:b/>
+                <w:bCs/>
+                <w:color w:val="000000"/>
+                <w:sz w:val="20"/>
+                <w:szCs w:val="20"/>
+                <w:lang w:eastAsia="ru-RU"/>
+              </w:rPr>
+              <w:t>pageviews_A</w:t>
+            </w:r>
+            <w:proofErr w:type="spellEnd"/>
+            <w:r>
+              <w:rPr>
+                <w:rFonts w:ascii="Calibri" w:eastAsia="Times New Roman" w:hAnsi="Calibri" w:cs="Calibri"/>
+                <w:b/>
+                <w:bCs/>
+                <w:color w:val="000000"/>
+                <w:sz w:val="20"/>
+                <w:szCs w:val="20"/>
+                <w:lang w:eastAsia="ru-RU"/>
+              </w:rPr>
+              <w:t>, %</w:t>
+            </w:r>
+            <w:r>
+              <w:rPr>
+                <w:rFonts w:ascii="Calibri" w:eastAsia="Times New Roman" w:hAnsi="Calibri" w:cs="Calibri"/>
+                <w:b/>
+                <w:bCs/>
+                <w:color w:val="000000"/>
+                <w:sz w:val="20"/>
+                <w:szCs w:val="20"/>
+                <w:lang w:eastAsia="ru-RU"/>
+              </w:rPr>
+              <w:t xml:space="preserve"> от </w:t>
+            </w:r>
+            <w:proofErr w:type="spellStart"/>
+            <w:r>
+              <w:rPr>
+                <w:rFonts w:ascii="Calibri" w:eastAsia="Times New Roman" w:hAnsi="Calibri" w:cs="Calibri"/>
+                <w:b/>
+                <w:bCs/>
+                <w:color w:val="000000"/>
+                <w:sz w:val="20"/>
+                <w:szCs w:val="20"/>
+                <w:lang w:eastAsia="ru-RU"/>
+              </w:rPr>
+              <w:t>тотал</w:t>
+            </w:r>
+            <w:proofErr w:type="spellEnd"/>
+            <w:r>
+              <w:rPr>
+                <w:rFonts w:ascii="Calibri" w:eastAsia="Times New Roman" w:hAnsi="Calibri" w:cs="Calibri"/>
+                <w:b/>
+                <w:bCs/>
+                <w:color w:val="000000"/>
+                <w:sz w:val="20"/>
+                <w:szCs w:val="20"/>
+                <w:lang w:eastAsia="ru-RU"/>
+              </w:rPr>
+              <w:t xml:space="preserve"> трафика</w:t>
+            </w:r>
+          </w:p>
+        </w:tc>
+        <w:tc>
+          <w:tcPr>
+            <w:tcW w:w="1560" w:type="dxa"/>
+            <w:tcBorders>
+              <w:top w:val="single" w:sz="4" w:space="0" w:color="auto"/>
+              <w:left w:val="nil"/>
+              <w:bottom w:val="single" w:sz="4" w:space="0" w:color="auto"/>
+              <w:right w:val="single" w:sz="4" w:space="0" w:color="auto"/>
+            </w:tcBorders>
+            <w:shd w:val="clear" w:color="auto" w:fill="auto"/>
+            <w:vAlign w:val="center"/>
+            <w:hideMark/>
+          </w:tcPr>
+          <w:p>
+            <w:pPr>
+              <w:spacing w:after="0" w:line="240" w:lineRule="auto"/>
+              <w:jc w:val="center"/>
+              <w:rPr>
+                <w:rFonts w:ascii="Calibri" w:eastAsia="Times New Roman" w:hAnsi="Calibri" w:cs="Calibri"/>
+                <w:b/>
+                <w:bCs/>
+                <w:color w:val="000000"/>
+                <w:sz w:val="20"/>
+                <w:szCs w:val="20"/>
+                <w:lang w:eastAsia="ru-RU"/>
+              </w:rPr>
+            </w:pPr>
+            <w:proofErr w:type="spellStart"/>
+            <w:r>
+              <w:rPr>
+                <w:rFonts w:ascii="Calibri" w:eastAsia="Times New Roman" w:hAnsi="Calibri" w:cs="Calibri"/>
+                <w:b/>
+                <w:bCs/>
+                <w:color w:val="000000"/>
+                <w:sz w:val="20"/>
+                <w:szCs w:val="20"/>
+                <w:lang w:eastAsia="ru-RU"/>
+              </w:rPr>
+              <w:t>pageviews_В</w:t>
+            </w:r>
+            <w:proofErr w:type="spellEnd"/>
+            <w:r>
+              <w:rPr>
+                <w:rFonts w:ascii="Calibri" w:eastAsia="Times New Roman" w:hAnsi="Calibri" w:cs="Calibri"/>
+                <w:b/>
+                <w:bCs/>
+                <w:color w:val="000000"/>
+                <w:sz w:val="20"/>
+                <w:szCs w:val="20"/>
+                <w:lang w:eastAsia="ru-RU"/>
+              </w:rPr>
+              <w:t>, %</w:t>
+            </w:r>
+            <w:r>
+              <w:rPr>
+                <w:rFonts w:ascii="Calibri" w:eastAsia="Times New Roman" w:hAnsi="Calibri" w:cs="Calibri"/>
+                <w:b/>
+                <w:bCs/>
+                <w:color w:val="000000"/>
+                <w:sz w:val="20"/>
+                <w:szCs w:val="20"/>
+                <w:lang w:eastAsia="ru-RU"/>
+              </w:rPr>
+              <w:t xml:space="preserve"> от </w:t>
+            </w:r>
+            <w:proofErr w:type="spellStart"/>
+            <w:r>
+              <w:rPr>
+                <w:rFonts w:ascii="Calibri" w:eastAsia="Times New Roman" w:hAnsi="Calibri" w:cs="Calibri"/>
+                <w:b/>
+                <w:bCs/>
+                <w:color w:val="000000"/>
+                <w:sz w:val="20"/>
+                <w:szCs w:val="20"/>
+                <w:lang w:eastAsia="ru-RU"/>
+              </w:rPr>
+              <w:t>тотал</w:t>
+            </w:r>
+            <w:proofErr w:type="spellEnd"/>
+            <w:r>
+              <w:rPr>
+                <w:rFonts w:ascii="Calibri" w:eastAsia="Times New Roman" w:hAnsi="Calibri" w:cs="Calibri"/>
+                <w:b/>
+                <w:bCs/>
+                <w:color w:val="000000"/>
+                <w:sz w:val="20"/>
+                <w:szCs w:val="20"/>
+                <w:lang w:eastAsia="ru-RU"/>
+              </w:rPr>
+              <w:t xml:space="preserve"> трафика</w:t>
+            </w:r>
+          </w:p>
+        </w:tc>
+        <w:tc>
+          <w:tcPr>
+            <w:tcW w:w="1559" w:type="dxa"/>
+            <w:tcBorders>
+              <w:top w:val="single" w:sz="4" w:space="0" w:color="auto"/>
+              <w:left w:val="nil"/>
+              <w:bottom w:val="single" w:sz="4" w:space="0" w:color="auto"/>
+              <w:right w:val="single" w:sz="4" w:space="0" w:color="auto"/>
+            </w:tcBorders>
+            <w:shd w:val="clear" w:color="auto" w:fill="auto"/>
+            <w:vAlign w:val="center"/>
+            <w:hideMark/>
+          </w:tcPr>
+          <w:p>
+            <w:pPr>
+              <w:spacing w:after="0" w:line="240" w:lineRule="auto"/>
+              <w:jc w:val="center"/>
+              <w:rPr>
+                <w:rFonts w:ascii="Calibri" w:eastAsia="Times New Roman" w:hAnsi="Calibri" w:cs="Calibri"/>
+                <w:b/>
+                <w:bCs/>
+                <w:color w:val="000000"/>
+                <w:sz w:val="20"/>
+                <w:szCs w:val="20"/>
+                <w:lang w:eastAsia="ru-RU"/>
+              </w:rPr>
+            </w:pPr>
+            <w:proofErr w:type="spellStart"/>
+            <w:r>
+              <w:rPr>
+                <w:rFonts w:ascii="Calibri" w:eastAsia="Times New Roman" w:hAnsi="Calibri" w:cs="Calibri"/>
+                <w:b/>
+                <w:bCs/>
+                <w:color w:val="000000"/>
+                <w:sz w:val="20"/>
+                <w:szCs w:val="20"/>
+                <w:lang w:eastAsia="ru-RU"/>
+              </w:rPr>
+              <w:t>revenue_А</w:t>
+            </w:r>
+            <w:proofErr w:type="spellEnd"/>
+            <w:r>
+              <w:rPr>
+                <w:rFonts w:ascii="Calibri" w:eastAsia="Times New Roman" w:hAnsi="Calibri" w:cs="Calibri"/>
+                <w:b/>
+                <w:bCs/>
+                <w:color w:val="000000"/>
+                <w:sz w:val="20"/>
+                <w:szCs w:val="20"/>
+                <w:lang w:eastAsia="ru-RU"/>
+              </w:rPr>
+              <w:t>, %</w:t>
+            </w:r>
+            <w:r>
+              <w:rPr>
+                <w:rFonts w:ascii="Calibri" w:eastAsia="Times New Roman" w:hAnsi="Calibri" w:cs="Calibri"/>
+                <w:b/>
+                <w:bCs/>
+                <w:color w:val="000000"/>
+                <w:sz w:val="20"/>
+                <w:szCs w:val="20"/>
+                <w:lang w:eastAsia="ru-RU"/>
+              </w:rPr>
+              <w:t xml:space="preserve"> от </w:t>
+            </w:r>
+            <w:proofErr w:type="spellStart"/>
+            <w:r>
+              <w:rPr>
+                <w:rFonts w:ascii="Calibri" w:eastAsia="Times New Roman" w:hAnsi="Calibri" w:cs="Calibri"/>
+                <w:b/>
+                <w:bCs/>
+                <w:color w:val="000000"/>
+                <w:sz w:val="20"/>
+                <w:szCs w:val="20"/>
+                <w:lang w:eastAsia="ru-RU"/>
+              </w:rPr>
+              <w:t>тотал</w:t>
+            </w:r>
+            <w:proofErr w:type="spellEnd"/>
+            <w:r>
+              <w:rPr>
+                <w:rFonts w:ascii="Calibri" w:eastAsia="Times New Roman" w:hAnsi="Calibri" w:cs="Calibri"/>
+                <w:b/>
+                <w:bCs/>
+                <w:color w:val="000000"/>
+                <w:sz w:val="20"/>
+                <w:szCs w:val="20"/>
+                <w:lang w:eastAsia="ru-RU"/>
+              </w:rPr>
+              <w:t xml:space="preserve"> выручки</w:t>
+            </w:r>
+          </w:p>
+        </w:tc>
+        <w:tc>
+          <w:tcPr>
+            <w:tcW w:w="1559" w:type="dxa"/>
+            <w:tcBorders>
+              <w:top w:val="single" w:sz="4" w:space="0" w:color="auto"/>
+              <w:left w:val="nil"/>
+              <w:bottom w:val="single" w:sz="4" w:space="0" w:color="auto"/>
+              <w:right w:val="single" w:sz="4" w:space="0" w:color="auto"/>
+            </w:tcBorders>
+            <w:shd w:val="clear" w:color="auto" w:fill="auto"/>
+            <w:vAlign w:val="center"/>
+            <w:hideMark/>
+          </w:tcPr>
+          <w:p>
+            <w:pPr>
+              <w:spacing w:after="0" w:line="240" w:lineRule="auto"/>
+              <w:jc w:val="center"/>
+              <w:rPr>
+                <w:rFonts w:ascii="Calibri" w:eastAsia="Times New Roman" w:hAnsi="Calibri" w:cs="Calibri"/>
+                <w:b/>
+                <w:bCs/>
+                <w:color w:val="000000"/>
+                <w:sz w:val="20"/>
+                <w:szCs w:val="20"/>
+                <w:lang w:eastAsia="ru-RU"/>
+              </w:rPr>
+            </w:pPr>
+            <w:proofErr w:type="spellStart"/>
+            <w:r>
+              <w:rPr>
+                <w:rFonts w:ascii="Calibri" w:eastAsia="Times New Roman" w:hAnsi="Calibri" w:cs="Calibri"/>
+                <w:b/>
+                <w:bCs/>
+                <w:color w:val="000000"/>
+                <w:sz w:val="20"/>
+                <w:szCs w:val="20"/>
+                <w:lang w:eastAsia="ru-RU"/>
+              </w:rPr>
+              <w:t>revenue_В</w:t>
+            </w:r>
+            <w:proofErr w:type="spellEnd"/>
+            <w:r>
+              <w:rPr>
+                <w:rFonts w:ascii="Calibri" w:eastAsia="Times New Roman" w:hAnsi="Calibri" w:cs="Calibri"/>
+                <w:b/>
+                <w:bCs/>
+                <w:color w:val="000000"/>
+                <w:sz w:val="20"/>
+                <w:szCs w:val="20"/>
+                <w:lang w:eastAsia="ru-RU"/>
+              </w:rPr>
+              <w:t>, %</w:t>
+            </w:r>
+            <w:r>
+              <w:rPr>
+                <w:rFonts w:ascii="Calibri" w:eastAsia="Times New Roman" w:hAnsi="Calibri" w:cs="Calibri"/>
+                <w:b/>
+                <w:bCs/>
+                <w:color w:val="000000"/>
+                <w:sz w:val="20"/>
+                <w:szCs w:val="20"/>
+                <w:lang w:eastAsia="ru-RU"/>
+              </w:rPr>
+              <w:t xml:space="preserve"> от </w:t>
+            </w:r>
+            <w:proofErr w:type="spellStart"/>
+            <w:r>
+              <w:rPr>
+                <w:rFonts w:ascii="Calibri" w:eastAsia="Times New Roman" w:hAnsi="Calibri" w:cs="Calibri"/>
+                <w:b/>
+                <w:bCs/>
+                <w:color w:val="000000"/>
+                <w:sz w:val="20"/>
+                <w:szCs w:val="20"/>
+                <w:lang w:eastAsia="ru-RU"/>
+              </w:rPr>
+              <w:t>тотал</w:t>
+            </w:r>
+            <w:proofErr w:type="spellEnd"/>
+            <w:r>
+              <w:rPr>
+                <w:rFonts w:ascii="Calibri" w:eastAsia="Times New Roman" w:hAnsi="Calibri" w:cs="Calibri"/>
+                <w:b/>
+                <w:bCs/>
+                <w:color w:val="000000"/>
+                <w:sz w:val="20"/>
+                <w:szCs w:val="20"/>
+                <w:lang w:eastAsia="ru-RU"/>
+              </w:rPr>
+              <w:t xml:space="preserve"> выручки</w:t>
+            </w:r>
+          </w:p>
+        </w:tc>
+      </w:tr>
+      <w:bookmarkEnd w:id="0"/>
+      <w:tr>
+        <w:trPr>
+          <w:trHeight w:val="277"/>
+        </w:trPr>
+        <w:tc>
+          <w:tcPr>
+            <w:tcW w:w="1271" w:type="dxa"/>
+            <w:tcBorders>
+              <w:top w:val="nil"/>
+              <w:left w:val="single" w:sz="4" w:space="0" w:color="auto"/>
+              <w:bottom w:val="single" w:sz="4" w:space="0" w:color="auto"/>
+              <w:right w:val="single" w:sz="4" w:space="0" w:color="auto"/>
+            </w:tcBorders>
+            <w:shd w:val="clear" w:color="auto" w:fill="auto"/>
+            <w:vAlign w:val="center"/>
+            <w:hideMark/>
+          </w:tcPr>
+          <w:p>
+            <w:pPr>
+              <w:spacing w:after="0" w:line="240" w:lineRule="auto"/>
+              <w:jc w:val="center"/>
+              <w:rPr>
+                <w:rFonts w:ascii="Calibri" w:eastAsia="Times New Roman" w:hAnsi="Calibri" w:cs="Calibri"/>
+                <w:b/>
+                <w:color w:val="000000"/>
+                <w:sz w:val="20"/>
+                <w:szCs w:val="20"/>
+                <w:lang w:eastAsia="ru-RU"/>
+              </w:rPr>
+            </w:pPr>
+            <w:r>
+              <w:rPr>
+                <w:rFonts w:ascii="Calibri" w:eastAsia="Times New Roman" w:hAnsi="Calibri" w:cs="Calibri"/>
+                <w:b/>
+                <w:color w:val="000000"/>
+                <w:sz w:val="20"/>
+                <w:szCs w:val="20"/>
+                <w:lang w:eastAsia="ru-RU"/>
+              </w:rPr>
+              <w:t>101</w:t>
+            </w:r>
+          </w:p>
+        </w:tc>
+        <w:tc>
+          <w:tcPr>
+            <w:tcW w:w="1559" w:type="dxa"/>
+            <w:tcBorders>
+              <w:top w:val="nil"/>
+              <w:left w:val="nil"/>
+              <w:bottom w:val="single" w:sz="4" w:space="0" w:color="auto"/>
+              <w:right w:val="single" w:sz="4" w:space="0" w:color="auto"/>
+            </w:tcBorders>
+            <w:shd w:val="clear" w:color="auto" w:fill="auto"/>
+            <w:noWrap/>
+            <w:vAlign w:val="bottom"/>
+            <w:hideMark/>
+          </w:tcPr>
+          <w:p>
+            <w:pPr>
+              <w:spacing w:after="0" w:line="240" w:lineRule="auto"/>
+              <w:jc w:val="center"/>
+              <w:rPr>
+                <w:rFonts w:ascii="Calibri" w:eastAsia="Times New Roman" w:hAnsi="Calibri" w:cs="Calibri"/>
+                <w:color w:val="000000"/>
+                <w:lang w:eastAsia="ru-RU"/>
+              </w:rPr>
+            </w:pPr>
+            <w:r>
+              <w:rPr>
+                <w:rFonts w:ascii="Calibri" w:eastAsia="Times New Roman" w:hAnsi="Calibri" w:cs="Calibri"/>
+                <w:color w:val="000000"/>
+                <w:lang w:eastAsia="ru-RU"/>
+              </w:rPr>
+              <w:t>18,4%</w:t>
+            </w:r>
+          </w:p>
+        </w:tc>
+        <w:tc>
+          <w:tcPr>
+            <w:tcW w:w="1560" w:type="dxa"/>
+            <w:tcBorders>
+              <w:top w:val="nil"/>
+              <w:left w:val="nil"/>
+              <w:bottom w:val="single" w:sz="4" w:space="0" w:color="auto"/>
+              <w:right w:val="single" w:sz="4" w:space="0" w:color="auto"/>
+            </w:tcBorders>
+            <w:shd w:val="clear" w:color="auto" w:fill="auto"/>
+            <w:noWrap/>
+            <w:vAlign w:val="bottom"/>
+            <w:hideMark/>
+          </w:tcPr>
+          <w:p>
+            <w:pPr>
+              <w:spacing w:after="0" w:line="240" w:lineRule="auto"/>
+              <w:jc w:val="center"/>
+              <w:rPr>
+                <w:rFonts w:ascii="Calibri" w:eastAsia="Times New Roman" w:hAnsi="Calibri" w:cs="Calibri"/>
+                <w:color w:val="000000"/>
+                <w:lang w:eastAsia="ru-RU"/>
+              </w:rPr>
+            </w:pPr>
+            <w:r>
+              <w:rPr>
+                <w:rFonts w:ascii="Calibri" w:eastAsia="Times New Roman" w:hAnsi="Calibri" w:cs="Calibri"/>
+                <w:color w:val="000000"/>
+                <w:lang w:eastAsia="ru-RU"/>
+              </w:rPr>
+              <w:t>18,4%</w:t>
+            </w:r>
+          </w:p>
+        </w:tc>
+        <w:tc>
+          <w:tcPr>
+            <w:tcW w:w="1559" w:type="dxa"/>
+            <w:tcBorders>
+              <w:top w:val="nil"/>
+              <w:left w:val="nil"/>
+              <w:bottom w:val="single" w:sz="4" w:space="0" w:color="auto"/>
+              <w:right w:val="single" w:sz="4" w:space="0" w:color="auto"/>
+            </w:tcBorders>
+            <w:shd w:val="clear" w:color="auto" w:fill="auto"/>
+            <w:noWrap/>
+            <w:vAlign w:val="bottom"/>
+            <w:hideMark/>
+          </w:tcPr>
+          <w:p>
+            <w:pPr>
+              <w:spacing w:after="0" w:line="240" w:lineRule="auto"/>
+              <w:jc w:val="center"/>
+              <w:rPr>
+                <w:rFonts w:ascii="Calibri" w:eastAsia="Times New Roman" w:hAnsi="Calibri" w:cs="Calibri"/>
+                <w:color w:val="000000"/>
+                <w:lang w:eastAsia="ru-RU"/>
+              </w:rPr>
+            </w:pPr>
+            <w:r>
+              <w:rPr>
+                <w:rFonts w:ascii="Calibri" w:eastAsia="Times New Roman" w:hAnsi="Calibri" w:cs="Calibri"/>
+                <w:color w:val="000000"/>
+                <w:lang w:eastAsia="ru-RU"/>
+              </w:rPr>
+              <w:t>21,3%</w:t>
+            </w:r>
+          </w:p>
+        </w:tc>
+        <w:tc>
+          <w:tcPr>
+            <w:tcW w:w="1559" w:type="dxa"/>
+            <w:tcBorders>
+              <w:top w:val="nil"/>
+              <w:left w:val="nil"/>
+              <w:bottom w:val="single" w:sz="4" w:space="0" w:color="auto"/>
+              <w:right w:val="single" w:sz="4" w:space="0" w:color="auto"/>
+            </w:tcBorders>
+            <w:shd w:val="clear" w:color="auto" w:fill="auto"/>
+            <w:noWrap/>
+            <w:vAlign w:val="bottom"/>
+            <w:hideMark/>
+          </w:tcPr>
+          <w:p>
+            <w:pPr>
+              <w:spacing w:after="0" w:line="240" w:lineRule="auto"/>
+              <w:jc w:val="center"/>
+              <w:rPr>
+                <w:rFonts w:ascii="Calibri" w:eastAsia="Times New Roman" w:hAnsi="Calibri" w:cs="Calibri"/>
+                <w:color w:val="000000"/>
+                <w:lang w:eastAsia="ru-RU"/>
+              </w:rPr>
+            </w:pPr>
+            <w:r>
+              <w:rPr>
+                <w:rFonts w:ascii="Calibri" w:eastAsia="Times New Roman" w:hAnsi="Calibri" w:cs="Calibri"/>
+                <w:color w:val="000000"/>
+                <w:lang w:eastAsia="ru-RU"/>
+              </w:rPr>
+              <w:t>21,0%</w:t>
+            </w:r>
+          </w:p>
+        </w:tc>
+      </w:tr>
+      <w:tr>
+        <w:trPr>
+          <w:trHeight w:val="277"/>
+        </w:trPr>
+        <w:tc>
+          <w:tcPr>
+            <w:tcW w:w="1271" w:type="dxa"/>
+            <w:tcBorders>
+              <w:top w:val="nil"/>
+              <w:left w:val="single" w:sz="4" w:space="0" w:color="auto"/>
+              <w:bottom w:val="single" w:sz="4" w:space="0" w:color="auto"/>
+              <w:right w:val="single" w:sz="4" w:space="0" w:color="auto"/>
+            </w:tcBorders>
+            <w:shd w:val="clear" w:color="auto" w:fill="auto"/>
+            <w:vAlign w:val="center"/>
+            <w:hideMark/>
+          </w:tcPr>
+          <w:p>
+            <w:pPr>
+              <w:spacing w:after="0" w:line="240" w:lineRule="auto"/>
+              <w:jc w:val="center"/>
+              <w:rPr>
+                <w:rFonts w:ascii="Calibri" w:eastAsia="Times New Roman" w:hAnsi="Calibri" w:cs="Calibri"/>
+                <w:b/>
+                <w:color w:val="000000"/>
+                <w:sz w:val="20"/>
+                <w:szCs w:val="20"/>
+                <w:lang w:eastAsia="ru-RU"/>
+              </w:rPr>
+            </w:pPr>
+            <w:r>
+              <w:rPr>
+                <w:rFonts w:ascii="Calibri" w:eastAsia="Times New Roman" w:hAnsi="Calibri" w:cs="Calibri"/>
+                <w:b/>
+                <w:color w:val="000000"/>
+                <w:sz w:val="20"/>
+                <w:szCs w:val="20"/>
+                <w:lang w:eastAsia="ru-RU"/>
+              </w:rPr>
+              <w:t>106</w:t>
+            </w:r>
+          </w:p>
+        </w:tc>
+        <w:tc>
+          <w:tcPr>
+            <w:tcW w:w="1559" w:type="dxa"/>
+            <w:tcBorders>
+              <w:top w:val="nil"/>
+              <w:left w:val="nil"/>
+              <w:bottom w:val="single" w:sz="4" w:space="0" w:color="auto"/>
+              <w:right w:val="single" w:sz="4" w:space="0" w:color="auto"/>
+            </w:tcBorders>
+            <w:shd w:val="clear" w:color="auto" w:fill="auto"/>
+            <w:noWrap/>
+            <w:vAlign w:val="bottom"/>
+            <w:hideMark/>
+          </w:tcPr>
+          <w:p>
+            <w:pPr>
+              <w:spacing w:after="0" w:line="240" w:lineRule="auto"/>
+              <w:jc w:val="center"/>
+              <w:rPr>
+                <w:rFonts w:ascii="Calibri" w:eastAsia="Times New Roman" w:hAnsi="Calibri" w:cs="Calibri"/>
+                <w:color w:val="000000"/>
+                <w:lang w:eastAsia="ru-RU"/>
+              </w:rPr>
+            </w:pPr>
+            <w:r>
+              <w:rPr>
+                <w:rFonts w:ascii="Calibri" w:eastAsia="Times New Roman" w:hAnsi="Calibri" w:cs="Calibri"/>
+                <w:color w:val="000000"/>
+                <w:lang w:eastAsia="ru-RU"/>
+              </w:rPr>
+              <w:t>17,0%</w:t>
+            </w:r>
+          </w:p>
+        </w:tc>
+        <w:tc>
+          <w:tcPr>
+            <w:tcW w:w="1560" w:type="dxa"/>
+            <w:tcBorders>
+              <w:top w:val="nil"/>
+              <w:left w:val="nil"/>
+              <w:bottom w:val="single" w:sz="4" w:space="0" w:color="auto"/>
+              <w:right w:val="single" w:sz="4" w:space="0" w:color="auto"/>
+            </w:tcBorders>
+            <w:shd w:val="clear" w:color="auto" w:fill="auto"/>
+            <w:noWrap/>
+            <w:vAlign w:val="bottom"/>
+            <w:hideMark/>
+          </w:tcPr>
+          <w:p>
+            <w:pPr>
+              <w:spacing w:after="0" w:line="240" w:lineRule="auto"/>
+              <w:jc w:val="center"/>
+              <w:rPr>
+                <w:rFonts w:ascii="Calibri" w:eastAsia="Times New Roman" w:hAnsi="Calibri" w:cs="Calibri"/>
+                <w:color w:val="000000"/>
+                <w:lang w:eastAsia="ru-RU"/>
+              </w:rPr>
+            </w:pPr>
+            <w:r>
+              <w:rPr>
+                <w:rFonts w:ascii="Calibri" w:eastAsia="Times New Roman" w:hAnsi="Calibri" w:cs="Calibri"/>
+                <w:color w:val="000000"/>
+                <w:lang w:eastAsia="ru-RU"/>
+              </w:rPr>
+              <w:t>16,2%</w:t>
+            </w:r>
+          </w:p>
+        </w:tc>
+        <w:tc>
+          <w:tcPr>
+            <w:tcW w:w="1559" w:type="dxa"/>
+            <w:tcBorders>
+              <w:top w:val="nil"/>
+              <w:left w:val="nil"/>
+              <w:bottom w:val="single" w:sz="4" w:space="0" w:color="auto"/>
+              <w:right w:val="single" w:sz="4" w:space="0" w:color="auto"/>
+            </w:tcBorders>
+            <w:shd w:val="clear" w:color="auto" w:fill="auto"/>
+            <w:noWrap/>
+            <w:vAlign w:val="bottom"/>
+            <w:hideMark/>
+          </w:tcPr>
+          <w:p>
+            <w:pPr>
+              <w:spacing w:after="0" w:line="240" w:lineRule="auto"/>
+              <w:jc w:val="center"/>
+              <w:rPr>
+                <w:rFonts w:ascii="Calibri" w:eastAsia="Times New Roman" w:hAnsi="Calibri" w:cs="Calibri"/>
+                <w:color w:val="000000"/>
+                <w:lang w:eastAsia="ru-RU"/>
+              </w:rPr>
+            </w:pPr>
+            <w:r>
+              <w:rPr>
+                <w:rFonts w:ascii="Calibri" w:eastAsia="Times New Roman" w:hAnsi="Calibri" w:cs="Calibri"/>
+                <w:color w:val="000000"/>
+                <w:lang w:eastAsia="ru-RU"/>
+              </w:rPr>
+              <w:t>13,0%</w:t>
+            </w:r>
+          </w:p>
+        </w:tc>
+        <w:tc>
+          <w:tcPr>
+            <w:tcW w:w="1559" w:type="dxa"/>
+            <w:tcBorders>
+              <w:top w:val="nil"/>
+              <w:left w:val="nil"/>
+              <w:bottom w:val="single" w:sz="4" w:space="0" w:color="auto"/>
+              <w:right w:val="single" w:sz="4" w:space="0" w:color="auto"/>
+            </w:tcBorders>
+            <w:shd w:val="clear" w:color="auto" w:fill="auto"/>
+            <w:noWrap/>
+            <w:vAlign w:val="bottom"/>
+            <w:hideMark/>
+          </w:tcPr>
+          <w:p>
+            <w:pPr>
+              <w:spacing w:after="0" w:line="240" w:lineRule="auto"/>
+              <w:jc w:val="center"/>
+              <w:rPr>
+                <w:rFonts w:ascii="Calibri" w:eastAsia="Times New Roman" w:hAnsi="Calibri" w:cs="Calibri"/>
+                <w:color w:val="000000"/>
+                <w:lang w:eastAsia="ru-RU"/>
+              </w:rPr>
+            </w:pPr>
+            <w:r>
+              <w:rPr>
+                <w:rFonts w:ascii="Calibri" w:eastAsia="Times New Roman" w:hAnsi="Calibri" w:cs="Calibri"/>
+                <w:color w:val="000000"/>
+                <w:lang w:eastAsia="ru-RU"/>
+              </w:rPr>
+              <w:t>12,7%</w:t>
+            </w:r>
+          </w:p>
+        </w:tc>
+      </w:tr>
+      <w:tr>
+        <w:trPr>
+          <w:trHeight w:val="277"/>
+        </w:trPr>
+        <w:tc>
+          <w:tcPr>
+            <w:tcW w:w="1271" w:type="dxa"/>
+            <w:tcBorders>
+              <w:top w:val="nil"/>
+              <w:left w:val="single" w:sz="4" w:space="0" w:color="auto"/>
+              <w:bottom w:val="single" w:sz="4" w:space="0" w:color="auto"/>
+              <w:right w:val="single" w:sz="4" w:space="0" w:color="auto"/>
+            </w:tcBorders>
+            <w:shd w:val="clear" w:color="auto" w:fill="C5E0B3" w:themeFill="accent6" w:themeFillTint="66"/>
+            <w:vAlign w:val="center"/>
+            <w:hideMark/>
+          </w:tcPr>
+          <w:p>
+            <w:pPr>
+              <w:spacing w:after="0" w:line="240" w:lineRule="auto"/>
+              <w:jc w:val="center"/>
+              <w:rPr>
+                <w:rFonts w:ascii="Calibri" w:eastAsia="Times New Roman" w:hAnsi="Calibri" w:cs="Calibri"/>
+                <w:b/>
+                <w:color w:val="000000"/>
+                <w:sz w:val="20"/>
+                <w:szCs w:val="20"/>
+                <w:lang w:eastAsia="ru-RU"/>
+              </w:rPr>
+            </w:pPr>
+            <w:r>
+              <w:rPr>
+                <w:rFonts w:ascii="Calibri" w:eastAsia="Times New Roman" w:hAnsi="Calibri" w:cs="Calibri"/>
+                <w:b/>
+                <w:color w:val="000000"/>
+                <w:sz w:val="20"/>
+                <w:szCs w:val="20"/>
+                <w:lang w:eastAsia="ru-RU"/>
+              </w:rPr>
+              <w:t>111</w:t>
+            </w:r>
+          </w:p>
+        </w:tc>
+        <w:tc>
+          <w:tcPr>
+            <w:tcW w:w="1559" w:type="dxa"/>
+            <w:tcBorders>
+              <w:top w:val="nil"/>
+              <w:left w:val="nil"/>
+              <w:bottom w:val="single" w:sz="4" w:space="0" w:color="auto"/>
+              <w:right w:val="single" w:sz="4" w:space="0" w:color="auto"/>
+            </w:tcBorders>
+            <w:shd w:val="clear" w:color="auto" w:fill="C5E0B3" w:themeFill="accent6" w:themeFillTint="66"/>
+            <w:noWrap/>
+            <w:vAlign w:val="bottom"/>
+            <w:hideMark/>
+          </w:tcPr>
+          <w:p>
+            <w:pPr>
+              <w:spacing w:after="0" w:line="240" w:lineRule="auto"/>
+              <w:jc w:val="center"/>
+              <w:rPr>
+                <w:rFonts w:ascii="Calibri" w:eastAsia="Times New Roman" w:hAnsi="Calibri" w:cs="Calibri"/>
+                <w:color w:val="000000"/>
+                <w:lang w:eastAsia="ru-RU"/>
+              </w:rPr>
+            </w:pPr>
+            <w:r>
+              <w:rPr>
+                <w:rFonts w:ascii="Calibri" w:eastAsia="Times New Roman" w:hAnsi="Calibri" w:cs="Calibri"/>
+                <w:color w:val="000000"/>
+                <w:lang w:eastAsia="ru-RU"/>
+              </w:rPr>
+              <w:t>14,1%</w:t>
+            </w:r>
+          </w:p>
+        </w:tc>
+        <w:tc>
+          <w:tcPr>
+            <w:tcW w:w="1560" w:type="dxa"/>
+            <w:tcBorders>
+              <w:top w:val="nil"/>
+              <w:left w:val="nil"/>
+              <w:bottom w:val="single" w:sz="4" w:space="0" w:color="auto"/>
+              <w:right w:val="single" w:sz="4" w:space="0" w:color="auto"/>
+            </w:tcBorders>
+            <w:shd w:val="clear" w:color="auto" w:fill="C5E0B3" w:themeFill="accent6" w:themeFillTint="66"/>
+            <w:noWrap/>
+            <w:vAlign w:val="bottom"/>
+            <w:hideMark/>
+          </w:tcPr>
+          <w:p>
+            <w:pPr>
+              <w:spacing w:after="0" w:line="240" w:lineRule="auto"/>
+              <w:jc w:val="center"/>
+              <w:rPr>
+                <w:rFonts w:ascii="Calibri" w:eastAsia="Times New Roman" w:hAnsi="Calibri" w:cs="Calibri"/>
+                <w:color w:val="000000"/>
+                <w:lang w:eastAsia="ru-RU"/>
+              </w:rPr>
+            </w:pPr>
+            <w:r>
+              <w:rPr>
+                <w:rFonts w:ascii="Calibri" w:eastAsia="Times New Roman" w:hAnsi="Calibri" w:cs="Calibri"/>
+                <w:color w:val="000000"/>
+                <w:lang w:eastAsia="ru-RU"/>
+              </w:rPr>
+              <w:t>14,1%</w:t>
+            </w:r>
+          </w:p>
+        </w:tc>
+        <w:tc>
+          <w:tcPr>
+            <w:tcW w:w="1559" w:type="dxa"/>
+            <w:tcBorders>
+              <w:top w:val="nil"/>
+              <w:left w:val="nil"/>
+              <w:bottom w:val="single" w:sz="4" w:space="0" w:color="auto"/>
+              <w:right w:val="single" w:sz="4" w:space="0" w:color="auto"/>
+            </w:tcBorders>
+            <w:shd w:val="clear" w:color="auto" w:fill="C5E0B3" w:themeFill="accent6" w:themeFillTint="66"/>
+            <w:noWrap/>
+            <w:vAlign w:val="bottom"/>
+            <w:hideMark/>
+          </w:tcPr>
+          <w:p>
+            <w:pPr>
+              <w:spacing w:after="0" w:line="240" w:lineRule="auto"/>
+              <w:jc w:val="center"/>
+              <w:rPr>
+                <w:rFonts w:ascii="Calibri" w:eastAsia="Times New Roman" w:hAnsi="Calibri" w:cs="Calibri"/>
+                <w:color w:val="000000"/>
+                <w:lang w:eastAsia="ru-RU"/>
+              </w:rPr>
+            </w:pPr>
+            <w:r>
+              <w:rPr>
+                <w:rFonts w:ascii="Calibri" w:eastAsia="Times New Roman" w:hAnsi="Calibri" w:cs="Calibri"/>
+                <w:color w:val="000000"/>
+                <w:lang w:eastAsia="ru-RU"/>
+              </w:rPr>
+              <w:t>49,0%</w:t>
+            </w:r>
+          </w:p>
+        </w:tc>
+        <w:tc>
+          <w:tcPr>
+            <w:tcW w:w="1559" w:type="dxa"/>
+            <w:tcBorders>
+              <w:top w:val="nil"/>
+              <w:left w:val="nil"/>
+              <w:bottom w:val="single" w:sz="4" w:space="0" w:color="auto"/>
+              <w:right w:val="single" w:sz="4" w:space="0" w:color="auto"/>
+            </w:tcBorders>
+            <w:shd w:val="clear" w:color="auto" w:fill="C5E0B3" w:themeFill="accent6" w:themeFillTint="66"/>
+            <w:noWrap/>
+            <w:vAlign w:val="bottom"/>
+            <w:hideMark/>
+          </w:tcPr>
+          <w:p>
+            <w:pPr>
+              <w:spacing w:after="0" w:line="240" w:lineRule="auto"/>
+              <w:jc w:val="center"/>
+              <w:rPr>
+                <w:rFonts w:ascii="Calibri" w:eastAsia="Times New Roman" w:hAnsi="Calibri" w:cs="Calibri"/>
+                <w:color w:val="000000"/>
+                <w:lang w:eastAsia="ru-RU"/>
+              </w:rPr>
+            </w:pPr>
+            <w:r>
+              <w:rPr>
+                <w:rFonts w:ascii="Calibri" w:eastAsia="Times New Roman" w:hAnsi="Calibri" w:cs="Calibri"/>
+                <w:color w:val="000000"/>
+                <w:lang w:eastAsia="ru-RU"/>
+              </w:rPr>
+              <w:t>49,0%</w:t>
+            </w:r>
+          </w:p>
+        </w:tc>
+      </w:tr>
+      <w:tr>
+        <w:trPr>
+          <w:trHeight w:val="277"/>
+        </w:trPr>
+        <w:tc>
+          <w:tcPr>
+            <w:tcW w:w="1271" w:type="dxa"/>
+            <w:tcBorders>
+              <w:top w:val="nil"/>
+              <w:left w:val="single" w:sz="4" w:space="0" w:color="auto"/>
+              <w:bottom w:val="single" w:sz="4" w:space="0" w:color="auto"/>
+              <w:right w:val="single" w:sz="4" w:space="0" w:color="auto"/>
+            </w:tcBorders>
+            <w:shd w:val="clear" w:color="auto" w:fill="F7CAAC" w:themeFill="accent2" w:themeFillTint="66"/>
+            <w:vAlign w:val="center"/>
+            <w:hideMark/>
+          </w:tcPr>
+          <w:p>
+            <w:pPr>
+              <w:spacing w:after="0" w:line="240" w:lineRule="auto"/>
+              <w:jc w:val="center"/>
+              <w:rPr>
+                <w:rFonts w:ascii="Calibri" w:eastAsia="Times New Roman" w:hAnsi="Calibri" w:cs="Calibri"/>
+                <w:b/>
+                <w:color w:val="000000"/>
+                <w:sz w:val="20"/>
+                <w:szCs w:val="20"/>
+                <w:lang w:eastAsia="ru-RU"/>
+              </w:rPr>
+            </w:pPr>
+            <w:r>
+              <w:rPr>
+                <w:rFonts w:ascii="Calibri" w:eastAsia="Times New Roman" w:hAnsi="Calibri" w:cs="Calibri"/>
+                <w:b/>
+                <w:color w:val="000000"/>
+                <w:sz w:val="20"/>
+                <w:szCs w:val="20"/>
+                <w:lang w:eastAsia="ru-RU"/>
+              </w:rPr>
+              <w:t>123</w:t>
+            </w:r>
+          </w:p>
+        </w:tc>
+        <w:tc>
+          <w:tcPr>
+            <w:tcW w:w="1559" w:type="dxa"/>
+            <w:tcBorders>
+              <w:top w:val="nil"/>
+              <w:left w:val="nil"/>
+              <w:bottom w:val="single" w:sz="4" w:space="0" w:color="auto"/>
+              <w:right w:val="single" w:sz="4" w:space="0" w:color="auto"/>
+            </w:tcBorders>
+            <w:shd w:val="clear" w:color="auto" w:fill="F7CAAC" w:themeFill="accent2" w:themeFillTint="66"/>
+            <w:noWrap/>
+            <w:vAlign w:val="bottom"/>
+            <w:hideMark/>
+          </w:tcPr>
+          <w:p>
+            <w:pPr>
+              <w:spacing w:after="0" w:line="240" w:lineRule="auto"/>
+              <w:jc w:val="center"/>
+              <w:rPr>
+                <w:rFonts w:ascii="Calibri" w:eastAsia="Times New Roman" w:hAnsi="Calibri" w:cs="Calibri"/>
+                <w:color w:val="000000"/>
+                <w:lang w:eastAsia="ru-RU"/>
+              </w:rPr>
+            </w:pPr>
+            <w:r>
+              <w:rPr>
+                <w:rFonts w:ascii="Calibri" w:eastAsia="Times New Roman" w:hAnsi="Calibri" w:cs="Calibri"/>
+                <w:color w:val="000000"/>
+                <w:lang w:eastAsia="ru-RU"/>
+              </w:rPr>
+              <w:t>23,5%</w:t>
+            </w:r>
+          </w:p>
+        </w:tc>
+        <w:tc>
+          <w:tcPr>
+            <w:tcW w:w="1560" w:type="dxa"/>
+            <w:tcBorders>
+              <w:top w:val="nil"/>
+              <w:left w:val="nil"/>
+              <w:bottom w:val="single" w:sz="4" w:space="0" w:color="auto"/>
+              <w:right w:val="single" w:sz="4" w:space="0" w:color="auto"/>
+            </w:tcBorders>
+            <w:shd w:val="clear" w:color="auto" w:fill="F7CAAC" w:themeFill="accent2" w:themeFillTint="66"/>
+            <w:noWrap/>
+            <w:vAlign w:val="bottom"/>
+            <w:hideMark/>
+          </w:tcPr>
+          <w:p>
+            <w:pPr>
+              <w:spacing w:after="0" w:line="240" w:lineRule="auto"/>
+              <w:jc w:val="center"/>
+              <w:rPr>
+                <w:rFonts w:ascii="Calibri" w:eastAsia="Times New Roman" w:hAnsi="Calibri" w:cs="Calibri"/>
+                <w:color w:val="000000"/>
+                <w:lang w:eastAsia="ru-RU"/>
+              </w:rPr>
+            </w:pPr>
+            <w:r>
+              <w:rPr>
+                <w:rFonts w:ascii="Calibri" w:eastAsia="Times New Roman" w:hAnsi="Calibri" w:cs="Calibri"/>
+                <w:color w:val="000000"/>
+                <w:lang w:eastAsia="ru-RU"/>
+              </w:rPr>
+              <w:t>24,1%</w:t>
+            </w:r>
+          </w:p>
+        </w:tc>
+        <w:tc>
+          <w:tcPr>
+            <w:tcW w:w="1559" w:type="dxa"/>
+            <w:tcBorders>
+              <w:top w:val="nil"/>
+              <w:left w:val="nil"/>
+              <w:bottom w:val="single" w:sz="4" w:space="0" w:color="auto"/>
+              <w:right w:val="single" w:sz="4" w:space="0" w:color="auto"/>
+            </w:tcBorders>
+            <w:shd w:val="clear" w:color="auto" w:fill="F7CAAC" w:themeFill="accent2" w:themeFillTint="66"/>
+            <w:noWrap/>
+            <w:vAlign w:val="bottom"/>
+            <w:hideMark/>
+          </w:tcPr>
+          <w:p>
+            <w:pPr>
+              <w:spacing w:after="0" w:line="240" w:lineRule="auto"/>
+              <w:jc w:val="center"/>
+              <w:rPr>
+                <w:rFonts w:ascii="Calibri" w:eastAsia="Times New Roman" w:hAnsi="Calibri" w:cs="Calibri"/>
+                <w:color w:val="000000"/>
+                <w:lang w:eastAsia="ru-RU"/>
+              </w:rPr>
+            </w:pPr>
+            <w:r>
+              <w:rPr>
+                <w:rFonts w:ascii="Calibri" w:eastAsia="Times New Roman" w:hAnsi="Calibri" w:cs="Calibri"/>
+                <w:color w:val="000000"/>
+                <w:lang w:eastAsia="ru-RU"/>
+              </w:rPr>
+              <w:t>7,1%</w:t>
+            </w:r>
+          </w:p>
+        </w:tc>
+        <w:tc>
+          <w:tcPr>
+            <w:tcW w:w="1559" w:type="dxa"/>
+            <w:tcBorders>
+              <w:top w:val="nil"/>
+              <w:left w:val="nil"/>
+              <w:bottom w:val="single" w:sz="4" w:space="0" w:color="auto"/>
+              <w:right w:val="single" w:sz="4" w:space="0" w:color="auto"/>
+            </w:tcBorders>
+            <w:shd w:val="clear" w:color="auto" w:fill="F7CAAC" w:themeFill="accent2" w:themeFillTint="66"/>
+            <w:noWrap/>
+            <w:vAlign w:val="bottom"/>
+            <w:hideMark/>
+          </w:tcPr>
+          <w:p>
+            <w:pPr>
+              <w:spacing w:after="0" w:line="240" w:lineRule="auto"/>
+              <w:jc w:val="center"/>
+              <w:rPr>
+                <w:rFonts w:ascii="Calibri" w:eastAsia="Times New Roman" w:hAnsi="Calibri" w:cs="Calibri"/>
+                <w:color w:val="000000"/>
+                <w:lang w:eastAsia="ru-RU"/>
+              </w:rPr>
+            </w:pPr>
+            <w:r>
+              <w:rPr>
+                <w:rFonts w:ascii="Calibri" w:eastAsia="Times New Roman" w:hAnsi="Calibri" w:cs="Calibri"/>
+                <w:color w:val="000000"/>
+                <w:lang w:eastAsia="ru-RU"/>
+              </w:rPr>
+              <w:t>7,7%</w:t>
+            </w:r>
+          </w:p>
+        </w:tc>
+      </w:tr>
+      <w:tr>
+        <w:trPr>
+          <w:trHeight w:val="277"/>
+        </w:trPr>
+        <w:tc>
+          <w:tcPr>
+            <w:tcW w:w="1271" w:type="dxa"/>
+            <w:tcBorders>
+              <w:top w:val="nil"/>
+              <w:left w:val="single" w:sz="4" w:space="0" w:color="auto"/>
+              <w:bottom w:val="single" w:sz="4" w:space="0" w:color="auto"/>
+              <w:right w:val="single" w:sz="4" w:space="0" w:color="auto"/>
+            </w:tcBorders>
+            <w:shd w:val="clear" w:color="auto" w:fill="F7CAAC" w:themeFill="accent2" w:themeFillTint="66"/>
+            <w:vAlign w:val="center"/>
+            <w:hideMark/>
+          </w:tcPr>
+          <w:p>
+            <w:pPr>
+              <w:spacing w:after="0" w:line="240" w:lineRule="auto"/>
+              <w:jc w:val="center"/>
+              <w:rPr>
+                <w:rFonts w:ascii="Calibri" w:eastAsia="Times New Roman" w:hAnsi="Calibri" w:cs="Calibri"/>
+                <w:b/>
+                <w:color w:val="000000"/>
+                <w:sz w:val="20"/>
+                <w:szCs w:val="20"/>
+                <w:lang w:eastAsia="ru-RU"/>
+              </w:rPr>
+            </w:pPr>
+            <w:r>
+              <w:rPr>
+                <w:rFonts w:ascii="Calibri" w:eastAsia="Times New Roman" w:hAnsi="Calibri" w:cs="Calibri"/>
+                <w:b/>
+                <w:color w:val="000000"/>
+                <w:sz w:val="20"/>
+                <w:szCs w:val="20"/>
+                <w:lang w:eastAsia="ru-RU"/>
+              </w:rPr>
+              <w:t>373</w:t>
+            </w:r>
+          </w:p>
+        </w:tc>
+        <w:tc>
+          <w:tcPr>
+            <w:tcW w:w="1559" w:type="dxa"/>
+            <w:tcBorders>
+              <w:top w:val="nil"/>
+              <w:left w:val="nil"/>
+              <w:bottom w:val="single" w:sz="4" w:space="0" w:color="auto"/>
+              <w:right w:val="single" w:sz="4" w:space="0" w:color="auto"/>
+            </w:tcBorders>
+            <w:shd w:val="clear" w:color="auto" w:fill="F7CAAC" w:themeFill="accent2" w:themeFillTint="66"/>
+            <w:noWrap/>
+            <w:vAlign w:val="bottom"/>
+            <w:hideMark/>
+          </w:tcPr>
+          <w:p>
+            <w:pPr>
+              <w:spacing w:after="0" w:line="240" w:lineRule="auto"/>
+              <w:jc w:val="center"/>
+              <w:rPr>
+                <w:rFonts w:ascii="Calibri" w:eastAsia="Times New Roman" w:hAnsi="Calibri" w:cs="Calibri"/>
+                <w:color w:val="000000"/>
+                <w:lang w:eastAsia="ru-RU"/>
+              </w:rPr>
+            </w:pPr>
+            <w:r>
+              <w:rPr>
+                <w:rFonts w:ascii="Calibri" w:eastAsia="Times New Roman" w:hAnsi="Calibri" w:cs="Calibri"/>
+                <w:color w:val="000000"/>
+                <w:lang w:eastAsia="ru-RU"/>
+              </w:rPr>
+              <w:t>27,1%</w:t>
+            </w:r>
+          </w:p>
+        </w:tc>
+        <w:tc>
+          <w:tcPr>
+            <w:tcW w:w="1560" w:type="dxa"/>
+            <w:tcBorders>
+              <w:top w:val="nil"/>
+              <w:left w:val="nil"/>
+              <w:bottom w:val="single" w:sz="4" w:space="0" w:color="auto"/>
+              <w:right w:val="single" w:sz="4" w:space="0" w:color="auto"/>
+            </w:tcBorders>
+            <w:shd w:val="clear" w:color="auto" w:fill="F7CAAC" w:themeFill="accent2" w:themeFillTint="66"/>
+            <w:noWrap/>
+            <w:vAlign w:val="bottom"/>
+            <w:hideMark/>
+          </w:tcPr>
+          <w:p>
+            <w:pPr>
+              <w:spacing w:after="0" w:line="240" w:lineRule="auto"/>
+              <w:jc w:val="center"/>
+              <w:rPr>
+                <w:rFonts w:ascii="Calibri" w:eastAsia="Times New Roman" w:hAnsi="Calibri" w:cs="Calibri"/>
+                <w:color w:val="000000"/>
+                <w:lang w:eastAsia="ru-RU"/>
+              </w:rPr>
+            </w:pPr>
+            <w:r>
+              <w:rPr>
+                <w:rFonts w:ascii="Calibri" w:eastAsia="Times New Roman" w:hAnsi="Calibri" w:cs="Calibri"/>
+                <w:color w:val="000000"/>
+                <w:lang w:eastAsia="ru-RU"/>
+              </w:rPr>
+              <w:t>27,2%</w:t>
+            </w:r>
+          </w:p>
+        </w:tc>
+        <w:tc>
+          <w:tcPr>
+            <w:tcW w:w="1559" w:type="dxa"/>
+            <w:tcBorders>
+              <w:top w:val="nil"/>
+              <w:left w:val="nil"/>
+              <w:bottom w:val="single" w:sz="4" w:space="0" w:color="auto"/>
+              <w:right w:val="single" w:sz="4" w:space="0" w:color="auto"/>
+            </w:tcBorders>
+            <w:shd w:val="clear" w:color="auto" w:fill="F7CAAC" w:themeFill="accent2" w:themeFillTint="66"/>
+            <w:noWrap/>
+            <w:vAlign w:val="bottom"/>
+            <w:hideMark/>
+          </w:tcPr>
+          <w:p>
+            <w:pPr>
+              <w:spacing w:after="0" w:line="240" w:lineRule="auto"/>
+              <w:jc w:val="center"/>
+              <w:rPr>
+                <w:rFonts w:ascii="Calibri" w:eastAsia="Times New Roman" w:hAnsi="Calibri" w:cs="Calibri"/>
+                <w:color w:val="000000"/>
+                <w:lang w:eastAsia="ru-RU"/>
+              </w:rPr>
+            </w:pPr>
+            <w:r>
+              <w:rPr>
+                <w:rFonts w:ascii="Calibri" w:eastAsia="Times New Roman" w:hAnsi="Calibri" w:cs="Calibri"/>
+                <w:color w:val="000000"/>
+                <w:lang w:eastAsia="ru-RU"/>
+              </w:rPr>
+              <w:t>9,6%</w:t>
+            </w:r>
+          </w:p>
+        </w:tc>
+        <w:tc>
+          <w:tcPr>
+            <w:tcW w:w="1559" w:type="dxa"/>
+            <w:tcBorders>
+              <w:top w:val="nil"/>
+              <w:left w:val="nil"/>
+              <w:bottom w:val="single" w:sz="4" w:space="0" w:color="auto"/>
+              <w:right w:val="single" w:sz="4" w:space="0" w:color="auto"/>
+            </w:tcBorders>
+            <w:shd w:val="clear" w:color="auto" w:fill="F7CAAC" w:themeFill="accent2" w:themeFillTint="66"/>
+            <w:noWrap/>
+            <w:vAlign w:val="bottom"/>
+            <w:hideMark/>
+          </w:tcPr>
+          <w:p>
+            <w:pPr>
+              <w:spacing w:after="0" w:line="240" w:lineRule="auto"/>
+              <w:jc w:val="center"/>
+              <w:rPr>
+                <w:rFonts w:ascii="Calibri" w:eastAsia="Times New Roman" w:hAnsi="Calibri" w:cs="Calibri"/>
+                <w:color w:val="000000"/>
+                <w:lang w:eastAsia="ru-RU"/>
+              </w:rPr>
+            </w:pPr>
+            <w:r>
+              <w:rPr>
+                <w:rFonts w:ascii="Calibri" w:eastAsia="Times New Roman" w:hAnsi="Calibri" w:cs="Calibri"/>
+                <w:color w:val="000000"/>
+                <w:lang w:eastAsia="ru-RU"/>
+              </w:rPr>
+              <w:t>9,7%</w:t>
+            </w:r>
+          </w:p>
+        </w:tc>
+      </w:tr>
+    </w:tbl>
+    <w:p>
+      <w:pPr>
+        <w:rPr>
+          <w:b/>
+        </w:rPr>
       </w:pPr>
-      <w:r>
-        <w:rPr>
-          <w:highlight w:val="lightGray"/>
-        </w:rPr>
-        <w:lastRenderedPageBreak/>
-        <w:t xml:space="preserve">3. </w:t>
-      </w:r>
-      <w:r>
-        <w:rPr>
-          <w:highlight w:val="lightGray"/>
-          <w:lang w:val="en-US"/>
-        </w:rPr>
-        <w:t>Revenue</w:t>
+    </w:p>
+    <w:p/>
+    <w:p>
+      <w:r>
+        <w:rPr>
+          <w:b/>
+          <w:sz w:val="32"/>
+          <w:szCs w:val="32"/>
+        </w:rPr>
+        <w:t xml:space="preserve">Итоговое заключение по страте </w:t>
+      </w:r>
+      <w:r>
+        <w:rPr>
+          <w:b/>
+          <w:sz w:val="32"/>
+          <w:szCs w:val="32"/>
+          <w:lang w:val="en-US"/>
+        </w:rPr>
+        <w:t>Desktop</w:t>
+      </w:r>
+      <w:r>
+        <w:rPr>
+          <w:b/>
+          <w:sz w:val="32"/>
+          <w:szCs w:val="32"/>
+        </w:rPr>
+        <w:t>:</w:t>
+      </w:r>
+      <w:r>
+        <w:rPr>
+          <w:b/>
+          <w:sz w:val="32"/>
+          <w:szCs w:val="32"/>
+        </w:rPr>
+        <w:br/>
+      </w:r>
+      <w:r>
+        <w:rPr>
+          <w:color w:val="FF0000"/>
+        </w:rPr>
+        <w:t>Тест провален</w:t>
+      </w:r>
+      <w:r>
+        <w:t>. Изменения внедрять нельзя</w:t>
+      </w:r>
+      <w:r>
+        <w:t>:</w:t>
+      </w:r>
+      <w:r>
+        <w:br/>
+        <w:t xml:space="preserve"> </w:t>
+      </w:r>
+      <w:r>
+        <w:tab/>
+        <w:t>1. Общая выручка упала на 2,5%</w:t>
+      </w:r>
+      <w:r>
+        <w:br/>
+        <w:t xml:space="preserve"> </w:t>
+      </w:r>
+      <w:r>
+        <w:tab/>
+        <w:t>2. Убита органика (-47,6% кликов). Это долгосрочная ценность</w:t>
+      </w:r>
+      <w:r>
+        <w:br/>
+        <w:t xml:space="preserve"> </w:t>
+      </w:r>
+      <w:r>
+        <w:tab/>
+        <w:t>3. Упала видимость контента – пользователи проводят меньше времени на сайте</w:t>
+      </w:r>
+      <w:r>
+        <w:br/>
+        <w:t xml:space="preserve"> </w:t>
+      </w:r>
+      <w:r>
+        <w:tab/>
+        <w:t xml:space="preserve">4. Цена клика снизилась. </w:t>
+      </w:r>
+    </w:p>
+    <w:p>
+      <w:r>
+        <w:rPr>
+          <w:b/>
+        </w:rPr>
+        <w:t>Рекомендации</w:t>
+      </w:r>
+      <w:r>
+        <w:rPr>
+          <w:b/>
+        </w:rPr>
+        <w:t>:</w:t>
+      </w:r>
+      <w:r>
+        <w:rPr>
+          <w:b/>
+        </w:rPr>
+        <w:br/>
+      </w:r>
+      <w:r>
+        <w:t xml:space="preserve"> </w:t>
+      </w:r>
+      <w:r>
+        <w:tab/>
+        <w:t>1. Отклонить изменения, текущая версия В хуже для бизнеса</w:t>
+      </w:r>
+      <w:r>
+        <w:br/>
+        <w:t xml:space="preserve"> </w:t>
+      </w:r>
+      <w:r>
+        <w:tab/>
+        <w:t>2. Попробовать другую гипотезу</w:t>
+      </w:r>
+      <w:r>
+        <w:br/>
+        <w:t xml:space="preserve"> </w:t>
+      </w:r>
+      <w:r>
+        <w:tab/>
+        <w:t>3. Изучить опыт отдельных издательств: 111 имеет самый маленький трафик (14%), приносит самый большой доход (49%); 123 имеет огромный трафик (23,5%), приносит самый низкий доход (7</w:t>
+      </w:r>
+      <w:r>
+        <w:t>,7</w:t>
+      </w:r>
+      <w:r>
+        <w:t>%)</w:t>
+      </w:r>
+      <w:r>
+        <w:t>; 373 имеет огромный трафик (27,1%), приносит низкий доход (9,7%). Рассмотреть различные гипотезы: тематика издательства, отзывы пользователей, ошибки верстки, загрузка страниц и т.д.</w:t>
+      </w:r>
+    </w:p>
+    <w:p/>
+    <w:p>
+      <w:r>
+        <w:rPr>
+          <w:b/>
+          <w:sz w:val="28"/>
+          <w:szCs w:val="28"/>
+          <w:lang w:val="en-US"/>
+        </w:rPr>
+        <w:t>Mobile</w:t>
+      </w:r>
+      <w:r>
+        <w:rPr>
+          <w:b/>
+          <w:sz w:val="28"/>
+          <w:szCs w:val="28"/>
+        </w:rPr>
+        <w:t xml:space="preserve"> </w:t>
+      </w:r>
+      <w:r>
+        <w:rPr>
+          <w:b/>
+          <w:sz w:val="28"/>
+          <w:szCs w:val="28"/>
+        </w:rPr>
+        <w:t>страта</w:t>
+      </w:r>
+      <w:r>
+        <w:t>.</w:t>
       </w:r>
     </w:p>
     <w:p>
       <w:pPr>
         <w:rPr>
+          <w:highlight w:val="lightGray"/>
+        </w:rPr>
+      </w:pPr>
+      <w:r>
+        <w:rPr>
+          <w:b/>
+          <w:highlight w:val="lightGray"/>
+        </w:rPr>
+        <w:t xml:space="preserve">Проверка </w:t>
+      </w:r>
+      <w:r>
+        <w:rPr>
+          <w:b/>
+          <w:highlight w:val="lightGray"/>
+        </w:rPr>
+        <w:t>ключевых метрик</w:t>
+      </w:r>
+      <w:r>
+        <w:rPr>
+          <w:b/>
+          <w:highlight w:val="lightGray"/>
+        </w:rPr>
+        <w:br/>
+      </w:r>
+      <w:r>
+        <w:rPr>
+          <w:b/>
+          <w:highlight w:val="lightGray"/>
+        </w:rPr>
+        <w:br/>
+      </w:r>
+      <w:r>
+        <w:rPr>
+          <w:highlight w:val="lightGray"/>
+        </w:rPr>
+        <w:t xml:space="preserve">1. </w:t>
+      </w:r>
+      <w:r>
+        <w:rPr>
+          <w:highlight w:val="lightGray"/>
+          <w:lang w:val="en-US"/>
+        </w:rPr>
+        <w:t>CTR</w:t>
+      </w:r>
+      <w:r>
+        <w:rPr>
+          <w:highlight w:val="lightGray"/>
+        </w:rPr>
+        <w:t>_</w:t>
+      </w:r>
+      <w:r>
+        <w:rPr>
+          <w:highlight w:val="lightGray"/>
+          <w:lang w:val="en-US"/>
+        </w:rPr>
+        <w:t>paid</w:t>
+      </w:r>
+      <w:r>
+        <w:rPr>
+          <w:highlight w:val="lightGray"/>
+        </w:rPr>
+        <w:t>.</w:t>
+      </w:r>
+    </w:p>
+    <w:p>
+      <w:r>
+        <w:t xml:space="preserve">Н0: в обеих группах показатель </w:t>
+      </w:r>
+      <w:r>
+        <w:rPr>
+          <w:lang w:val="en-US"/>
+        </w:rPr>
+        <w:t>CTR</w:t>
+      </w:r>
+      <w:r>
+        <w:t>_</w:t>
+      </w:r>
+      <w:r>
+        <w:rPr>
+          <w:lang w:val="en-US"/>
+        </w:rPr>
+        <w:t>paid</w:t>
+      </w:r>
+      <w:r>
+        <w:t xml:space="preserve"> не изменился</w:t>
+      </w:r>
+      <w:r>
+        <w:br/>
+        <w:t>Н1: в тестовой группе показатель вырос</w:t>
+      </w:r>
+      <w:r>
+        <w:br/>
+      </w:r>
+      <w:r>
+        <w:rPr>
+          <w:b/>
+        </w:rPr>
+        <w:t>Результаты</w:t>
+      </w:r>
+      <w:r>
+        <w:rPr>
+          <w:b/>
+        </w:rPr>
+        <w:t xml:space="preserve"> тестирования</w:t>
+      </w:r>
+      <w:r>
+        <w:t xml:space="preserve">: </w:t>
+      </w:r>
+      <w:r>
+        <w:rPr>
+          <w:lang w:val="en-US"/>
+        </w:rPr>
+        <w:t>Z</w:t>
+      </w:r>
+      <w:r>
+        <w:t>_</w:t>
+      </w:r>
+      <w:r>
+        <w:rPr>
+          <w:lang w:val="en-US"/>
+        </w:rPr>
+        <w:t>p</w:t>
+      </w:r>
+      <w:r>
+        <w:t>-</w:t>
+      </w:r>
+      <w:r>
+        <w:rPr>
+          <w:lang w:val="en-US"/>
+        </w:rPr>
+        <w:t>value</w:t>
+      </w:r>
+      <w:r>
+        <w:t xml:space="preserve"> = </w:t>
+      </w:r>
+      <w:r>
+        <w:t>3.5</w:t>
+      </w:r>
+      <w:r>
+        <w:rPr>
+          <w:lang w:val="en-US"/>
+        </w:rPr>
+        <w:t>e</w:t>
+      </w:r>
+      <w:r>
+        <w:t>-</w:t>
+      </w:r>
+      <w:r>
+        <w:t>104</w:t>
+      </w:r>
+      <w:r>
+        <w:t xml:space="preserve">, </w:t>
+      </w:r>
+      <w:r>
+        <w:rPr>
+          <w:lang w:val="en-US"/>
+        </w:rPr>
+        <w:t>t</w:t>
+      </w:r>
+      <w:r>
+        <w:t>_</w:t>
+      </w:r>
+      <w:r>
+        <w:rPr>
+          <w:lang w:val="en-US"/>
+        </w:rPr>
+        <w:t>p</w:t>
+      </w:r>
+      <w:r>
+        <w:t>-</w:t>
+      </w:r>
+      <w:r>
+        <w:rPr>
+          <w:lang w:val="en-US"/>
+        </w:rPr>
+        <w:t>value</w:t>
+      </w:r>
+      <w:r>
+        <w:t xml:space="preserve"> = 0.0</w:t>
+      </w:r>
+      <w:r>
+        <w:t>. Оба теста показали статистически значимые различия, что говорит о необходимости отвергнуть нулевую гипотезу в пользу альтернативной.</w:t>
+      </w:r>
+      <w:r>
+        <w:br/>
+      </w:r>
+      <w:r>
+        <w:rPr>
+          <w:b/>
+        </w:rPr>
+        <w:t>Интерпретация</w:t>
+      </w:r>
+      <w:r>
+        <w:t>: с уверенностью 95% мы можем утверждать, что изменение расположения объявлений в ленте положительно повлияло на переход по рекламным ссылкам.</w:t>
+      </w:r>
+      <w:r>
+        <w:br/>
+      </w:r>
+      <w:r>
+        <w:rPr>
+          <w:lang w:val="en-US"/>
+        </w:rPr>
+        <w:t>CTR</w:t>
+      </w:r>
+      <w:r>
+        <w:t>_</w:t>
+      </w:r>
+      <w:r>
+        <w:rPr>
+          <w:lang w:val="en-US"/>
+        </w:rPr>
+        <w:t>paid</w:t>
+      </w:r>
+      <w:r>
+        <w:t xml:space="preserve"> </w:t>
+      </w:r>
+      <w:r>
+        <w:rPr>
+          <w:lang w:val="en-US"/>
+        </w:rPr>
+        <w:t>A</w:t>
+      </w:r>
+      <w:r>
+        <w:t xml:space="preserve"> (взвешенное)</w:t>
+      </w:r>
+      <w:r>
+        <w:t xml:space="preserve"> = </w:t>
+      </w:r>
+      <w:r>
+        <w:t>6.68</w:t>
+      </w:r>
+      <w:r>
+        <w:t>%</w:t>
+      </w:r>
+      <w:r>
+        <w:br/>
+      </w:r>
+      <w:r>
+        <w:rPr>
+          <w:lang w:val="en-US"/>
+        </w:rPr>
+        <w:lastRenderedPageBreak/>
+        <w:t>CTR</w:t>
+      </w:r>
+      <w:r>
+        <w:t>_</w:t>
+      </w:r>
+      <w:r>
+        <w:rPr>
+          <w:lang w:val="en-US"/>
+        </w:rPr>
+        <w:t>paid</w:t>
+      </w:r>
+      <w:r>
+        <w:t xml:space="preserve"> </w:t>
+      </w:r>
+      <w:r>
+        <w:rPr>
+          <w:lang w:val="en-US"/>
+        </w:rPr>
+        <w:t>B</w:t>
+      </w:r>
+      <w:r>
+        <w:t xml:space="preserve"> </w:t>
+      </w:r>
+      <w:r>
+        <w:t xml:space="preserve">(взвешенное) </w:t>
+      </w:r>
+      <w:r>
+        <w:t xml:space="preserve">= </w:t>
+      </w:r>
+      <w:r>
+        <w:t>8.38</w:t>
+      </w:r>
+      <w:r>
+        <w:t>%</w:t>
+      </w:r>
+      <w:r>
+        <w:br/>
+      </w:r>
+      <w:r>
+        <w:rPr>
+          <w:b/>
+        </w:rPr>
+        <w:t>Абсолютный прирост:</w:t>
+      </w:r>
+      <w:r>
+        <w:t xml:space="preserve"> </w:t>
+      </w:r>
+      <w:r>
+        <w:rPr>
           <w:b/>
           <w:color w:val="70AD47" w:themeColor="accent6"/>
         </w:rPr>
+        <w:t>1.</w:t>
+      </w:r>
+      <w:r>
+        <w:rPr>
+          <w:b/>
+          <w:color w:val="70AD47" w:themeColor="accent6"/>
+        </w:rPr>
+        <w:t>70</w:t>
+      </w:r>
+      <w:r>
+        <w:rPr>
+          <w:b/>
+          <w:color w:val="70AD47" w:themeColor="accent6"/>
+        </w:rPr>
+        <w:t>%</w:t>
+      </w:r>
+      <w:r>
+        <w:br/>
+      </w:r>
+      <w:r>
+        <w:rPr>
+          <w:b/>
+        </w:rPr>
+        <w:t>Относительный прирост:</w:t>
+      </w:r>
+      <w:r>
+        <w:t xml:space="preserve"> </w:t>
+      </w:r>
+      <w:r>
+        <w:rPr>
+          <w:b/>
+          <w:color w:val="70AD47" w:themeColor="accent6"/>
+        </w:rPr>
+        <w:t>25</w:t>
+      </w:r>
+      <w:r>
+        <w:rPr>
+          <w:b/>
+          <w:color w:val="70AD47" w:themeColor="accent6"/>
+        </w:rPr>
+        <w:t>.4</w:t>
+      </w:r>
+      <w:r>
+        <w:rPr>
+          <w:b/>
+          <w:color w:val="70AD47" w:themeColor="accent6"/>
+        </w:rPr>
+        <w:t>%</w:t>
+      </w:r>
+    </w:p>
+    <w:p>
+      <w:pPr>
+        <w:rPr>
+          <w:highlight w:val="lightGray"/>
+        </w:rPr>
       </w:pPr>
       <w:r>
-        <w:t>Общий</w:t>
+        <w:rPr>
+          <w:highlight w:val="lightGray"/>
+        </w:rPr>
+        <w:t xml:space="preserve">2. </w:t>
+      </w:r>
+      <w:r>
+        <w:rPr>
+          <w:highlight w:val="lightGray"/>
+          <w:lang w:val="en-US"/>
+        </w:rPr>
+        <w:t>RPM</w:t>
+      </w:r>
+    </w:p>
+    <w:p>
+      <w:pPr>
+        <w:rPr>
+          <w:b/>
+          <w:color w:val="70AD47" w:themeColor="accent6"/>
+        </w:rPr>
+      </w:pPr>
+      <w:r>
+        <w:t xml:space="preserve">Н0: в обеих группах показатель </w:t>
+      </w:r>
+      <w:r>
+        <w:rPr>
+          <w:lang w:val="en-US"/>
+        </w:rPr>
+        <w:t>RPM</w:t>
+      </w:r>
+      <w:r>
+        <w:t xml:space="preserve"> не изменился</w:t>
+      </w:r>
+      <w:r>
+        <w:br/>
+        <w:t>Н1: в тестовой группе показатель вырос</w:t>
+      </w:r>
+      <w:r>
+        <w:br/>
+      </w:r>
+      <w:r>
+        <w:rPr>
+          <w:b/>
+        </w:rPr>
+        <w:t>Результаты</w:t>
+      </w:r>
+      <w:r>
+        <w:rPr>
+          <w:b/>
+        </w:rPr>
+        <w:t xml:space="preserve"> тестирования</w:t>
+      </w:r>
+      <w:r>
+        <w:t>:</w:t>
       </w:r>
       <w:r>
         <w:t xml:space="preserve"> </w:t>
@@ -10545,109 +11750,135 @@
         <w:rPr>
           <w:lang w:val="en-US"/>
         </w:rPr>
-        <w:t>Revenue</w:t>
+        <w:t>t</w:t>
+      </w:r>
+      <w:r>
+        <w:t>_</w:t>
+      </w:r>
+      <w:r>
+        <w:rPr>
+          <w:lang w:val="en-US"/>
+        </w:rPr>
+        <w:t>p</w:t>
+      </w:r>
+      <w:r>
+        <w:t>-</w:t>
+      </w:r>
+      <w:r>
+        <w:rPr>
+          <w:lang w:val="en-US"/>
+        </w:rPr>
+        <w:t>value</w:t>
+      </w:r>
+      <w:r>
+        <w:t xml:space="preserve"> = 0</w:t>
+      </w:r>
+      <w:r>
+        <w:t xml:space="preserve"> показали два </w:t>
+      </w:r>
+      <w:r>
+        <w:rPr>
+          <w:lang w:val="en-US"/>
+        </w:rPr>
+        <w:t>t</w:t>
+      </w:r>
+      <w:r>
+        <w:t>-теста</w:t>
+      </w:r>
+      <w:r>
+        <w:t xml:space="preserve"> (выборка по каждой строке и с группировкой по дням) говорит о статистически значимых различиях.</w:t>
+      </w:r>
+      <w:r>
+        <w:br/>
+      </w:r>
+      <w:r>
+        <w:rPr>
+          <w:b/>
+        </w:rPr>
+        <w:t>Интерпретация</w:t>
+      </w:r>
+      <w:r>
+        <w:t xml:space="preserve">: итоговая прибыль выросла. Изменения выше минимального порога </w:t>
+      </w:r>
+      <w:r>
+        <w:rPr>
+          <w:lang w:val="en-US"/>
+        </w:rPr>
+        <w:t>MDE</w:t>
+      </w:r>
+      <w:r>
+        <w:t xml:space="preserve">, что говорит об успешности эксперимента. </w:t>
+      </w:r>
+      <w:r>
+        <w:br/>
+        <w:t>Суммарный RPM A: $</w:t>
+      </w:r>
+      <w:r>
+        <w:t>6.26</w:t>
+      </w:r>
+      <w:r>
+        <w:br/>
+        <w:t>Суммарный RPM B: $</w:t>
+      </w:r>
+      <w:r>
+        <w:t>8.11</w:t>
+      </w:r>
+      <w:r>
+        <w:br/>
+      </w:r>
+      <w:r>
+        <w:rPr>
+          <w:b/>
+        </w:rPr>
+        <w:t>Абсолютный прирост:</w:t>
       </w:r>
       <w:r>
         <w:t xml:space="preserve"> </w:t>
       </w:r>
       <w:r>
         <w:rPr>
-          <w:lang w:val="en-US"/>
-        </w:rPr>
-        <w:t>A</w:t>
-      </w:r>
-      <w:r>
-        <w:t>: $</w:t>
-      </w:r>
-      <w:r>
-        <w:t>1501.9</w:t>
-      </w:r>
-      <w:r>
-        <w:br/>
-      </w:r>
-      <w:r>
-        <w:t>Общий</w:t>
+          <w:b/>
+          <w:color w:val="70AD47" w:themeColor="accent6"/>
+        </w:rPr>
+        <w:t>$</w:t>
+      </w:r>
+      <w:r>
+        <w:rPr>
+          <w:b/>
+          <w:color w:val="70AD47" w:themeColor="accent6"/>
+        </w:rPr>
+        <w:t>1.85</w:t>
+      </w:r>
+      <w:r>
+        <w:br/>
+      </w:r>
+      <w:r>
+        <w:rPr>
+          <w:b/>
+        </w:rPr>
+        <w:t xml:space="preserve">Относительный </w:t>
+      </w:r>
+      <w:r>
+        <w:rPr>
+          <w:b/>
+        </w:rPr>
+        <w:t>при</w:t>
+      </w:r>
+      <w:r>
+        <w:rPr>
+          <w:b/>
+        </w:rPr>
+        <w:t>рост:</w:t>
       </w:r>
       <w:r>
         <w:t xml:space="preserve"> </w:t>
       </w:r>
       <w:r>
         <w:rPr>
-          <w:lang w:val="en-US"/>
-        </w:rPr>
-        <w:t>Revenue</w:t>
-      </w:r>
-      <w:r>
-        <w:t xml:space="preserve"> </w:t>
-      </w:r>
-      <w:r>
-        <w:rPr>
-          <w:lang w:val="en-US"/>
-        </w:rPr>
-        <w:t>B</w:t>
-      </w:r>
-      <w:r>
-        <w:t>: $</w:t>
-      </w:r>
-      <w:r>
-        <w:t>1707.25</w:t>
-      </w:r>
-      <w:r>
-        <w:br/>
-      </w:r>
-      <w:r>
-        <w:rPr>
-          <w:b/>
-        </w:rPr>
-        <w:t>Абсолютный прирост:</w:t>
-      </w:r>
-      <w:r>
-        <w:t xml:space="preserve"> </w:t>
-      </w:r>
-      <w:r>
-        <w:rPr>
           <w:b/>
           <w:color w:val="70AD47" w:themeColor="accent6"/>
         </w:rPr>
-        <w:t>$</w:t>
-      </w:r>
-      <w:r>
-        <w:rPr>
-          <w:b/>
-          <w:color w:val="70AD47" w:themeColor="accent6"/>
-        </w:rPr>
-        <w:t>205.35</w:t>
-      </w:r>
-      <w:r>
-        <w:br/>
-      </w:r>
-      <w:r>
-        <w:rPr>
-          <w:b/>
-        </w:rPr>
-        <w:t xml:space="preserve">Относительный </w:t>
-      </w:r>
-      <w:r>
-        <w:rPr>
-          <w:b/>
-        </w:rPr>
-        <w:t>при</w:t>
-      </w:r>
-      <w:r>
-        <w:rPr>
-          <w:b/>
-        </w:rPr>
-        <w:t>рост:</w:t>
-      </w:r>
-      <w:r>
-        <w:t xml:space="preserve"> </w:t>
-      </w:r>
-      <w:r>
-        <w:rPr>
-          <w:b/>
-          <w:color w:val="70AD47" w:themeColor="accent6"/>
-        </w:rPr>
-        <w:t>13.67</w:t>
+        <w:t>29.6</w:t>
       </w:r>
       <w:r>
         <w:rPr>
@@ -10675,18 +11906,18 @@
           <w:highlight w:val="lightGray"/>
           <w:lang w:val="en-US"/>
         </w:rPr>
-        <w:t>RPS</w:t>
+        <w:t>Revenue</w:t>
       </w:r>
     </w:p>
     <w:p>
       <w:pPr>
         <w:rPr>
           <w:b/>
-          <w:color w:val="FF0000"/>
+          <w:color w:val="70AD47" w:themeColor="accent6"/>
         </w:rPr>
       </w:pPr>
       <w:r>
-        <w:t>Средний</w:t>
+        <w:t>Общий</w:t>
       </w:r>
       <w:r>
         <w:t xml:space="preserve"> </w:t>
@@ -10695,112 +11926,262 @@
         <w:rPr>
           <w:lang w:val="en-US"/>
         </w:rPr>
+        <w:t>Revenue</w:t>
+      </w:r>
+      <w:r>
+        <w:t xml:space="preserve"> </w:t>
+      </w:r>
+      <w:r>
+        <w:rPr>
+          <w:lang w:val="en-US"/>
+        </w:rPr>
+        <w:t>A</w:t>
+      </w:r>
+      <w:r>
+        <w:t>: $</w:t>
+      </w:r>
+      <w:r>
+        <w:t>1501.9</w:t>
+      </w:r>
+      <w:r>
+        <w:br/>
+      </w:r>
+      <w:r>
+        <w:t>Общий</w:t>
+      </w:r>
+      <w:r>
+        <w:t xml:space="preserve"> </w:t>
+      </w:r>
+      <w:r>
+        <w:rPr>
+          <w:lang w:val="en-US"/>
+        </w:rPr>
+        <w:t>Revenue</w:t>
+      </w:r>
+      <w:r>
+        <w:t xml:space="preserve"> </w:t>
+      </w:r>
+      <w:r>
+        <w:rPr>
+          <w:lang w:val="en-US"/>
+        </w:rPr>
+        <w:t>B</w:t>
+      </w:r>
+      <w:r>
+        <w:t>: $</w:t>
+      </w:r>
+      <w:r>
+        <w:t>1707.25</w:t>
+      </w:r>
+      <w:r>
+        <w:br/>
+      </w:r>
+      <w:r>
+        <w:rPr>
+          <w:b/>
+        </w:rPr>
+        <w:t>Абсолютный прирост:</w:t>
+      </w:r>
+      <w:r>
+        <w:t xml:space="preserve"> </w:t>
+      </w:r>
+      <w:r>
+        <w:rPr>
+          <w:b/>
+          <w:color w:val="70AD47" w:themeColor="accent6"/>
+        </w:rPr>
+        <w:t>$</w:t>
+      </w:r>
+      <w:r>
+        <w:rPr>
+          <w:b/>
+          <w:color w:val="70AD47" w:themeColor="accent6"/>
+        </w:rPr>
+        <w:t>205.35</w:t>
+      </w:r>
+      <w:r>
+        <w:br/>
+      </w:r>
+      <w:r>
+        <w:rPr>
+          <w:b/>
+        </w:rPr>
+        <w:t xml:space="preserve">Относительный </w:t>
+      </w:r>
+      <w:r>
+        <w:rPr>
+          <w:b/>
+        </w:rPr>
+        <w:t>при</w:t>
+      </w:r>
+      <w:r>
+        <w:rPr>
+          <w:b/>
+        </w:rPr>
+        <w:t>рост:</w:t>
+      </w:r>
+      <w:r>
+        <w:t xml:space="preserve"> </w:t>
+      </w:r>
+      <w:r>
+        <w:rPr>
+          <w:b/>
+          <w:color w:val="70AD47" w:themeColor="accent6"/>
+        </w:rPr>
+        <w:t>13.67</w:t>
+      </w:r>
+      <w:r>
+        <w:rPr>
+          <w:b/>
+          <w:color w:val="70AD47" w:themeColor="accent6"/>
+        </w:rPr>
+        <w:t>%</w:t>
+      </w:r>
+    </w:p>
+    <w:p/>
+    <w:p>
+      <w:pPr>
+        <w:rPr>
+          <w:highlight w:val="lightGray"/>
+        </w:rPr>
+      </w:pPr>
+      <w:r>
+        <w:rPr>
+          <w:highlight w:val="lightGray"/>
+        </w:rPr>
+        <w:t xml:space="preserve">3. </w:t>
+      </w:r>
+      <w:r>
+        <w:rPr>
+          <w:highlight w:val="lightGray"/>
+          <w:lang w:val="en-US"/>
+        </w:rPr>
         <w:t>RPS</w:t>
-      </w:r>
-      <w:r>
-        <w:t xml:space="preserve"> </w:t>
-      </w:r>
-      <w:r>
-        <w:rPr>
-          <w:lang w:val="en-US"/>
-        </w:rPr>
-        <w:t>A</w:t>
-      </w:r>
-      <w:r>
-        <w:t>: $</w:t>
-      </w:r>
-      <w:r>
-        <w:t>2.59</w:t>
-      </w:r>
-      <w:r>
-        <w:br/>
-      </w:r>
-      <w:r>
-        <w:t>Средний</w:t>
-      </w:r>
-      <w:r>
-        <w:t xml:space="preserve"> </w:t>
-      </w:r>
-      <w:r>
-        <w:rPr>
-          <w:lang w:val="en-US"/>
-        </w:rPr>
-        <w:t>RPS</w:t>
-      </w:r>
-      <w:r>
-        <w:t xml:space="preserve"> </w:t>
-      </w:r>
-      <w:r>
-        <w:rPr>
-          <w:lang w:val="en-US"/>
-        </w:rPr>
-        <w:t>B</w:t>
-      </w:r>
-      <w:r>
-        <w:t>: $</w:t>
-      </w:r>
-      <w:r>
-        <w:t>2.95</w:t>
-      </w:r>
-      <w:r>
-        <w:br/>
-      </w:r>
-      <w:r>
-        <w:rPr>
-          <w:b/>
-        </w:rPr>
-        <w:t>Абсолютное падение</w:t>
-      </w:r>
-      <w:r>
-        <w:rPr>
-          <w:b/>
-        </w:rPr>
-        <w:t>:</w:t>
-      </w:r>
-      <w:r>
-        <w:t xml:space="preserve"> </w:t>
-      </w:r>
-      <w:r>
-        <w:rPr>
-          <w:b/>
-          <w:color w:val="70AD47" w:themeColor="accent6"/>
-        </w:rPr>
-        <w:t>$0.36</w:t>
-      </w:r>
-      <w:r>
-        <w:rPr>
-          <w:b/>
-          <w:color w:val="70AD47" w:themeColor="accent6"/>
-        </w:rPr>
-        <w:br/>
-      </w:r>
-      <w:r>
-        <w:rPr>
-          <w:b/>
-        </w:rPr>
-        <w:t>Относительное падение</w:t>
-      </w:r>
-      <w:r>
-        <w:rPr>
-          <w:b/>
-        </w:rPr>
-        <w:t>:</w:t>
-      </w:r>
-      <w:r>
-        <w:t xml:space="preserve"> </w:t>
-      </w:r>
-      <w:r>
-        <w:rPr>
-          <w:b/>
-          <w:color w:val="70AD47" w:themeColor="accent6"/>
-        </w:rPr>
-        <w:t>13.90%</w:t>
       </w:r>
     </w:p>
     <w:p>
       <w:pPr>
         <w:rPr>
           <w:b/>
+          <w:color w:val="FF0000"/>
+        </w:rPr>
+      </w:pPr>
+      <w:r>
+        <w:t>Средний</w:t>
+      </w:r>
+      <w:r>
+        <w:t xml:space="preserve"> </w:t>
+      </w:r>
+      <w:r>
+        <w:rPr>
+          <w:lang w:val="en-US"/>
+        </w:rPr>
+        <w:t>RPS</w:t>
+      </w:r>
+      <w:r>
+        <w:t xml:space="preserve"> </w:t>
+      </w:r>
+      <w:r>
+        <w:rPr>
+          <w:lang w:val="en-US"/>
+        </w:rPr>
+        <w:t>A</w:t>
+      </w:r>
+      <w:r>
+        <w:t>: $</w:t>
+      </w:r>
+      <w:r>
+        <w:t>2.59</w:t>
+      </w:r>
+      <w:r>
+        <w:br/>
+      </w:r>
+      <w:r>
+        <w:t>Средний</w:t>
+      </w:r>
+      <w:r>
+        <w:t xml:space="preserve"> </w:t>
+      </w:r>
+      <w:r>
+        <w:rPr>
+          <w:lang w:val="en-US"/>
+        </w:rPr>
+        <w:t>RPS</w:t>
+      </w:r>
+      <w:r>
+        <w:t xml:space="preserve"> </w:t>
+      </w:r>
+      <w:r>
+        <w:rPr>
+          <w:lang w:val="en-US"/>
+        </w:rPr>
+        <w:t>B</w:t>
+      </w:r>
+      <w:r>
+        <w:t>: $</w:t>
+      </w:r>
+      <w:r>
+        <w:t>2.95</w:t>
+      </w:r>
+      <w:r>
+        <w:br/>
+      </w:r>
+      <w:r>
+        <w:rPr>
+          <w:b/>
+        </w:rPr>
+        <w:t>Абсолютное падение</w:t>
+      </w:r>
+      <w:r>
+        <w:rPr>
+          <w:b/>
+        </w:rPr>
+        <w:t>:</w:t>
+      </w:r>
+      <w:r>
+        <w:t xml:space="preserve"> </w:t>
+      </w:r>
+      <w:r>
+        <w:rPr>
+          <w:b/>
+          <w:color w:val="70AD47" w:themeColor="accent6"/>
+        </w:rPr>
+        <w:t>$0.36</w:t>
+      </w:r>
+      <w:r>
+        <w:rPr>
+          <w:b/>
+          <w:color w:val="70AD47" w:themeColor="accent6"/>
+        </w:rPr>
+        <w:br/>
+      </w:r>
+      <w:r>
+        <w:rPr>
+          <w:b/>
+        </w:rPr>
+        <w:t>Относительное падение</w:t>
+      </w:r>
+      <w:r>
+        <w:rPr>
+          <w:b/>
+        </w:rPr>
+        <w:t>:</w:t>
+      </w:r>
+      <w:r>
+        <w:t xml:space="preserve"> </w:t>
+      </w:r>
+      <w:r>
+        <w:rPr>
+          <w:b/>
+          <w:color w:val="70AD47" w:themeColor="accent6"/>
+        </w:rPr>
+        <w:t>13.90%</w:t>
+      </w:r>
+    </w:p>
+    <w:p>
+      <w:pPr>
+        <w:rPr>
+          <w:b/>
           <w:color w:val="70AD47" w:themeColor="accent6"/>
         </w:rPr>
       </w:pPr>
@@ -11138,6 +12519,7 @@
         <w:rPr>
           <w:b/>
         </w:rPr>
+        <w:lastRenderedPageBreak/>
         <w:t>Абсолютный прирост:</w:t>
       </w:r>
       <w:r>
@@ -12259,7 +13641,6 @@
         </w:rPr>
       </w:pPr>
       <w:r>
-        <w:lastRenderedPageBreak/>
         <w:br/>
       </w:r>
       <w:r>
@@ -13830,6 +15211,1231 @@
     </w:p>
     <w:p>
       <w:r>
+        <w:br w:type="page"/>
+      </w:r>
+    </w:p>
+    <w:p>
+      <w:pPr>
+        <w:rPr>
+          <w:b/>
+          <w:highlight w:val="lightGray"/>
+        </w:rPr>
+      </w:pPr>
+      <w:r>
+        <w:rPr>
+          <w:b/>
+          <w:highlight w:val="lightGray"/>
+        </w:rPr>
+        <w:lastRenderedPageBreak/>
+        <w:t>Дополнительный анализ. Анализ издательств в разрезе трафик/прибыль</w:t>
+      </w:r>
+    </w:p>
+    <w:tbl>
+      <w:tblPr>
+        <w:tblW w:w="7366" w:type="dxa"/>
+        <w:tblLayout w:type="fixed"/>
+        <w:tblLook w:val="04A0" w:firstRow="1" w:lastRow="0" w:firstColumn="1" w:lastColumn="0" w:noHBand="0" w:noVBand="1"/>
+      </w:tblPr>
+      <w:tblGrid>
+        <w:gridCol w:w="1252"/>
+        <w:gridCol w:w="1578"/>
+        <w:gridCol w:w="1560"/>
+        <w:gridCol w:w="1417"/>
+        <w:gridCol w:w="1559"/>
+      </w:tblGrid>
+      <w:tr>
+        <w:trPr>
+          <w:trHeight w:val="765"/>
+        </w:trPr>
+        <w:tc>
+          <w:tcPr>
+            <w:tcW w:w="1252" w:type="dxa"/>
+            <w:tcBorders>
+              <w:top w:val="single" w:sz="4" w:space="0" w:color="auto"/>
+              <w:left w:val="single" w:sz="4" w:space="0" w:color="auto"/>
+              <w:bottom w:val="single" w:sz="4" w:space="0" w:color="auto"/>
+              <w:right w:val="single" w:sz="4" w:space="0" w:color="auto"/>
+            </w:tcBorders>
+            <w:shd w:val="clear" w:color="auto" w:fill="auto"/>
+            <w:vAlign w:val="center"/>
+            <w:hideMark/>
+          </w:tcPr>
+          <w:p>
+            <w:pPr>
+              <w:spacing w:after="0" w:line="240" w:lineRule="auto"/>
+              <w:jc w:val="center"/>
+              <w:rPr>
+                <w:rFonts w:ascii="Calibri" w:eastAsia="Times New Roman" w:hAnsi="Calibri" w:cs="Calibri"/>
+                <w:b/>
+                <w:bCs/>
+                <w:color w:val="000000"/>
+                <w:sz w:val="20"/>
+                <w:szCs w:val="20"/>
+                <w:lang w:eastAsia="ru-RU"/>
+              </w:rPr>
+            </w:pPr>
+            <w:proofErr w:type="spellStart"/>
+            <w:r>
+              <w:rPr>
+                <w:rFonts w:ascii="Calibri" w:eastAsia="Times New Roman" w:hAnsi="Calibri" w:cs="Calibri"/>
+                <w:b/>
+                <w:bCs/>
+                <w:color w:val="000000"/>
+                <w:sz w:val="20"/>
+                <w:szCs w:val="20"/>
+                <w:lang w:eastAsia="ru-RU"/>
+              </w:rPr>
+              <w:t>publisher_id</w:t>
+            </w:r>
+            <w:proofErr w:type="spellEnd"/>
+          </w:p>
+        </w:tc>
+        <w:tc>
+          <w:tcPr>
+            <w:tcW w:w="1578" w:type="dxa"/>
+            <w:tcBorders>
+              <w:top w:val="single" w:sz="4" w:space="0" w:color="auto"/>
+              <w:left w:val="nil"/>
+              <w:bottom w:val="single" w:sz="4" w:space="0" w:color="auto"/>
+              <w:right w:val="single" w:sz="4" w:space="0" w:color="auto"/>
+            </w:tcBorders>
+            <w:shd w:val="clear" w:color="auto" w:fill="auto"/>
+            <w:vAlign w:val="center"/>
+            <w:hideMark/>
+          </w:tcPr>
+          <w:p>
+            <w:pPr>
+              <w:spacing w:after="0" w:line="240" w:lineRule="auto"/>
+              <w:jc w:val="center"/>
+              <w:rPr>
+                <w:rFonts w:ascii="Calibri" w:eastAsia="Times New Roman" w:hAnsi="Calibri" w:cs="Calibri"/>
+                <w:b/>
+                <w:bCs/>
+                <w:color w:val="000000"/>
+                <w:sz w:val="20"/>
+                <w:szCs w:val="20"/>
+                <w:lang w:eastAsia="ru-RU"/>
+              </w:rPr>
+            </w:pPr>
+            <w:proofErr w:type="spellStart"/>
+            <w:r>
+              <w:rPr>
+                <w:rFonts w:ascii="Calibri" w:eastAsia="Times New Roman" w:hAnsi="Calibri" w:cs="Calibri"/>
+                <w:b/>
+                <w:bCs/>
+                <w:color w:val="000000"/>
+                <w:sz w:val="20"/>
+                <w:szCs w:val="20"/>
+                <w:lang w:eastAsia="ru-RU"/>
+              </w:rPr>
+              <w:t>pageviews_A</w:t>
+            </w:r>
+            <w:proofErr w:type="spellEnd"/>
+            <w:r>
+              <w:rPr>
+                <w:rFonts w:ascii="Calibri" w:eastAsia="Times New Roman" w:hAnsi="Calibri" w:cs="Calibri"/>
+                <w:b/>
+                <w:bCs/>
+                <w:color w:val="000000"/>
+                <w:sz w:val="20"/>
+                <w:szCs w:val="20"/>
+                <w:lang w:eastAsia="ru-RU"/>
+              </w:rPr>
+              <w:t>, %</w:t>
+            </w:r>
+            <w:r>
+              <w:rPr>
+                <w:rFonts w:ascii="Calibri" w:eastAsia="Times New Roman" w:hAnsi="Calibri" w:cs="Calibri"/>
+                <w:b/>
+                <w:bCs/>
+                <w:color w:val="000000"/>
+                <w:sz w:val="20"/>
+                <w:szCs w:val="20"/>
+                <w:lang w:eastAsia="ru-RU"/>
+              </w:rPr>
+              <w:t xml:space="preserve"> от </w:t>
+            </w:r>
+            <w:proofErr w:type="spellStart"/>
+            <w:r>
+              <w:rPr>
+                <w:rFonts w:ascii="Calibri" w:eastAsia="Times New Roman" w:hAnsi="Calibri" w:cs="Calibri"/>
+                <w:b/>
+                <w:bCs/>
+                <w:color w:val="000000"/>
+                <w:sz w:val="20"/>
+                <w:szCs w:val="20"/>
+                <w:lang w:eastAsia="ru-RU"/>
+              </w:rPr>
+              <w:t>тотал</w:t>
+            </w:r>
+            <w:proofErr w:type="spellEnd"/>
+            <w:r>
+              <w:rPr>
+                <w:rFonts w:ascii="Calibri" w:eastAsia="Times New Roman" w:hAnsi="Calibri" w:cs="Calibri"/>
+                <w:b/>
+                <w:bCs/>
+                <w:color w:val="000000"/>
+                <w:sz w:val="20"/>
+                <w:szCs w:val="20"/>
+                <w:lang w:eastAsia="ru-RU"/>
+              </w:rPr>
+              <w:t xml:space="preserve"> трафика</w:t>
+            </w:r>
+          </w:p>
+        </w:tc>
+        <w:tc>
+          <w:tcPr>
+            <w:tcW w:w="1560" w:type="dxa"/>
+            <w:tcBorders>
+              <w:top w:val="single" w:sz="4" w:space="0" w:color="auto"/>
+              <w:left w:val="nil"/>
+              <w:bottom w:val="single" w:sz="4" w:space="0" w:color="auto"/>
+              <w:right w:val="single" w:sz="4" w:space="0" w:color="auto"/>
+            </w:tcBorders>
+            <w:shd w:val="clear" w:color="auto" w:fill="auto"/>
+            <w:vAlign w:val="center"/>
+            <w:hideMark/>
+          </w:tcPr>
+          <w:p>
+            <w:pPr>
+              <w:spacing w:after="0" w:line="240" w:lineRule="auto"/>
+              <w:jc w:val="center"/>
+              <w:rPr>
+                <w:rFonts w:ascii="Calibri" w:eastAsia="Times New Roman" w:hAnsi="Calibri" w:cs="Calibri"/>
+                <w:b/>
+                <w:bCs/>
+                <w:color w:val="000000"/>
+                <w:sz w:val="20"/>
+                <w:szCs w:val="20"/>
+                <w:lang w:eastAsia="ru-RU"/>
+              </w:rPr>
+            </w:pPr>
+            <w:proofErr w:type="spellStart"/>
+            <w:r>
+              <w:rPr>
+                <w:rFonts w:ascii="Calibri" w:eastAsia="Times New Roman" w:hAnsi="Calibri" w:cs="Calibri"/>
+                <w:b/>
+                <w:bCs/>
+                <w:color w:val="000000"/>
+                <w:sz w:val="20"/>
+                <w:szCs w:val="20"/>
+                <w:lang w:eastAsia="ru-RU"/>
+              </w:rPr>
+              <w:t>pageviews_В</w:t>
+            </w:r>
+            <w:proofErr w:type="spellEnd"/>
+            <w:r>
+              <w:rPr>
+                <w:rFonts w:ascii="Calibri" w:eastAsia="Times New Roman" w:hAnsi="Calibri" w:cs="Calibri"/>
+                <w:b/>
+                <w:bCs/>
+                <w:color w:val="000000"/>
+                <w:sz w:val="20"/>
+                <w:szCs w:val="20"/>
+                <w:lang w:eastAsia="ru-RU"/>
+              </w:rPr>
+              <w:t>, %</w:t>
+            </w:r>
+            <w:r>
+              <w:rPr>
+                <w:rFonts w:ascii="Calibri" w:eastAsia="Times New Roman" w:hAnsi="Calibri" w:cs="Calibri"/>
+                <w:b/>
+                <w:bCs/>
+                <w:color w:val="000000"/>
+                <w:sz w:val="20"/>
+                <w:szCs w:val="20"/>
+                <w:lang w:eastAsia="ru-RU"/>
+              </w:rPr>
+              <w:t xml:space="preserve"> </w:t>
+            </w:r>
+            <w:r>
+              <w:rPr>
+                <w:rFonts w:ascii="Calibri" w:eastAsia="Times New Roman" w:hAnsi="Calibri" w:cs="Calibri"/>
+                <w:b/>
+                <w:bCs/>
+                <w:color w:val="000000"/>
+                <w:sz w:val="20"/>
+                <w:szCs w:val="20"/>
+                <w:lang w:eastAsia="ru-RU"/>
+              </w:rPr>
+              <w:t xml:space="preserve">от </w:t>
+            </w:r>
+            <w:proofErr w:type="spellStart"/>
+            <w:r>
+              <w:rPr>
+                <w:rFonts w:ascii="Calibri" w:eastAsia="Times New Roman" w:hAnsi="Calibri" w:cs="Calibri"/>
+                <w:b/>
+                <w:bCs/>
+                <w:color w:val="000000"/>
+                <w:sz w:val="20"/>
+                <w:szCs w:val="20"/>
+                <w:lang w:eastAsia="ru-RU"/>
+              </w:rPr>
+              <w:t>тотал</w:t>
+            </w:r>
+            <w:proofErr w:type="spellEnd"/>
+            <w:r>
+              <w:rPr>
+                <w:rFonts w:ascii="Calibri" w:eastAsia="Times New Roman" w:hAnsi="Calibri" w:cs="Calibri"/>
+                <w:b/>
+                <w:bCs/>
+                <w:color w:val="000000"/>
+                <w:sz w:val="20"/>
+                <w:szCs w:val="20"/>
+                <w:lang w:eastAsia="ru-RU"/>
+              </w:rPr>
+              <w:t xml:space="preserve"> трафика</w:t>
+            </w:r>
+          </w:p>
+        </w:tc>
+        <w:tc>
+          <w:tcPr>
+            <w:tcW w:w="1417" w:type="dxa"/>
+            <w:tcBorders>
+              <w:top w:val="single" w:sz="4" w:space="0" w:color="auto"/>
+              <w:left w:val="nil"/>
+              <w:bottom w:val="single" w:sz="4" w:space="0" w:color="auto"/>
+              <w:right w:val="single" w:sz="4" w:space="0" w:color="auto"/>
+            </w:tcBorders>
+            <w:shd w:val="clear" w:color="auto" w:fill="auto"/>
+            <w:vAlign w:val="center"/>
+            <w:hideMark/>
+          </w:tcPr>
+          <w:p>
+            <w:pPr>
+              <w:spacing w:after="0" w:line="240" w:lineRule="auto"/>
+              <w:jc w:val="center"/>
+              <w:rPr>
+                <w:rFonts w:ascii="Calibri" w:eastAsia="Times New Roman" w:hAnsi="Calibri" w:cs="Calibri"/>
+                <w:b/>
+                <w:bCs/>
+                <w:color w:val="000000"/>
+                <w:sz w:val="20"/>
+                <w:szCs w:val="20"/>
+                <w:lang w:eastAsia="ru-RU"/>
+              </w:rPr>
+            </w:pPr>
+            <w:proofErr w:type="spellStart"/>
+            <w:r>
+              <w:rPr>
+                <w:rFonts w:ascii="Calibri" w:eastAsia="Times New Roman" w:hAnsi="Calibri" w:cs="Calibri"/>
+                <w:b/>
+                <w:bCs/>
+                <w:color w:val="000000"/>
+                <w:sz w:val="20"/>
+                <w:szCs w:val="20"/>
+                <w:lang w:eastAsia="ru-RU"/>
+              </w:rPr>
+              <w:t>revenue_А</w:t>
+            </w:r>
+            <w:proofErr w:type="spellEnd"/>
+            <w:r>
+              <w:rPr>
+                <w:rFonts w:ascii="Calibri" w:eastAsia="Times New Roman" w:hAnsi="Calibri" w:cs="Calibri"/>
+                <w:b/>
+                <w:bCs/>
+                <w:color w:val="000000"/>
+                <w:sz w:val="20"/>
+                <w:szCs w:val="20"/>
+                <w:lang w:eastAsia="ru-RU"/>
+              </w:rPr>
+              <w:t>, %</w:t>
+            </w:r>
+            <w:r>
+              <w:rPr>
+                <w:rFonts w:ascii="Calibri" w:eastAsia="Times New Roman" w:hAnsi="Calibri" w:cs="Calibri"/>
+                <w:b/>
+                <w:bCs/>
+                <w:color w:val="000000"/>
+                <w:sz w:val="20"/>
+                <w:szCs w:val="20"/>
+                <w:lang w:eastAsia="ru-RU"/>
+              </w:rPr>
+              <w:t xml:space="preserve"> </w:t>
+            </w:r>
+            <w:r>
+              <w:rPr>
+                <w:rFonts w:ascii="Calibri" w:eastAsia="Times New Roman" w:hAnsi="Calibri" w:cs="Calibri"/>
+                <w:b/>
+                <w:bCs/>
+                <w:color w:val="000000"/>
+                <w:sz w:val="20"/>
+                <w:szCs w:val="20"/>
+                <w:lang w:eastAsia="ru-RU"/>
+              </w:rPr>
+              <w:t xml:space="preserve">от </w:t>
+            </w:r>
+            <w:proofErr w:type="spellStart"/>
+            <w:r>
+              <w:rPr>
+                <w:rFonts w:ascii="Calibri" w:eastAsia="Times New Roman" w:hAnsi="Calibri" w:cs="Calibri"/>
+                <w:b/>
+                <w:bCs/>
+                <w:color w:val="000000"/>
+                <w:sz w:val="20"/>
+                <w:szCs w:val="20"/>
+                <w:lang w:eastAsia="ru-RU"/>
+              </w:rPr>
+              <w:t>тотал</w:t>
+            </w:r>
+            <w:proofErr w:type="spellEnd"/>
+            <w:r>
+              <w:rPr>
+                <w:rFonts w:ascii="Calibri" w:eastAsia="Times New Roman" w:hAnsi="Calibri" w:cs="Calibri"/>
+                <w:b/>
+                <w:bCs/>
+                <w:color w:val="000000"/>
+                <w:sz w:val="20"/>
+                <w:szCs w:val="20"/>
+                <w:lang w:eastAsia="ru-RU"/>
+              </w:rPr>
+              <w:t xml:space="preserve"> </w:t>
+            </w:r>
+            <w:r>
+              <w:rPr>
+                <w:rFonts w:ascii="Calibri" w:eastAsia="Times New Roman" w:hAnsi="Calibri" w:cs="Calibri"/>
+                <w:b/>
+                <w:bCs/>
+                <w:color w:val="000000"/>
+                <w:sz w:val="20"/>
+                <w:szCs w:val="20"/>
+                <w:lang w:eastAsia="ru-RU"/>
+              </w:rPr>
+              <w:t>выручки</w:t>
+            </w:r>
+          </w:p>
+        </w:tc>
+        <w:tc>
+          <w:tcPr>
+            <w:tcW w:w="1559" w:type="dxa"/>
+            <w:tcBorders>
+              <w:top w:val="single" w:sz="4" w:space="0" w:color="auto"/>
+              <w:left w:val="nil"/>
+              <w:bottom w:val="single" w:sz="4" w:space="0" w:color="auto"/>
+              <w:right w:val="single" w:sz="4" w:space="0" w:color="auto"/>
+            </w:tcBorders>
+            <w:shd w:val="clear" w:color="auto" w:fill="auto"/>
+            <w:vAlign w:val="center"/>
+            <w:hideMark/>
+          </w:tcPr>
+          <w:p>
+            <w:pPr>
+              <w:spacing w:after="0" w:line="240" w:lineRule="auto"/>
+              <w:jc w:val="center"/>
+              <w:rPr>
+                <w:rFonts w:ascii="Calibri" w:eastAsia="Times New Roman" w:hAnsi="Calibri" w:cs="Calibri"/>
+                <w:b/>
+                <w:bCs/>
+                <w:color w:val="000000"/>
+                <w:sz w:val="20"/>
+                <w:szCs w:val="20"/>
+                <w:lang w:eastAsia="ru-RU"/>
+              </w:rPr>
+            </w:pPr>
+            <w:proofErr w:type="spellStart"/>
+            <w:r>
+              <w:rPr>
+                <w:rFonts w:ascii="Calibri" w:eastAsia="Times New Roman" w:hAnsi="Calibri" w:cs="Calibri"/>
+                <w:b/>
+                <w:bCs/>
+                <w:color w:val="000000"/>
+                <w:sz w:val="20"/>
+                <w:szCs w:val="20"/>
+                <w:lang w:eastAsia="ru-RU"/>
+              </w:rPr>
+              <w:t>revenue_В</w:t>
+            </w:r>
+            <w:proofErr w:type="spellEnd"/>
+            <w:r>
+              <w:rPr>
+                <w:rFonts w:ascii="Calibri" w:eastAsia="Times New Roman" w:hAnsi="Calibri" w:cs="Calibri"/>
+                <w:b/>
+                <w:bCs/>
+                <w:color w:val="000000"/>
+                <w:sz w:val="20"/>
+                <w:szCs w:val="20"/>
+                <w:lang w:eastAsia="ru-RU"/>
+              </w:rPr>
+              <w:t>, %</w:t>
+            </w:r>
+            <w:r>
+              <w:rPr>
+                <w:rFonts w:ascii="Calibri" w:eastAsia="Times New Roman" w:hAnsi="Calibri" w:cs="Calibri"/>
+                <w:b/>
+                <w:bCs/>
+                <w:color w:val="000000"/>
+                <w:sz w:val="20"/>
+                <w:szCs w:val="20"/>
+                <w:lang w:eastAsia="ru-RU"/>
+              </w:rPr>
+              <w:t xml:space="preserve"> </w:t>
+            </w:r>
+            <w:r>
+              <w:rPr>
+                <w:rFonts w:ascii="Calibri" w:eastAsia="Times New Roman" w:hAnsi="Calibri" w:cs="Calibri"/>
+                <w:b/>
+                <w:bCs/>
+                <w:color w:val="000000"/>
+                <w:sz w:val="20"/>
+                <w:szCs w:val="20"/>
+                <w:lang w:eastAsia="ru-RU"/>
+              </w:rPr>
+              <w:t xml:space="preserve">от </w:t>
+            </w:r>
+            <w:proofErr w:type="spellStart"/>
+            <w:r>
+              <w:rPr>
+                <w:rFonts w:ascii="Calibri" w:eastAsia="Times New Roman" w:hAnsi="Calibri" w:cs="Calibri"/>
+                <w:b/>
+                <w:bCs/>
+                <w:color w:val="000000"/>
+                <w:sz w:val="20"/>
+                <w:szCs w:val="20"/>
+                <w:lang w:eastAsia="ru-RU"/>
+              </w:rPr>
+              <w:t>тотал</w:t>
+            </w:r>
+            <w:proofErr w:type="spellEnd"/>
+            <w:r>
+              <w:rPr>
+                <w:rFonts w:ascii="Calibri" w:eastAsia="Times New Roman" w:hAnsi="Calibri" w:cs="Calibri"/>
+                <w:b/>
+                <w:bCs/>
+                <w:color w:val="000000"/>
+                <w:sz w:val="20"/>
+                <w:szCs w:val="20"/>
+                <w:lang w:eastAsia="ru-RU"/>
+              </w:rPr>
+              <w:t xml:space="preserve"> выручки</w:t>
+            </w:r>
+          </w:p>
+        </w:tc>
+      </w:tr>
+      <w:tr>
+        <w:trPr>
+          <w:trHeight w:val="300"/>
+        </w:trPr>
+        <w:tc>
+          <w:tcPr>
+            <w:tcW w:w="1252" w:type="dxa"/>
+            <w:tcBorders>
+              <w:top w:val="nil"/>
+              <w:left w:val="single" w:sz="4" w:space="0" w:color="auto"/>
+              <w:bottom w:val="single" w:sz="4" w:space="0" w:color="auto"/>
+              <w:right w:val="single" w:sz="4" w:space="0" w:color="auto"/>
+            </w:tcBorders>
+            <w:shd w:val="clear" w:color="auto" w:fill="C5E0B3" w:themeFill="accent6" w:themeFillTint="66"/>
+            <w:vAlign w:val="center"/>
+            <w:hideMark/>
+          </w:tcPr>
+          <w:p>
+            <w:pPr>
+              <w:spacing w:after="0" w:line="240" w:lineRule="auto"/>
+              <w:jc w:val="center"/>
+              <w:rPr>
+                <w:rFonts w:ascii="Calibri" w:eastAsia="Times New Roman" w:hAnsi="Calibri" w:cs="Calibri"/>
+                <w:b/>
+                <w:color w:val="000000"/>
+                <w:sz w:val="20"/>
+                <w:szCs w:val="20"/>
+                <w:lang w:eastAsia="ru-RU"/>
+              </w:rPr>
+            </w:pPr>
+            <w:r>
+              <w:rPr>
+                <w:rFonts w:ascii="Calibri" w:eastAsia="Times New Roman" w:hAnsi="Calibri" w:cs="Calibri"/>
+                <w:b/>
+                <w:color w:val="000000"/>
+                <w:sz w:val="20"/>
+                <w:szCs w:val="20"/>
+                <w:lang w:eastAsia="ru-RU"/>
+              </w:rPr>
+              <w:t>106</w:t>
+            </w:r>
+          </w:p>
+        </w:tc>
+        <w:tc>
+          <w:tcPr>
+            <w:tcW w:w="1578" w:type="dxa"/>
+            <w:tcBorders>
+              <w:top w:val="nil"/>
+              <w:left w:val="nil"/>
+              <w:bottom w:val="single" w:sz="4" w:space="0" w:color="auto"/>
+              <w:right w:val="single" w:sz="4" w:space="0" w:color="auto"/>
+            </w:tcBorders>
+            <w:shd w:val="clear" w:color="auto" w:fill="C5E0B3" w:themeFill="accent6" w:themeFillTint="66"/>
+            <w:noWrap/>
+            <w:vAlign w:val="center"/>
+            <w:hideMark/>
+          </w:tcPr>
+          <w:p>
+            <w:pPr>
+              <w:spacing w:after="0" w:line="240" w:lineRule="auto"/>
+              <w:jc w:val="center"/>
+              <w:rPr>
+                <w:rFonts w:ascii="Calibri" w:eastAsia="Times New Roman" w:hAnsi="Calibri" w:cs="Calibri"/>
+                <w:color w:val="000000"/>
+                <w:lang w:eastAsia="ru-RU"/>
+              </w:rPr>
+            </w:pPr>
+            <w:r>
+              <w:rPr>
+                <w:rFonts w:ascii="Calibri" w:eastAsia="Times New Roman" w:hAnsi="Calibri" w:cs="Calibri"/>
+                <w:color w:val="000000"/>
+                <w:lang w:eastAsia="ru-RU"/>
+              </w:rPr>
+              <w:t>16%</w:t>
+            </w:r>
+          </w:p>
+        </w:tc>
+        <w:tc>
+          <w:tcPr>
+            <w:tcW w:w="1560" w:type="dxa"/>
+            <w:tcBorders>
+              <w:top w:val="nil"/>
+              <w:left w:val="nil"/>
+              <w:bottom w:val="single" w:sz="4" w:space="0" w:color="auto"/>
+              <w:right w:val="single" w:sz="4" w:space="0" w:color="auto"/>
+            </w:tcBorders>
+            <w:shd w:val="clear" w:color="auto" w:fill="C5E0B3" w:themeFill="accent6" w:themeFillTint="66"/>
+            <w:noWrap/>
+            <w:vAlign w:val="center"/>
+            <w:hideMark/>
+          </w:tcPr>
+          <w:p>
+            <w:pPr>
+              <w:spacing w:after="0" w:line="240" w:lineRule="auto"/>
+              <w:jc w:val="center"/>
+              <w:rPr>
+                <w:rFonts w:ascii="Calibri" w:eastAsia="Times New Roman" w:hAnsi="Calibri" w:cs="Calibri"/>
+                <w:color w:val="000000"/>
+                <w:lang w:eastAsia="ru-RU"/>
+              </w:rPr>
+            </w:pPr>
+            <w:r>
+              <w:rPr>
+                <w:rFonts w:ascii="Calibri" w:eastAsia="Times New Roman" w:hAnsi="Calibri" w:cs="Calibri"/>
+                <w:color w:val="000000"/>
+                <w:lang w:eastAsia="ru-RU"/>
+              </w:rPr>
+              <w:t>16%</w:t>
+            </w:r>
+          </w:p>
+        </w:tc>
+        <w:tc>
+          <w:tcPr>
+            <w:tcW w:w="1417" w:type="dxa"/>
+            <w:tcBorders>
+              <w:top w:val="nil"/>
+              <w:left w:val="nil"/>
+              <w:bottom w:val="single" w:sz="4" w:space="0" w:color="auto"/>
+              <w:right w:val="single" w:sz="4" w:space="0" w:color="auto"/>
+            </w:tcBorders>
+            <w:shd w:val="clear" w:color="auto" w:fill="C5E0B3" w:themeFill="accent6" w:themeFillTint="66"/>
+            <w:noWrap/>
+            <w:vAlign w:val="center"/>
+            <w:hideMark/>
+          </w:tcPr>
+          <w:p>
+            <w:pPr>
+              <w:spacing w:after="0" w:line="240" w:lineRule="auto"/>
+              <w:jc w:val="center"/>
+              <w:rPr>
+                <w:rFonts w:ascii="Calibri" w:eastAsia="Times New Roman" w:hAnsi="Calibri" w:cs="Calibri"/>
+                <w:color w:val="000000"/>
+                <w:lang w:eastAsia="ru-RU"/>
+              </w:rPr>
+            </w:pPr>
+            <w:r>
+              <w:rPr>
+                <w:rFonts w:ascii="Calibri" w:eastAsia="Times New Roman" w:hAnsi="Calibri" w:cs="Calibri"/>
+                <w:color w:val="000000"/>
+                <w:lang w:eastAsia="ru-RU"/>
+              </w:rPr>
+              <w:t>41%</w:t>
+            </w:r>
+          </w:p>
+        </w:tc>
+        <w:tc>
+          <w:tcPr>
+            <w:tcW w:w="1559" w:type="dxa"/>
+            <w:tcBorders>
+              <w:top w:val="nil"/>
+              <w:left w:val="nil"/>
+              <w:bottom w:val="single" w:sz="4" w:space="0" w:color="auto"/>
+              <w:right w:val="single" w:sz="4" w:space="0" w:color="auto"/>
+            </w:tcBorders>
+            <w:shd w:val="clear" w:color="auto" w:fill="C5E0B3" w:themeFill="accent6" w:themeFillTint="66"/>
+            <w:noWrap/>
+            <w:vAlign w:val="center"/>
+            <w:hideMark/>
+          </w:tcPr>
+          <w:p>
+            <w:pPr>
+              <w:spacing w:after="0" w:line="240" w:lineRule="auto"/>
+              <w:jc w:val="center"/>
+              <w:rPr>
+                <w:rFonts w:ascii="Calibri" w:eastAsia="Times New Roman" w:hAnsi="Calibri" w:cs="Calibri"/>
+                <w:color w:val="000000"/>
+                <w:lang w:eastAsia="ru-RU"/>
+              </w:rPr>
+            </w:pPr>
+            <w:r>
+              <w:rPr>
+                <w:rFonts w:ascii="Calibri" w:eastAsia="Times New Roman" w:hAnsi="Calibri" w:cs="Calibri"/>
+                <w:color w:val="000000"/>
+                <w:lang w:eastAsia="ru-RU"/>
+              </w:rPr>
+              <w:t>39%</w:t>
+            </w:r>
+          </w:p>
+        </w:tc>
+      </w:tr>
+      <w:tr>
+        <w:trPr>
+          <w:trHeight w:val="300"/>
+        </w:trPr>
+        <w:tc>
+          <w:tcPr>
+            <w:tcW w:w="1252" w:type="dxa"/>
+            <w:tcBorders>
+              <w:top w:val="nil"/>
+              <w:left w:val="single" w:sz="4" w:space="0" w:color="auto"/>
+              <w:bottom w:val="single" w:sz="4" w:space="0" w:color="auto"/>
+              <w:right w:val="single" w:sz="4" w:space="0" w:color="auto"/>
+            </w:tcBorders>
+            <w:shd w:val="clear" w:color="auto" w:fill="F7CAAC" w:themeFill="accent2" w:themeFillTint="66"/>
+            <w:vAlign w:val="center"/>
+            <w:hideMark/>
+          </w:tcPr>
+          <w:p>
+            <w:pPr>
+              <w:spacing w:after="0" w:line="240" w:lineRule="auto"/>
+              <w:jc w:val="center"/>
+              <w:rPr>
+                <w:rFonts w:ascii="Calibri" w:eastAsia="Times New Roman" w:hAnsi="Calibri" w:cs="Calibri"/>
+                <w:b/>
+                <w:color w:val="000000"/>
+                <w:sz w:val="20"/>
+                <w:szCs w:val="20"/>
+                <w:lang w:eastAsia="ru-RU"/>
+              </w:rPr>
+            </w:pPr>
+            <w:r>
+              <w:rPr>
+                <w:rFonts w:ascii="Calibri" w:eastAsia="Times New Roman" w:hAnsi="Calibri" w:cs="Calibri"/>
+                <w:b/>
+                <w:color w:val="000000"/>
+                <w:sz w:val="20"/>
+                <w:szCs w:val="20"/>
+                <w:lang w:eastAsia="ru-RU"/>
+              </w:rPr>
+              <w:t>259</w:t>
+            </w:r>
+          </w:p>
+        </w:tc>
+        <w:tc>
+          <w:tcPr>
+            <w:tcW w:w="1578" w:type="dxa"/>
+            <w:tcBorders>
+              <w:top w:val="nil"/>
+              <w:left w:val="nil"/>
+              <w:bottom w:val="single" w:sz="4" w:space="0" w:color="auto"/>
+              <w:right w:val="single" w:sz="4" w:space="0" w:color="auto"/>
+            </w:tcBorders>
+            <w:shd w:val="clear" w:color="auto" w:fill="F7CAAC" w:themeFill="accent2" w:themeFillTint="66"/>
+            <w:noWrap/>
+            <w:vAlign w:val="center"/>
+            <w:hideMark/>
+          </w:tcPr>
+          <w:p>
+            <w:pPr>
+              <w:spacing w:after="0" w:line="240" w:lineRule="auto"/>
+              <w:jc w:val="center"/>
+              <w:rPr>
+                <w:rFonts w:ascii="Calibri" w:eastAsia="Times New Roman" w:hAnsi="Calibri" w:cs="Calibri"/>
+                <w:color w:val="000000"/>
+                <w:lang w:eastAsia="ru-RU"/>
+              </w:rPr>
+            </w:pPr>
+            <w:r>
+              <w:rPr>
+                <w:rFonts w:ascii="Calibri" w:eastAsia="Times New Roman" w:hAnsi="Calibri" w:cs="Calibri"/>
+                <w:color w:val="000000"/>
+                <w:lang w:eastAsia="ru-RU"/>
+              </w:rPr>
+              <w:t>42%</w:t>
+            </w:r>
+          </w:p>
+        </w:tc>
+        <w:tc>
+          <w:tcPr>
+            <w:tcW w:w="1560" w:type="dxa"/>
+            <w:tcBorders>
+              <w:top w:val="nil"/>
+              <w:left w:val="nil"/>
+              <w:bottom w:val="single" w:sz="4" w:space="0" w:color="auto"/>
+              <w:right w:val="single" w:sz="4" w:space="0" w:color="auto"/>
+            </w:tcBorders>
+            <w:shd w:val="clear" w:color="auto" w:fill="F7CAAC" w:themeFill="accent2" w:themeFillTint="66"/>
+            <w:noWrap/>
+            <w:vAlign w:val="center"/>
+            <w:hideMark/>
+          </w:tcPr>
+          <w:p>
+            <w:pPr>
+              <w:spacing w:after="0" w:line="240" w:lineRule="auto"/>
+              <w:jc w:val="center"/>
+              <w:rPr>
+                <w:rFonts w:ascii="Calibri" w:eastAsia="Times New Roman" w:hAnsi="Calibri" w:cs="Calibri"/>
+                <w:color w:val="000000"/>
+                <w:lang w:eastAsia="ru-RU"/>
+              </w:rPr>
+            </w:pPr>
+            <w:r>
+              <w:rPr>
+                <w:rFonts w:ascii="Calibri" w:eastAsia="Times New Roman" w:hAnsi="Calibri" w:cs="Calibri"/>
+                <w:color w:val="000000"/>
+                <w:lang w:eastAsia="ru-RU"/>
+              </w:rPr>
+              <w:t>43%</w:t>
+            </w:r>
+          </w:p>
+        </w:tc>
+        <w:tc>
+          <w:tcPr>
+            <w:tcW w:w="1417" w:type="dxa"/>
+            <w:tcBorders>
+              <w:top w:val="nil"/>
+              <w:left w:val="nil"/>
+              <w:bottom w:val="single" w:sz="4" w:space="0" w:color="auto"/>
+              <w:right w:val="single" w:sz="4" w:space="0" w:color="auto"/>
+            </w:tcBorders>
+            <w:shd w:val="clear" w:color="auto" w:fill="F7CAAC" w:themeFill="accent2" w:themeFillTint="66"/>
+            <w:noWrap/>
+            <w:vAlign w:val="center"/>
+            <w:hideMark/>
+          </w:tcPr>
+          <w:p>
+            <w:pPr>
+              <w:spacing w:after="0" w:line="240" w:lineRule="auto"/>
+              <w:jc w:val="center"/>
+              <w:rPr>
+                <w:rFonts w:ascii="Calibri" w:eastAsia="Times New Roman" w:hAnsi="Calibri" w:cs="Calibri"/>
+                <w:color w:val="000000"/>
+                <w:lang w:eastAsia="ru-RU"/>
+              </w:rPr>
+            </w:pPr>
+            <w:r>
+              <w:rPr>
+                <w:rFonts w:ascii="Calibri" w:eastAsia="Times New Roman" w:hAnsi="Calibri" w:cs="Calibri"/>
+                <w:color w:val="000000"/>
+                <w:lang w:eastAsia="ru-RU"/>
+              </w:rPr>
+              <w:t>4%</w:t>
+            </w:r>
+          </w:p>
+        </w:tc>
+        <w:tc>
+          <w:tcPr>
+            <w:tcW w:w="1559" w:type="dxa"/>
+            <w:tcBorders>
+              <w:top w:val="nil"/>
+              <w:left w:val="nil"/>
+              <w:bottom w:val="single" w:sz="4" w:space="0" w:color="auto"/>
+              <w:right w:val="single" w:sz="4" w:space="0" w:color="auto"/>
+            </w:tcBorders>
+            <w:shd w:val="clear" w:color="auto" w:fill="F7CAAC" w:themeFill="accent2" w:themeFillTint="66"/>
+            <w:noWrap/>
+            <w:vAlign w:val="center"/>
+            <w:hideMark/>
+          </w:tcPr>
+          <w:p>
+            <w:pPr>
+              <w:spacing w:after="0" w:line="240" w:lineRule="auto"/>
+              <w:jc w:val="center"/>
+              <w:rPr>
+                <w:rFonts w:ascii="Calibri" w:eastAsia="Times New Roman" w:hAnsi="Calibri" w:cs="Calibri"/>
+                <w:color w:val="000000"/>
+                <w:lang w:eastAsia="ru-RU"/>
+              </w:rPr>
+            </w:pPr>
+            <w:r>
+              <w:rPr>
+                <w:rFonts w:ascii="Calibri" w:eastAsia="Times New Roman" w:hAnsi="Calibri" w:cs="Calibri"/>
+                <w:color w:val="000000"/>
+                <w:lang w:eastAsia="ru-RU"/>
+              </w:rPr>
+              <w:t>4%</w:t>
+            </w:r>
+          </w:p>
+        </w:tc>
+      </w:tr>
+      <w:tr>
+        <w:trPr>
+          <w:trHeight w:val="300"/>
+        </w:trPr>
+        <w:tc>
+          <w:tcPr>
+            <w:tcW w:w="1252" w:type="dxa"/>
+            <w:tcBorders>
+              <w:top w:val="nil"/>
+              <w:left w:val="single" w:sz="4" w:space="0" w:color="auto"/>
+              <w:bottom w:val="single" w:sz="4" w:space="0" w:color="auto"/>
+              <w:right w:val="single" w:sz="4" w:space="0" w:color="auto"/>
+            </w:tcBorders>
+            <w:shd w:val="clear" w:color="auto" w:fill="auto"/>
+            <w:vAlign w:val="center"/>
+            <w:hideMark/>
+          </w:tcPr>
+          <w:p>
+            <w:pPr>
+              <w:spacing w:after="0" w:line="240" w:lineRule="auto"/>
+              <w:jc w:val="center"/>
+              <w:rPr>
+                <w:rFonts w:ascii="Calibri" w:eastAsia="Times New Roman" w:hAnsi="Calibri" w:cs="Calibri"/>
+                <w:b/>
+                <w:color w:val="000000"/>
+                <w:sz w:val="20"/>
+                <w:szCs w:val="20"/>
+                <w:lang w:eastAsia="ru-RU"/>
+              </w:rPr>
+            </w:pPr>
+            <w:r>
+              <w:rPr>
+                <w:rFonts w:ascii="Calibri" w:eastAsia="Times New Roman" w:hAnsi="Calibri" w:cs="Calibri"/>
+                <w:b/>
+                <w:color w:val="000000"/>
+                <w:sz w:val="20"/>
+                <w:szCs w:val="20"/>
+                <w:lang w:eastAsia="ru-RU"/>
+              </w:rPr>
+              <w:t>574</w:t>
+            </w:r>
+          </w:p>
+        </w:tc>
+        <w:tc>
+          <w:tcPr>
+            <w:tcW w:w="1578" w:type="dxa"/>
+            <w:tcBorders>
+              <w:top w:val="nil"/>
+              <w:left w:val="nil"/>
+              <w:bottom w:val="single" w:sz="4" w:space="0" w:color="auto"/>
+              <w:right w:val="single" w:sz="4" w:space="0" w:color="auto"/>
+            </w:tcBorders>
+            <w:shd w:val="clear" w:color="auto" w:fill="auto"/>
+            <w:noWrap/>
+            <w:vAlign w:val="center"/>
+            <w:hideMark/>
+          </w:tcPr>
+          <w:p>
+            <w:pPr>
+              <w:spacing w:after="0" w:line="240" w:lineRule="auto"/>
+              <w:jc w:val="center"/>
+              <w:rPr>
+                <w:rFonts w:ascii="Calibri" w:eastAsia="Times New Roman" w:hAnsi="Calibri" w:cs="Calibri"/>
+                <w:color w:val="000000"/>
+                <w:lang w:eastAsia="ru-RU"/>
+              </w:rPr>
+            </w:pPr>
+            <w:r>
+              <w:rPr>
+                <w:rFonts w:ascii="Calibri" w:eastAsia="Times New Roman" w:hAnsi="Calibri" w:cs="Calibri"/>
+                <w:color w:val="000000"/>
+                <w:lang w:eastAsia="ru-RU"/>
+              </w:rPr>
+              <w:t>35%</w:t>
+            </w:r>
+          </w:p>
+        </w:tc>
+        <w:tc>
+          <w:tcPr>
+            <w:tcW w:w="1560" w:type="dxa"/>
+            <w:tcBorders>
+              <w:top w:val="nil"/>
+              <w:left w:val="nil"/>
+              <w:bottom w:val="single" w:sz="4" w:space="0" w:color="auto"/>
+              <w:right w:val="single" w:sz="4" w:space="0" w:color="auto"/>
+            </w:tcBorders>
+            <w:shd w:val="clear" w:color="auto" w:fill="auto"/>
+            <w:noWrap/>
+            <w:vAlign w:val="center"/>
+            <w:hideMark/>
+          </w:tcPr>
+          <w:p>
+            <w:pPr>
+              <w:spacing w:after="0" w:line="240" w:lineRule="auto"/>
+              <w:jc w:val="center"/>
+              <w:rPr>
+                <w:rFonts w:ascii="Calibri" w:eastAsia="Times New Roman" w:hAnsi="Calibri" w:cs="Calibri"/>
+                <w:color w:val="000000"/>
+                <w:lang w:eastAsia="ru-RU"/>
+              </w:rPr>
+            </w:pPr>
+            <w:r>
+              <w:rPr>
+                <w:rFonts w:ascii="Calibri" w:eastAsia="Times New Roman" w:hAnsi="Calibri" w:cs="Calibri"/>
+                <w:color w:val="000000"/>
+                <w:lang w:eastAsia="ru-RU"/>
+              </w:rPr>
+              <w:t>34%</w:t>
+            </w:r>
+          </w:p>
+        </w:tc>
+        <w:tc>
+          <w:tcPr>
+            <w:tcW w:w="1417" w:type="dxa"/>
+            <w:tcBorders>
+              <w:top w:val="nil"/>
+              <w:left w:val="nil"/>
+              <w:bottom w:val="single" w:sz="4" w:space="0" w:color="auto"/>
+              <w:right w:val="single" w:sz="4" w:space="0" w:color="auto"/>
+            </w:tcBorders>
+            <w:shd w:val="clear" w:color="auto" w:fill="auto"/>
+            <w:noWrap/>
+            <w:vAlign w:val="center"/>
+            <w:hideMark/>
+          </w:tcPr>
+          <w:p>
+            <w:pPr>
+              <w:spacing w:after="0" w:line="240" w:lineRule="auto"/>
+              <w:jc w:val="center"/>
+              <w:rPr>
+                <w:rFonts w:ascii="Calibri" w:eastAsia="Times New Roman" w:hAnsi="Calibri" w:cs="Calibri"/>
+                <w:color w:val="000000"/>
+                <w:lang w:eastAsia="ru-RU"/>
+              </w:rPr>
+            </w:pPr>
+            <w:r>
+              <w:rPr>
+                <w:rFonts w:ascii="Calibri" w:eastAsia="Times New Roman" w:hAnsi="Calibri" w:cs="Calibri"/>
+                <w:color w:val="000000"/>
+                <w:lang w:eastAsia="ru-RU"/>
+              </w:rPr>
+              <w:t>21%</w:t>
+            </w:r>
+          </w:p>
+        </w:tc>
+        <w:tc>
+          <w:tcPr>
+            <w:tcW w:w="1559" w:type="dxa"/>
+            <w:tcBorders>
+              <w:top w:val="nil"/>
+              <w:left w:val="nil"/>
+              <w:bottom w:val="single" w:sz="4" w:space="0" w:color="auto"/>
+              <w:right w:val="single" w:sz="4" w:space="0" w:color="auto"/>
+            </w:tcBorders>
+            <w:shd w:val="clear" w:color="auto" w:fill="auto"/>
+            <w:noWrap/>
+            <w:vAlign w:val="center"/>
+            <w:hideMark/>
+          </w:tcPr>
+          <w:p>
+            <w:pPr>
+              <w:spacing w:after="0" w:line="240" w:lineRule="auto"/>
+              <w:jc w:val="center"/>
+              <w:rPr>
+                <w:rFonts w:ascii="Calibri" w:eastAsia="Times New Roman" w:hAnsi="Calibri" w:cs="Calibri"/>
+                <w:color w:val="000000"/>
+                <w:lang w:eastAsia="ru-RU"/>
+              </w:rPr>
+            </w:pPr>
+            <w:r>
+              <w:rPr>
+                <w:rFonts w:ascii="Calibri" w:eastAsia="Times New Roman" w:hAnsi="Calibri" w:cs="Calibri"/>
+                <w:color w:val="000000"/>
+                <w:lang w:eastAsia="ru-RU"/>
+              </w:rPr>
+              <w:t>19%</w:t>
+            </w:r>
+          </w:p>
+        </w:tc>
+      </w:tr>
+      <w:tr>
+        <w:trPr>
+          <w:trHeight w:val="300"/>
+        </w:trPr>
+        <w:tc>
+          <w:tcPr>
+            <w:tcW w:w="1252" w:type="dxa"/>
+            <w:tcBorders>
+              <w:top w:val="nil"/>
+              <w:left w:val="single" w:sz="4" w:space="0" w:color="auto"/>
+              <w:bottom w:val="single" w:sz="4" w:space="0" w:color="auto"/>
+              <w:right w:val="single" w:sz="4" w:space="0" w:color="auto"/>
+            </w:tcBorders>
+            <w:shd w:val="clear" w:color="auto" w:fill="C5E0B3" w:themeFill="accent6" w:themeFillTint="66"/>
+            <w:vAlign w:val="center"/>
+            <w:hideMark/>
+          </w:tcPr>
+          <w:p>
+            <w:pPr>
+              <w:spacing w:after="0" w:line="240" w:lineRule="auto"/>
+              <w:jc w:val="center"/>
+              <w:rPr>
+                <w:rFonts w:ascii="Calibri" w:eastAsia="Times New Roman" w:hAnsi="Calibri" w:cs="Calibri"/>
+                <w:b/>
+                <w:color w:val="000000"/>
+                <w:sz w:val="20"/>
+                <w:szCs w:val="20"/>
+                <w:lang w:eastAsia="ru-RU"/>
+              </w:rPr>
+            </w:pPr>
+            <w:r>
+              <w:rPr>
+                <w:rFonts w:ascii="Calibri" w:eastAsia="Times New Roman" w:hAnsi="Calibri" w:cs="Calibri"/>
+                <w:b/>
+                <w:color w:val="000000"/>
+                <w:sz w:val="20"/>
+                <w:szCs w:val="20"/>
+                <w:lang w:eastAsia="ru-RU"/>
+              </w:rPr>
+              <w:t>700</w:t>
+            </w:r>
+          </w:p>
+        </w:tc>
+        <w:tc>
+          <w:tcPr>
+            <w:tcW w:w="1578" w:type="dxa"/>
+            <w:tcBorders>
+              <w:top w:val="nil"/>
+              <w:left w:val="nil"/>
+              <w:bottom w:val="single" w:sz="4" w:space="0" w:color="auto"/>
+              <w:right w:val="single" w:sz="4" w:space="0" w:color="auto"/>
+            </w:tcBorders>
+            <w:shd w:val="clear" w:color="auto" w:fill="C5E0B3" w:themeFill="accent6" w:themeFillTint="66"/>
+            <w:noWrap/>
+            <w:vAlign w:val="center"/>
+            <w:hideMark/>
+          </w:tcPr>
+          <w:p>
+            <w:pPr>
+              <w:spacing w:after="0" w:line="240" w:lineRule="auto"/>
+              <w:jc w:val="center"/>
+              <w:rPr>
+                <w:rFonts w:ascii="Calibri" w:eastAsia="Times New Roman" w:hAnsi="Calibri" w:cs="Calibri"/>
+                <w:color w:val="000000"/>
+                <w:lang w:eastAsia="ru-RU"/>
+              </w:rPr>
+            </w:pPr>
+            <w:r>
+              <w:rPr>
+                <w:rFonts w:ascii="Calibri" w:eastAsia="Times New Roman" w:hAnsi="Calibri" w:cs="Calibri"/>
+                <w:color w:val="000000"/>
+                <w:lang w:eastAsia="ru-RU"/>
+              </w:rPr>
+              <w:t>7%</w:t>
+            </w:r>
+          </w:p>
+        </w:tc>
+        <w:tc>
+          <w:tcPr>
+            <w:tcW w:w="1560" w:type="dxa"/>
+            <w:tcBorders>
+              <w:top w:val="nil"/>
+              <w:left w:val="nil"/>
+              <w:bottom w:val="single" w:sz="4" w:space="0" w:color="auto"/>
+              <w:right w:val="single" w:sz="4" w:space="0" w:color="auto"/>
+            </w:tcBorders>
+            <w:shd w:val="clear" w:color="auto" w:fill="C5E0B3" w:themeFill="accent6" w:themeFillTint="66"/>
+            <w:noWrap/>
+            <w:vAlign w:val="center"/>
+            <w:hideMark/>
+          </w:tcPr>
+          <w:p>
+            <w:pPr>
+              <w:spacing w:after="0" w:line="240" w:lineRule="auto"/>
+              <w:jc w:val="center"/>
+              <w:rPr>
+                <w:rFonts w:ascii="Calibri" w:eastAsia="Times New Roman" w:hAnsi="Calibri" w:cs="Calibri"/>
+                <w:color w:val="000000"/>
+                <w:lang w:eastAsia="ru-RU"/>
+              </w:rPr>
+            </w:pPr>
+            <w:r>
+              <w:rPr>
+                <w:rFonts w:ascii="Calibri" w:eastAsia="Times New Roman" w:hAnsi="Calibri" w:cs="Calibri"/>
+                <w:color w:val="000000"/>
+                <w:lang w:eastAsia="ru-RU"/>
+              </w:rPr>
+              <w:t>6%</w:t>
+            </w:r>
+          </w:p>
+        </w:tc>
+        <w:tc>
+          <w:tcPr>
+            <w:tcW w:w="1417" w:type="dxa"/>
+            <w:tcBorders>
+              <w:top w:val="nil"/>
+              <w:left w:val="nil"/>
+              <w:bottom w:val="single" w:sz="4" w:space="0" w:color="auto"/>
+              <w:right w:val="single" w:sz="4" w:space="0" w:color="auto"/>
+            </w:tcBorders>
+            <w:shd w:val="clear" w:color="auto" w:fill="C5E0B3" w:themeFill="accent6" w:themeFillTint="66"/>
+            <w:noWrap/>
+            <w:vAlign w:val="center"/>
+            <w:hideMark/>
+          </w:tcPr>
+          <w:p>
+            <w:pPr>
+              <w:spacing w:after="0" w:line="240" w:lineRule="auto"/>
+              <w:jc w:val="center"/>
+              <w:rPr>
+                <w:rFonts w:ascii="Calibri" w:eastAsia="Times New Roman" w:hAnsi="Calibri" w:cs="Calibri"/>
+                <w:color w:val="000000"/>
+                <w:lang w:eastAsia="ru-RU"/>
+              </w:rPr>
+            </w:pPr>
+            <w:r>
+              <w:rPr>
+                <w:rFonts w:ascii="Calibri" w:eastAsia="Times New Roman" w:hAnsi="Calibri" w:cs="Calibri"/>
+                <w:color w:val="000000"/>
+                <w:lang w:eastAsia="ru-RU"/>
+              </w:rPr>
+              <w:t>34%</w:t>
+            </w:r>
+          </w:p>
+        </w:tc>
+        <w:tc>
+          <w:tcPr>
+            <w:tcW w:w="1559" w:type="dxa"/>
+            <w:tcBorders>
+              <w:top w:val="nil"/>
+              <w:left w:val="nil"/>
+              <w:bottom w:val="single" w:sz="4" w:space="0" w:color="auto"/>
+              <w:right w:val="single" w:sz="4" w:space="0" w:color="auto"/>
+            </w:tcBorders>
+            <w:shd w:val="clear" w:color="auto" w:fill="C5E0B3" w:themeFill="accent6" w:themeFillTint="66"/>
+            <w:noWrap/>
+            <w:vAlign w:val="center"/>
+            <w:hideMark/>
+          </w:tcPr>
+          <w:p>
+            <w:pPr>
+              <w:spacing w:after="0" w:line="240" w:lineRule="auto"/>
+              <w:jc w:val="center"/>
+              <w:rPr>
+                <w:rFonts w:ascii="Calibri" w:eastAsia="Times New Roman" w:hAnsi="Calibri" w:cs="Calibri"/>
+                <w:color w:val="000000"/>
+                <w:lang w:eastAsia="ru-RU"/>
+              </w:rPr>
+            </w:pPr>
+            <w:r>
+              <w:rPr>
+                <w:rFonts w:ascii="Calibri" w:eastAsia="Times New Roman" w:hAnsi="Calibri" w:cs="Calibri"/>
+                <w:color w:val="000000"/>
+                <w:lang w:eastAsia="ru-RU"/>
+              </w:rPr>
+              <w:t>38%</w:t>
+            </w:r>
+          </w:p>
+        </w:tc>
+      </w:tr>
+    </w:tbl>
+    <w:p/>
+    <w:p/>
+    <w:p>
+      <w:r>
         <w:rPr>
           <w:b/>
           <w:sz w:val="32"/>
@@ -14204,7 +16810,6 @@
         <w:rPr>
           <w:b/>
         </w:rPr>
-        <w:lastRenderedPageBreak/>
         <w:t>Риски</w:t>
       </w:r>
       <w:r>
@@ -14246,8 +16851,6 @@
         </w:rPr>
         <w:t>retention</w:t>
       </w:r>
-      <w:bookmarkStart w:id="0" w:name="_GoBack"/>
-      <w:bookmarkEnd w:id="0"/>
     </w:p>
     <w:p>
       <w:pPr>
@@ -14261,6 +16864,18 @@
           <w:lang w:eastAsia="ru-RU"/>
         </w:rPr>
       </w:pPr>
+      <w:r>
+        <w:rPr>
+          <w:rFonts w:ascii="Segoe UI" w:eastAsia="Times New Roman" w:hAnsi="Segoe UI" w:cs="Segoe UI"/>
+          <w:b/>
+          <w:bCs/>
+          <w:color w:val="0F1115"/>
+          <w:sz w:val="30"/>
+          <w:szCs w:val="30"/>
+          <w:lang w:eastAsia="ru-RU"/>
+        </w:rPr>
+        <w:br w:type="page"/>
+      </w:r>
     </w:p>
     <w:p>
       <w:pPr>
@@ -14284,6 +16899,7 @@
           <w:szCs w:val="40"/>
           <w:lang w:eastAsia="ru-RU"/>
         </w:rPr>
+        <w:lastRenderedPageBreak/>
         <w:t>Этап 6. Внедрение:</w:t>
       </w:r>
     </w:p>

--- a/AB_test_Marketplete.docx
+++ b/AB_test_Marketplete.docx
@@ -9832,15 +9832,26 @@
     </w:p>
     <w:tbl>
       <w:tblPr>
-        <w:tblW w:w="7508" w:type="dxa"/>
+        <w:tblW w:w="9067" w:type="dxa"/>
+        <w:tblBorders>
+          <w:top w:val="single" w:sz="4" w:space="0" w:color="auto"/>
+          <w:left w:val="single" w:sz="4" w:space="0" w:color="auto"/>
+          <w:bottom w:val="single" w:sz="4" w:space="0" w:color="auto"/>
+          <w:right w:val="single" w:sz="4" w:space="0" w:color="auto"/>
+          <w:insideH w:val="single" w:sz="4" w:space="0" w:color="auto"/>
+          <w:insideV w:val="single" w:sz="4" w:space="0" w:color="auto"/>
+        </w:tblBorders>
+        <w:tblLayout w:type="fixed"/>
         <w:tblLook w:val="04A0" w:firstRow="1" w:lastRow="0" w:firstColumn="1" w:lastColumn="0" w:noHBand="0" w:noVBand="1"/>
       </w:tblPr>
       <w:tblGrid>
-        <w:gridCol w:w="1271"/>
-        <w:gridCol w:w="1559"/>
-        <w:gridCol w:w="1560"/>
-        <w:gridCol w:w="1559"/>
-        <w:gridCol w:w="1559"/>
+        <w:gridCol w:w="1240"/>
+        <w:gridCol w:w="1418"/>
+        <w:gridCol w:w="1419"/>
+        <w:gridCol w:w="1418"/>
+        <w:gridCol w:w="1418"/>
+        <w:gridCol w:w="1162"/>
+        <w:gridCol w:w="992"/>
       </w:tblGrid>
       <w:tr>
         <w:trPr>
@@ -9848,15 +9859,2160 @@
         </w:trPr>
         <w:tc>
           <w:tcPr>
-            <w:tcW w:w="1271" w:type="dxa"/>
+            <w:tcW w:w="1240" w:type="dxa"/>
+            <w:shd w:val="clear" w:color="auto" w:fill="auto"/>
+            <w:vAlign w:val="center"/>
+            <w:hideMark/>
+          </w:tcPr>
+          <w:p>
+            <w:pPr>
+              <w:spacing w:after="0" w:line="240" w:lineRule="auto"/>
+              <w:jc w:val="center"/>
+              <w:rPr>
+                <w:rFonts w:ascii="Calibri" w:eastAsia="Times New Roman" w:hAnsi="Calibri" w:cs="Calibri"/>
+                <w:b/>
+                <w:bCs/>
+                <w:color w:val="000000"/>
+                <w:sz w:val="20"/>
+                <w:szCs w:val="20"/>
+                <w:lang w:eastAsia="ru-RU"/>
+              </w:rPr>
+            </w:pPr>
+            <w:proofErr w:type="spellStart"/>
+            <w:r>
+              <w:rPr>
+                <w:rFonts w:ascii="Calibri" w:eastAsia="Times New Roman" w:hAnsi="Calibri" w:cs="Calibri"/>
+                <w:b/>
+                <w:bCs/>
+                <w:color w:val="000000"/>
+                <w:sz w:val="20"/>
+                <w:szCs w:val="20"/>
+                <w:lang w:eastAsia="ru-RU"/>
+              </w:rPr>
+              <w:t>publisher_id</w:t>
+            </w:r>
+            <w:proofErr w:type="spellEnd"/>
+          </w:p>
+        </w:tc>
+        <w:tc>
+          <w:tcPr>
+            <w:tcW w:w="1418" w:type="dxa"/>
+            <w:shd w:val="clear" w:color="auto" w:fill="auto"/>
+            <w:vAlign w:val="center"/>
+            <w:hideMark/>
+          </w:tcPr>
+          <w:p>
+            <w:pPr>
+              <w:spacing w:after="0" w:line="240" w:lineRule="auto"/>
+              <w:jc w:val="center"/>
+              <w:rPr>
+                <w:rFonts w:ascii="Calibri" w:eastAsia="Times New Roman" w:hAnsi="Calibri" w:cs="Calibri"/>
+                <w:b/>
+                <w:bCs/>
+                <w:color w:val="000000"/>
+                <w:sz w:val="20"/>
+                <w:szCs w:val="20"/>
+                <w:lang w:eastAsia="ru-RU"/>
+              </w:rPr>
+            </w:pPr>
+            <w:proofErr w:type="spellStart"/>
+            <w:r>
+              <w:rPr>
+                <w:rFonts w:ascii="Calibri" w:eastAsia="Times New Roman" w:hAnsi="Calibri" w:cs="Calibri"/>
+                <w:b/>
+                <w:bCs/>
+                <w:color w:val="000000"/>
+                <w:sz w:val="20"/>
+                <w:szCs w:val="20"/>
+                <w:lang w:eastAsia="ru-RU"/>
+              </w:rPr>
+              <w:t>pageviews_A</w:t>
+            </w:r>
+            <w:proofErr w:type="spellEnd"/>
+            <w:r>
+              <w:rPr>
+                <w:rFonts w:ascii="Calibri" w:eastAsia="Times New Roman" w:hAnsi="Calibri" w:cs="Calibri"/>
+                <w:b/>
+                <w:bCs/>
+                <w:color w:val="000000"/>
+                <w:sz w:val="20"/>
+                <w:szCs w:val="20"/>
+                <w:lang w:eastAsia="ru-RU"/>
+              </w:rPr>
+              <w:t>, %</w:t>
+            </w:r>
+            <w:r>
+              <w:rPr>
+                <w:rFonts w:ascii="Calibri" w:eastAsia="Times New Roman" w:hAnsi="Calibri" w:cs="Calibri"/>
+                <w:b/>
+                <w:bCs/>
+                <w:color w:val="000000"/>
+                <w:sz w:val="20"/>
+                <w:szCs w:val="20"/>
+                <w:lang w:eastAsia="ru-RU"/>
+              </w:rPr>
+              <w:t xml:space="preserve"> от </w:t>
+            </w:r>
+            <w:proofErr w:type="spellStart"/>
+            <w:r>
+              <w:rPr>
+                <w:rFonts w:ascii="Calibri" w:eastAsia="Times New Roman" w:hAnsi="Calibri" w:cs="Calibri"/>
+                <w:b/>
+                <w:bCs/>
+                <w:color w:val="000000"/>
+                <w:sz w:val="20"/>
+                <w:szCs w:val="20"/>
+                <w:lang w:eastAsia="ru-RU"/>
+              </w:rPr>
+              <w:t>тотал</w:t>
+            </w:r>
+            <w:proofErr w:type="spellEnd"/>
+            <w:r>
+              <w:rPr>
+                <w:rFonts w:ascii="Calibri" w:eastAsia="Times New Roman" w:hAnsi="Calibri" w:cs="Calibri"/>
+                <w:b/>
+                <w:bCs/>
+                <w:color w:val="000000"/>
+                <w:sz w:val="20"/>
+                <w:szCs w:val="20"/>
+                <w:lang w:eastAsia="ru-RU"/>
+              </w:rPr>
+              <w:t xml:space="preserve"> трафика</w:t>
+            </w:r>
+          </w:p>
+        </w:tc>
+        <w:tc>
+          <w:tcPr>
+            <w:tcW w:w="1419" w:type="dxa"/>
+            <w:shd w:val="clear" w:color="auto" w:fill="auto"/>
+            <w:vAlign w:val="center"/>
+            <w:hideMark/>
+          </w:tcPr>
+          <w:p>
+            <w:pPr>
+              <w:spacing w:after="0" w:line="240" w:lineRule="auto"/>
+              <w:jc w:val="center"/>
+              <w:rPr>
+                <w:rFonts w:ascii="Calibri" w:eastAsia="Times New Roman" w:hAnsi="Calibri" w:cs="Calibri"/>
+                <w:b/>
+                <w:bCs/>
+                <w:color w:val="000000"/>
+                <w:sz w:val="20"/>
+                <w:szCs w:val="20"/>
+                <w:lang w:eastAsia="ru-RU"/>
+              </w:rPr>
+            </w:pPr>
+            <w:proofErr w:type="spellStart"/>
+            <w:r>
+              <w:rPr>
+                <w:rFonts w:ascii="Calibri" w:eastAsia="Times New Roman" w:hAnsi="Calibri" w:cs="Calibri"/>
+                <w:b/>
+                <w:bCs/>
+                <w:color w:val="000000"/>
+                <w:sz w:val="20"/>
+                <w:szCs w:val="20"/>
+                <w:lang w:eastAsia="ru-RU"/>
+              </w:rPr>
+              <w:t>pageviews_В</w:t>
+            </w:r>
+            <w:proofErr w:type="spellEnd"/>
+            <w:r>
+              <w:rPr>
+                <w:rFonts w:ascii="Calibri" w:eastAsia="Times New Roman" w:hAnsi="Calibri" w:cs="Calibri"/>
+                <w:b/>
+                <w:bCs/>
+                <w:color w:val="000000"/>
+                <w:sz w:val="20"/>
+                <w:szCs w:val="20"/>
+                <w:lang w:eastAsia="ru-RU"/>
+              </w:rPr>
+              <w:t>, %</w:t>
+            </w:r>
+            <w:r>
+              <w:rPr>
+                <w:rFonts w:ascii="Calibri" w:eastAsia="Times New Roman" w:hAnsi="Calibri" w:cs="Calibri"/>
+                <w:b/>
+                <w:bCs/>
+                <w:color w:val="000000"/>
+                <w:sz w:val="20"/>
+                <w:szCs w:val="20"/>
+                <w:lang w:eastAsia="ru-RU"/>
+              </w:rPr>
+              <w:t xml:space="preserve"> от </w:t>
+            </w:r>
+            <w:proofErr w:type="spellStart"/>
+            <w:r>
+              <w:rPr>
+                <w:rFonts w:ascii="Calibri" w:eastAsia="Times New Roman" w:hAnsi="Calibri" w:cs="Calibri"/>
+                <w:b/>
+                <w:bCs/>
+                <w:color w:val="000000"/>
+                <w:sz w:val="20"/>
+                <w:szCs w:val="20"/>
+                <w:lang w:eastAsia="ru-RU"/>
+              </w:rPr>
+              <w:t>тотал</w:t>
+            </w:r>
+            <w:proofErr w:type="spellEnd"/>
+            <w:r>
+              <w:rPr>
+                <w:rFonts w:ascii="Calibri" w:eastAsia="Times New Roman" w:hAnsi="Calibri" w:cs="Calibri"/>
+                <w:b/>
+                <w:bCs/>
+                <w:color w:val="000000"/>
+                <w:sz w:val="20"/>
+                <w:szCs w:val="20"/>
+                <w:lang w:eastAsia="ru-RU"/>
+              </w:rPr>
+              <w:t xml:space="preserve"> трафика</w:t>
+            </w:r>
+          </w:p>
+        </w:tc>
+        <w:tc>
+          <w:tcPr>
+            <w:tcW w:w="1418" w:type="dxa"/>
+            <w:shd w:val="clear" w:color="auto" w:fill="auto"/>
+            <w:vAlign w:val="center"/>
+            <w:hideMark/>
+          </w:tcPr>
+          <w:p>
+            <w:pPr>
+              <w:spacing w:after="0" w:line="240" w:lineRule="auto"/>
+              <w:jc w:val="center"/>
+              <w:rPr>
+                <w:rFonts w:ascii="Calibri" w:eastAsia="Times New Roman" w:hAnsi="Calibri" w:cs="Calibri"/>
+                <w:b/>
+                <w:bCs/>
+                <w:color w:val="000000"/>
+                <w:sz w:val="20"/>
+                <w:szCs w:val="20"/>
+                <w:lang w:eastAsia="ru-RU"/>
+              </w:rPr>
+            </w:pPr>
+            <w:proofErr w:type="spellStart"/>
+            <w:r>
+              <w:rPr>
+                <w:rFonts w:ascii="Calibri" w:eastAsia="Times New Roman" w:hAnsi="Calibri" w:cs="Calibri"/>
+                <w:b/>
+                <w:bCs/>
+                <w:color w:val="000000"/>
+                <w:sz w:val="20"/>
+                <w:szCs w:val="20"/>
+                <w:lang w:eastAsia="ru-RU"/>
+              </w:rPr>
+              <w:t>revenue_А</w:t>
+            </w:r>
+            <w:proofErr w:type="spellEnd"/>
+            <w:r>
+              <w:rPr>
+                <w:rFonts w:ascii="Calibri" w:eastAsia="Times New Roman" w:hAnsi="Calibri" w:cs="Calibri"/>
+                <w:b/>
+                <w:bCs/>
+                <w:color w:val="000000"/>
+                <w:sz w:val="20"/>
+                <w:szCs w:val="20"/>
+                <w:lang w:eastAsia="ru-RU"/>
+              </w:rPr>
+              <w:t>, %</w:t>
+            </w:r>
+            <w:r>
+              <w:rPr>
+                <w:rFonts w:ascii="Calibri" w:eastAsia="Times New Roman" w:hAnsi="Calibri" w:cs="Calibri"/>
+                <w:b/>
+                <w:bCs/>
+                <w:color w:val="000000"/>
+                <w:sz w:val="20"/>
+                <w:szCs w:val="20"/>
+                <w:lang w:eastAsia="ru-RU"/>
+              </w:rPr>
+              <w:t xml:space="preserve"> от </w:t>
+            </w:r>
+            <w:proofErr w:type="spellStart"/>
+            <w:r>
+              <w:rPr>
+                <w:rFonts w:ascii="Calibri" w:eastAsia="Times New Roman" w:hAnsi="Calibri" w:cs="Calibri"/>
+                <w:b/>
+                <w:bCs/>
+                <w:color w:val="000000"/>
+                <w:sz w:val="20"/>
+                <w:szCs w:val="20"/>
+                <w:lang w:eastAsia="ru-RU"/>
+              </w:rPr>
+              <w:t>тотал</w:t>
+            </w:r>
+            <w:proofErr w:type="spellEnd"/>
+            <w:r>
+              <w:rPr>
+                <w:rFonts w:ascii="Calibri" w:eastAsia="Times New Roman" w:hAnsi="Calibri" w:cs="Calibri"/>
+                <w:b/>
+                <w:bCs/>
+                <w:color w:val="000000"/>
+                <w:sz w:val="20"/>
+                <w:szCs w:val="20"/>
+                <w:lang w:eastAsia="ru-RU"/>
+              </w:rPr>
+              <w:t xml:space="preserve"> выручки</w:t>
+            </w:r>
+          </w:p>
+        </w:tc>
+        <w:tc>
+          <w:tcPr>
+            <w:tcW w:w="1418" w:type="dxa"/>
+            <w:shd w:val="clear" w:color="auto" w:fill="auto"/>
+            <w:vAlign w:val="center"/>
+            <w:hideMark/>
+          </w:tcPr>
+          <w:p>
+            <w:pPr>
+              <w:spacing w:after="0" w:line="240" w:lineRule="auto"/>
+              <w:jc w:val="center"/>
+              <w:rPr>
+                <w:rFonts w:ascii="Calibri" w:eastAsia="Times New Roman" w:hAnsi="Calibri" w:cs="Calibri"/>
+                <w:b/>
+                <w:bCs/>
+                <w:color w:val="000000"/>
+                <w:sz w:val="20"/>
+                <w:szCs w:val="20"/>
+                <w:lang w:eastAsia="ru-RU"/>
+              </w:rPr>
+            </w:pPr>
+            <w:proofErr w:type="spellStart"/>
+            <w:r>
+              <w:rPr>
+                <w:rFonts w:ascii="Calibri" w:eastAsia="Times New Roman" w:hAnsi="Calibri" w:cs="Calibri"/>
+                <w:b/>
+                <w:bCs/>
+                <w:color w:val="000000"/>
+                <w:sz w:val="20"/>
+                <w:szCs w:val="20"/>
+                <w:lang w:eastAsia="ru-RU"/>
+              </w:rPr>
+              <w:t>revenue_В</w:t>
+            </w:r>
+            <w:proofErr w:type="spellEnd"/>
+            <w:r>
+              <w:rPr>
+                <w:rFonts w:ascii="Calibri" w:eastAsia="Times New Roman" w:hAnsi="Calibri" w:cs="Calibri"/>
+                <w:b/>
+                <w:bCs/>
+                <w:color w:val="000000"/>
+                <w:sz w:val="20"/>
+                <w:szCs w:val="20"/>
+                <w:lang w:eastAsia="ru-RU"/>
+              </w:rPr>
+              <w:t>, %</w:t>
+            </w:r>
+            <w:r>
+              <w:rPr>
+                <w:rFonts w:ascii="Calibri" w:eastAsia="Times New Roman" w:hAnsi="Calibri" w:cs="Calibri"/>
+                <w:b/>
+                <w:bCs/>
+                <w:color w:val="000000"/>
+                <w:sz w:val="20"/>
+                <w:szCs w:val="20"/>
+                <w:lang w:eastAsia="ru-RU"/>
+              </w:rPr>
+              <w:t xml:space="preserve"> от </w:t>
+            </w:r>
+            <w:proofErr w:type="spellStart"/>
+            <w:r>
+              <w:rPr>
+                <w:rFonts w:ascii="Calibri" w:eastAsia="Times New Roman" w:hAnsi="Calibri" w:cs="Calibri"/>
+                <w:b/>
+                <w:bCs/>
+                <w:color w:val="000000"/>
+                <w:sz w:val="20"/>
+                <w:szCs w:val="20"/>
+                <w:lang w:eastAsia="ru-RU"/>
+              </w:rPr>
+              <w:t>тотал</w:t>
+            </w:r>
+            <w:proofErr w:type="spellEnd"/>
+            <w:r>
+              <w:rPr>
+                <w:rFonts w:ascii="Calibri" w:eastAsia="Times New Roman" w:hAnsi="Calibri" w:cs="Calibri"/>
+                <w:b/>
+                <w:bCs/>
+                <w:color w:val="000000"/>
+                <w:sz w:val="20"/>
+                <w:szCs w:val="20"/>
+                <w:lang w:eastAsia="ru-RU"/>
+              </w:rPr>
+              <w:t xml:space="preserve"> выручки</w:t>
+            </w:r>
+          </w:p>
+        </w:tc>
+        <w:tc>
+          <w:tcPr>
+            <w:tcW w:w="1162" w:type="dxa"/>
+            <w:vAlign w:val="center"/>
+          </w:tcPr>
+          <w:p>
+            <w:pPr>
+              <w:jc w:val="center"/>
+              <w:rPr>
+                <w:rFonts w:ascii="Calibri" w:hAnsi="Calibri" w:cs="Calibri"/>
+                <w:b/>
+                <w:bCs/>
+                <w:color w:val="000000"/>
+                <w:sz w:val="20"/>
+                <w:szCs w:val="20"/>
+              </w:rPr>
+            </w:pPr>
+            <w:proofErr w:type="spellStart"/>
+            <w:r>
+              <w:rPr>
+                <w:rFonts w:ascii="Calibri" w:hAnsi="Calibri" w:cs="Calibri"/>
+                <w:b/>
+                <w:bCs/>
+                <w:color w:val="000000"/>
+                <w:sz w:val="20"/>
+                <w:szCs w:val="20"/>
+                <w:lang w:val="en-US"/>
+              </w:rPr>
+              <w:t>sponsord_clicks_A</w:t>
+            </w:r>
+            <w:proofErr w:type="spellEnd"/>
+            <w:r>
+              <w:rPr>
+                <w:rFonts w:ascii="Calibri" w:hAnsi="Calibri" w:cs="Calibri"/>
+                <w:b/>
+                <w:bCs/>
+                <w:color w:val="000000"/>
+                <w:sz w:val="20"/>
+                <w:szCs w:val="20"/>
+              </w:rPr>
+              <w:t xml:space="preserve">, от </w:t>
+            </w:r>
+            <w:proofErr w:type="spellStart"/>
+            <w:r>
+              <w:rPr>
+                <w:rFonts w:ascii="Calibri" w:hAnsi="Calibri" w:cs="Calibri"/>
+                <w:b/>
+                <w:bCs/>
+                <w:color w:val="000000"/>
+                <w:sz w:val="20"/>
+                <w:szCs w:val="20"/>
+              </w:rPr>
+              <w:t>тотал</w:t>
+            </w:r>
+            <w:proofErr w:type="spellEnd"/>
+            <w:r>
+              <w:rPr>
+                <w:rFonts w:ascii="Calibri" w:hAnsi="Calibri" w:cs="Calibri"/>
+                <w:b/>
+                <w:bCs/>
+                <w:color w:val="000000"/>
+                <w:sz w:val="20"/>
+                <w:szCs w:val="20"/>
+              </w:rPr>
+              <w:t xml:space="preserve"> переходов</w:t>
+            </w:r>
+          </w:p>
+        </w:tc>
+        <w:tc>
+          <w:tcPr>
+            <w:tcW w:w="992" w:type="dxa"/>
+            <w:vAlign w:val="center"/>
+          </w:tcPr>
+          <w:p>
+            <w:pPr>
+              <w:jc w:val="center"/>
+              <w:rPr>
+                <w:rFonts w:ascii="Calibri" w:hAnsi="Calibri" w:cs="Calibri"/>
+                <w:b/>
+                <w:bCs/>
+                <w:color w:val="000000"/>
+                <w:sz w:val="20"/>
+                <w:szCs w:val="20"/>
+                <w:lang w:val="en-US"/>
+              </w:rPr>
+            </w:pPr>
+            <w:r>
+              <w:rPr>
+                <w:rFonts w:ascii="Calibri" w:hAnsi="Calibri" w:cs="Calibri"/>
+                <w:b/>
+                <w:bCs/>
+                <w:color w:val="000000"/>
+                <w:sz w:val="20"/>
+                <w:szCs w:val="20"/>
+                <w:lang w:val="en-US"/>
+              </w:rPr>
+              <w:t>CPC,A</w:t>
+            </w:r>
+          </w:p>
+        </w:tc>
+      </w:tr>
+      <w:tr>
+        <w:trPr>
+          <w:trHeight w:val="277"/>
+        </w:trPr>
+        <w:tc>
+          <w:tcPr>
+            <w:tcW w:w="1240" w:type="dxa"/>
+            <w:shd w:val="clear" w:color="auto" w:fill="auto"/>
+            <w:vAlign w:val="center"/>
+            <w:hideMark/>
+          </w:tcPr>
+          <w:p>
+            <w:pPr>
+              <w:spacing w:after="0" w:line="240" w:lineRule="auto"/>
+              <w:jc w:val="center"/>
+              <w:rPr>
+                <w:rFonts w:ascii="Calibri" w:eastAsia="Times New Roman" w:hAnsi="Calibri" w:cs="Calibri"/>
+                <w:b/>
+                <w:color w:val="000000"/>
+                <w:sz w:val="20"/>
+                <w:szCs w:val="20"/>
+                <w:lang w:val="en-US" w:eastAsia="ru-RU"/>
+              </w:rPr>
+            </w:pPr>
+            <w:r>
+              <w:rPr>
+                <w:rFonts w:ascii="Calibri" w:eastAsia="Times New Roman" w:hAnsi="Calibri" w:cs="Calibri"/>
+                <w:b/>
+                <w:color w:val="000000"/>
+                <w:sz w:val="20"/>
+                <w:szCs w:val="20"/>
+                <w:lang w:val="en-US" w:eastAsia="ru-RU"/>
+              </w:rPr>
+              <w:t>101</w:t>
+            </w:r>
+          </w:p>
+        </w:tc>
+        <w:tc>
+          <w:tcPr>
+            <w:tcW w:w="1418" w:type="dxa"/>
+            <w:shd w:val="clear" w:color="auto" w:fill="auto"/>
+            <w:noWrap/>
+            <w:vAlign w:val="bottom"/>
+            <w:hideMark/>
+          </w:tcPr>
+          <w:p>
+            <w:pPr>
+              <w:spacing w:after="0" w:line="240" w:lineRule="auto"/>
+              <w:jc w:val="center"/>
+              <w:rPr>
+                <w:rFonts w:ascii="Calibri" w:eastAsia="Times New Roman" w:hAnsi="Calibri" w:cs="Calibri"/>
+                <w:color w:val="000000"/>
+                <w:lang w:val="en-US" w:eastAsia="ru-RU"/>
+              </w:rPr>
+            </w:pPr>
+            <w:r>
+              <w:rPr>
+                <w:rFonts w:ascii="Calibri" w:eastAsia="Times New Roman" w:hAnsi="Calibri" w:cs="Calibri"/>
+                <w:color w:val="000000"/>
+                <w:lang w:val="en-US" w:eastAsia="ru-RU"/>
+              </w:rPr>
+              <w:t>18,4%</w:t>
+            </w:r>
+          </w:p>
+        </w:tc>
+        <w:tc>
+          <w:tcPr>
+            <w:tcW w:w="1419" w:type="dxa"/>
+            <w:shd w:val="clear" w:color="auto" w:fill="auto"/>
+            <w:noWrap/>
+            <w:vAlign w:val="bottom"/>
+            <w:hideMark/>
+          </w:tcPr>
+          <w:p>
+            <w:pPr>
+              <w:spacing w:after="0" w:line="240" w:lineRule="auto"/>
+              <w:jc w:val="center"/>
+              <w:rPr>
+                <w:rFonts w:ascii="Calibri" w:eastAsia="Times New Roman" w:hAnsi="Calibri" w:cs="Calibri"/>
+                <w:color w:val="000000"/>
+                <w:lang w:val="en-US" w:eastAsia="ru-RU"/>
+              </w:rPr>
+            </w:pPr>
+            <w:r>
+              <w:rPr>
+                <w:rFonts w:ascii="Calibri" w:eastAsia="Times New Roman" w:hAnsi="Calibri" w:cs="Calibri"/>
+                <w:color w:val="000000"/>
+                <w:lang w:val="en-US" w:eastAsia="ru-RU"/>
+              </w:rPr>
+              <w:t>18,4%</w:t>
+            </w:r>
+          </w:p>
+        </w:tc>
+        <w:tc>
+          <w:tcPr>
+            <w:tcW w:w="1418" w:type="dxa"/>
+            <w:shd w:val="clear" w:color="auto" w:fill="auto"/>
+            <w:noWrap/>
+            <w:vAlign w:val="bottom"/>
+            <w:hideMark/>
+          </w:tcPr>
+          <w:p>
+            <w:pPr>
+              <w:spacing w:after="0" w:line="240" w:lineRule="auto"/>
+              <w:jc w:val="center"/>
+              <w:rPr>
+                <w:rFonts w:ascii="Calibri" w:eastAsia="Times New Roman" w:hAnsi="Calibri" w:cs="Calibri"/>
+                <w:color w:val="000000"/>
+                <w:lang w:val="en-US" w:eastAsia="ru-RU"/>
+              </w:rPr>
+            </w:pPr>
+            <w:r>
+              <w:rPr>
+                <w:rFonts w:ascii="Calibri" w:eastAsia="Times New Roman" w:hAnsi="Calibri" w:cs="Calibri"/>
+                <w:color w:val="000000"/>
+                <w:lang w:val="en-US" w:eastAsia="ru-RU"/>
+              </w:rPr>
+              <w:t>21,3%</w:t>
+            </w:r>
+          </w:p>
+        </w:tc>
+        <w:tc>
+          <w:tcPr>
+            <w:tcW w:w="1418" w:type="dxa"/>
+            <w:shd w:val="clear" w:color="auto" w:fill="auto"/>
+            <w:noWrap/>
+            <w:vAlign w:val="bottom"/>
+            <w:hideMark/>
+          </w:tcPr>
+          <w:p>
+            <w:pPr>
+              <w:spacing w:after="0" w:line="240" w:lineRule="auto"/>
+              <w:jc w:val="center"/>
+              <w:rPr>
+                <w:rFonts w:ascii="Calibri" w:eastAsia="Times New Roman" w:hAnsi="Calibri" w:cs="Calibri"/>
+                <w:color w:val="000000"/>
+                <w:lang w:val="en-US" w:eastAsia="ru-RU"/>
+              </w:rPr>
+            </w:pPr>
+            <w:r>
+              <w:rPr>
+                <w:rFonts w:ascii="Calibri" w:eastAsia="Times New Roman" w:hAnsi="Calibri" w:cs="Calibri"/>
+                <w:color w:val="000000"/>
+                <w:lang w:val="en-US" w:eastAsia="ru-RU"/>
+              </w:rPr>
+              <w:t>21,0%</w:t>
+            </w:r>
+          </w:p>
+        </w:tc>
+        <w:tc>
+          <w:tcPr>
+            <w:tcW w:w="1162" w:type="dxa"/>
+            <w:vAlign w:val="bottom"/>
+          </w:tcPr>
+          <w:p>
+            <w:pPr>
+              <w:spacing w:after="0" w:line="240" w:lineRule="auto"/>
+              <w:jc w:val="center"/>
+              <w:rPr>
+                <w:rFonts w:ascii="Calibri" w:eastAsia="Times New Roman" w:hAnsi="Calibri" w:cs="Calibri"/>
+                <w:color w:val="000000"/>
+                <w:lang w:val="en-US" w:eastAsia="ru-RU"/>
+              </w:rPr>
+            </w:pPr>
+            <w:r>
+              <w:rPr>
+                <w:rFonts w:ascii="Calibri" w:eastAsia="Times New Roman" w:hAnsi="Calibri" w:cs="Calibri"/>
+                <w:color w:val="000000"/>
+                <w:lang w:val="en-US" w:eastAsia="ru-RU"/>
+              </w:rPr>
+              <w:t>16,8%</w:t>
+            </w:r>
+          </w:p>
+        </w:tc>
+        <w:tc>
+          <w:tcPr>
+            <w:tcW w:w="992" w:type="dxa"/>
+            <w:vAlign w:val="bottom"/>
+          </w:tcPr>
+          <w:p>
+            <w:pPr>
+              <w:spacing w:after="0" w:line="240" w:lineRule="auto"/>
+              <w:jc w:val="center"/>
+              <w:rPr>
+                <w:rFonts w:ascii="Calibri" w:eastAsia="Times New Roman" w:hAnsi="Calibri" w:cs="Calibri"/>
+                <w:color w:val="000000"/>
+                <w:lang w:val="en-US" w:eastAsia="ru-RU"/>
+              </w:rPr>
+            </w:pPr>
+            <w:r>
+              <w:rPr>
+                <w:rFonts w:ascii="Calibri" w:eastAsia="Times New Roman" w:hAnsi="Calibri" w:cs="Calibri"/>
+                <w:color w:val="000000"/>
+                <w:lang w:val="en-US" w:eastAsia="ru-RU"/>
+              </w:rPr>
+              <w:t>0,11</w:t>
+            </w:r>
+          </w:p>
+        </w:tc>
+      </w:tr>
+      <w:tr>
+        <w:trPr>
+          <w:trHeight w:val="277"/>
+        </w:trPr>
+        <w:tc>
+          <w:tcPr>
+            <w:tcW w:w="1240" w:type="dxa"/>
+            <w:shd w:val="clear" w:color="auto" w:fill="auto"/>
+            <w:vAlign w:val="center"/>
+            <w:hideMark/>
+          </w:tcPr>
+          <w:p>
+            <w:pPr>
+              <w:spacing w:after="0" w:line="240" w:lineRule="auto"/>
+              <w:jc w:val="center"/>
+              <w:rPr>
+                <w:rFonts w:ascii="Calibri" w:eastAsia="Times New Roman" w:hAnsi="Calibri" w:cs="Calibri"/>
+                <w:b/>
+                <w:color w:val="000000"/>
+                <w:sz w:val="20"/>
+                <w:szCs w:val="20"/>
+                <w:lang w:val="en-US" w:eastAsia="ru-RU"/>
+              </w:rPr>
+            </w:pPr>
+            <w:r>
+              <w:rPr>
+                <w:rFonts w:ascii="Calibri" w:eastAsia="Times New Roman" w:hAnsi="Calibri" w:cs="Calibri"/>
+                <w:b/>
+                <w:color w:val="000000"/>
+                <w:sz w:val="20"/>
+                <w:szCs w:val="20"/>
+                <w:lang w:val="en-US" w:eastAsia="ru-RU"/>
+              </w:rPr>
+              <w:t>106</w:t>
+            </w:r>
+          </w:p>
+        </w:tc>
+        <w:tc>
+          <w:tcPr>
+            <w:tcW w:w="1418" w:type="dxa"/>
+            <w:shd w:val="clear" w:color="auto" w:fill="auto"/>
+            <w:noWrap/>
+            <w:vAlign w:val="bottom"/>
+            <w:hideMark/>
+          </w:tcPr>
+          <w:p>
+            <w:pPr>
+              <w:spacing w:after="0" w:line="240" w:lineRule="auto"/>
+              <w:jc w:val="center"/>
+              <w:rPr>
+                <w:rFonts w:ascii="Calibri" w:eastAsia="Times New Roman" w:hAnsi="Calibri" w:cs="Calibri"/>
+                <w:color w:val="000000"/>
+                <w:lang w:val="en-US" w:eastAsia="ru-RU"/>
+              </w:rPr>
+            </w:pPr>
+            <w:r>
+              <w:rPr>
+                <w:rFonts w:ascii="Calibri" w:eastAsia="Times New Roman" w:hAnsi="Calibri" w:cs="Calibri"/>
+                <w:color w:val="000000"/>
+                <w:lang w:val="en-US" w:eastAsia="ru-RU"/>
+              </w:rPr>
+              <w:t>17,0%</w:t>
+            </w:r>
+          </w:p>
+        </w:tc>
+        <w:tc>
+          <w:tcPr>
+            <w:tcW w:w="1419" w:type="dxa"/>
+            <w:shd w:val="clear" w:color="auto" w:fill="auto"/>
+            <w:noWrap/>
+            <w:vAlign w:val="bottom"/>
+            <w:hideMark/>
+          </w:tcPr>
+          <w:p>
+            <w:pPr>
+              <w:spacing w:after="0" w:line="240" w:lineRule="auto"/>
+              <w:jc w:val="center"/>
+              <w:rPr>
+                <w:rFonts w:ascii="Calibri" w:eastAsia="Times New Roman" w:hAnsi="Calibri" w:cs="Calibri"/>
+                <w:color w:val="000000"/>
+                <w:lang w:val="en-US" w:eastAsia="ru-RU"/>
+              </w:rPr>
+            </w:pPr>
+            <w:r>
+              <w:rPr>
+                <w:rFonts w:ascii="Calibri" w:eastAsia="Times New Roman" w:hAnsi="Calibri" w:cs="Calibri"/>
+                <w:color w:val="000000"/>
+                <w:lang w:val="en-US" w:eastAsia="ru-RU"/>
+              </w:rPr>
+              <w:t>16,2%</w:t>
+            </w:r>
+          </w:p>
+        </w:tc>
+        <w:tc>
+          <w:tcPr>
+            <w:tcW w:w="1418" w:type="dxa"/>
+            <w:shd w:val="clear" w:color="auto" w:fill="auto"/>
+            <w:noWrap/>
+            <w:vAlign w:val="bottom"/>
+            <w:hideMark/>
+          </w:tcPr>
+          <w:p>
+            <w:pPr>
+              <w:spacing w:after="0" w:line="240" w:lineRule="auto"/>
+              <w:jc w:val="center"/>
+              <w:rPr>
+                <w:rFonts w:ascii="Calibri" w:eastAsia="Times New Roman" w:hAnsi="Calibri" w:cs="Calibri"/>
+                <w:color w:val="000000"/>
+                <w:lang w:val="en-US" w:eastAsia="ru-RU"/>
+              </w:rPr>
+            </w:pPr>
+            <w:r>
+              <w:rPr>
+                <w:rFonts w:ascii="Calibri" w:eastAsia="Times New Roman" w:hAnsi="Calibri" w:cs="Calibri"/>
+                <w:color w:val="000000"/>
+                <w:lang w:val="en-US" w:eastAsia="ru-RU"/>
+              </w:rPr>
+              <w:t>13,0%</w:t>
+            </w:r>
+          </w:p>
+        </w:tc>
+        <w:tc>
+          <w:tcPr>
+            <w:tcW w:w="1418" w:type="dxa"/>
+            <w:shd w:val="clear" w:color="auto" w:fill="auto"/>
+            <w:noWrap/>
+            <w:vAlign w:val="bottom"/>
+            <w:hideMark/>
+          </w:tcPr>
+          <w:p>
+            <w:pPr>
+              <w:spacing w:after="0" w:line="240" w:lineRule="auto"/>
+              <w:jc w:val="center"/>
+              <w:rPr>
+                <w:rFonts w:ascii="Calibri" w:eastAsia="Times New Roman" w:hAnsi="Calibri" w:cs="Calibri"/>
+                <w:color w:val="000000"/>
+                <w:lang w:val="en-US" w:eastAsia="ru-RU"/>
+              </w:rPr>
+            </w:pPr>
+            <w:r>
+              <w:rPr>
+                <w:rFonts w:ascii="Calibri" w:eastAsia="Times New Roman" w:hAnsi="Calibri" w:cs="Calibri"/>
+                <w:color w:val="000000"/>
+                <w:lang w:val="en-US" w:eastAsia="ru-RU"/>
+              </w:rPr>
+              <w:t>12,7%</w:t>
+            </w:r>
+          </w:p>
+        </w:tc>
+        <w:tc>
+          <w:tcPr>
+            <w:tcW w:w="1162" w:type="dxa"/>
+            <w:vAlign w:val="bottom"/>
+          </w:tcPr>
+          <w:p>
+            <w:pPr>
+              <w:spacing w:after="0" w:line="240" w:lineRule="auto"/>
+              <w:jc w:val="center"/>
+              <w:rPr>
+                <w:rFonts w:ascii="Calibri" w:eastAsia="Times New Roman" w:hAnsi="Calibri" w:cs="Calibri"/>
+                <w:color w:val="000000"/>
+                <w:lang w:val="en-US" w:eastAsia="ru-RU"/>
+              </w:rPr>
+            </w:pPr>
+            <w:r>
+              <w:rPr>
+                <w:rFonts w:ascii="Calibri" w:eastAsia="Times New Roman" w:hAnsi="Calibri" w:cs="Calibri"/>
+                <w:color w:val="000000"/>
+                <w:lang w:val="en-US" w:eastAsia="ru-RU"/>
+              </w:rPr>
+              <w:t>38,9%</w:t>
+            </w:r>
+          </w:p>
+        </w:tc>
+        <w:tc>
+          <w:tcPr>
+            <w:tcW w:w="992" w:type="dxa"/>
+            <w:vAlign w:val="bottom"/>
+          </w:tcPr>
+          <w:p>
+            <w:pPr>
+              <w:spacing w:after="0" w:line="240" w:lineRule="auto"/>
+              <w:jc w:val="center"/>
+              <w:rPr>
+                <w:rFonts w:ascii="Calibri" w:eastAsia="Times New Roman" w:hAnsi="Calibri" w:cs="Calibri"/>
+                <w:color w:val="000000"/>
+                <w:lang w:val="en-US" w:eastAsia="ru-RU"/>
+              </w:rPr>
+            </w:pPr>
+            <w:r>
+              <w:rPr>
+                <w:rFonts w:ascii="Calibri" w:eastAsia="Times New Roman" w:hAnsi="Calibri" w:cs="Calibri"/>
+                <w:color w:val="000000"/>
+                <w:lang w:val="en-US" w:eastAsia="ru-RU"/>
+              </w:rPr>
+              <w:t>0,03</w:t>
+            </w:r>
+          </w:p>
+        </w:tc>
+      </w:tr>
+      <w:tr>
+        <w:trPr>
+          <w:trHeight w:val="277"/>
+        </w:trPr>
+        <w:tc>
+          <w:tcPr>
+            <w:tcW w:w="1240" w:type="dxa"/>
+            <w:shd w:val="clear" w:color="auto" w:fill="C5E0B3" w:themeFill="accent6" w:themeFillTint="66"/>
+            <w:vAlign w:val="center"/>
+            <w:hideMark/>
+          </w:tcPr>
+          <w:p>
+            <w:pPr>
+              <w:spacing w:after="0" w:line="240" w:lineRule="auto"/>
+              <w:jc w:val="center"/>
+              <w:rPr>
+                <w:rFonts w:ascii="Calibri" w:eastAsia="Times New Roman" w:hAnsi="Calibri" w:cs="Calibri"/>
+                <w:b/>
+                <w:color w:val="000000"/>
+                <w:sz w:val="20"/>
+                <w:szCs w:val="20"/>
+                <w:lang w:val="en-US" w:eastAsia="ru-RU"/>
+              </w:rPr>
+            </w:pPr>
+            <w:r>
+              <w:rPr>
+                <w:rFonts w:ascii="Calibri" w:eastAsia="Times New Roman" w:hAnsi="Calibri" w:cs="Calibri"/>
+                <w:b/>
+                <w:color w:val="000000"/>
+                <w:sz w:val="20"/>
+                <w:szCs w:val="20"/>
+                <w:lang w:val="en-US" w:eastAsia="ru-RU"/>
+              </w:rPr>
+              <w:t>111</w:t>
+            </w:r>
+          </w:p>
+        </w:tc>
+        <w:tc>
+          <w:tcPr>
+            <w:tcW w:w="1418" w:type="dxa"/>
+            <w:shd w:val="clear" w:color="auto" w:fill="C5E0B3" w:themeFill="accent6" w:themeFillTint="66"/>
+            <w:noWrap/>
+            <w:vAlign w:val="bottom"/>
+            <w:hideMark/>
+          </w:tcPr>
+          <w:p>
+            <w:pPr>
+              <w:spacing w:after="0" w:line="240" w:lineRule="auto"/>
+              <w:jc w:val="center"/>
+              <w:rPr>
+                <w:rFonts w:ascii="Calibri" w:eastAsia="Times New Roman" w:hAnsi="Calibri" w:cs="Calibri"/>
+                <w:b/>
+                <w:color w:val="000000"/>
+                <w:lang w:val="en-US" w:eastAsia="ru-RU"/>
+              </w:rPr>
+            </w:pPr>
+            <w:r>
+              <w:rPr>
+                <w:rFonts w:ascii="Calibri" w:eastAsia="Times New Roman" w:hAnsi="Calibri" w:cs="Calibri"/>
+                <w:b/>
+                <w:color w:val="000000"/>
+                <w:lang w:val="en-US" w:eastAsia="ru-RU"/>
+              </w:rPr>
+              <w:t>14,1%</w:t>
+            </w:r>
+          </w:p>
+        </w:tc>
+        <w:tc>
+          <w:tcPr>
+            <w:tcW w:w="1419" w:type="dxa"/>
+            <w:shd w:val="clear" w:color="auto" w:fill="C5E0B3" w:themeFill="accent6" w:themeFillTint="66"/>
+            <w:noWrap/>
+            <w:vAlign w:val="bottom"/>
+            <w:hideMark/>
+          </w:tcPr>
+          <w:p>
+            <w:pPr>
+              <w:spacing w:after="0" w:line="240" w:lineRule="auto"/>
+              <w:jc w:val="center"/>
+              <w:rPr>
+                <w:rFonts w:ascii="Calibri" w:eastAsia="Times New Roman" w:hAnsi="Calibri" w:cs="Calibri"/>
+                <w:color w:val="000000"/>
+                <w:lang w:val="en-US" w:eastAsia="ru-RU"/>
+              </w:rPr>
+            </w:pPr>
+            <w:r>
+              <w:rPr>
+                <w:rFonts w:ascii="Calibri" w:eastAsia="Times New Roman" w:hAnsi="Calibri" w:cs="Calibri"/>
+                <w:color w:val="000000"/>
+                <w:lang w:val="en-US" w:eastAsia="ru-RU"/>
+              </w:rPr>
+              <w:t>14,1%</w:t>
+            </w:r>
+          </w:p>
+        </w:tc>
+        <w:tc>
+          <w:tcPr>
+            <w:tcW w:w="1418" w:type="dxa"/>
+            <w:shd w:val="clear" w:color="auto" w:fill="C5E0B3" w:themeFill="accent6" w:themeFillTint="66"/>
+            <w:noWrap/>
+            <w:vAlign w:val="bottom"/>
+            <w:hideMark/>
+          </w:tcPr>
+          <w:p>
+            <w:pPr>
+              <w:spacing w:after="0" w:line="240" w:lineRule="auto"/>
+              <w:jc w:val="center"/>
+              <w:rPr>
+                <w:rFonts w:ascii="Calibri" w:eastAsia="Times New Roman" w:hAnsi="Calibri" w:cs="Calibri"/>
+                <w:b/>
+                <w:color w:val="000000"/>
+                <w:lang w:val="en-US" w:eastAsia="ru-RU"/>
+              </w:rPr>
+            </w:pPr>
+            <w:r>
+              <w:rPr>
+                <w:rFonts w:ascii="Calibri" w:eastAsia="Times New Roman" w:hAnsi="Calibri" w:cs="Calibri"/>
+                <w:b/>
+                <w:color w:val="000000"/>
+                <w:lang w:val="en-US" w:eastAsia="ru-RU"/>
+              </w:rPr>
+              <w:t>49,0%</w:t>
+            </w:r>
+          </w:p>
+        </w:tc>
+        <w:tc>
+          <w:tcPr>
+            <w:tcW w:w="1418" w:type="dxa"/>
+            <w:shd w:val="clear" w:color="auto" w:fill="C5E0B3" w:themeFill="accent6" w:themeFillTint="66"/>
+            <w:noWrap/>
+            <w:vAlign w:val="bottom"/>
+            <w:hideMark/>
+          </w:tcPr>
+          <w:p>
+            <w:pPr>
+              <w:spacing w:after="0" w:line="240" w:lineRule="auto"/>
+              <w:jc w:val="center"/>
+              <w:rPr>
+                <w:rFonts w:ascii="Calibri" w:eastAsia="Times New Roman" w:hAnsi="Calibri" w:cs="Calibri"/>
+                <w:color w:val="000000"/>
+                <w:lang w:val="en-US" w:eastAsia="ru-RU"/>
+              </w:rPr>
+            </w:pPr>
+            <w:r>
+              <w:rPr>
+                <w:rFonts w:ascii="Calibri" w:eastAsia="Times New Roman" w:hAnsi="Calibri" w:cs="Calibri"/>
+                <w:color w:val="000000"/>
+                <w:lang w:val="en-US" w:eastAsia="ru-RU"/>
+              </w:rPr>
+              <w:t>49,0%</w:t>
+            </w:r>
+          </w:p>
+        </w:tc>
+        <w:tc>
+          <w:tcPr>
+            <w:tcW w:w="1162" w:type="dxa"/>
+            <w:shd w:val="clear" w:color="auto" w:fill="C5E0B3" w:themeFill="accent6" w:themeFillTint="66"/>
+            <w:vAlign w:val="bottom"/>
+          </w:tcPr>
+          <w:p>
+            <w:pPr>
+              <w:spacing w:after="0" w:line="240" w:lineRule="auto"/>
+              <w:jc w:val="center"/>
+              <w:rPr>
+                <w:rFonts w:ascii="Calibri" w:eastAsia="Times New Roman" w:hAnsi="Calibri" w:cs="Calibri"/>
+                <w:color w:val="000000"/>
+                <w:lang w:val="en-US" w:eastAsia="ru-RU"/>
+              </w:rPr>
+            </w:pPr>
+            <w:r>
+              <w:rPr>
+                <w:rFonts w:ascii="Calibri" w:eastAsia="Times New Roman" w:hAnsi="Calibri" w:cs="Calibri"/>
+                <w:b/>
+                <w:color w:val="000000"/>
+                <w:lang w:val="en-US" w:eastAsia="ru-RU"/>
+              </w:rPr>
+              <w:t>20,6</w:t>
+            </w:r>
+            <w:r>
+              <w:rPr>
+                <w:rFonts w:ascii="Calibri" w:eastAsia="Times New Roman" w:hAnsi="Calibri" w:cs="Calibri"/>
+                <w:color w:val="000000"/>
+                <w:lang w:val="en-US" w:eastAsia="ru-RU"/>
+              </w:rPr>
+              <w:t>%</w:t>
+            </w:r>
+          </w:p>
+        </w:tc>
+        <w:tc>
+          <w:tcPr>
+            <w:tcW w:w="992" w:type="dxa"/>
+            <w:shd w:val="clear" w:color="auto" w:fill="C5E0B3" w:themeFill="accent6" w:themeFillTint="66"/>
+            <w:vAlign w:val="bottom"/>
+          </w:tcPr>
+          <w:p>
+            <w:pPr>
+              <w:spacing w:after="0" w:line="240" w:lineRule="auto"/>
+              <w:jc w:val="center"/>
+              <w:rPr>
+                <w:rFonts w:ascii="Calibri" w:eastAsia="Times New Roman" w:hAnsi="Calibri" w:cs="Calibri"/>
+                <w:b/>
+                <w:color w:val="000000"/>
+                <w:lang w:val="en-US" w:eastAsia="ru-RU"/>
+              </w:rPr>
+            </w:pPr>
+            <w:r>
+              <w:rPr>
+                <w:rFonts w:ascii="Calibri" w:eastAsia="Times New Roman" w:hAnsi="Calibri" w:cs="Calibri"/>
+                <w:b/>
+                <w:color w:val="000000"/>
+                <w:lang w:val="en-US" w:eastAsia="ru-RU"/>
+              </w:rPr>
+              <w:t>0,21</w:t>
+            </w:r>
+          </w:p>
+        </w:tc>
+      </w:tr>
+      <w:tr>
+        <w:trPr>
+          <w:trHeight w:val="277"/>
+        </w:trPr>
+        <w:tc>
+          <w:tcPr>
+            <w:tcW w:w="1240" w:type="dxa"/>
+            <w:shd w:val="clear" w:color="auto" w:fill="F7CAAC" w:themeFill="accent2" w:themeFillTint="66"/>
+            <w:vAlign w:val="center"/>
+            <w:hideMark/>
+          </w:tcPr>
+          <w:p>
+            <w:pPr>
+              <w:spacing w:after="0" w:line="240" w:lineRule="auto"/>
+              <w:jc w:val="center"/>
+              <w:rPr>
+                <w:rFonts w:ascii="Calibri" w:eastAsia="Times New Roman" w:hAnsi="Calibri" w:cs="Calibri"/>
+                <w:b/>
+                <w:color w:val="000000"/>
+                <w:sz w:val="20"/>
+                <w:szCs w:val="20"/>
+                <w:lang w:eastAsia="ru-RU"/>
+              </w:rPr>
+            </w:pPr>
+            <w:r>
+              <w:rPr>
+                <w:rFonts w:ascii="Calibri" w:eastAsia="Times New Roman" w:hAnsi="Calibri" w:cs="Calibri"/>
+                <w:b/>
+                <w:color w:val="000000"/>
+                <w:sz w:val="20"/>
+                <w:szCs w:val="20"/>
+                <w:lang w:eastAsia="ru-RU"/>
+              </w:rPr>
+              <w:t>123</w:t>
+            </w:r>
+          </w:p>
+        </w:tc>
+        <w:tc>
+          <w:tcPr>
+            <w:tcW w:w="1418" w:type="dxa"/>
+            <w:shd w:val="clear" w:color="auto" w:fill="F7CAAC" w:themeFill="accent2" w:themeFillTint="66"/>
+            <w:noWrap/>
+            <w:vAlign w:val="bottom"/>
+            <w:hideMark/>
+          </w:tcPr>
+          <w:p>
+            <w:pPr>
+              <w:spacing w:after="0" w:line="240" w:lineRule="auto"/>
+              <w:jc w:val="center"/>
+              <w:rPr>
+                <w:rFonts w:ascii="Calibri" w:eastAsia="Times New Roman" w:hAnsi="Calibri" w:cs="Calibri"/>
+                <w:color w:val="000000"/>
+                <w:lang w:eastAsia="ru-RU"/>
+              </w:rPr>
+            </w:pPr>
+            <w:r>
+              <w:rPr>
+                <w:rFonts w:ascii="Calibri" w:eastAsia="Times New Roman" w:hAnsi="Calibri" w:cs="Calibri"/>
+                <w:color w:val="000000"/>
+                <w:lang w:eastAsia="ru-RU"/>
+              </w:rPr>
+              <w:t>23,5%</w:t>
+            </w:r>
+          </w:p>
+        </w:tc>
+        <w:tc>
+          <w:tcPr>
+            <w:tcW w:w="1419" w:type="dxa"/>
+            <w:shd w:val="clear" w:color="auto" w:fill="F7CAAC" w:themeFill="accent2" w:themeFillTint="66"/>
+            <w:noWrap/>
+            <w:vAlign w:val="bottom"/>
+            <w:hideMark/>
+          </w:tcPr>
+          <w:p>
+            <w:pPr>
+              <w:spacing w:after="0" w:line="240" w:lineRule="auto"/>
+              <w:jc w:val="center"/>
+              <w:rPr>
+                <w:rFonts w:ascii="Calibri" w:eastAsia="Times New Roman" w:hAnsi="Calibri" w:cs="Calibri"/>
+                <w:color w:val="000000"/>
+                <w:lang w:eastAsia="ru-RU"/>
+              </w:rPr>
+            </w:pPr>
+            <w:r>
+              <w:rPr>
+                <w:rFonts w:ascii="Calibri" w:eastAsia="Times New Roman" w:hAnsi="Calibri" w:cs="Calibri"/>
+                <w:color w:val="000000"/>
+                <w:lang w:eastAsia="ru-RU"/>
+              </w:rPr>
+              <w:t>24,1%</w:t>
+            </w:r>
+          </w:p>
+        </w:tc>
+        <w:tc>
+          <w:tcPr>
+            <w:tcW w:w="1418" w:type="dxa"/>
+            <w:shd w:val="clear" w:color="auto" w:fill="F7CAAC" w:themeFill="accent2" w:themeFillTint="66"/>
+            <w:noWrap/>
+            <w:vAlign w:val="bottom"/>
+            <w:hideMark/>
+          </w:tcPr>
+          <w:p>
+            <w:pPr>
+              <w:spacing w:after="0" w:line="240" w:lineRule="auto"/>
+              <w:jc w:val="center"/>
+              <w:rPr>
+                <w:rFonts w:ascii="Calibri" w:eastAsia="Times New Roman" w:hAnsi="Calibri" w:cs="Calibri"/>
+                <w:color w:val="000000"/>
+                <w:lang w:eastAsia="ru-RU"/>
+              </w:rPr>
+            </w:pPr>
+            <w:r>
+              <w:rPr>
+                <w:rFonts w:ascii="Calibri" w:eastAsia="Times New Roman" w:hAnsi="Calibri" w:cs="Calibri"/>
+                <w:color w:val="000000"/>
+                <w:lang w:eastAsia="ru-RU"/>
+              </w:rPr>
+              <w:t>7,1%</w:t>
+            </w:r>
+          </w:p>
+        </w:tc>
+        <w:tc>
+          <w:tcPr>
+            <w:tcW w:w="1418" w:type="dxa"/>
+            <w:shd w:val="clear" w:color="auto" w:fill="F7CAAC" w:themeFill="accent2" w:themeFillTint="66"/>
+            <w:noWrap/>
+            <w:vAlign w:val="bottom"/>
+            <w:hideMark/>
+          </w:tcPr>
+          <w:p>
+            <w:pPr>
+              <w:spacing w:after="0" w:line="240" w:lineRule="auto"/>
+              <w:jc w:val="center"/>
+              <w:rPr>
+                <w:rFonts w:ascii="Calibri" w:eastAsia="Times New Roman" w:hAnsi="Calibri" w:cs="Calibri"/>
+                <w:color w:val="000000"/>
+                <w:lang w:eastAsia="ru-RU"/>
+              </w:rPr>
+            </w:pPr>
+            <w:r>
+              <w:rPr>
+                <w:rFonts w:ascii="Calibri" w:eastAsia="Times New Roman" w:hAnsi="Calibri" w:cs="Calibri"/>
+                <w:color w:val="000000"/>
+                <w:lang w:eastAsia="ru-RU"/>
+              </w:rPr>
+              <w:t>7,7%</w:t>
+            </w:r>
+          </w:p>
+        </w:tc>
+        <w:tc>
+          <w:tcPr>
+            <w:tcW w:w="1162" w:type="dxa"/>
+            <w:shd w:val="clear" w:color="auto" w:fill="F7CAAC" w:themeFill="accent2" w:themeFillTint="66"/>
+            <w:vAlign w:val="bottom"/>
+          </w:tcPr>
+          <w:p>
+            <w:pPr>
+              <w:spacing w:after="0" w:line="240" w:lineRule="auto"/>
+              <w:jc w:val="center"/>
+              <w:rPr>
+                <w:rFonts w:ascii="Calibri" w:eastAsia="Times New Roman" w:hAnsi="Calibri" w:cs="Calibri"/>
+                <w:color w:val="000000"/>
+                <w:lang w:eastAsia="ru-RU"/>
+              </w:rPr>
+            </w:pPr>
+            <w:r>
+              <w:rPr>
+                <w:rFonts w:ascii="Calibri" w:eastAsia="Times New Roman" w:hAnsi="Calibri" w:cs="Calibri"/>
+                <w:color w:val="000000"/>
+                <w:lang w:eastAsia="ru-RU"/>
+              </w:rPr>
+              <w:t>14,5%</w:t>
+            </w:r>
+          </w:p>
+        </w:tc>
+        <w:tc>
+          <w:tcPr>
+            <w:tcW w:w="992" w:type="dxa"/>
+            <w:shd w:val="clear" w:color="auto" w:fill="F7CAAC" w:themeFill="accent2" w:themeFillTint="66"/>
+            <w:vAlign w:val="bottom"/>
+          </w:tcPr>
+          <w:p>
+            <w:pPr>
+              <w:spacing w:after="0" w:line="240" w:lineRule="auto"/>
+              <w:jc w:val="center"/>
+              <w:rPr>
+                <w:rFonts w:ascii="Calibri" w:eastAsia="Times New Roman" w:hAnsi="Calibri" w:cs="Calibri"/>
+                <w:color w:val="000000"/>
+                <w:lang w:eastAsia="ru-RU"/>
+              </w:rPr>
+            </w:pPr>
+            <w:r>
+              <w:rPr>
+                <w:rFonts w:ascii="Calibri" w:eastAsia="Times New Roman" w:hAnsi="Calibri" w:cs="Calibri"/>
+                <w:color w:val="000000"/>
+                <w:lang w:eastAsia="ru-RU"/>
+              </w:rPr>
+              <w:t>0,04</w:t>
+            </w:r>
+          </w:p>
+        </w:tc>
+      </w:tr>
+      <w:tr>
+        <w:trPr>
+          <w:trHeight w:val="277"/>
+        </w:trPr>
+        <w:tc>
+          <w:tcPr>
+            <w:tcW w:w="1240" w:type="dxa"/>
+            <w:shd w:val="clear" w:color="auto" w:fill="F7CAAC" w:themeFill="accent2" w:themeFillTint="66"/>
+            <w:vAlign w:val="center"/>
+            <w:hideMark/>
+          </w:tcPr>
+          <w:p>
+            <w:pPr>
+              <w:spacing w:after="0" w:line="240" w:lineRule="auto"/>
+              <w:jc w:val="center"/>
+              <w:rPr>
+                <w:rFonts w:ascii="Calibri" w:eastAsia="Times New Roman" w:hAnsi="Calibri" w:cs="Calibri"/>
+                <w:b/>
+                <w:color w:val="000000"/>
+                <w:sz w:val="20"/>
+                <w:szCs w:val="20"/>
+                <w:lang w:eastAsia="ru-RU"/>
+              </w:rPr>
+            </w:pPr>
+            <w:r>
+              <w:rPr>
+                <w:rFonts w:ascii="Calibri" w:eastAsia="Times New Roman" w:hAnsi="Calibri" w:cs="Calibri"/>
+                <w:b/>
+                <w:color w:val="000000"/>
+                <w:sz w:val="20"/>
+                <w:szCs w:val="20"/>
+                <w:lang w:eastAsia="ru-RU"/>
+              </w:rPr>
+              <w:t>373</w:t>
+            </w:r>
+          </w:p>
+        </w:tc>
+        <w:tc>
+          <w:tcPr>
+            <w:tcW w:w="1418" w:type="dxa"/>
+            <w:shd w:val="clear" w:color="auto" w:fill="F7CAAC" w:themeFill="accent2" w:themeFillTint="66"/>
+            <w:noWrap/>
+            <w:vAlign w:val="bottom"/>
+            <w:hideMark/>
+          </w:tcPr>
+          <w:p>
+            <w:pPr>
+              <w:spacing w:after="0" w:line="240" w:lineRule="auto"/>
+              <w:jc w:val="center"/>
+              <w:rPr>
+                <w:rFonts w:ascii="Calibri" w:eastAsia="Times New Roman" w:hAnsi="Calibri" w:cs="Calibri"/>
+                <w:color w:val="000000"/>
+                <w:lang w:eastAsia="ru-RU"/>
+              </w:rPr>
+            </w:pPr>
+            <w:r>
+              <w:rPr>
+                <w:rFonts w:ascii="Calibri" w:eastAsia="Times New Roman" w:hAnsi="Calibri" w:cs="Calibri"/>
+                <w:color w:val="000000"/>
+                <w:lang w:eastAsia="ru-RU"/>
+              </w:rPr>
+              <w:t>27,1%</w:t>
+            </w:r>
+          </w:p>
+        </w:tc>
+        <w:tc>
+          <w:tcPr>
+            <w:tcW w:w="1419" w:type="dxa"/>
+            <w:shd w:val="clear" w:color="auto" w:fill="F7CAAC" w:themeFill="accent2" w:themeFillTint="66"/>
+            <w:noWrap/>
+            <w:vAlign w:val="bottom"/>
+            <w:hideMark/>
+          </w:tcPr>
+          <w:p>
+            <w:pPr>
+              <w:spacing w:after="0" w:line="240" w:lineRule="auto"/>
+              <w:jc w:val="center"/>
+              <w:rPr>
+                <w:rFonts w:ascii="Calibri" w:eastAsia="Times New Roman" w:hAnsi="Calibri" w:cs="Calibri"/>
+                <w:color w:val="000000"/>
+                <w:lang w:eastAsia="ru-RU"/>
+              </w:rPr>
+            </w:pPr>
+            <w:r>
+              <w:rPr>
+                <w:rFonts w:ascii="Calibri" w:eastAsia="Times New Roman" w:hAnsi="Calibri" w:cs="Calibri"/>
+                <w:color w:val="000000"/>
+                <w:lang w:eastAsia="ru-RU"/>
+              </w:rPr>
+              <w:t>27,2%</w:t>
+            </w:r>
+          </w:p>
+        </w:tc>
+        <w:tc>
+          <w:tcPr>
+            <w:tcW w:w="1418" w:type="dxa"/>
+            <w:shd w:val="clear" w:color="auto" w:fill="F7CAAC" w:themeFill="accent2" w:themeFillTint="66"/>
+            <w:noWrap/>
+            <w:vAlign w:val="bottom"/>
+            <w:hideMark/>
+          </w:tcPr>
+          <w:p>
+            <w:pPr>
+              <w:spacing w:after="0" w:line="240" w:lineRule="auto"/>
+              <w:jc w:val="center"/>
+              <w:rPr>
+                <w:rFonts w:ascii="Calibri" w:eastAsia="Times New Roman" w:hAnsi="Calibri" w:cs="Calibri"/>
+                <w:color w:val="000000"/>
+                <w:lang w:eastAsia="ru-RU"/>
+              </w:rPr>
+            </w:pPr>
+            <w:r>
+              <w:rPr>
+                <w:rFonts w:ascii="Calibri" w:eastAsia="Times New Roman" w:hAnsi="Calibri" w:cs="Calibri"/>
+                <w:color w:val="000000"/>
+                <w:lang w:eastAsia="ru-RU"/>
+              </w:rPr>
+              <w:t>9,6%</w:t>
+            </w:r>
+          </w:p>
+        </w:tc>
+        <w:tc>
+          <w:tcPr>
+            <w:tcW w:w="1418" w:type="dxa"/>
+            <w:shd w:val="clear" w:color="auto" w:fill="F7CAAC" w:themeFill="accent2" w:themeFillTint="66"/>
+            <w:noWrap/>
+            <w:vAlign w:val="bottom"/>
+            <w:hideMark/>
+          </w:tcPr>
+          <w:p>
+            <w:pPr>
+              <w:spacing w:after="0" w:line="240" w:lineRule="auto"/>
+              <w:jc w:val="center"/>
+              <w:rPr>
+                <w:rFonts w:ascii="Calibri" w:eastAsia="Times New Roman" w:hAnsi="Calibri" w:cs="Calibri"/>
+                <w:color w:val="000000"/>
+                <w:lang w:eastAsia="ru-RU"/>
+              </w:rPr>
+            </w:pPr>
+            <w:r>
+              <w:rPr>
+                <w:rFonts w:ascii="Calibri" w:eastAsia="Times New Roman" w:hAnsi="Calibri" w:cs="Calibri"/>
+                <w:color w:val="000000"/>
+                <w:lang w:eastAsia="ru-RU"/>
+              </w:rPr>
+              <w:t>9,7%</w:t>
+            </w:r>
+          </w:p>
+        </w:tc>
+        <w:tc>
+          <w:tcPr>
+            <w:tcW w:w="1162" w:type="dxa"/>
+            <w:shd w:val="clear" w:color="auto" w:fill="F7CAAC" w:themeFill="accent2" w:themeFillTint="66"/>
+            <w:vAlign w:val="bottom"/>
+          </w:tcPr>
+          <w:p>
+            <w:pPr>
+              <w:spacing w:after="0" w:line="240" w:lineRule="auto"/>
+              <w:jc w:val="center"/>
+              <w:rPr>
+                <w:rFonts w:ascii="Calibri" w:eastAsia="Times New Roman" w:hAnsi="Calibri" w:cs="Calibri"/>
+                <w:color w:val="000000"/>
+                <w:lang w:eastAsia="ru-RU"/>
+              </w:rPr>
+            </w:pPr>
+            <w:r>
+              <w:rPr>
+                <w:rFonts w:ascii="Calibri" w:eastAsia="Times New Roman" w:hAnsi="Calibri" w:cs="Calibri"/>
+                <w:color w:val="000000"/>
+                <w:lang w:eastAsia="ru-RU"/>
+              </w:rPr>
+              <w:t>9,2%</w:t>
+            </w:r>
+          </w:p>
+        </w:tc>
+        <w:tc>
+          <w:tcPr>
+            <w:tcW w:w="992" w:type="dxa"/>
+            <w:shd w:val="clear" w:color="auto" w:fill="F7CAAC" w:themeFill="accent2" w:themeFillTint="66"/>
+            <w:vAlign w:val="bottom"/>
+          </w:tcPr>
+          <w:p>
+            <w:pPr>
+              <w:spacing w:after="0" w:line="240" w:lineRule="auto"/>
+              <w:jc w:val="center"/>
+              <w:rPr>
+                <w:rFonts w:ascii="Calibri" w:eastAsia="Times New Roman" w:hAnsi="Calibri" w:cs="Calibri"/>
+                <w:color w:val="000000"/>
+                <w:lang w:eastAsia="ru-RU"/>
+              </w:rPr>
+            </w:pPr>
+            <w:r>
+              <w:rPr>
+                <w:rFonts w:ascii="Calibri" w:eastAsia="Times New Roman" w:hAnsi="Calibri" w:cs="Calibri"/>
+                <w:color w:val="000000"/>
+                <w:lang w:eastAsia="ru-RU"/>
+              </w:rPr>
+              <w:t>0,09</w:t>
+            </w:r>
+          </w:p>
+        </w:tc>
+      </w:tr>
+    </w:tbl>
+    <w:p>
+      <w:pPr>
+        <w:rPr>
+          <w:b/>
+        </w:rPr>
+      </w:pPr>
+    </w:p>
+    <w:p>
+      <w:r>
+        <w:rPr>
+          <w:b/>
+        </w:rPr>
+        <w:t>Важно</w:t>
+      </w:r>
+      <w:r>
+        <w:t xml:space="preserve">: издательство </w:t>
+      </w:r>
+      <w:r>
+        <w:rPr>
+          <w:b/>
+        </w:rPr>
+        <w:t>111</w:t>
+      </w:r>
+      <w:r>
+        <w:t>с наименьшим трафиком приносит половину выручки</w:t>
+      </w:r>
+      <w:r>
+        <w:t xml:space="preserve"> (</w:t>
+      </w:r>
+      <w:r>
+        <w:t xml:space="preserve">высокий </w:t>
+      </w:r>
+      <w:r>
+        <w:rPr>
+          <w:lang w:val="en-US"/>
+        </w:rPr>
+        <w:t>CPC</w:t>
+      </w:r>
+      <w:r>
+        <w:t xml:space="preserve"> и большое количество кликов от </w:t>
+      </w:r>
+      <w:proofErr w:type="spellStart"/>
+      <w:r>
+        <w:t>тотал</w:t>
+      </w:r>
+      <w:proofErr w:type="spellEnd"/>
+      <w:r>
+        <w:t>)</w:t>
+      </w:r>
+      <w:r>
+        <w:t>, тогда как издательства с наибольшими трафиками приносят самые маленькие выручки. Это не относится к эффекту текущего АВ-теста, но данный факт необходимо зафиксировать и провести отдельное исследование, которое может помочь скорректировать стратегию работы с издательствами</w:t>
+      </w:r>
+      <w:r>
+        <w:t xml:space="preserve"> и размещения рекламы, увеличив</w:t>
+      </w:r>
+      <w:r>
+        <w:t xml:space="preserve"> </w:t>
+      </w:r>
+      <w:r>
+        <w:t>прибыль компании.</w:t>
+      </w:r>
+    </w:p>
+    <w:p/>
+    <w:p>
+      <w:pPr>
+        <w:rPr>
+          <w:b/>
+          <w:highlight w:val="lightGray"/>
+        </w:rPr>
+      </w:pPr>
+      <w:r>
+        <w:rPr>
+          <w:b/>
+          <w:highlight w:val="lightGray"/>
+        </w:rPr>
+        <w:t>Статистика &amp; Прогнозов</w:t>
+      </w:r>
+    </w:p>
+    <w:p>
+      <w:r>
+        <w:rPr>
+          <w:noProof/>
+          <w:lang w:eastAsia="ru-RU"/>
+        </w:rPr>
+        <mc:AlternateContent>
+          <mc:Choice Requires="wps">
+            <w:drawing>
+              <wp:anchor distT="0" distB="0" distL="114300" distR="114300" simplePos="0" relativeHeight="251659264" behindDoc="0" locked="0" layoutInCell="1" allowOverlap="1">
+                <wp:simplePos x="0" y="0"/>
+                <wp:positionH relativeFrom="column">
+                  <wp:posOffset>2641075</wp:posOffset>
+                </wp:positionH>
+                <wp:positionV relativeFrom="paragraph">
+                  <wp:posOffset>298395</wp:posOffset>
+                </wp:positionV>
+                <wp:extent cx="3132814" cy="1558455"/>
+                <wp:effectExtent l="0" t="0" r="0" b="3810"/>
+                <wp:wrapNone/>
+                <wp:docPr id="1" name="Надпись 1"/>
+                <wp:cNvGraphicFramePr/>
+                <a:graphic xmlns:a="http://schemas.openxmlformats.org/drawingml/2006/main">
+                  <a:graphicData uri="http://schemas.microsoft.com/office/word/2010/wordprocessingShape">
+                    <wps:wsp>
+                      <wps:cNvSpPr txBox="1"/>
+                      <wps:spPr>
+                        <a:xfrm>
+                          <a:off x="0" y="0"/>
+                          <a:ext cx="3132814" cy="1558455"/>
+                        </a:xfrm>
+                        <a:prstGeom prst="rect">
+                          <a:avLst/>
+                        </a:prstGeom>
+                        <a:solidFill>
+                          <a:schemeClr val="lt1"/>
+                        </a:solidFill>
+                        <a:ln w="6350">
+                          <a:noFill/>
+                        </a:ln>
+                      </wps:spPr>
+                      <wps:txbx>
+                        <w:txbxContent>
+                          <w:tbl>
+                            <w:tblPr>
+                              <w:tblW w:w="4007" w:type="dxa"/>
+                              <w:tblLook w:val="04A0" w:firstRow="1" w:lastRow="0" w:firstColumn="1" w:lastColumn="0" w:noHBand="0" w:noVBand="1"/>
+                            </w:tblPr>
+                            <w:tblGrid>
+                              <w:gridCol w:w="2087"/>
+                              <w:gridCol w:w="960"/>
+                              <w:gridCol w:w="960"/>
+                            </w:tblGrid>
+                            <w:tr>
+                              <w:trPr>
+                                <w:trHeight w:val="300"/>
+                              </w:trPr>
+                              <w:tc>
+                                <w:tcPr>
+                                  <w:tcW w:w="2087" w:type="dxa"/>
+                                  <w:shd w:val="clear" w:color="auto" w:fill="auto"/>
+                                  <w:noWrap/>
+                                  <w:vAlign w:val="bottom"/>
+                                  <w:hideMark/>
+                                </w:tcPr>
+                                <w:p>
+                                  <w:pPr>
+                                    <w:jc w:val="center"/>
+                                  </w:pPr>
+                                </w:p>
+                              </w:tc>
+                              <w:tc>
+                                <w:tcPr>
+                                  <w:tcW w:w="960" w:type="dxa"/>
+                                  <w:shd w:val="clear" w:color="auto" w:fill="auto"/>
+                                  <w:noWrap/>
+                                  <w:vAlign w:val="bottom"/>
+                                  <w:hideMark/>
+                                </w:tcPr>
+                                <w:p>
+                                  <w:pPr>
+                                    <w:jc w:val="center"/>
+                                  </w:pPr>
+                                  <w:r>
+                                    <w:t>А</w:t>
+                                  </w:r>
+                                </w:p>
+                              </w:tc>
+                              <w:tc>
+                                <w:tcPr>
+                                  <w:tcW w:w="960" w:type="dxa"/>
+                                  <w:shd w:val="clear" w:color="auto" w:fill="auto"/>
+                                  <w:noWrap/>
+                                  <w:vAlign w:val="bottom"/>
+                                  <w:hideMark/>
+                                </w:tcPr>
+                                <w:p>
+                                  <w:pPr>
+                                    <w:jc w:val="center"/>
+                                  </w:pPr>
+                                  <w:r>
+                                    <w:t>В</w:t>
+                                  </w:r>
+                                </w:p>
+                              </w:tc>
+                            </w:tr>
+                            <w:tr>
+                              <w:trPr>
+                                <w:trHeight w:val="300"/>
+                              </w:trPr>
+                              <w:tc>
+                                <w:tcPr>
+                                  <w:tcW w:w="2087" w:type="dxa"/>
+                                  <w:shd w:val="clear" w:color="auto" w:fill="auto"/>
+                                  <w:noWrap/>
+                                  <w:vAlign w:val="bottom"/>
+                                  <w:hideMark/>
+                                </w:tcPr>
+                                <w:p>
+                                  <w:pPr>
+                                    <w:jc w:val="right"/>
+                                  </w:pPr>
+                                  <w:r>
+                                    <w:t>Среднее за период</w:t>
+                                  </w:r>
+                                </w:p>
+                              </w:tc>
+                              <w:tc>
+                                <w:tcPr>
+                                  <w:tcW w:w="960" w:type="dxa"/>
+                                  <w:shd w:val="clear" w:color="auto" w:fill="auto"/>
+                                  <w:noWrap/>
+                                  <w:vAlign w:val="bottom"/>
+                                  <w:hideMark/>
+                                </w:tcPr>
+                                <w:p>
+                                  <w:pPr>
+                                    <w:jc w:val="center"/>
+                                  </w:pPr>
+                                  <w:r>
+                                    <w:t>167.348</w:t>
+                                  </w:r>
+                                </w:p>
+                              </w:tc>
+                              <w:tc>
+                                <w:tcPr>
+                                  <w:tcW w:w="960" w:type="dxa"/>
+                                  <w:shd w:val="clear" w:color="auto" w:fill="auto"/>
+                                  <w:noWrap/>
+                                  <w:vAlign w:val="bottom"/>
+                                  <w:hideMark/>
+                                </w:tcPr>
+                                <w:p>
+                                  <w:pPr>
+                                    <w:jc w:val="center"/>
+                                  </w:pPr>
+                                  <w:r>
+                                    <w:t>161.893</w:t>
+                                  </w:r>
+                                </w:p>
+                              </w:tc>
+                            </w:tr>
+                            <w:tr>
+                              <w:trPr>
+                                <w:trHeight w:val="300"/>
+                              </w:trPr>
+                              <w:tc>
+                                <w:tcPr>
+                                  <w:tcW w:w="2087" w:type="dxa"/>
+                                  <w:shd w:val="clear" w:color="auto" w:fill="auto"/>
+                                  <w:noWrap/>
+                                  <w:vAlign w:val="bottom"/>
+                                  <w:hideMark/>
+                                </w:tcPr>
+                                <w:p>
+                                  <w:pPr>
+                                    <w:jc w:val="right"/>
+                                  </w:pPr>
+                                  <w:r>
+                                    <w:t>Тренд (в день)</w:t>
+                                  </w:r>
+                                </w:p>
+                              </w:tc>
+                              <w:tc>
+                                <w:tcPr>
+                                  <w:tcW w:w="960" w:type="dxa"/>
+                                  <w:shd w:val="clear" w:color="auto" w:fill="auto"/>
+                                  <w:noWrap/>
+                                  <w:vAlign w:val="bottom"/>
+                                  <w:hideMark/>
+                                </w:tcPr>
+                                <w:p>
+                                  <w:pPr>
+                                    <w:jc w:val="center"/>
+                                  </w:pPr>
+                                  <w:r>
+                                    <w:t>+7.4870</w:t>
+                                  </w:r>
+                                </w:p>
+                              </w:tc>
+                              <w:tc>
+                                <w:tcPr>
+                                  <w:tcW w:w="960" w:type="dxa"/>
+                                  <w:shd w:val="clear" w:color="auto" w:fill="auto"/>
+                                  <w:noWrap/>
+                                  <w:vAlign w:val="bottom"/>
+                                  <w:hideMark/>
+                                </w:tcPr>
+                                <w:p>
+                                  <w:pPr>
+                                    <w:jc w:val="center"/>
+                                  </w:pPr>
+                                  <w:r>
+                                    <w:t>+7.8762</w:t>
+                                  </w:r>
+                                </w:p>
+                              </w:tc>
+                            </w:tr>
+                            <w:tr>
+                              <w:trPr>
+                                <w:trHeight w:val="300"/>
+                              </w:trPr>
+                              <w:tc>
+                                <w:tcPr>
+                                  <w:tcW w:w="2087" w:type="dxa"/>
+                                  <w:shd w:val="clear" w:color="auto" w:fill="auto"/>
+                                  <w:noWrap/>
+                                  <w:vAlign w:val="bottom"/>
+                                  <w:hideMark/>
+                                </w:tcPr>
+                                <w:p>
+                                  <w:pPr>
+                                    <w:jc w:val="right"/>
+                                  </w:pPr>
+                                  <w:r>
+                                    <w:t>R²</w:t>
+                                  </w:r>
+                                </w:p>
+                              </w:tc>
+                              <w:tc>
+                                <w:tcPr>
+                                  <w:tcW w:w="960" w:type="dxa"/>
+                                  <w:shd w:val="clear" w:color="auto" w:fill="auto"/>
+                                  <w:noWrap/>
+                                  <w:vAlign w:val="bottom"/>
+                                  <w:hideMark/>
+                                </w:tcPr>
+                                <w:p>
+                                  <w:pPr>
+                                    <w:jc w:val="center"/>
+                                  </w:pPr>
+                                  <w:r>
+                                    <w:t>0.886</w:t>
+                                  </w:r>
+                                </w:p>
+                              </w:tc>
+                              <w:tc>
+                                <w:tcPr>
+                                  <w:tcW w:w="960" w:type="dxa"/>
+                                  <w:shd w:val="clear" w:color="auto" w:fill="auto"/>
+                                  <w:noWrap/>
+                                  <w:vAlign w:val="bottom"/>
+                                  <w:hideMark/>
+                                </w:tcPr>
+                                <w:p>
+                                  <w:pPr>
+                                    <w:jc w:val="center"/>
+                                  </w:pPr>
+                                  <w:r>
+                                    <w:t>0.907</w:t>
+                                  </w:r>
+                                </w:p>
+                              </w:tc>
+                            </w:tr>
+                          </w:tbl>
+                          <w:p/>
+                        </w:txbxContent>
+                      </wps:txbx>
+                      <wps:bodyPr rot="0" spcFirstLastPara="0" vertOverflow="overflow" horzOverflow="overflow" vert="horz" wrap="square" lIns="91440" tIns="45720" rIns="91440" bIns="45720" numCol="1" spcCol="0" rtlCol="0" fromWordArt="0" anchor="t" anchorCtr="0" forceAA="0" compatLnSpc="1">
+                        <a:prstTxWarp prst="textNoShape">
+                          <a:avLst/>
+                        </a:prstTxWarp>
+                        <a:noAutofit/>
+                      </wps:bodyPr>
+                    </wps:wsp>
+                  </a:graphicData>
+                </a:graphic>
+              </wp:anchor>
+            </w:drawing>
+          </mc:Choice>
+          <mc:Fallback>
+            <w:pict>
+              <v:shapetype id="_x0000_t202" coordsize="21600,21600" o:spt="202" path="m,l,21600r21600,l21600,xe">
+                <v:stroke joinstyle="miter"/>
+                <v:path gradientshapeok="t" o:connecttype="rect"/>
+              </v:shapetype>
+              <v:shape id="Надпись 1" o:spid="_x0000_s1026" type="#_x0000_t202" style="position:absolute;margin-left:207.95pt;margin-top:23.5pt;width:246.7pt;height:122.7pt;z-index:251659264;visibility:visible;mso-wrap-style:square;mso-wrap-distance-left:9pt;mso-wrap-distance-top:0;mso-wrap-distance-right:9pt;mso-wrap-distance-bottom:0;mso-position-horizontal:absolute;mso-position-horizontal-relative:text;mso-position-vertical:absolute;mso-position-vertical-relative:text;v-text-anchor:top" o:gfxdata="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" fillcolor="white [3201]" stroked="f" strokeweight=".5pt">
+                <v:textbox>
+                  <w:txbxContent>
+                    <w:tbl>
+                      <w:tblPr>
+                        <w:tblW w:w="4007" w:type="dxa"/>
+                        <w:tblLook w:val="04A0" w:firstRow="1" w:lastRow="0" w:firstColumn="1" w:lastColumn="0" w:noHBand="0" w:noVBand="1"/>
+                      </w:tblPr>
+                      <w:tblGrid>
+                        <w:gridCol w:w="2087"/>
+                        <w:gridCol w:w="960"/>
+                        <w:gridCol w:w="960"/>
+                      </w:tblGrid>
+                      <w:tr>
+                        <w:trPr>
+                          <w:trHeight w:val="300"/>
+                        </w:trPr>
+                        <w:tc>
+                          <w:tcPr>
+                            <w:tcW w:w="2087" w:type="dxa"/>
+                            <w:shd w:val="clear" w:color="auto" w:fill="auto"/>
+                            <w:noWrap/>
+                            <w:vAlign w:val="bottom"/>
+                            <w:hideMark/>
+                          </w:tcPr>
+                          <w:p>
+                            <w:pPr>
+                              <w:jc w:val="center"/>
+                            </w:pPr>
+                          </w:p>
+                        </w:tc>
+                        <w:tc>
+                          <w:tcPr>
+                            <w:tcW w:w="960" w:type="dxa"/>
+                            <w:shd w:val="clear" w:color="auto" w:fill="auto"/>
+                            <w:noWrap/>
+                            <w:vAlign w:val="bottom"/>
+                            <w:hideMark/>
+                          </w:tcPr>
+                          <w:p>
+                            <w:pPr>
+                              <w:jc w:val="center"/>
+                            </w:pPr>
+                            <w:r>
+                              <w:t>А</w:t>
+                            </w:r>
+                          </w:p>
+                        </w:tc>
+                        <w:tc>
+                          <w:tcPr>
+                            <w:tcW w:w="960" w:type="dxa"/>
+                            <w:shd w:val="clear" w:color="auto" w:fill="auto"/>
+                            <w:noWrap/>
+                            <w:vAlign w:val="bottom"/>
+                            <w:hideMark/>
+                          </w:tcPr>
+                          <w:p>
+                            <w:pPr>
+                              <w:jc w:val="center"/>
+                            </w:pPr>
+                            <w:r>
+                              <w:t>В</w:t>
+                            </w:r>
+                          </w:p>
+                        </w:tc>
+                      </w:tr>
+                      <w:tr>
+                        <w:trPr>
+                          <w:trHeight w:val="300"/>
+                        </w:trPr>
+                        <w:tc>
+                          <w:tcPr>
+                            <w:tcW w:w="2087" w:type="dxa"/>
+                            <w:shd w:val="clear" w:color="auto" w:fill="auto"/>
+                            <w:noWrap/>
+                            <w:vAlign w:val="bottom"/>
+                            <w:hideMark/>
+                          </w:tcPr>
+                          <w:p>
+                            <w:pPr>
+                              <w:jc w:val="right"/>
+                            </w:pPr>
+                            <w:r>
+                              <w:t>Среднее за период</w:t>
+                            </w:r>
+                          </w:p>
+                        </w:tc>
+                        <w:tc>
+                          <w:tcPr>
+                            <w:tcW w:w="960" w:type="dxa"/>
+                            <w:shd w:val="clear" w:color="auto" w:fill="auto"/>
+                            <w:noWrap/>
+                            <w:vAlign w:val="bottom"/>
+                            <w:hideMark/>
+                          </w:tcPr>
+                          <w:p>
+                            <w:pPr>
+                              <w:jc w:val="center"/>
+                            </w:pPr>
+                            <w:r>
+                              <w:t>167.348</w:t>
+                            </w:r>
+                          </w:p>
+                        </w:tc>
+                        <w:tc>
+                          <w:tcPr>
+                            <w:tcW w:w="960" w:type="dxa"/>
+                            <w:shd w:val="clear" w:color="auto" w:fill="auto"/>
+                            <w:noWrap/>
+                            <w:vAlign w:val="bottom"/>
+                            <w:hideMark/>
+                          </w:tcPr>
+                          <w:p>
+                            <w:pPr>
+                              <w:jc w:val="center"/>
+                            </w:pPr>
+                            <w:r>
+                              <w:t>161.893</w:t>
+                            </w:r>
+                          </w:p>
+                        </w:tc>
+                      </w:tr>
+                      <w:tr>
+                        <w:trPr>
+                          <w:trHeight w:val="300"/>
+                        </w:trPr>
+                        <w:tc>
+                          <w:tcPr>
+                            <w:tcW w:w="2087" w:type="dxa"/>
+                            <w:shd w:val="clear" w:color="auto" w:fill="auto"/>
+                            <w:noWrap/>
+                            <w:vAlign w:val="bottom"/>
+                            <w:hideMark/>
+                          </w:tcPr>
+                          <w:p>
+                            <w:pPr>
+                              <w:jc w:val="right"/>
+                            </w:pPr>
+                            <w:r>
+                              <w:t>Тренд (в день)</w:t>
+                            </w:r>
+                          </w:p>
+                        </w:tc>
+                        <w:tc>
+                          <w:tcPr>
+                            <w:tcW w:w="960" w:type="dxa"/>
+                            <w:shd w:val="clear" w:color="auto" w:fill="auto"/>
+                            <w:noWrap/>
+                            <w:vAlign w:val="bottom"/>
+                            <w:hideMark/>
+                          </w:tcPr>
+                          <w:p>
+                            <w:pPr>
+                              <w:jc w:val="center"/>
+                            </w:pPr>
+                            <w:r>
+                              <w:t>+7.4870</w:t>
+                            </w:r>
+                          </w:p>
+                        </w:tc>
+                        <w:tc>
+                          <w:tcPr>
+                            <w:tcW w:w="960" w:type="dxa"/>
+                            <w:shd w:val="clear" w:color="auto" w:fill="auto"/>
+                            <w:noWrap/>
+                            <w:vAlign w:val="bottom"/>
+                            <w:hideMark/>
+                          </w:tcPr>
+                          <w:p>
+                            <w:pPr>
+                              <w:jc w:val="center"/>
+                            </w:pPr>
+                            <w:r>
+                              <w:t>+7.8762</w:t>
+                            </w:r>
+                          </w:p>
+                        </w:tc>
+                      </w:tr>
+                      <w:tr>
+                        <w:trPr>
+                          <w:trHeight w:val="300"/>
+                        </w:trPr>
+                        <w:tc>
+                          <w:tcPr>
+                            <w:tcW w:w="2087" w:type="dxa"/>
+                            <w:shd w:val="clear" w:color="auto" w:fill="auto"/>
+                            <w:noWrap/>
+                            <w:vAlign w:val="bottom"/>
+                            <w:hideMark/>
+                          </w:tcPr>
+                          <w:p>
+                            <w:pPr>
+                              <w:jc w:val="right"/>
+                            </w:pPr>
+                            <w:r>
+                              <w:t>R²</w:t>
+                            </w:r>
+                          </w:p>
+                        </w:tc>
+                        <w:tc>
+                          <w:tcPr>
+                            <w:tcW w:w="960" w:type="dxa"/>
+                            <w:shd w:val="clear" w:color="auto" w:fill="auto"/>
+                            <w:noWrap/>
+                            <w:vAlign w:val="bottom"/>
+                            <w:hideMark/>
+                          </w:tcPr>
+                          <w:p>
+                            <w:pPr>
+                              <w:jc w:val="center"/>
+                            </w:pPr>
+                            <w:r>
+                              <w:t>0.886</w:t>
+                            </w:r>
+                          </w:p>
+                        </w:tc>
+                        <w:tc>
+                          <w:tcPr>
+                            <w:tcW w:w="960" w:type="dxa"/>
+                            <w:shd w:val="clear" w:color="auto" w:fill="auto"/>
+                            <w:noWrap/>
+                            <w:vAlign w:val="bottom"/>
+                            <w:hideMark/>
+                          </w:tcPr>
+                          <w:p>
+                            <w:pPr>
+                              <w:jc w:val="center"/>
+                            </w:pPr>
+                            <w:r>
+                              <w:t>0.907</w:t>
+                            </w:r>
+                          </w:p>
+                        </w:tc>
+                      </w:tr>
+                    </w:tbl>
+                    <w:p/>
+                  </w:txbxContent>
+                </v:textbox>
+              </v:shape>
+            </w:pict>
+          </mc:Fallback>
+        </mc:AlternateContent>
+      </w:r>
+      <w:r>
+        <w:t>Расчет средневзвешенной выручки и анализ полученных данных дал интересный результат:</w:t>
+      </w:r>
+    </w:p>
+    <w:tbl>
+      <w:tblPr>
+        <w:tblW w:w="3121" w:type="dxa"/>
+        <w:tblLook w:val="04A0" w:firstRow="1" w:lastRow="0" w:firstColumn="1" w:lastColumn="0" w:noHBand="0" w:noVBand="1"/>
+      </w:tblPr>
+      <w:tblGrid>
+        <w:gridCol w:w="689"/>
+        <w:gridCol w:w="1226"/>
+        <w:gridCol w:w="1226"/>
+      </w:tblGrid>
+      <w:tr>
+        <w:trPr>
+          <w:trHeight w:val="300"/>
+        </w:trPr>
+        <w:tc>
+          <w:tcPr>
+            <w:tcW w:w="3121" w:type="dxa"/>
+            <w:gridSpan w:val="3"/>
             <w:tcBorders>
               <w:top w:val="single" w:sz="4" w:space="0" w:color="auto"/>
               <w:left w:val="single" w:sz="4" w:space="0" w:color="auto"/>
               <w:bottom w:val="single" w:sz="4" w:space="0" w:color="auto"/>
-              <w:right w:val="single" w:sz="4" w:space="0" w:color="auto"/>
+              <w:right w:val="single" w:sz="4" w:space="0" w:color="000000"/>
             </w:tcBorders>
             <w:shd w:val="clear" w:color="auto" w:fill="auto"/>
-            <w:vAlign w:val="center"/>
+            <w:noWrap/>
+            <w:vAlign w:val="bottom"/>
             <w:hideMark/>
           </w:tcPr>
           <w:p>
@@ -9865,412 +12021,28 @@
               <w:jc w:val="center"/>
               <w:rPr>
                 <w:rFonts w:ascii="Calibri" w:eastAsia="Times New Roman" w:hAnsi="Calibri" w:cs="Calibri"/>
-                <w:b/>
-                <w:bCs/>
-                <w:color w:val="000000"/>
-                <w:sz w:val="20"/>
-                <w:szCs w:val="20"/>
-                <w:lang w:eastAsia="ru-RU"/>
-              </w:rPr>
-            </w:pPr>
-            <w:bookmarkStart w:id="0" w:name="_GoBack" w:colFirst="1" w:colLast="4"/>
-            <w:proofErr w:type="spellStart"/>
-            <w:r>
-              <w:rPr>
-                <w:rFonts w:ascii="Calibri" w:eastAsia="Times New Roman" w:hAnsi="Calibri" w:cs="Calibri"/>
-                <w:b/>
-                <w:bCs/>
-                <w:color w:val="000000"/>
-                <w:sz w:val="20"/>
-                <w:szCs w:val="20"/>
-                <w:lang w:eastAsia="ru-RU"/>
-              </w:rPr>
-              <w:t>publisher_id</w:t>
-            </w:r>
-            <w:proofErr w:type="spellEnd"/>
-          </w:p>
-        </w:tc>
-        <w:tc>
-          <w:tcPr>
-            <w:tcW w:w="1559" w:type="dxa"/>
-            <w:tcBorders>
-              <w:top w:val="single" w:sz="4" w:space="0" w:color="auto"/>
-              <w:left w:val="nil"/>
-              <w:bottom w:val="single" w:sz="4" w:space="0" w:color="auto"/>
-              <w:right w:val="single" w:sz="4" w:space="0" w:color="auto"/>
-            </w:tcBorders>
-            <w:shd w:val="clear" w:color="auto" w:fill="auto"/>
-            <w:vAlign w:val="center"/>
-            <w:hideMark/>
-          </w:tcPr>
-          <w:p>
-            <w:pPr>
-              <w:spacing w:after="0" w:line="240" w:lineRule="auto"/>
-              <w:jc w:val="center"/>
-              <w:rPr>
-                <w:rFonts w:ascii="Calibri" w:eastAsia="Times New Roman" w:hAnsi="Calibri" w:cs="Calibri"/>
-                <w:b/>
-                <w:bCs/>
-                <w:color w:val="000000"/>
-                <w:sz w:val="20"/>
-                <w:szCs w:val="20"/>
-                <w:lang w:eastAsia="ru-RU"/>
-              </w:rPr>
-            </w:pPr>
-            <w:proofErr w:type="spellStart"/>
-            <w:r>
-              <w:rPr>
-                <w:rFonts w:ascii="Calibri" w:eastAsia="Times New Roman" w:hAnsi="Calibri" w:cs="Calibri"/>
-                <w:b/>
-                <w:bCs/>
-                <w:color w:val="000000"/>
-                <w:sz w:val="20"/>
-                <w:szCs w:val="20"/>
-                <w:lang w:eastAsia="ru-RU"/>
-              </w:rPr>
-              <w:t>pageviews_A</w:t>
-            </w:r>
-            <w:proofErr w:type="spellEnd"/>
-            <w:r>
-              <w:rPr>
-                <w:rFonts w:ascii="Calibri" w:eastAsia="Times New Roman" w:hAnsi="Calibri" w:cs="Calibri"/>
-                <w:b/>
-                <w:bCs/>
-                <w:color w:val="000000"/>
-                <w:sz w:val="20"/>
-                <w:szCs w:val="20"/>
-                <w:lang w:eastAsia="ru-RU"/>
-              </w:rPr>
-              <w:t>, %</w:t>
-            </w:r>
-            <w:r>
-              <w:rPr>
-                <w:rFonts w:ascii="Calibri" w:eastAsia="Times New Roman" w:hAnsi="Calibri" w:cs="Calibri"/>
-                <w:b/>
-                <w:bCs/>
-                <w:color w:val="000000"/>
-                <w:sz w:val="20"/>
-                <w:szCs w:val="20"/>
-                <w:lang w:eastAsia="ru-RU"/>
-              </w:rPr>
-              <w:t xml:space="preserve"> от </w:t>
-            </w:r>
-            <w:proofErr w:type="spellStart"/>
-            <w:r>
-              <w:rPr>
-                <w:rFonts w:ascii="Calibri" w:eastAsia="Times New Roman" w:hAnsi="Calibri" w:cs="Calibri"/>
-                <w:b/>
-                <w:bCs/>
-                <w:color w:val="000000"/>
-                <w:sz w:val="20"/>
-                <w:szCs w:val="20"/>
-                <w:lang w:eastAsia="ru-RU"/>
-              </w:rPr>
-              <w:t>тотал</w:t>
-            </w:r>
-            <w:proofErr w:type="spellEnd"/>
-            <w:r>
-              <w:rPr>
-                <w:rFonts w:ascii="Calibri" w:eastAsia="Times New Roman" w:hAnsi="Calibri" w:cs="Calibri"/>
-                <w:b/>
-                <w:bCs/>
-                <w:color w:val="000000"/>
-                <w:sz w:val="20"/>
-                <w:szCs w:val="20"/>
-                <w:lang w:eastAsia="ru-RU"/>
-              </w:rPr>
-              <w:t xml:space="preserve"> трафика</w:t>
-            </w:r>
-          </w:p>
-        </w:tc>
-        <w:tc>
-          <w:tcPr>
-            <w:tcW w:w="1560" w:type="dxa"/>
-            <w:tcBorders>
-              <w:top w:val="single" w:sz="4" w:space="0" w:color="auto"/>
-              <w:left w:val="nil"/>
-              <w:bottom w:val="single" w:sz="4" w:space="0" w:color="auto"/>
-              <w:right w:val="single" w:sz="4" w:space="0" w:color="auto"/>
-            </w:tcBorders>
-            <w:shd w:val="clear" w:color="auto" w:fill="auto"/>
-            <w:vAlign w:val="center"/>
-            <w:hideMark/>
-          </w:tcPr>
-          <w:p>
-            <w:pPr>
-              <w:spacing w:after="0" w:line="240" w:lineRule="auto"/>
-              <w:jc w:val="center"/>
-              <w:rPr>
-                <w:rFonts w:ascii="Calibri" w:eastAsia="Times New Roman" w:hAnsi="Calibri" w:cs="Calibri"/>
-                <w:b/>
-                <w:bCs/>
-                <w:color w:val="000000"/>
-                <w:sz w:val="20"/>
-                <w:szCs w:val="20"/>
-                <w:lang w:eastAsia="ru-RU"/>
-              </w:rPr>
-            </w:pPr>
-            <w:proofErr w:type="spellStart"/>
-            <w:r>
-              <w:rPr>
-                <w:rFonts w:ascii="Calibri" w:eastAsia="Times New Roman" w:hAnsi="Calibri" w:cs="Calibri"/>
-                <w:b/>
-                <w:bCs/>
-                <w:color w:val="000000"/>
-                <w:sz w:val="20"/>
-                <w:szCs w:val="20"/>
-                <w:lang w:eastAsia="ru-RU"/>
-              </w:rPr>
-              <w:t>pageviews_В</w:t>
-            </w:r>
-            <w:proofErr w:type="spellEnd"/>
-            <w:r>
-              <w:rPr>
-                <w:rFonts w:ascii="Calibri" w:eastAsia="Times New Roman" w:hAnsi="Calibri" w:cs="Calibri"/>
-                <w:b/>
-                <w:bCs/>
-                <w:color w:val="000000"/>
-                <w:sz w:val="20"/>
-                <w:szCs w:val="20"/>
-                <w:lang w:eastAsia="ru-RU"/>
-              </w:rPr>
-              <w:t>, %</w:t>
-            </w:r>
-            <w:r>
-              <w:rPr>
-                <w:rFonts w:ascii="Calibri" w:eastAsia="Times New Roman" w:hAnsi="Calibri" w:cs="Calibri"/>
-                <w:b/>
-                <w:bCs/>
-                <w:color w:val="000000"/>
-                <w:sz w:val="20"/>
-                <w:szCs w:val="20"/>
-                <w:lang w:eastAsia="ru-RU"/>
-              </w:rPr>
-              <w:t xml:space="preserve"> от </w:t>
-            </w:r>
-            <w:proofErr w:type="spellStart"/>
-            <w:r>
-              <w:rPr>
-                <w:rFonts w:ascii="Calibri" w:eastAsia="Times New Roman" w:hAnsi="Calibri" w:cs="Calibri"/>
-                <w:b/>
-                <w:bCs/>
-                <w:color w:val="000000"/>
-                <w:sz w:val="20"/>
-                <w:szCs w:val="20"/>
-                <w:lang w:eastAsia="ru-RU"/>
-              </w:rPr>
-              <w:t>тотал</w:t>
-            </w:r>
-            <w:proofErr w:type="spellEnd"/>
-            <w:r>
-              <w:rPr>
-                <w:rFonts w:ascii="Calibri" w:eastAsia="Times New Roman" w:hAnsi="Calibri" w:cs="Calibri"/>
-                <w:b/>
-                <w:bCs/>
-                <w:color w:val="000000"/>
-                <w:sz w:val="20"/>
-                <w:szCs w:val="20"/>
-                <w:lang w:eastAsia="ru-RU"/>
-              </w:rPr>
-              <w:t xml:space="preserve"> трафика</w:t>
-            </w:r>
-          </w:p>
-        </w:tc>
-        <w:tc>
-          <w:tcPr>
-            <w:tcW w:w="1559" w:type="dxa"/>
-            <w:tcBorders>
-              <w:top w:val="single" w:sz="4" w:space="0" w:color="auto"/>
-              <w:left w:val="nil"/>
-              <w:bottom w:val="single" w:sz="4" w:space="0" w:color="auto"/>
-              <w:right w:val="single" w:sz="4" w:space="0" w:color="auto"/>
-            </w:tcBorders>
-            <w:shd w:val="clear" w:color="auto" w:fill="auto"/>
-            <w:vAlign w:val="center"/>
-            <w:hideMark/>
-          </w:tcPr>
-          <w:p>
-            <w:pPr>
-              <w:spacing w:after="0" w:line="240" w:lineRule="auto"/>
-              <w:jc w:val="center"/>
-              <w:rPr>
-                <w:rFonts w:ascii="Calibri" w:eastAsia="Times New Roman" w:hAnsi="Calibri" w:cs="Calibri"/>
-                <w:b/>
-                <w:bCs/>
-                <w:color w:val="000000"/>
-                <w:sz w:val="20"/>
-                <w:szCs w:val="20"/>
-                <w:lang w:eastAsia="ru-RU"/>
-              </w:rPr>
-            </w:pPr>
-            <w:proofErr w:type="spellStart"/>
-            <w:r>
-              <w:rPr>
-                <w:rFonts w:ascii="Calibri" w:eastAsia="Times New Roman" w:hAnsi="Calibri" w:cs="Calibri"/>
-                <w:b/>
-                <w:bCs/>
-                <w:color w:val="000000"/>
-                <w:sz w:val="20"/>
-                <w:szCs w:val="20"/>
-                <w:lang w:eastAsia="ru-RU"/>
-              </w:rPr>
-              <w:t>revenue_А</w:t>
-            </w:r>
-            <w:proofErr w:type="spellEnd"/>
-            <w:r>
-              <w:rPr>
-                <w:rFonts w:ascii="Calibri" w:eastAsia="Times New Roman" w:hAnsi="Calibri" w:cs="Calibri"/>
-                <w:b/>
-                <w:bCs/>
-                <w:color w:val="000000"/>
-                <w:sz w:val="20"/>
-                <w:szCs w:val="20"/>
-                <w:lang w:eastAsia="ru-RU"/>
-              </w:rPr>
-              <w:t>, %</w:t>
-            </w:r>
-            <w:r>
-              <w:rPr>
-                <w:rFonts w:ascii="Calibri" w:eastAsia="Times New Roman" w:hAnsi="Calibri" w:cs="Calibri"/>
-                <w:b/>
-                <w:bCs/>
-                <w:color w:val="000000"/>
-                <w:sz w:val="20"/>
-                <w:szCs w:val="20"/>
-                <w:lang w:eastAsia="ru-RU"/>
-              </w:rPr>
-              <w:t xml:space="preserve"> от </w:t>
-            </w:r>
-            <w:proofErr w:type="spellStart"/>
-            <w:r>
-              <w:rPr>
-                <w:rFonts w:ascii="Calibri" w:eastAsia="Times New Roman" w:hAnsi="Calibri" w:cs="Calibri"/>
-                <w:b/>
-                <w:bCs/>
-                <w:color w:val="000000"/>
-                <w:sz w:val="20"/>
-                <w:szCs w:val="20"/>
-                <w:lang w:eastAsia="ru-RU"/>
-              </w:rPr>
-              <w:t>тотал</w:t>
-            </w:r>
-            <w:proofErr w:type="spellEnd"/>
-            <w:r>
-              <w:rPr>
-                <w:rFonts w:ascii="Calibri" w:eastAsia="Times New Roman" w:hAnsi="Calibri" w:cs="Calibri"/>
-                <w:b/>
-                <w:bCs/>
-                <w:color w:val="000000"/>
-                <w:sz w:val="20"/>
-                <w:szCs w:val="20"/>
-                <w:lang w:eastAsia="ru-RU"/>
-              </w:rPr>
-              <w:t xml:space="preserve"> выручки</w:t>
-            </w:r>
-          </w:p>
-        </w:tc>
-        <w:tc>
-          <w:tcPr>
-            <w:tcW w:w="1559" w:type="dxa"/>
-            <w:tcBorders>
-              <w:top w:val="single" w:sz="4" w:space="0" w:color="auto"/>
-              <w:left w:val="nil"/>
-              <w:bottom w:val="single" w:sz="4" w:space="0" w:color="auto"/>
-              <w:right w:val="single" w:sz="4" w:space="0" w:color="auto"/>
-            </w:tcBorders>
-            <w:shd w:val="clear" w:color="auto" w:fill="auto"/>
-            <w:vAlign w:val="center"/>
-            <w:hideMark/>
-          </w:tcPr>
-          <w:p>
-            <w:pPr>
-              <w:spacing w:after="0" w:line="240" w:lineRule="auto"/>
-              <w:jc w:val="center"/>
-              <w:rPr>
-                <w:rFonts w:ascii="Calibri" w:eastAsia="Times New Roman" w:hAnsi="Calibri" w:cs="Calibri"/>
-                <w:b/>
-                <w:bCs/>
-                <w:color w:val="000000"/>
-                <w:sz w:val="20"/>
-                <w:szCs w:val="20"/>
-                <w:lang w:eastAsia="ru-RU"/>
-              </w:rPr>
-            </w:pPr>
-            <w:proofErr w:type="spellStart"/>
-            <w:r>
-              <w:rPr>
-                <w:rFonts w:ascii="Calibri" w:eastAsia="Times New Roman" w:hAnsi="Calibri" w:cs="Calibri"/>
-                <w:b/>
-                <w:bCs/>
-                <w:color w:val="000000"/>
-                <w:sz w:val="20"/>
-                <w:szCs w:val="20"/>
-                <w:lang w:eastAsia="ru-RU"/>
-              </w:rPr>
-              <w:t>revenue_В</w:t>
-            </w:r>
-            <w:proofErr w:type="spellEnd"/>
-            <w:r>
-              <w:rPr>
-                <w:rFonts w:ascii="Calibri" w:eastAsia="Times New Roman" w:hAnsi="Calibri" w:cs="Calibri"/>
-                <w:b/>
-                <w:bCs/>
-                <w:color w:val="000000"/>
-                <w:sz w:val="20"/>
-                <w:szCs w:val="20"/>
-                <w:lang w:eastAsia="ru-RU"/>
-              </w:rPr>
-              <w:t>, %</w:t>
-            </w:r>
-            <w:r>
-              <w:rPr>
-                <w:rFonts w:ascii="Calibri" w:eastAsia="Times New Roman" w:hAnsi="Calibri" w:cs="Calibri"/>
-                <w:b/>
-                <w:bCs/>
-                <w:color w:val="000000"/>
-                <w:sz w:val="20"/>
-                <w:szCs w:val="20"/>
-                <w:lang w:eastAsia="ru-RU"/>
-              </w:rPr>
-              <w:t xml:space="preserve"> от </w:t>
-            </w:r>
-            <w:proofErr w:type="spellStart"/>
-            <w:r>
-              <w:rPr>
-                <w:rFonts w:ascii="Calibri" w:eastAsia="Times New Roman" w:hAnsi="Calibri" w:cs="Calibri"/>
-                <w:b/>
-                <w:bCs/>
-                <w:color w:val="000000"/>
-                <w:sz w:val="20"/>
-                <w:szCs w:val="20"/>
-                <w:lang w:eastAsia="ru-RU"/>
-              </w:rPr>
-              <w:t>тотал</w:t>
-            </w:r>
-            <w:proofErr w:type="spellEnd"/>
-            <w:r>
-              <w:rPr>
-                <w:rFonts w:ascii="Calibri" w:eastAsia="Times New Roman" w:hAnsi="Calibri" w:cs="Calibri"/>
-                <w:b/>
-                <w:bCs/>
-                <w:color w:val="000000"/>
-                <w:sz w:val="20"/>
-                <w:szCs w:val="20"/>
-                <w:lang w:eastAsia="ru-RU"/>
-              </w:rPr>
-              <w:t xml:space="preserve"> выручки</w:t>
+                <w:color w:val="000000"/>
+                <w:lang w:eastAsia="ru-RU"/>
+              </w:rPr>
+            </w:pPr>
+            <w:r>
+              <w:rPr>
+                <w:rFonts w:ascii="Calibri" w:eastAsia="Times New Roman" w:hAnsi="Calibri" w:cs="Calibri"/>
+                <w:color w:val="000000"/>
+                <w:lang w:eastAsia="ru-RU"/>
+              </w:rPr>
+              <w:t>Средневзвешенная выручка</w:t>
             </w:r>
           </w:p>
         </w:tc>
       </w:tr>
-      <w:bookmarkEnd w:id="0"/>
       <w:tr>
         <w:trPr>
-          <w:trHeight w:val="277"/>
+          <w:trHeight w:val="300"/>
         </w:trPr>
         <w:tc>
           <w:tcPr>
-            <w:tcW w:w="1271" w:type="dxa"/>
+            <w:tcW w:w="669" w:type="dxa"/>
             <w:tcBorders>
               <w:top w:val="nil"/>
               <w:left w:val="single" w:sz="4" w:space="0" w:color="auto"/>
@@ -10278,7 +12050,8 @@
               <w:right w:val="single" w:sz="4" w:space="0" w:color="auto"/>
             </w:tcBorders>
             <w:shd w:val="clear" w:color="auto" w:fill="auto"/>
-            <w:vAlign w:val="center"/>
+            <w:noWrap/>
+            <w:vAlign w:val="bottom"/>
             <w:hideMark/>
           </w:tcPr>
           <w:p>
@@ -10287,29 +12060,23 @@
               <w:jc w:val="center"/>
               <w:rPr>
                 <w:rFonts w:ascii="Calibri" w:eastAsia="Times New Roman" w:hAnsi="Calibri" w:cs="Calibri"/>
-                <w:b/>
-                <w:color w:val="000000"/>
-                <w:sz w:val="20"/>
-                <w:szCs w:val="20"/>
-                <w:lang w:eastAsia="ru-RU"/>
-              </w:rPr>
-            </w:pPr>
-            <w:r>
-              <w:rPr>
-                <w:rFonts w:ascii="Calibri" w:eastAsia="Times New Roman" w:hAnsi="Calibri" w:cs="Calibri"/>
-                <w:b/>
-                <w:color w:val="000000"/>
-                <w:sz w:val="20"/>
-                <w:szCs w:val="20"/>
-                <w:lang w:eastAsia="ru-RU"/>
-              </w:rPr>
-              <w:t>101</w:t>
-            </w:r>
-          </w:p>
-        </w:tc>
-        <w:tc>
-          <w:tcPr>
-            <w:tcW w:w="1559" w:type="dxa"/>
+                <w:color w:val="000000"/>
+                <w:lang w:eastAsia="ru-RU"/>
+              </w:rPr>
+            </w:pPr>
+            <w:r>
+              <w:rPr>
+                <w:rFonts w:ascii="Calibri" w:eastAsia="Times New Roman" w:hAnsi="Calibri" w:cs="Calibri"/>
+                <w:color w:val="000000"/>
+                <w:lang w:eastAsia="ru-RU"/>
+              </w:rPr>
+              <w:t>День</w:t>
+            </w:r>
+          </w:p>
+        </w:tc>
+        <w:tc>
+          <w:tcPr>
+            <w:tcW w:w="1226" w:type="dxa"/>
             <w:tcBorders>
               <w:top w:val="nil"/>
               <w:left w:val="nil"/>
@@ -10337,13 +12104,13 @@
                 <w:color w:val="000000"/>
                 <w:lang w:eastAsia="ru-RU"/>
               </w:rPr>
-              <w:t>18,4%</w:t>
-            </w:r>
-          </w:p>
-        </w:tc>
-        <w:tc>
-          <w:tcPr>
-            <w:tcW w:w="1560" w:type="dxa"/>
+              <w:t>A</w:t>
+            </w:r>
+          </w:p>
+        </w:tc>
+        <w:tc>
+          <w:tcPr>
+            <w:tcW w:w="1226" w:type="dxa"/>
             <w:tcBorders>
               <w:top w:val="nil"/>
               <w:left w:val="nil"/>
@@ -10371,13 +12138,52 @@
                 <w:color w:val="000000"/>
                 <w:lang w:eastAsia="ru-RU"/>
               </w:rPr>
-              <w:t>18,4%</w:t>
-            </w:r>
-          </w:p>
-        </w:tc>
-        <w:tc>
-          <w:tcPr>
-            <w:tcW w:w="1559" w:type="dxa"/>
+              <w:t>B</w:t>
+            </w:r>
+          </w:p>
+        </w:tc>
+      </w:tr>
+      <w:tr>
+        <w:trPr>
+          <w:trHeight w:val="300"/>
+        </w:trPr>
+        <w:tc>
+          <w:tcPr>
+            <w:tcW w:w="669" w:type="dxa"/>
+            <w:tcBorders>
+              <w:top w:val="nil"/>
+              <w:left w:val="single" w:sz="4" w:space="0" w:color="auto"/>
+              <w:bottom w:val="single" w:sz="4" w:space="0" w:color="auto"/>
+              <w:right w:val="single" w:sz="4" w:space="0" w:color="auto"/>
+            </w:tcBorders>
+            <w:shd w:val="clear" w:color="auto" w:fill="auto"/>
+            <w:noWrap/>
+            <w:vAlign w:val="bottom"/>
+            <w:hideMark/>
+          </w:tcPr>
+          <w:p>
+            <w:pPr>
+              <w:spacing w:after="0" w:line="240" w:lineRule="auto"/>
+              <w:jc w:val="center"/>
+              <w:rPr>
+                <w:rFonts w:ascii="Calibri" w:eastAsia="Times New Roman" w:hAnsi="Calibri" w:cs="Calibri"/>
+                <w:color w:val="000000"/>
+                <w:lang w:eastAsia="ru-RU"/>
+              </w:rPr>
+            </w:pPr>
+            <w:r>
+              <w:rPr>
+                <w:rFonts w:ascii="Calibri" w:eastAsia="Times New Roman" w:hAnsi="Calibri" w:cs="Calibri"/>
+                <w:color w:val="000000"/>
+                <w:lang w:eastAsia="ru-RU"/>
+              </w:rPr>
+              <w:t>1</w:t>
+            </w:r>
+          </w:p>
+        </w:tc>
+        <w:tc>
+          <w:tcPr>
+            <w:tcW w:w="1226" w:type="dxa"/>
             <w:tcBorders>
               <w:top w:val="nil"/>
               <w:left w:val="nil"/>
@@ -10405,13 +12211,13 @@
                 <w:color w:val="000000"/>
                 <w:lang w:eastAsia="ru-RU"/>
               </w:rPr>
-              <w:t>21,3%</w:t>
-            </w:r>
-          </w:p>
-        </w:tc>
-        <w:tc>
-          <w:tcPr>
-            <w:tcW w:w="1559" w:type="dxa"/>
+              <w:t>149,45</w:t>
+            </w:r>
+          </w:p>
+        </w:tc>
+        <w:tc>
+          <w:tcPr>
+            <w:tcW w:w="1226" w:type="dxa"/>
             <w:tcBorders>
               <w:top w:val="nil"/>
               <w:left w:val="nil"/>
@@ -10439,18 +12245,18 @@
                 <w:color w:val="000000"/>
                 <w:lang w:eastAsia="ru-RU"/>
               </w:rPr>
-              <w:t>21,0%</w:t>
+              <w:t>142,91</w:t>
             </w:r>
           </w:p>
         </w:tc>
       </w:tr>
       <w:tr>
         <w:trPr>
-          <w:trHeight w:val="277"/>
+          <w:trHeight w:val="300"/>
         </w:trPr>
         <w:tc>
           <w:tcPr>
-            <w:tcW w:w="1271" w:type="dxa"/>
+            <w:tcW w:w="669" w:type="dxa"/>
             <w:tcBorders>
               <w:top w:val="nil"/>
               <w:left w:val="single" w:sz="4" w:space="0" w:color="auto"/>
@@ -10458,7 +12264,8 @@
               <w:right w:val="single" w:sz="4" w:space="0" w:color="auto"/>
             </w:tcBorders>
             <w:shd w:val="clear" w:color="auto" w:fill="auto"/>
-            <w:vAlign w:val="center"/>
+            <w:noWrap/>
+            <w:vAlign w:val="bottom"/>
             <w:hideMark/>
           </w:tcPr>
           <w:p>
@@ -10467,29 +12274,23 @@
               <w:jc w:val="center"/>
               <w:rPr>
                 <w:rFonts w:ascii="Calibri" w:eastAsia="Times New Roman" w:hAnsi="Calibri" w:cs="Calibri"/>
-                <w:b/>
-                <w:color w:val="000000"/>
-                <w:sz w:val="20"/>
-                <w:szCs w:val="20"/>
-                <w:lang w:eastAsia="ru-RU"/>
-              </w:rPr>
-            </w:pPr>
-            <w:r>
-              <w:rPr>
-                <w:rFonts w:ascii="Calibri" w:eastAsia="Times New Roman" w:hAnsi="Calibri" w:cs="Calibri"/>
-                <w:b/>
-                <w:color w:val="000000"/>
-                <w:sz w:val="20"/>
-                <w:szCs w:val="20"/>
-                <w:lang w:eastAsia="ru-RU"/>
-              </w:rPr>
-              <w:t>106</w:t>
-            </w:r>
-          </w:p>
-        </w:tc>
-        <w:tc>
-          <w:tcPr>
-            <w:tcW w:w="1559" w:type="dxa"/>
+                <w:color w:val="000000"/>
+                <w:lang w:eastAsia="ru-RU"/>
+              </w:rPr>
+            </w:pPr>
+            <w:r>
+              <w:rPr>
+                <w:rFonts w:ascii="Calibri" w:eastAsia="Times New Roman" w:hAnsi="Calibri" w:cs="Calibri"/>
+                <w:color w:val="000000"/>
+                <w:lang w:eastAsia="ru-RU"/>
+              </w:rPr>
+              <w:t>2</w:t>
+            </w:r>
+          </w:p>
+        </w:tc>
+        <w:tc>
+          <w:tcPr>
+            <w:tcW w:w="1226" w:type="dxa"/>
             <w:tcBorders>
               <w:top w:val="nil"/>
               <w:left w:val="nil"/>
@@ -10517,13 +12318,13 @@
                 <w:color w:val="000000"/>
                 <w:lang w:eastAsia="ru-RU"/>
               </w:rPr>
-              <w:t>17,0%</w:t>
-            </w:r>
-          </w:p>
-        </w:tc>
-        <w:tc>
-          <w:tcPr>
-            <w:tcW w:w="1560" w:type="dxa"/>
+              <w:t>151,91</w:t>
+            </w:r>
+          </w:p>
+        </w:tc>
+        <w:tc>
+          <w:tcPr>
+            <w:tcW w:w="1226" w:type="dxa"/>
             <w:tcBorders>
               <w:top w:val="nil"/>
               <w:left w:val="nil"/>
@@ -10551,13 +12352,52 @@
                 <w:color w:val="000000"/>
                 <w:lang w:eastAsia="ru-RU"/>
               </w:rPr>
-              <w:t>16,2%</w:t>
-            </w:r>
-          </w:p>
-        </w:tc>
-        <w:tc>
-          <w:tcPr>
-            <w:tcW w:w="1559" w:type="dxa"/>
+              <w:t>150,76</w:t>
+            </w:r>
+          </w:p>
+        </w:tc>
+      </w:tr>
+      <w:tr>
+        <w:trPr>
+          <w:trHeight w:val="300"/>
+        </w:trPr>
+        <w:tc>
+          <w:tcPr>
+            <w:tcW w:w="669" w:type="dxa"/>
+            <w:tcBorders>
+              <w:top w:val="nil"/>
+              <w:left w:val="single" w:sz="4" w:space="0" w:color="auto"/>
+              <w:bottom w:val="single" w:sz="4" w:space="0" w:color="auto"/>
+              <w:right w:val="single" w:sz="4" w:space="0" w:color="auto"/>
+            </w:tcBorders>
+            <w:shd w:val="clear" w:color="auto" w:fill="auto"/>
+            <w:noWrap/>
+            <w:vAlign w:val="bottom"/>
+            <w:hideMark/>
+          </w:tcPr>
+          <w:p>
+            <w:pPr>
+              <w:spacing w:after="0" w:line="240" w:lineRule="auto"/>
+              <w:jc w:val="center"/>
+              <w:rPr>
+                <w:rFonts w:ascii="Calibri" w:eastAsia="Times New Roman" w:hAnsi="Calibri" w:cs="Calibri"/>
+                <w:color w:val="000000"/>
+                <w:lang w:eastAsia="ru-RU"/>
+              </w:rPr>
+            </w:pPr>
+            <w:r>
+              <w:rPr>
+                <w:rFonts w:ascii="Calibri" w:eastAsia="Times New Roman" w:hAnsi="Calibri" w:cs="Calibri"/>
+                <w:color w:val="000000"/>
+                <w:lang w:eastAsia="ru-RU"/>
+              </w:rPr>
+              <w:t>3</w:t>
+            </w:r>
+          </w:p>
+        </w:tc>
+        <w:tc>
+          <w:tcPr>
+            <w:tcW w:w="1226" w:type="dxa"/>
             <w:tcBorders>
               <w:top w:val="nil"/>
               <w:left w:val="nil"/>
@@ -10585,13 +12425,13 @@
                 <w:color w:val="000000"/>
                 <w:lang w:eastAsia="ru-RU"/>
               </w:rPr>
-              <w:t>13,0%</w:t>
-            </w:r>
-          </w:p>
-        </w:tc>
-        <w:tc>
-          <w:tcPr>
-            <w:tcW w:w="1559" w:type="dxa"/>
+              <w:t>161,48</w:t>
+            </w:r>
+          </w:p>
+        </w:tc>
+        <w:tc>
+          <w:tcPr>
+            <w:tcW w:w="1226" w:type="dxa"/>
             <w:tcBorders>
               <w:top w:val="nil"/>
               <w:left w:val="nil"/>
@@ -10619,26 +12459,27 @@
                 <w:color w:val="000000"/>
                 <w:lang w:eastAsia="ru-RU"/>
               </w:rPr>
-              <w:t>12,7%</w:t>
+              <w:t>150,72</w:t>
             </w:r>
           </w:p>
         </w:tc>
       </w:tr>
       <w:tr>
         <w:trPr>
-          <w:trHeight w:val="277"/>
+          <w:trHeight w:val="300"/>
         </w:trPr>
         <w:tc>
           <w:tcPr>
-            <w:tcW w:w="1271" w:type="dxa"/>
+            <w:tcW w:w="669" w:type="dxa"/>
             <w:tcBorders>
               <w:top w:val="nil"/>
               <w:left w:val="single" w:sz="4" w:space="0" w:color="auto"/>
               <w:bottom w:val="single" w:sz="4" w:space="0" w:color="auto"/>
               <w:right w:val="single" w:sz="4" w:space="0" w:color="auto"/>
             </w:tcBorders>
-            <w:shd w:val="clear" w:color="auto" w:fill="C5E0B3" w:themeFill="accent6" w:themeFillTint="66"/>
-            <w:vAlign w:val="center"/>
+            <w:shd w:val="clear" w:color="auto" w:fill="auto"/>
+            <w:noWrap/>
+            <w:vAlign w:val="bottom"/>
             <w:hideMark/>
           </w:tcPr>
           <w:p>
@@ -10647,36 +12488,30 @@
               <w:jc w:val="center"/>
               <w:rPr>
                 <w:rFonts w:ascii="Calibri" w:eastAsia="Times New Roman" w:hAnsi="Calibri" w:cs="Calibri"/>
-                <w:b/>
-                <w:color w:val="000000"/>
-                <w:sz w:val="20"/>
-                <w:szCs w:val="20"/>
-                <w:lang w:eastAsia="ru-RU"/>
-              </w:rPr>
-            </w:pPr>
-            <w:r>
-              <w:rPr>
-                <w:rFonts w:ascii="Calibri" w:eastAsia="Times New Roman" w:hAnsi="Calibri" w:cs="Calibri"/>
-                <w:b/>
-                <w:color w:val="000000"/>
-                <w:sz w:val="20"/>
-                <w:szCs w:val="20"/>
-                <w:lang w:eastAsia="ru-RU"/>
-              </w:rPr>
-              <w:t>111</w:t>
-            </w:r>
-          </w:p>
-        </w:tc>
-        <w:tc>
-          <w:tcPr>
-            <w:tcW w:w="1559" w:type="dxa"/>
+                <w:color w:val="000000"/>
+                <w:lang w:eastAsia="ru-RU"/>
+              </w:rPr>
+            </w:pPr>
+            <w:r>
+              <w:rPr>
+                <w:rFonts w:ascii="Calibri" w:eastAsia="Times New Roman" w:hAnsi="Calibri" w:cs="Calibri"/>
+                <w:color w:val="000000"/>
+                <w:lang w:eastAsia="ru-RU"/>
+              </w:rPr>
+              <w:t>4</w:t>
+            </w:r>
+          </w:p>
+        </w:tc>
+        <w:tc>
+          <w:tcPr>
+            <w:tcW w:w="1226" w:type="dxa"/>
             <w:tcBorders>
               <w:top w:val="nil"/>
               <w:left w:val="nil"/>
               <w:bottom w:val="single" w:sz="4" w:space="0" w:color="auto"/>
               <w:right w:val="single" w:sz="4" w:space="0" w:color="auto"/>
             </w:tcBorders>
-            <w:shd w:val="clear" w:color="auto" w:fill="C5E0B3" w:themeFill="accent6" w:themeFillTint="66"/>
+            <w:shd w:val="clear" w:color="auto" w:fill="auto"/>
             <w:noWrap/>
             <w:vAlign w:val="bottom"/>
             <w:hideMark/>
@@ -10697,20 +12532,20 @@
                 <w:color w:val="000000"/>
                 <w:lang w:eastAsia="ru-RU"/>
               </w:rPr>
-              <w:t>14,1%</w:t>
-            </w:r>
-          </w:p>
-        </w:tc>
-        <w:tc>
-          <w:tcPr>
-            <w:tcW w:w="1560" w:type="dxa"/>
+              <w:t>180,15</w:t>
+            </w:r>
+          </w:p>
+        </w:tc>
+        <w:tc>
+          <w:tcPr>
+            <w:tcW w:w="1226" w:type="dxa"/>
             <w:tcBorders>
               <w:top w:val="nil"/>
               <w:left w:val="nil"/>
               <w:bottom w:val="single" w:sz="4" w:space="0" w:color="auto"/>
               <w:right w:val="single" w:sz="4" w:space="0" w:color="auto"/>
             </w:tcBorders>
-            <w:shd w:val="clear" w:color="auto" w:fill="C5E0B3" w:themeFill="accent6" w:themeFillTint="66"/>
+            <w:shd w:val="clear" w:color="auto" w:fill="auto"/>
             <w:noWrap/>
             <w:vAlign w:val="bottom"/>
             <w:hideMark/>
@@ -10731,20 +12566,59 @@
                 <w:color w:val="000000"/>
                 <w:lang w:eastAsia="ru-RU"/>
               </w:rPr>
-              <w:t>14,1%</w:t>
-            </w:r>
-          </w:p>
-        </w:tc>
-        <w:tc>
-          <w:tcPr>
-            <w:tcW w:w="1559" w:type="dxa"/>
+              <w:t>172,28</w:t>
+            </w:r>
+          </w:p>
+        </w:tc>
+      </w:tr>
+      <w:tr>
+        <w:trPr>
+          <w:trHeight w:val="300"/>
+        </w:trPr>
+        <w:tc>
+          <w:tcPr>
+            <w:tcW w:w="669" w:type="dxa"/>
+            <w:tcBorders>
+              <w:top w:val="nil"/>
+              <w:left w:val="single" w:sz="4" w:space="0" w:color="auto"/>
+              <w:bottom w:val="single" w:sz="4" w:space="0" w:color="auto"/>
+              <w:right w:val="single" w:sz="4" w:space="0" w:color="auto"/>
+            </w:tcBorders>
+            <w:shd w:val="clear" w:color="auto" w:fill="auto"/>
+            <w:noWrap/>
+            <w:vAlign w:val="bottom"/>
+            <w:hideMark/>
+          </w:tcPr>
+          <w:p>
+            <w:pPr>
+              <w:spacing w:after="0" w:line="240" w:lineRule="auto"/>
+              <w:jc w:val="center"/>
+              <w:rPr>
+                <w:rFonts w:ascii="Calibri" w:eastAsia="Times New Roman" w:hAnsi="Calibri" w:cs="Calibri"/>
+                <w:color w:val="000000"/>
+                <w:lang w:eastAsia="ru-RU"/>
+              </w:rPr>
+            </w:pPr>
+            <w:r>
+              <w:rPr>
+                <w:rFonts w:ascii="Calibri" w:eastAsia="Times New Roman" w:hAnsi="Calibri" w:cs="Calibri"/>
+                <w:color w:val="000000"/>
+                <w:lang w:eastAsia="ru-RU"/>
+              </w:rPr>
+              <w:t>5</w:t>
+            </w:r>
+          </w:p>
+        </w:tc>
+        <w:tc>
+          <w:tcPr>
+            <w:tcW w:w="1226" w:type="dxa"/>
             <w:tcBorders>
               <w:top w:val="nil"/>
               <w:left w:val="nil"/>
               <w:bottom w:val="single" w:sz="4" w:space="0" w:color="auto"/>
               <w:right w:val="single" w:sz="4" w:space="0" w:color="auto"/>
             </w:tcBorders>
-            <w:shd w:val="clear" w:color="auto" w:fill="C5E0B3" w:themeFill="accent6" w:themeFillTint="66"/>
+            <w:shd w:val="clear" w:color="auto" w:fill="auto"/>
             <w:noWrap/>
             <w:vAlign w:val="bottom"/>
             <w:hideMark/>
@@ -10765,20 +12639,20 @@
                 <w:color w:val="000000"/>
                 <w:lang w:eastAsia="ru-RU"/>
               </w:rPr>
-              <w:t>49,0%</w:t>
-            </w:r>
-          </w:p>
-        </w:tc>
-        <w:tc>
-          <w:tcPr>
-            <w:tcW w:w="1559" w:type="dxa"/>
+              <w:t>179,57</w:t>
+            </w:r>
+          </w:p>
+        </w:tc>
+        <w:tc>
+          <w:tcPr>
+            <w:tcW w:w="1226" w:type="dxa"/>
             <w:tcBorders>
               <w:top w:val="nil"/>
               <w:left w:val="nil"/>
               <w:bottom w:val="single" w:sz="4" w:space="0" w:color="auto"/>
               <w:right w:val="single" w:sz="4" w:space="0" w:color="auto"/>
             </w:tcBorders>
-            <w:shd w:val="clear" w:color="auto" w:fill="C5E0B3" w:themeFill="accent6" w:themeFillTint="66"/>
+            <w:shd w:val="clear" w:color="auto" w:fill="auto"/>
             <w:noWrap/>
             <w:vAlign w:val="bottom"/>
             <w:hideMark/>
@@ -10799,26 +12673,27 @@
                 <w:color w:val="000000"/>
                 <w:lang w:eastAsia="ru-RU"/>
               </w:rPr>
-              <w:t>49,0%</w:t>
+              <w:t>176,25</w:t>
             </w:r>
           </w:p>
         </w:tc>
       </w:tr>
       <w:tr>
         <w:trPr>
-          <w:trHeight w:val="277"/>
+          <w:trHeight w:val="300"/>
         </w:trPr>
         <w:tc>
           <w:tcPr>
-            <w:tcW w:w="1271" w:type="dxa"/>
+            <w:tcW w:w="669" w:type="dxa"/>
             <w:tcBorders>
               <w:top w:val="nil"/>
               <w:left w:val="single" w:sz="4" w:space="0" w:color="auto"/>
               <w:bottom w:val="single" w:sz="4" w:space="0" w:color="auto"/>
               <w:right w:val="single" w:sz="4" w:space="0" w:color="auto"/>
             </w:tcBorders>
-            <w:shd w:val="clear" w:color="auto" w:fill="F7CAAC" w:themeFill="accent2" w:themeFillTint="66"/>
-            <w:vAlign w:val="center"/>
+            <w:shd w:val="clear" w:color="auto" w:fill="auto"/>
+            <w:noWrap/>
+            <w:vAlign w:val="bottom"/>
             <w:hideMark/>
           </w:tcPr>
           <w:p>
@@ -10827,36 +12702,30 @@
               <w:jc w:val="center"/>
               <w:rPr>
                 <w:rFonts w:ascii="Calibri" w:eastAsia="Times New Roman" w:hAnsi="Calibri" w:cs="Calibri"/>
-                <w:b/>
-                <w:color w:val="000000"/>
-                <w:sz w:val="20"/>
-                <w:szCs w:val="20"/>
-                <w:lang w:eastAsia="ru-RU"/>
-              </w:rPr>
-            </w:pPr>
-            <w:r>
-              <w:rPr>
-                <w:rFonts w:ascii="Calibri" w:eastAsia="Times New Roman" w:hAnsi="Calibri" w:cs="Calibri"/>
-                <w:b/>
-                <w:color w:val="000000"/>
-                <w:sz w:val="20"/>
-                <w:szCs w:val="20"/>
-                <w:lang w:eastAsia="ru-RU"/>
-              </w:rPr>
-              <w:t>123</w:t>
-            </w:r>
-          </w:p>
-        </w:tc>
-        <w:tc>
-          <w:tcPr>
-            <w:tcW w:w="1559" w:type="dxa"/>
+                <w:color w:val="000000"/>
+                <w:lang w:eastAsia="ru-RU"/>
+              </w:rPr>
+            </w:pPr>
+            <w:r>
+              <w:rPr>
+                <w:rFonts w:ascii="Calibri" w:eastAsia="Times New Roman" w:hAnsi="Calibri" w:cs="Calibri"/>
+                <w:color w:val="000000"/>
+                <w:lang w:eastAsia="ru-RU"/>
+              </w:rPr>
+              <w:t>6</w:t>
+            </w:r>
+          </w:p>
+        </w:tc>
+        <w:tc>
+          <w:tcPr>
+            <w:tcW w:w="1226" w:type="dxa"/>
             <w:tcBorders>
               <w:top w:val="nil"/>
               <w:left w:val="nil"/>
               <w:bottom w:val="single" w:sz="4" w:space="0" w:color="auto"/>
               <w:right w:val="single" w:sz="4" w:space="0" w:color="auto"/>
             </w:tcBorders>
-            <w:shd w:val="clear" w:color="auto" w:fill="F7CAAC" w:themeFill="accent2" w:themeFillTint="66"/>
+            <w:shd w:val="clear" w:color="auto" w:fill="auto"/>
             <w:noWrap/>
             <w:vAlign w:val="bottom"/>
             <w:hideMark/>
@@ -10877,20 +12746,20 @@
                 <w:color w:val="000000"/>
                 <w:lang w:eastAsia="ru-RU"/>
               </w:rPr>
-              <w:t>23,5%</w:t>
-            </w:r>
-          </w:p>
-        </w:tc>
-        <w:tc>
-          <w:tcPr>
-            <w:tcW w:w="1560" w:type="dxa"/>
+              <w:t>181,53</w:t>
+            </w:r>
+          </w:p>
+        </w:tc>
+        <w:tc>
+          <w:tcPr>
+            <w:tcW w:w="1226" w:type="dxa"/>
             <w:tcBorders>
               <w:top w:val="nil"/>
               <w:left w:val="nil"/>
               <w:bottom w:val="single" w:sz="4" w:space="0" w:color="auto"/>
               <w:right w:val="single" w:sz="4" w:space="0" w:color="auto"/>
             </w:tcBorders>
-            <w:shd w:val="clear" w:color="auto" w:fill="F7CAAC" w:themeFill="accent2" w:themeFillTint="66"/>
+            <w:shd w:val="clear" w:color="auto" w:fill="auto"/>
             <w:noWrap/>
             <w:vAlign w:val="bottom"/>
             <w:hideMark/>
@@ -10911,499 +12780,499 @@
                 <w:color w:val="000000"/>
                 <w:lang w:eastAsia="ru-RU"/>
               </w:rPr>
-              <w:t>24,1%</w:t>
-            </w:r>
-          </w:p>
-        </w:tc>
-        <w:tc>
-          <w:tcPr>
-            <w:tcW w:w="1559" w:type="dxa"/>
-            <w:tcBorders>
-              <w:top w:val="nil"/>
-              <w:left w:val="nil"/>
-              <w:bottom w:val="single" w:sz="4" w:space="0" w:color="auto"/>
-              <w:right w:val="single" w:sz="4" w:space="0" w:color="auto"/>
-            </w:tcBorders>
-            <w:shd w:val="clear" w:color="auto" w:fill="F7CAAC" w:themeFill="accent2" w:themeFillTint="66"/>
-            <w:noWrap/>
-            <w:vAlign w:val="bottom"/>
-            <w:hideMark/>
-          </w:tcPr>
-          <w:p>
-            <w:pPr>
-              <w:spacing w:after="0" w:line="240" w:lineRule="auto"/>
-              <w:jc w:val="center"/>
-              <w:rPr>
-                <w:rFonts w:ascii="Calibri" w:eastAsia="Times New Roman" w:hAnsi="Calibri" w:cs="Calibri"/>
-                <w:color w:val="000000"/>
-                <w:lang w:eastAsia="ru-RU"/>
-              </w:rPr>
-            </w:pPr>
-            <w:r>
-              <w:rPr>
-                <w:rFonts w:ascii="Calibri" w:eastAsia="Times New Roman" w:hAnsi="Calibri" w:cs="Calibri"/>
-                <w:color w:val="000000"/>
-                <w:lang w:eastAsia="ru-RU"/>
-              </w:rPr>
-              <w:t>7,1%</w:t>
-            </w:r>
-          </w:p>
-        </w:tc>
-        <w:tc>
-          <w:tcPr>
-            <w:tcW w:w="1559" w:type="dxa"/>
-            <w:tcBorders>
-              <w:top w:val="nil"/>
-              <w:left w:val="nil"/>
-              <w:bottom w:val="single" w:sz="4" w:space="0" w:color="auto"/>
-              <w:right w:val="single" w:sz="4" w:space="0" w:color="auto"/>
-            </w:tcBorders>
-            <w:shd w:val="clear" w:color="auto" w:fill="F7CAAC" w:themeFill="accent2" w:themeFillTint="66"/>
-            <w:noWrap/>
-            <w:vAlign w:val="bottom"/>
-            <w:hideMark/>
-          </w:tcPr>
-          <w:p>
-            <w:pPr>
-              <w:spacing w:after="0" w:line="240" w:lineRule="auto"/>
-              <w:jc w:val="center"/>
-              <w:rPr>
-                <w:rFonts w:ascii="Calibri" w:eastAsia="Times New Roman" w:hAnsi="Calibri" w:cs="Calibri"/>
-                <w:color w:val="000000"/>
-                <w:lang w:eastAsia="ru-RU"/>
-              </w:rPr>
-            </w:pPr>
-            <w:r>
-              <w:rPr>
-                <w:rFonts w:ascii="Calibri" w:eastAsia="Times New Roman" w:hAnsi="Calibri" w:cs="Calibri"/>
-                <w:color w:val="000000"/>
-                <w:lang w:eastAsia="ru-RU"/>
-              </w:rPr>
-              <w:t>7,7%</w:t>
-            </w:r>
-          </w:p>
-        </w:tc>
-      </w:tr>
-      <w:tr>
-        <w:trPr>
-          <w:trHeight w:val="277"/>
-        </w:trPr>
-        <w:tc>
-          <w:tcPr>
-            <w:tcW w:w="1271" w:type="dxa"/>
-            <w:tcBorders>
-              <w:top w:val="nil"/>
-              <w:left w:val="single" w:sz="4" w:space="0" w:color="auto"/>
-              <w:bottom w:val="single" w:sz="4" w:space="0" w:color="auto"/>
-              <w:right w:val="single" w:sz="4" w:space="0" w:color="auto"/>
-            </w:tcBorders>
-            <w:shd w:val="clear" w:color="auto" w:fill="F7CAAC" w:themeFill="accent2" w:themeFillTint="66"/>
-            <w:vAlign w:val="center"/>
-            <w:hideMark/>
-          </w:tcPr>
-          <w:p>
-            <w:pPr>
-              <w:spacing w:after="0" w:line="240" w:lineRule="auto"/>
-              <w:jc w:val="center"/>
-              <w:rPr>
-                <w:rFonts w:ascii="Calibri" w:eastAsia="Times New Roman" w:hAnsi="Calibri" w:cs="Calibri"/>
-                <w:b/>
-                <w:color w:val="000000"/>
-                <w:sz w:val="20"/>
-                <w:szCs w:val="20"/>
-                <w:lang w:eastAsia="ru-RU"/>
-              </w:rPr>
-            </w:pPr>
-            <w:r>
-              <w:rPr>
-                <w:rFonts w:ascii="Calibri" w:eastAsia="Times New Roman" w:hAnsi="Calibri" w:cs="Calibri"/>
-                <w:b/>
-                <w:color w:val="000000"/>
-                <w:sz w:val="20"/>
-                <w:szCs w:val="20"/>
-                <w:lang w:eastAsia="ru-RU"/>
-              </w:rPr>
-              <w:t>373</w:t>
-            </w:r>
-          </w:p>
-        </w:tc>
-        <w:tc>
-          <w:tcPr>
-            <w:tcW w:w="1559" w:type="dxa"/>
-            <w:tcBorders>
-              <w:top w:val="nil"/>
-              <w:left w:val="nil"/>
-              <w:bottom w:val="single" w:sz="4" w:space="0" w:color="auto"/>
-              <w:right w:val="single" w:sz="4" w:space="0" w:color="auto"/>
-            </w:tcBorders>
-            <w:shd w:val="clear" w:color="auto" w:fill="F7CAAC" w:themeFill="accent2" w:themeFillTint="66"/>
-            <w:noWrap/>
-            <w:vAlign w:val="bottom"/>
-            <w:hideMark/>
-          </w:tcPr>
-          <w:p>
-            <w:pPr>
-              <w:spacing w:after="0" w:line="240" w:lineRule="auto"/>
-              <w:jc w:val="center"/>
-              <w:rPr>
-                <w:rFonts w:ascii="Calibri" w:eastAsia="Times New Roman" w:hAnsi="Calibri" w:cs="Calibri"/>
-                <w:color w:val="000000"/>
-                <w:lang w:eastAsia="ru-RU"/>
-              </w:rPr>
-            </w:pPr>
-            <w:r>
-              <w:rPr>
-                <w:rFonts w:ascii="Calibri" w:eastAsia="Times New Roman" w:hAnsi="Calibri" w:cs="Calibri"/>
-                <w:color w:val="000000"/>
-                <w:lang w:eastAsia="ru-RU"/>
-              </w:rPr>
-              <w:t>27,1%</w:t>
-            </w:r>
-          </w:p>
-        </w:tc>
-        <w:tc>
-          <w:tcPr>
-            <w:tcW w:w="1560" w:type="dxa"/>
-            <w:tcBorders>
-              <w:top w:val="nil"/>
-              <w:left w:val="nil"/>
-              <w:bottom w:val="single" w:sz="4" w:space="0" w:color="auto"/>
-              <w:right w:val="single" w:sz="4" w:space="0" w:color="auto"/>
-            </w:tcBorders>
-            <w:shd w:val="clear" w:color="auto" w:fill="F7CAAC" w:themeFill="accent2" w:themeFillTint="66"/>
-            <w:noWrap/>
-            <w:vAlign w:val="bottom"/>
-            <w:hideMark/>
-          </w:tcPr>
-          <w:p>
-            <w:pPr>
-              <w:spacing w:after="0" w:line="240" w:lineRule="auto"/>
-              <w:jc w:val="center"/>
-              <w:rPr>
-                <w:rFonts w:ascii="Calibri" w:eastAsia="Times New Roman" w:hAnsi="Calibri" w:cs="Calibri"/>
-                <w:color w:val="000000"/>
-                <w:lang w:eastAsia="ru-RU"/>
-              </w:rPr>
-            </w:pPr>
-            <w:r>
-              <w:rPr>
-                <w:rFonts w:ascii="Calibri" w:eastAsia="Times New Roman" w:hAnsi="Calibri" w:cs="Calibri"/>
-                <w:color w:val="000000"/>
-                <w:lang w:eastAsia="ru-RU"/>
-              </w:rPr>
-              <w:t>27,2%</w:t>
-            </w:r>
-          </w:p>
-        </w:tc>
-        <w:tc>
-          <w:tcPr>
-            <w:tcW w:w="1559" w:type="dxa"/>
-            <w:tcBorders>
-              <w:top w:val="nil"/>
-              <w:left w:val="nil"/>
-              <w:bottom w:val="single" w:sz="4" w:space="0" w:color="auto"/>
-              <w:right w:val="single" w:sz="4" w:space="0" w:color="auto"/>
-            </w:tcBorders>
-            <w:shd w:val="clear" w:color="auto" w:fill="F7CAAC" w:themeFill="accent2" w:themeFillTint="66"/>
-            <w:noWrap/>
-            <w:vAlign w:val="bottom"/>
-            <w:hideMark/>
-          </w:tcPr>
-          <w:p>
-            <w:pPr>
-              <w:spacing w:after="0" w:line="240" w:lineRule="auto"/>
-              <w:jc w:val="center"/>
-              <w:rPr>
-                <w:rFonts w:ascii="Calibri" w:eastAsia="Times New Roman" w:hAnsi="Calibri" w:cs="Calibri"/>
-                <w:color w:val="000000"/>
-                <w:lang w:eastAsia="ru-RU"/>
-              </w:rPr>
-            </w:pPr>
-            <w:r>
-              <w:rPr>
-                <w:rFonts w:ascii="Calibri" w:eastAsia="Times New Roman" w:hAnsi="Calibri" w:cs="Calibri"/>
-                <w:color w:val="000000"/>
-                <w:lang w:eastAsia="ru-RU"/>
-              </w:rPr>
-              <w:t>9,6%</w:t>
-            </w:r>
-          </w:p>
-        </w:tc>
-        <w:tc>
-          <w:tcPr>
-            <w:tcW w:w="1559" w:type="dxa"/>
-            <w:tcBorders>
-              <w:top w:val="nil"/>
-              <w:left w:val="nil"/>
-              <w:bottom w:val="single" w:sz="4" w:space="0" w:color="auto"/>
-              <w:right w:val="single" w:sz="4" w:space="0" w:color="auto"/>
-            </w:tcBorders>
-            <w:shd w:val="clear" w:color="auto" w:fill="F7CAAC" w:themeFill="accent2" w:themeFillTint="66"/>
-            <w:noWrap/>
-            <w:vAlign w:val="bottom"/>
-            <w:hideMark/>
-          </w:tcPr>
-          <w:p>
-            <w:pPr>
-              <w:spacing w:after="0" w:line="240" w:lineRule="auto"/>
-              <w:jc w:val="center"/>
-              <w:rPr>
-                <w:rFonts w:ascii="Calibri" w:eastAsia="Times New Roman" w:hAnsi="Calibri" w:cs="Calibri"/>
-                <w:color w:val="000000"/>
-                <w:lang w:eastAsia="ru-RU"/>
-              </w:rPr>
-            </w:pPr>
-            <w:r>
-              <w:rPr>
-                <w:rFonts w:ascii="Calibri" w:eastAsia="Times New Roman" w:hAnsi="Calibri" w:cs="Calibri"/>
-                <w:color w:val="000000"/>
-                <w:lang w:eastAsia="ru-RU"/>
-              </w:rPr>
-              <w:t>9,7%</w:t>
+              <w:t>178,44</w:t>
             </w:r>
           </w:p>
         </w:tc>
       </w:tr>
     </w:tbl>
     <w:p>
-      <w:pPr>
-        <w:rPr>
-          <w:b/>
-        </w:rPr>
-      </w:pPr>
-    </w:p>
-    <w:p/>
-    <w:p>
-      <w:r>
-        <w:rPr>
-          <w:b/>
-          <w:sz w:val="32"/>
-          <w:szCs w:val="32"/>
-        </w:rPr>
-        <w:t xml:space="preserve">Итоговое заключение по страте </w:t>
-      </w:r>
-      <w:r>
-        <w:rPr>
-          <w:b/>
-          <w:sz w:val="32"/>
-          <w:szCs w:val="32"/>
-          <w:lang w:val="en-US"/>
-        </w:rPr>
-        <w:t>Desktop</w:t>
-      </w:r>
-      <w:r>
-        <w:rPr>
-          <w:b/>
-          <w:sz w:val="32"/>
-          <w:szCs w:val="32"/>
-        </w:rPr>
-        <w:t>:</w:t>
-      </w:r>
-      <w:r>
-        <w:rPr>
-          <w:b/>
-          <w:sz w:val="32"/>
-          <w:szCs w:val="32"/>
-        </w:rPr>
-        <w:br/>
-      </w:r>
-      <w:r>
-        <w:rPr>
-          <w:color w:val="FF0000"/>
-        </w:rPr>
-        <w:t>Тест провален</w:t>
-      </w:r>
-      <w:r>
-        <w:t>. Изменения внедрять нельзя</w:t>
-      </w:r>
-      <w:r>
-        <w:t>:</w:t>
-      </w:r>
-      <w:r>
-        <w:br/>
+      <w:r>
+        <w:br/>
+        <w:t>Проверка разницы между группами (</w:t>
+      </w:r>
+      <w:r>
+        <w:rPr>
+          <w:lang w:val="en-US"/>
+        </w:rPr>
+        <w:t>p</w:t>
+      </w:r>
+      <w:r>
+        <w:t>-</w:t>
+      </w:r>
+      <w:r>
+        <w:rPr>
+          <w:lang w:val="en-US"/>
+        </w:rPr>
+        <w:t>value</w:t>
+      </w:r>
+      <w:r>
+        <w:t xml:space="preserve"> = 0.</w:t>
+      </w:r>
+      <w:r>
+        <w:t>5476</w:t>
+      </w:r>
+      <w:r>
+        <w:t>)</w:t>
+      </w:r>
+      <w:r>
+        <w:t xml:space="preserve"> показывает, что они статистически не различаются (либо нужно больше данных). </w:t>
+      </w:r>
+      <w:r>
+        <w:br/>
+      </w:r>
+      <w:r>
+        <w:t>Реальные данные показали, что за 6 дней мы потеряли в выручке</w:t>
+      </w:r>
+      <w:r>
+        <w:t xml:space="preserve"> (- 2.5%). </w:t>
+      </w:r>
+      <w:r>
+        <w:br/>
+        <w:t xml:space="preserve">Однако, группа </w:t>
+      </w:r>
+      <w:r>
+        <w:rPr>
+          <w:lang w:val="en-US"/>
+        </w:rPr>
+        <w:t>B</w:t>
+      </w:r>
+      <w:r>
         <w:t xml:space="preserve"> </w:t>
       </w:r>
       <w:r>
-        <w:tab/>
-        <w:t>1. Общая выручка упала на 2,5%</w:t>
-      </w:r>
-      <w:r>
-        <w:br/>
+        <w:rPr>
+          <w:b/>
+        </w:rPr>
+        <w:t>имеет более высокий показатель тренда</w:t>
+      </w:r>
+      <w:r>
+        <w:t>, и при условии</w:t>
+      </w:r>
+      <w:r>
         <w:t xml:space="preserve"> </w:t>
       </w:r>
       <w:r>
-        <w:tab/>
-        <w:t>2. Убита органика (-47,6% кликов). Это долгосрочная ценность</w:t>
-      </w:r>
-      <w:r>
-        <w:br/>
+        <w:t>его сохранения, через 1</w:t>
+      </w:r>
+      <w:r>
+        <w:t>3</w:t>
+      </w:r>
+      <w:r>
+        <w:t xml:space="preserve"> дней выручка в группе </w:t>
+      </w:r>
+      <w:r>
+        <w:rPr>
+          <w:lang w:val="en-US"/>
+        </w:rPr>
+        <w:t>B</w:t>
+      </w:r>
+      <w:r>
         <w:t xml:space="preserve"> </w:t>
       </w:r>
       <w:r>
-        <w:tab/>
-        <w:t>3. Упала видимость контента – пользователи проводят меньше времени на сайте</w:t>
-      </w:r>
-      <w:r>
-        <w:br/>
+        <w:t xml:space="preserve">сравнялась бы с </w:t>
+      </w:r>
+      <w:r>
+        <w:rPr>
+          <w:lang w:val="en-US"/>
+        </w:rPr>
+        <w:t>A</w:t>
+      </w:r>
+      <w:r>
         <w:t xml:space="preserve"> </w:t>
       </w:r>
       <w:r>
-        <w:tab/>
-        <w:t xml:space="preserve">4. Цена клика снизилась. </w:t>
+        <w:t xml:space="preserve">и даже превысила бы ее. </w:t>
+      </w:r>
+      <w:r>
+        <w:br/>
+        <w:t>Но это теоретический прогноз (в расчетах тренд не имеет ограничений сверху</w:t>
+      </w:r>
+      <w:r>
+        <w:t xml:space="preserve">, и такое случилось бы при достижении </w:t>
+      </w:r>
+      <w:proofErr w:type="spellStart"/>
+      <w:proofErr w:type="gramStart"/>
+      <w:r>
+        <w:t>ср.выручки</w:t>
+      </w:r>
+      <w:proofErr w:type="spellEnd"/>
+      <w:proofErr w:type="gramEnd"/>
+      <w:r>
+        <w:t xml:space="preserve"> в группах в 270$, что нереально на данном этапе развития платформы.</w:t>
       </w:r>
     </w:p>
     <w:p>
       <w:r>
-        <w:rPr>
-          <w:b/>
-        </w:rPr>
-        <w:t>Рекомендации</w:t>
-      </w:r>
-      <w:r>
-        <w:rPr>
-          <w:b/>
-        </w:rPr>
-        <w:t>:</w:t>
-      </w:r>
-      <w:r>
-        <w:rPr>
-          <w:b/>
-        </w:rPr>
-        <w:br/>
+        <w:lastRenderedPageBreak/>
+        <w:drawing>
+          <wp:inline distT="0" distB="0" distL="0" distR="0" wp14:anchorId="235A03FB" wp14:editId="7BE207A7">
+            <wp:extent cx="5940425" cy="2950845"/>
+            <wp:effectExtent l="0" t="0" r="3175" b="1905"/>
+            <wp:docPr id="6" name="Рисунок 6"/>
+            <wp:cNvGraphicFramePr>
+              <a:graphicFrameLocks xmlns:a="http://schemas.openxmlformats.org/drawingml/2006/main" noChangeAspect="1"/>
+            </wp:cNvGraphicFramePr>
+            <a:graphic xmlns:a="http://schemas.openxmlformats.org/drawingml/2006/main">
+              <a:graphicData uri="http://schemas.openxmlformats.org/drawingml/2006/picture">
+                <pic:pic xmlns:pic="http://schemas.openxmlformats.org/drawingml/2006/picture">
+                  <pic:nvPicPr>
+                    <pic:cNvPr id="1" name=""/>
+                    <pic:cNvPicPr/>
+                  </pic:nvPicPr>
+                  <pic:blipFill>
+                    <a:blip r:embed="rId6"/>
+                    <a:stretch>
+                      <a:fillRect/>
+                    </a:stretch>
+                  </pic:blipFill>
+                  <pic:spPr>
+                    <a:xfrm>
+                      <a:off x="0" y="0"/>
+                      <a:ext cx="5940425" cy="2950845"/>
+                    </a:xfrm>
+                    <a:prstGeom prst="rect">
+                      <a:avLst/>
+                    </a:prstGeom>
+                  </pic:spPr>
+                </pic:pic>
+              </a:graphicData>
+            </a:graphic>
+          </wp:inline>
+        </w:drawing>
+      </w:r>
+    </w:p>
+    <w:p>
+      <w:r>
+        <w:rPr>
+          <w:b/>
+        </w:rPr>
+        <w:t>Вывод</w:t>
+      </w:r>
+      <w:r>
+        <w:t xml:space="preserve">: разница между группами </w:t>
+      </w:r>
+      <w:r>
+        <w:rPr>
+          <w:lang w:val="en-US"/>
+        </w:rPr>
+        <w:t>A</w:t>
       </w:r>
       <w:r>
         <w:t xml:space="preserve"> </w:t>
       </w:r>
       <w:r>
-        <w:tab/>
-        <w:t>1. Отклонить изменения, текущая версия В хуже для бизнеса</w:t>
-      </w:r>
-      <w:r>
-        <w:br/>
+        <w:t xml:space="preserve">и </w:t>
+      </w:r>
+      <w:r>
+        <w:rPr>
+          <w:lang w:val="en-US"/>
+        </w:rPr>
+        <w:t>B</w:t>
+      </w:r>
+      <w:r>
+        <w:t xml:space="preserve"> в плане выручки незначительны. При условии продолжения теста или принятия решения внедрить изменения, вполне возможно, что выручка в группе </w:t>
+      </w:r>
+      <w:r>
+        <w:rPr>
+          <w:lang w:val="en-US"/>
+        </w:rPr>
+        <w:t>B</w:t>
+      </w:r>
+      <w:r>
         <w:t xml:space="preserve"> </w:t>
       </w:r>
       <w:r>
-        <w:tab/>
-        <w:t>2. Попробовать другую гипотезу</w:t>
-      </w:r>
-      <w:r>
-        <w:br/>
+        <w:t xml:space="preserve">стала бы аналогичной группе А, </w:t>
+      </w:r>
+      <w:r>
+        <w:t>но</w:t>
+      </w:r>
+      <w:r>
+        <w:t>, не стоит забывать, что мы сильно завалили другие метрики.</w:t>
+      </w:r>
+      <w:r>
         <w:t xml:space="preserve"> </w:t>
       </w:r>
       <w:r>
-        <w:tab/>
-        <w:t>3. Изучить опыт отдельных издательств: 111 имеет самый маленький трафик (14%), приносит самый большой доход (49%); 123 имеет огромный трафик (23,5%), приносит самый низкий доход (7</w:t>
-      </w:r>
-      <w:r>
-        <w:t>,7</w:t>
-      </w:r>
-      <w:r>
-        <w:t>%)</w:t>
-      </w:r>
-      <w:r>
-        <w:t>; 373 имеет огромный трафик (27,1%), приносит низкий доход (9,7%). Рассмотреть различные гипотезы: тематика издательства, отзывы пользователей, ошибки верстки, загрузка страниц и т.д.</w:t>
-      </w:r>
-    </w:p>
-    <w:p/>
-    <w:p>
-      <w:r>
-        <w:rPr>
-          <w:b/>
-          <w:sz w:val="28"/>
-          <w:szCs w:val="28"/>
-          <w:lang w:val="en-US"/>
-        </w:rPr>
-        <w:t>Mobile</w:t>
-      </w:r>
-      <w:r>
-        <w:rPr>
-          <w:b/>
-          <w:sz w:val="28"/>
-          <w:szCs w:val="28"/>
-        </w:rPr>
-        <w:t xml:space="preserve"> </w:t>
-      </w:r>
-      <w:r>
-        <w:rPr>
-          <w:b/>
-          <w:sz w:val="28"/>
-          <w:szCs w:val="28"/>
-        </w:rPr>
-        <w:t>страта</w:t>
-      </w:r>
-      <w:r>
-        <w:t>.</w:t>
+        <w:br/>
+        <w:t xml:space="preserve">Однако, данное исследование может иметь и другое значение: </w:t>
+      </w:r>
+      <w:r>
+        <w:rPr>
+          <w:b/>
+        </w:rPr>
+        <w:t>вполне возможно, что реакция пользователей на изменения ленты является временной</w:t>
+      </w:r>
+      <w:r>
+        <w:t xml:space="preserve">, и в обозримом будущем, пользователи вернуться к текущему своему поведению. </w:t>
       </w:r>
     </w:p>
     <w:p>
       <w:pPr>
         <w:rPr>
+          <w:b/>
           <w:highlight w:val="lightGray"/>
         </w:rPr>
       </w:pPr>
-      <w:r>
-        <w:rPr>
-          <w:b/>
-          <w:highlight w:val="lightGray"/>
-        </w:rPr>
-        <w:t xml:space="preserve">Проверка </w:t>
-      </w:r>
-      <w:r>
-        <w:rPr>
-          <w:b/>
-          <w:highlight w:val="lightGray"/>
-        </w:rPr>
-        <w:t>ключевых метрик</w:t>
-      </w:r>
-      <w:r>
-        <w:rPr>
-          <w:b/>
-          <w:highlight w:val="lightGray"/>
-        </w:rPr>
-        <w:br/>
-      </w:r>
-      <w:r>
-        <w:rPr>
-          <w:b/>
-          <w:highlight w:val="lightGray"/>
-        </w:rPr>
-        <w:br/>
-      </w:r>
-      <w:r>
-        <w:rPr>
-          <w:highlight w:val="lightGray"/>
-        </w:rPr>
-        <w:t xml:space="preserve">1. </w:t>
-      </w:r>
-      <w:r>
-        <w:rPr>
-          <w:highlight w:val="lightGray"/>
-          <w:lang w:val="en-US"/>
-        </w:rPr>
-        <w:t>CTR</w:t>
-      </w:r>
-      <w:r>
-        <w:rPr>
-          <w:highlight w:val="lightGray"/>
-        </w:rPr>
-        <w:t>_</w:t>
-      </w:r>
-      <w:r>
-        <w:rPr>
-          <w:highlight w:val="lightGray"/>
-          <w:lang w:val="en-US"/>
-        </w:rPr>
-        <w:t>paid</w:t>
-      </w:r>
-      <w:r>
-        <w:rPr>
-          <w:highlight w:val="lightGray"/>
-        </w:rPr>
-        <w:t>.</w:t>
-      </w:r>
     </w:p>
     <w:p>
       <w:r>
+        <w:rPr>
+          <w:b/>
+          <w:sz w:val="32"/>
+          <w:szCs w:val="32"/>
+        </w:rPr>
+        <w:t xml:space="preserve">Итоговое заключение по страте </w:t>
+      </w:r>
+      <w:r>
+        <w:rPr>
+          <w:b/>
+          <w:sz w:val="32"/>
+          <w:szCs w:val="32"/>
+          <w:lang w:val="en-US"/>
+        </w:rPr>
+        <w:t>Desktop</w:t>
+      </w:r>
+      <w:r>
+        <w:rPr>
+          <w:b/>
+          <w:sz w:val="32"/>
+          <w:szCs w:val="32"/>
+        </w:rPr>
+        <w:t>:</w:t>
+      </w:r>
+      <w:r>
+        <w:rPr>
+          <w:b/>
+          <w:sz w:val="32"/>
+          <w:szCs w:val="32"/>
+        </w:rPr>
+        <w:br/>
+      </w:r>
+      <w:r>
+        <w:rPr>
+          <w:color w:val="FF0000"/>
+        </w:rPr>
+        <w:t>Тест провален</w:t>
+      </w:r>
+      <w:r>
+        <w:t>. Изменения внедрять нельзя</w:t>
+      </w:r>
+      <w:r>
+        <w:t>:</w:t>
+      </w:r>
+      <w:r>
+        <w:br/>
+        <w:t xml:space="preserve"> </w:t>
+      </w:r>
+      <w:r>
+        <w:tab/>
+        <w:t>1. Общая выручка упала на 2,5%</w:t>
+      </w:r>
+      <w:r>
+        <w:br/>
+        <w:t xml:space="preserve"> </w:t>
+      </w:r>
+      <w:r>
+        <w:tab/>
+        <w:t>2. Убита органика (-47,6% кликов). Это долгосрочная ценность</w:t>
+      </w:r>
+      <w:r>
+        <w:br/>
+        <w:t xml:space="preserve"> </w:t>
+      </w:r>
+      <w:r>
+        <w:tab/>
+        <w:t>3. Упала видимость контента – пользователи проводят меньше времени на сайте</w:t>
+      </w:r>
+      <w:r>
+        <w:br/>
+        <w:t xml:space="preserve"> </w:t>
+      </w:r>
+      <w:r>
+        <w:tab/>
+        <w:t xml:space="preserve">4. Цена клика снизилась. </w:t>
+      </w:r>
+    </w:p>
+    <w:p>
+      <w:r>
+        <w:rPr>
+          <w:b/>
+        </w:rPr>
+        <w:t>Рекомендации</w:t>
+      </w:r>
+      <w:r>
+        <w:rPr>
+          <w:b/>
+        </w:rPr>
+        <w:t>:</w:t>
+      </w:r>
+      <w:r>
+        <w:rPr>
+          <w:b/>
+        </w:rPr>
+        <w:br/>
+      </w:r>
+      <w:r>
+        <w:t xml:space="preserve"> </w:t>
+      </w:r>
+      <w:r>
+        <w:tab/>
+        <w:t>1. Отклонить изменения, текущая версия В хуже для бизнеса</w:t>
+      </w:r>
+      <w:r>
+        <w:br/>
+        <w:t xml:space="preserve"> </w:t>
+      </w:r>
+      <w:r>
+        <w:tab/>
+        <w:t>2. Попробовать другую гипотезу</w:t>
+      </w:r>
+      <w:r>
+        <w:br/>
+        <w:t xml:space="preserve"> </w:t>
+      </w:r>
+      <w:r>
+        <w:tab/>
+        <w:t>3. Изучить опыт отдельных издательств: 111 имеет самый маленький трафик (14%), приносит самый большой доход (49%); 123 имеет огромный трафик (23,5%), приносит самый низкий доход (7</w:t>
+      </w:r>
+      <w:r>
+        <w:t>,7</w:t>
+      </w:r>
+      <w:r>
+        <w:t>%)</w:t>
+      </w:r>
+      <w:r>
+        <w:t xml:space="preserve">; 373 имеет огромный трафик (27,1%), приносит низкий доход (9,7%). Рассмотреть различные гипотезы: тематика издательства, отзывы пользователей, ошибки верстки, </w:t>
+      </w:r>
+      <w:r>
+        <w:t xml:space="preserve">особенности отображения различных блоков на страницах издательства, время </w:t>
+      </w:r>
+      <w:r>
+        <w:t>загрузк</w:t>
+      </w:r>
+      <w:r>
+        <w:t xml:space="preserve">и страниц, особенность формирования </w:t>
+      </w:r>
+      <w:proofErr w:type="spellStart"/>
+      <w:r>
+        <w:t>таргетированной</w:t>
+      </w:r>
+      <w:proofErr w:type="spellEnd"/>
+      <w:r>
+        <w:t xml:space="preserve"> рекламы для данного издательства </w:t>
+      </w:r>
+      <w:r>
+        <w:t>и т.д.</w:t>
+      </w:r>
+    </w:p>
+    <w:p>
+      <w:r>
+        <w:br w:type="page"/>
+      </w:r>
+    </w:p>
+    <w:p>
+      <w:r>
+        <w:rPr>
+          <w:b/>
+          <w:sz w:val="28"/>
+          <w:szCs w:val="28"/>
+          <w:lang w:val="en-US"/>
+        </w:rPr>
+        <w:lastRenderedPageBreak/>
+        <w:t>Mobile</w:t>
+      </w:r>
+      <w:r>
+        <w:rPr>
+          <w:b/>
+          <w:sz w:val="28"/>
+          <w:szCs w:val="28"/>
+        </w:rPr>
+        <w:t xml:space="preserve"> </w:t>
+      </w:r>
+      <w:r>
+        <w:rPr>
+          <w:b/>
+          <w:sz w:val="28"/>
+          <w:szCs w:val="28"/>
+        </w:rPr>
+        <w:t>страта</w:t>
+      </w:r>
+      <w:r>
+        <w:t>.</w:t>
+      </w:r>
+    </w:p>
+    <w:p>
+      <w:pPr>
+        <w:rPr>
+          <w:highlight w:val="lightGray"/>
+        </w:rPr>
+      </w:pPr>
+      <w:r>
+        <w:rPr>
+          <w:b/>
+          <w:highlight w:val="lightGray"/>
+        </w:rPr>
+        <w:t xml:space="preserve">Проверка </w:t>
+      </w:r>
+      <w:r>
+        <w:rPr>
+          <w:b/>
+          <w:highlight w:val="lightGray"/>
+        </w:rPr>
+        <w:t>ключевых метрик</w:t>
+      </w:r>
+      <w:r>
+        <w:rPr>
+          <w:b/>
+          <w:highlight w:val="lightGray"/>
+        </w:rPr>
+        <w:br/>
+      </w:r>
+      <w:r>
+        <w:rPr>
+          <w:b/>
+          <w:highlight w:val="lightGray"/>
+        </w:rPr>
+        <w:br/>
+      </w:r>
+      <w:r>
+        <w:rPr>
+          <w:highlight w:val="lightGray"/>
+        </w:rPr>
+        <w:t xml:space="preserve">1. </w:t>
+      </w:r>
+      <w:r>
+        <w:rPr>
+          <w:highlight w:val="lightGray"/>
+          <w:lang w:val="en-US"/>
+        </w:rPr>
+        <w:t>CTR</w:t>
+      </w:r>
+      <w:r>
+        <w:rPr>
+          <w:highlight w:val="lightGray"/>
+        </w:rPr>
+        <w:t>_</w:t>
+      </w:r>
+      <w:r>
+        <w:rPr>
+          <w:highlight w:val="lightGray"/>
+          <w:lang w:val="en-US"/>
+        </w:rPr>
+        <w:t>paid</w:t>
+      </w:r>
+      <w:r>
+        <w:rPr>
+          <w:highlight w:val="lightGray"/>
+        </w:rPr>
+        <w:t>.</w:t>
+      </w:r>
+    </w:p>
+    <w:p>
+      <w:r>
         <w:t xml:space="preserve">Н0: в обеих группах показатель </w:t>
       </w:r>
       <w:r>
@@ -11579,7 +13448,6 @@
         <w:rPr>
           <w:lang w:val="en-US"/>
         </w:rPr>
-        <w:lastRenderedPageBreak/>
         <w:t>CTR</w:t>
       </w:r>
       <w:r>
@@ -12519,7 +14387,6 @@
         <w:rPr>
           <w:b/>
         </w:rPr>
-        <w:lastRenderedPageBreak/>
         <w:t>Абсолютный прирост:</w:t>
       </w:r>
       <w:r>
@@ -15167,6 +17034,7 @@
         <w:rPr>
           <w:b/>
         </w:rPr>
+        <w:lastRenderedPageBreak/>
         <w:t xml:space="preserve"> </w:t>
       </w:r>
       <w:r>
@@ -15209,11 +17077,7 @@
         <w:t xml:space="preserve"> меньше времени на сайте, что может свидетельствовать об ухудшении пользовательского опыта, падения лояльности. Выводы подтверждаются катастрофическим падением переходов по органическим ссылкам (главный показатель ценностного поведения пользователей).</w:t>
       </w:r>
     </w:p>
-    <w:p>
-      <w:r>
-        <w:br w:type="page"/>
-      </w:r>
-    </w:p>
+    <w:p/>
     <w:p>
       <w:pPr>
         <w:rPr>
@@ -15226,7 +17090,6 @@
           <w:b/>
           <w:highlight w:val="lightGray"/>
         </w:rPr>
-        <w:lastRenderedPageBreak/>
         <w:t>Дополнительный анализ. Анализ издательств в разрезе трафик/прибыль</w:t>
       </w:r>
     </w:p>
@@ -15446,19 +17309,7 @@
                 <w:szCs w:val="20"/>
                 <w:lang w:eastAsia="ru-RU"/>
               </w:rPr>
-              <w:t xml:space="preserve"> </w:t>
-            </w:r>
-            <w:r>
-              <w:rPr>
-                <w:rFonts w:ascii="Calibri" w:eastAsia="Times New Roman" w:hAnsi="Calibri" w:cs="Calibri"/>
-                <w:b/>
-                <w:bCs/>
-                <w:color w:val="000000"/>
-                <w:sz w:val="20"/>
-                <w:szCs w:val="20"/>
-                <w:lang w:eastAsia="ru-RU"/>
-              </w:rPr>
-              <w:t xml:space="preserve">от </w:t>
+              <w:t xml:space="preserve"> от </w:t>
             </w:r>
             <w:proofErr w:type="spellStart"/>
             <w:r>
@@ -15551,8 +17402,9 @@
                 <w:szCs w:val="20"/>
                 <w:lang w:eastAsia="ru-RU"/>
               </w:rPr>
-              <w:t xml:space="preserve"> </w:t>
-            </w:r>
+              <w:t xml:space="preserve"> от </w:t>
+            </w:r>
+            <w:proofErr w:type="spellStart"/>
             <w:r>
               <w:rPr>
                 <w:rFonts w:ascii="Calibri" w:eastAsia="Times New Roman" w:hAnsi="Calibri" w:cs="Calibri"/>
@@ -15563,9 +17415,9 @@
                 <w:szCs w:val="20"/>
                 <w:lang w:eastAsia="ru-RU"/>
               </w:rPr>
-              <w:t xml:space="preserve">от </w:t>
-            </w:r>
-            <w:proofErr w:type="spellStart"/>
+              <w:t>тотал</w:t>
+            </w:r>
+            <w:proofErr w:type="spellEnd"/>
             <w:r>
               <w:rPr>
                 <w:rFonts w:ascii="Calibri" w:eastAsia="Times New Roman" w:hAnsi="Calibri" w:cs="Calibri"/>
@@ -15576,32 +17428,7 @@
                 <w:szCs w:val="20"/>
                 <w:lang w:eastAsia="ru-RU"/>
               </w:rPr>
-              <w:t>тотал</w:t>
-            </w:r>
-            <w:proofErr w:type="spellEnd"/>
-            <w:r>
-              <w:rPr>
-                <w:rFonts w:ascii="Calibri" w:eastAsia="Times New Roman" w:hAnsi="Calibri" w:cs="Calibri"/>
-                <w:b/>
-                <w:bCs/>
-                <w:color w:val="000000"/>
-                <w:sz w:val="20"/>
-                <w:szCs w:val="20"/>
-                <w:lang w:eastAsia="ru-RU"/>
-              </w:rPr>
-              <w:t xml:space="preserve"> </w:t>
-            </w:r>
-            <w:r>
-              <w:rPr>
-                <w:rFonts w:ascii="Calibri" w:eastAsia="Times New Roman" w:hAnsi="Calibri" w:cs="Calibri"/>
-                <w:b/>
-                <w:bCs/>
-                <w:color w:val="000000"/>
-                <w:sz w:val="20"/>
-                <w:szCs w:val="20"/>
-                <w:lang w:eastAsia="ru-RU"/>
-              </w:rPr>
-              <w:t>выручки</w:t>
+              <w:t xml:space="preserve"> выручки</w:t>
             </w:r>
           </w:p>
         </w:tc>
@@ -15668,19 +17495,7 @@
                 <w:szCs w:val="20"/>
                 <w:lang w:eastAsia="ru-RU"/>
               </w:rPr>
-              <w:t xml:space="preserve"> </w:t>
-            </w:r>
-            <w:r>
-              <w:rPr>
-                <w:rFonts w:ascii="Calibri" w:eastAsia="Times New Roman" w:hAnsi="Calibri" w:cs="Calibri"/>
-                <w:b/>
-                <w:bCs/>
-                <w:color w:val="000000"/>
-                <w:sz w:val="20"/>
-                <w:szCs w:val="20"/>
-                <w:lang w:eastAsia="ru-RU"/>
-              </w:rPr>
-              <w:t xml:space="preserve">от </w:t>
+              <w:t xml:space="preserve"> от </w:t>
             </w:r>
             <w:proofErr w:type="spellStart"/>
             <w:r>
@@ -16433,8 +18248,1686 @@
       </w:tr>
     </w:tbl>
     <w:p/>
+    <w:p>
+      <w:r>
+        <w:rPr>
+          <w:b/>
+        </w:rPr>
+        <w:t>Важно</w:t>
+      </w:r>
+      <w:r>
+        <w:t xml:space="preserve">: видна схожая картина с </w:t>
+      </w:r>
+      <w:r>
+        <w:rPr>
+          <w:lang w:val="en-US"/>
+        </w:rPr>
+        <w:t>Desktop</w:t>
+      </w:r>
+      <w:r>
+        <w:t xml:space="preserve"> – издательства с наименьшими трафиками (106 и 700 вместе </w:t>
+      </w:r>
+      <w:r>
+        <w:rPr>
+          <w:b/>
+        </w:rPr>
+        <w:t>дают 23% трафика</w:t>
+      </w:r>
+      <w:r>
+        <w:t xml:space="preserve">) </w:t>
+      </w:r>
+      <w:r>
+        <w:rPr>
+          <w:b/>
+        </w:rPr>
+        <w:t>приносят 75% выручки</w:t>
+      </w:r>
+      <w:r>
+        <w:t>, тогда как издательство с259 с наибольшим трафиком приносит наименьшую выручку. Это не влияние текущего АВ-теста, но важный момент, который необходимо зафиксировать и провести отдельное исследование, и которое может помочь скорректировать стратегию работы с издательствами и размещения рекламы, увеличив прибыль компании.</w:t>
+      </w:r>
+    </w:p>
     <w:p/>
     <w:p>
+      <w:pPr>
+        <w:rPr>
+          <w:b/>
+          <w:highlight w:val="lightGray"/>
+        </w:rPr>
+      </w:pPr>
+      <w:r>
+        <w:rPr>
+          <w:b/>
+          <w:highlight w:val="lightGray"/>
+        </w:rPr>
+        <w:t>Статистика &amp; Прогнозов</w:t>
+      </w:r>
+    </w:p>
+    <w:p>
+      <w:r>
+        <w:rPr>
+          <w:noProof/>
+          <w:lang w:eastAsia="ru-RU"/>
+        </w:rPr>
+        <mc:AlternateContent>
+          <mc:Choice Requires="wps">
+            <w:drawing>
+              <wp:anchor distT="0" distB="0" distL="114300" distR="114300" simplePos="0" relativeHeight="251661312" behindDoc="0" locked="0" layoutInCell="1" allowOverlap="1" wp14:anchorId="4CCC0614" wp14:editId="4A11FF29">
+                <wp:simplePos x="0" y="0"/>
+                <wp:positionH relativeFrom="column">
+                  <wp:posOffset>2641075</wp:posOffset>
+                </wp:positionH>
+                <wp:positionV relativeFrom="paragraph">
+                  <wp:posOffset>298395</wp:posOffset>
+                </wp:positionV>
+                <wp:extent cx="3132814" cy="1558455"/>
+                <wp:effectExtent l="0" t="0" r="0" b="3810"/>
+                <wp:wrapNone/>
+                <wp:docPr id="3" name="Надпись 3"/>
+                <wp:cNvGraphicFramePr/>
+                <a:graphic xmlns:a="http://schemas.openxmlformats.org/drawingml/2006/main">
+                  <a:graphicData uri="http://schemas.microsoft.com/office/word/2010/wordprocessingShape">
+                    <wps:wsp>
+                      <wps:cNvSpPr txBox="1"/>
+                      <wps:spPr>
+                        <a:xfrm>
+                          <a:off x="0" y="0"/>
+                          <a:ext cx="3132814" cy="1558455"/>
+                        </a:xfrm>
+                        <a:prstGeom prst="rect">
+                          <a:avLst/>
+                        </a:prstGeom>
+                        <a:solidFill>
+                          <a:schemeClr val="lt1"/>
+                        </a:solidFill>
+                        <a:ln w="6350">
+                          <a:noFill/>
+                        </a:ln>
+                      </wps:spPr>
+                      <wps:txbx>
+                        <w:txbxContent>
+                          <w:tbl>
+                            <w:tblPr>
+                              <w:tblW w:w="4007" w:type="dxa"/>
+                              <w:tblLook w:val="04A0" w:firstRow="1" w:lastRow="0" w:firstColumn="1" w:lastColumn="0" w:noHBand="0" w:noVBand="1"/>
+                            </w:tblPr>
+                            <w:tblGrid>
+                              <w:gridCol w:w="2087"/>
+                              <w:gridCol w:w="960"/>
+                              <w:gridCol w:w="960"/>
+                            </w:tblGrid>
+                            <w:tr>
+                              <w:trPr>
+                                <w:trHeight w:val="300"/>
+                              </w:trPr>
+                              <w:tc>
+                                <w:tcPr>
+                                  <w:tcW w:w="2087" w:type="dxa"/>
+                                  <w:shd w:val="clear" w:color="auto" w:fill="auto"/>
+                                  <w:noWrap/>
+                                  <w:vAlign w:val="bottom"/>
+                                  <w:hideMark/>
+                                </w:tcPr>
+                                <w:p>
+                                  <w:pPr>
+                                    <w:jc w:val="center"/>
+                                  </w:pPr>
+                                </w:p>
+                              </w:tc>
+                              <w:tc>
+                                <w:tcPr>
+                                  <w:tcW w:w="960" w:type="dxa"/>
+                                  <w:shd w:val="clear" w:color="auto" w:fill="auto"/>
+                                  <w:noWrap/>
+                                  <w:vAlign w:val="bottom"/>
+                                  <w:hideMark/>
+                                </w:tcPr>
+                                <w:p>
+                                  <w:pPr>
+                                    <w:jc w:val="center"/>
+                                  </w:pPr>
+                                  <w:r>
+                                    <w:t>А</w:t>
+                                  </w:r>
+                                </w:p>
+                              </w:tc>
+                              <w:tc>
+                                <w:tcPr>
+                                  <w:tcW w:w="960" w:type="dxa"/>
+                                  <w:shd w:val="clear" w:color="auto" w:fill="auto"/>
+                                  <w:noWrap/>
+                                  <w:vAlign w:val="bottom"/>
+                                  <w:hideMark/>
+                                </w:tcPr>
+                                <w:p>
+                                  <w:pPr>
+                                    <w:jc w:val="center"/>
+                                  </w:pPr>
+                                  <w:r>
+                                    <w:t>В</w:t>
+                                  </w:r>
+                                </w:p>
+                              </w:tc>
+                            </w:tr>
+                            <w:tr>
+                              <w:trPr>
+                                <w:trHeight w:val="300"/>
+                              </w:trPr>
+                              <w:tc>
+                                <w:tcPr>
+                                  <w:tcW w:w="2087" w:type="dxa"/>
+                                  <w:shd w:val="clear" w:color="auto" w:fill="auto"/>
+                                  <w:noWrap/>
+                                  <w:vAlign w:val="bottom"/>
+                                  <w:hideMark/>
+                                </w:tcPr>
+                                <w:p>
+                                  <w:pPr>
+                                    <w:jc w:val="right"/>
+                                  </w:pPr>
+                                  <w:r>
+                                    <w:t>Среднее за период</w:t>
+                                  </w:r>
+                                </w:p>
+                              </w:tc>
+                              <w:tc>
+                                <w:tcPr>
+                                  <w:tcW w:w="960" w:type="dxa"/>
+                                  <w:shd w:val="clear" w:color="auto" w:fill="auto"/>
+                                  <w:noWrap/>
+                                  <w:vAlign w:val="bottom"/>
+                                  <w:hideMark/>
+                                </w:tcPr>
+                                <w:p>
+                                  <w:pPr>
+                                    <w:jc w:val="center"/>
+                                  </w:pPr>
+                                  <w:r>
+                                    <w:t>232.10</w:t>
+                                  </w:r>
+                                </w:p>
+                              </w:tc>
+                              <w:tc>
+                                <w:tcPr>
+                                  <w:tcW w:w="960" w:type="dxa"/>
+                                  <w:shd w:val="clear" w:color="auto" w:fill="auto"/>
+                                  <w:noWrap/>
+                                  <w:vAlign w:val="bottom"/>
+                                  <w:hideMark/>
+                                </w:tcPr>
+                                <w:p>
+                                  <w:pPr>
+                                    <w:jc w:val="center"/>
+                                  </w:pPr>
+                                  <w:r>
+                                    <w:t>267.63</w:t>
+                                  </w:r>
+                                </w:p>
+                              </w:tc>
+                            </w:tr>
+                            <w:tr>
+                              <w:trPr>
+                                <w:trHeight w:val="300"/>
+                              </w:trPr>
+                              <w:tc>
+                                <w:tcPr>
+                                  <w:tcW w:w="2087" w:type="dxa"/>
+                                  <w:shd w:val="clear" w:color="auto" w:fill="auto"/>
+                                  <w:noWrap/>
+                                  <w:vAlign w:val="bottom"/>
+                                  <w:hideMark/>
+                                </w:tcPr>
+                                <w:p>
+                                  <w:pPr>
+                                    <w:jc w:val="right"/>
+                                  </w:pPr>
+                                  <w:r>
+                                    <w:t>Тренд (в день)</w:t>
+                                  </w:r>
+                                </w:p>
+                              </w:tc>
+                              <w:tc>
+                                <w:tcPr>
+                                  <w:tcW w:w="960" w:type="dxa"/>
+                                  <w:shd w:val="clear" w:color="auto" w:fill="auto"/>
+                                  <w:noWrap/>
+                                  <w:vAlign w:val="bottom"/>
+                                  <w:hideMark/>
+                                </w:tcPr>
+                                <w:p>
+                                  <w:pPr>
+                                    <w:jc w:val="center"/>
+                                  </w:pPr>
+                                  <w:r>
+                                    <w:t>+</w:t>
+                                  </w:r>
+                                  <w:r>
+                                    <w:t>9.360</w:t>
+                                  </w:r>
+                                </w:p>
+                              </w:tc>
+                              <w:tc>
+                                <w:tcPr>
+                                  <w:tcW w:w="960" w:type="dxa"/>
+                                  <w:shd w:val="clear" w:color="auto" w:fill="auto"/>
+                                  <w:noWrap/>
+                                  <w:vAlign w:val="bottom"/>
+                                  <w:hideMark/>
+                                </w:tcPr>
+                                <w:p>
+                                  <w:pPr>
+                                    <w:jc w:val="center"/>
+                                  </w:pPr>
+                                  <w:r>
+                                    <w:t>+</w:t>
+                                  </w:r>
+                                  <w:r>
+                                    <w:t>8.064</w:t>
+                                  </w:r>
+                                </w:p>
+                              </w:tc>
+                            </w:tr>
+                            <w:tr>
+                              <w:trPr>
+                                <w:trHeight w:val="300"/>
+                              </w:trPr>
+                              <w:tc>
+                                <w:tcPr>
+                                  <w:tcW w:w="2087" w:type="dxa"/>
+                                  <w:shd w:val="clear" w:color="auto" w:fill="auto"/>
+                                  <w:noWrap/>
+                                  <w:vAlign w:val="bottom"/>
+                                  <w:hideMark/>
+                                </w:tcPr>
+                                <w:p>
+                                  <w:pPr>
+                                    <w:jc w:val="right"/>
+                                  </w:pPr>
+                                  <w:r>
+                                    <w:t>R²</w:t>
+                                  </w:r>
+                                </w:p>
+                              </w:tc>
+                              <w:tc>
+                                <w:tcPr>
+                                  <w:tcW w:w="960" w:type="dxa"/>
+                                  <w:shd w:val="clear" w:color="auto" w:fill="auto"/>
+                                  <w:noWrap/>
+                                  <w:vAlign w:val="bottom"/>
+                                  <w:hideMark/>
+                                </w:tcPr>
+                                <w:p>
+                                  <w:pPr>
+                                    <w:jc w:val="center"/>
+                                  </w:pPr>
+                                  <w:r>
+                                    <w:t>0.865</w:t>
+                                  </w:r>
+                                </w:p>
+                              </w:tc>
+                              <w:tc>
+                                <w:tcPr>
+                                  <w:tcW w:w="960" w:type="dxa"/>
+                                  <w:shd w:val="clear" w:color="auto" w:fill="auto"/>
+                                  <w:noWrap/>
+                                  <w:vAlign w:val="bottom"/>
+                                  <w:hideMark/>
+                                </w:tcPr>
+                                <w:p>
+                                  <w:pPr>
+                                    <w:jc w:val="center"/>
+                                  </w:pPr>
+                                  <w:r>
+                                    <w:t>0.897</w:t>
+                                  </w:r>
+                                </w:p>
+                              </w:tc>
+                            </w:tr>
+                          </w:tbl>
+                          <w:p/>
+                        </w:txbxContent>
+                      </wps:txbx>
+                      <wps:bodyPr rot="0" spcFirstLastPara="0" vertOverflow="overflow" horzOverflow="overflow" vert="horz" wrap="square" lIns="91440" tIns="45720" rIns="91440" bIns="45720" numCol="1" spcCol="0" rtlCol="0" fromWordArt="0" anchor="t" anchorCtr="0" forceAA="0" compatLnSpc="1">
+                        <a:prstTxWarp prst="textNoShape">
+                          <a:avLst/>
+                        </a:prstTxWarp>
+                        <a:noAutofit/>
+                      </wps:bodyPr>
+                    </wps:wsp>
+                  </a:graphicData>
+                </a:graphic>
+              </wp:anchor>
+            </w:drawing>
+          </mc:Choice>
+          <mc:Fallback>
+            <w:pict>
+              <v:shape w14:anchorId="4CCC0614" id="Надпись 3" o:spid="_x0000_s1027" type="#_x0000_t202" style="position:absolute;margin-left:207.95pt;margin-top:23.5pt;width:246.7pt;height:122.7pt;z-index:251661312;visibility:visible;mso-wrap-style:square;mso-wrap-distance-left:9pt;mso-wrap-distance-top:0;mso-wrap-distance-right:9pt;mso-wrap-distance-bottom:0;mso-position-horizontal:absolute;mso-position-horizontal-relative:text;mso-position-vertical:absolute;mso-position-vertical-relative:text;v-text-anchor:top" o:gfxdata="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" fillcolor="white [3201]" stroked="f" strokeweight=".5pt">
+                <v:textbox>
+                  <w:txbxContent>
+                    <w:tbl>
+                      <w:tblPr>
+                        <w:tblW w:w="4007" w:type="dxa"/>
+                        <w:tblLook w:val="04A0" w:firstRow="1" w:lastRow="0" w:firstColumn="1" w:lastColumn="0" w:noHBand="0" w:noVBand="1"/>
+                      </w:tblPr>
+                      <w:tblGrid>
+                        <w:gridCol w:w="2087"/>
+                        <w:gridCol w:w="960"/>
+                        <w:gridCol w:w="960"/>
+                      </w:tblGrid>
+                      <w:tr>
+                        <w:trPr>
+                          <w:trHeight w:val="300"/>
+                        </w:trPr>
+                        <w:tc>
+                          <w:tcPr>
+                            <w:tcW w:w="2087" w:type="dxa"/>
+                            <w:shd w:val="clear" w:color="auto" w:fill="auto"/>
+                            <w:noWrap/>
+                            <w:vAlign w:val="bottom"/>
+                            <w:hideMark/>
+                          </w:tcPr>
+                          <w:p>
+                            <w:pPr>
+                              <w:jc w:val="center"/>
+                            </w:pPr>
+                          </w:p>
+                        </w:tc>
+                        <w:tc>
+                          <w:tcPr>
+                            <w:tcW w:w="960" w:type="dxa"/>
+                            <w:shd w:val="clear" w:color="auto" w:fill="auto"/>
+                            <w:noWrap/>
+                            <w:vAlign w:val="bottom"/>
+                            <w:hideMark/>
+                          </w:tcPr>
+                          <w:p>
+                            <w:pPr>
+                              <w:jc w:val="center"/>
+                            </w:pPr>
+                            <w:r>
+                              <w:t>А</w:t>
+                            </w:r>
+                          </w:p>
+                        </w:tc>
+                        <w:tc>
+                          <w:tcPr>
+                            <w:tcW w:w="960" w:type="dxa"/>
+                            <w:shd w:val="clear" w:color="auto" w:fill="auto"/>
+                            <w:noWrap/>
+                            <w:vAlign w:val="bottom"/>
+                            <w:hideMark/>
+                          </w:tcPr>
+                          <w:p>
+                            <w:pPr>
+                              <w:jc w:val="center"/>
+                            </w:pPr>
+                            <w:r>
+                              <w:t>В</w:t>
+                            </w:r>
+                          </w:p>
+                        </w:tc>
+                      </w:tr>
+                      <w:tr>
+                        <w:trPr>
+                          <w:trHeight w:val="300"/>
+                        </w:trPr>
+                        <w:tc>
+                          <w:tcPr>
+                            <w:tcW w:w="2087" w:type="dxa"/>
+                            <w:shd w:val="clear" w:color="auto" w:fill="auto"/>
+                            <w:noWrap/>
+                            <w:vAlign w:val="bottom"/>
+                            <w:hideMark/>
+                          </w:tcPr>
+                          <w:p>
+                            <w:pPr>
+                              <w:jc w:val="right"/>
+                            </w:pPr>
+                            <w:r>
+                              <w:t>Среднее за период</w:t>
+                            </w:r>
+                          </w:p>
+                        </w:tc>
+                        <w:tc>
+                          <w:tcPr>
+                            <w:tcW w:w="960" w:type="dxa"/>
+                            <w:shd w:val="clear" w:color="auto" w:fill="auto"/>
+                            <w:noWrap/>
+                            <w:vAlign w:val="bottom"/>
+                            <w:hideMark/>
+                          </w:tcPr>
+                          <w:p>
+                            <w:pPr>
+                              <w:jc w:val="center"/>
+                            </w:pPr>
+                            <w:r>
+                              <w:t>232.10</w:t>
+                            </w:r>
+                          </w:p>
+                        </w:tc>
+                        <w:tc>
+                          <w:tcPr>
+                            <w:tcW w:w="960" w:type="dxa"/>
+                            <w:shd w:val="clear" w:color="auto" w:fill="auto"/>
+                            <w:noWrap/>
+                            <w:vAlign w:val="bottom"/>
+                            <w:hideMark/>
+                          </w:tcPr>
+                          <w:p>
+                            <w:pPr>
+                              <w:jc w:val="center"/>
+                            </w:pPr>
+                            <w:r>
+                              <w:t>267.63</w:t>
+                            </w:r>
+                          </w:p>
+                        </w:tc>
+                      </w:tr>
+                      <w:tr>
+                        <w:trPr>
+                          <w:trHeight w:val="300"/>
+                        </w:trPr>
+                        <w:tc>
+                          <w:tcPr>
+                            <w:tcW w:w="2087" w:type="dxa"/>
+                            <w:shd w:val="clear" w:color="auto" w:fill="auto"/>
+                            <w:noWrap/>
+                            <w:vAlign w:val="bottom"/>
+                            <w:hideMark/>
+                          </w:tcPr>
+                          <w:p>
+                            <w:pPr>
+                              <w:jc w:val="right"/>
+                            </w:pPr>
+                            <w:r>
+                              <w:t>Тренд (в день)</w:t>
+                            </w:r>
+                          </w:p>
+                        </w:tc>
+                        <w:tc>
+                          <w:tcPr>
+                            <w:tcW w:w="960" w:type="dxa"/>
+                            <w:shd w:val="clear" w:color="auto" w:fill="auto"/>
+                            <w:noWrap/>
+                            <w:vAlign w:val="bottom"/>
+                            <w:hideMark/>
+                          </w:tcPr>
+                          <w:p>
+                            <w:pPr>
+                              <w:jc w:val="center"/>
+                            </w:pPr>
+                            <w:r>
+                              <w:t>+</w:t>
+                            </w:r>
+                            <w:r>
+                              <w:t>9.360</w:t>
+                            </w:r>
+                          </w:p>
+                        </w:tc>
+                        <w:tc>
+                          <w:tcPr>
+                            <w:tcW w:w="960" w:type="dxa"/>
+                            <w:shd w:val="clear" w:color="auto" w:fill="auto"/>
+                            <w:noWrap/>
+                            <w:vAlign w:val="bottom"/>
+                            <w:hideMark/>
+                          </w:tcPr>
+                          <w:p>
+                            <w:pPr>
+                              <w:jc w:val="center"/>
+                            </w:pPr>
+                            <w:r>
+                              <w:t>+</w:t>
+                            </w:r>
+                            <w:r>
+                              <w:t>8.064</w:t>
+                            </w:r>
+                          </w:p>
+                        </w:tc>
+                      </w:tr>
+                      <w:tr>
+                        <w:trPr>
+                          <w:trHeight w:val="300"/>
+                        </w:trPr>
+                        <w:tc>
+                          <w:tcPr>
+                            <w:tcW w:w="2087" w:type="dxa"/>
+                            <w:shd w:val="clear" w:color="auto" w:fill="auto"/>
+                            <w:noWrap/>
+                            <w:vAlign w:val="bottom"/>
+                            <w:hideMark/>
+                          </w:tcPr>
+                          <w:p>
+                            <w:pPr>
+                              <w:jc w:val="right"/>
+                            </w:pPr>
+                            <w:r>
+                              <w:t>R²</w:t>
+                            </w:r>
+                          </w:p>
+                        </w:tc>
+                        <w:tc>
+                          <w:tcPr>
+                            <w:tcW w:w="960" w:type="dxa"/>
+                            <w:shd w:val="clear" w:color="auto" w:fill="auto"/>
+                            <w:noWrap/>
+                            <w:vAlign w:val="bottom"/>
+                            <w:hideMark/>
+                          </w:tcPr>
+                          <w:p>
+                            <w:pPr>
+                              <w:jc w:val="center"/>
+                            </w:pPr>
+                            <w:r>
+                              <w:t>0.865</w:t>
+                            </w:r>
+                          </w:p>
+                        </w:tc>
+                        <w:tc>
+                          <w:tcPr>
+                            <w:tcW w:w="960" w:type="dxa"/>
+                            <w:shd w:val="clear" w:color="auto" w:fill="auto"/>
+                            <w:noWrap/>
+                            <w:vAlign w:val="bottom"/>
+                            <w:hideMark/>
+                          </w:tcPr>
+                          <w:p>
+                            <w:pPr>
+                              <w:jc w:val="center"/>
+                            </w:pPr>
+                            <w:r>
+                              <w:t>0.897</w:t>
+                            </w:r>
+                          </w:p>
+                        </w:tc>
+                      </w:tr>
+                    </w:tbl>
+                    <w:p/>
+                  </w:txbxContent>
+                </v:textbox>
+              </v:shape>
+            </w:pict>
+          </mc:Fallback>
+        </mc:AlternateContent>
+      </w:r>
+      <w:r>
+        <w:t>Расчет средневзвешенной выручки и анализ полученных данных дал интересный результат:</w:t>
+      </w:r>
+    </w:p>
+    <w:tbl>
+      <w:tblPr>
+        <w:tblW w:w="3478" w:type="dxa"/>
+        <w:tblLook w:val="04A0" w:firstRow="1" w:lastRow="0" w:firstColumn="1" w:lastColumn="0" w:noHBand="0" w:noVBand="1"/>
+      </w:tblPr>
+      <w:tblGrid>
+        <w:gridCol w:w="763"/>
+        <w:gridCol w:w="1357"/>
+        <w:gridCol w:w="1358"/>
+      </w:tblGrid>
+      <w:tr>
+        <w:trPr>
+          <w:trHeight w:val="236"/>
+        </w:trPr>
+        <w:tc>
+          <w:tcPr>
+            <w:tcW w:w="3478" w:type="dxa"/>
+            <w:gridSpan w:val="3"/>
+            <w:tcBorders>
+              <w:top w:val="single" w:sz="4" w:space="0" w:color="auto"/>
+              <w:left w:val="single" w:sz="4" w:space="0" w:color="auto"/>
+              <w:bottom w:val="single" w:sz="4" w:space="0" w:color="auto"/>
+              <w:right w:val="single" w:sz="4" w:space="0" w:color="000000"/>
+            </w:tcBorders>
+            <w:shd w:val="clear" w:color="auto" w:fill="auto"/>
+            <w:noWrap/>
+            <w:vAlign w:val="bottom"/>
+            <w:hideMark/>
+          </w:tcPr>
+          <w:p>
+            <w:pPr>
+              <w:spacing w:after="0" w:line="240" w:lineRule="auto"/>
+              <w:jc w:val="center"/>
+              <w:rPr>
+                <w:rFonts w:ascii="Calibri" w:eastAsia="Times New Roman" w:hAnsi="Calibri" w:cs="Calibri"/>
+                <w:color w:val="000000"/>
+                <w:lang w:eastAsia="ru-RU"/>
+              </w:rPr>
+            </w:pPr>
+            <w:r>
+              <w:rPr>
+                <w:rFonts w:ascii="Calibri" w:eastAsia="Times New Roman" w:hAnsi="Calibri" w:cs="Calibri"/>
+                <w:color w:val="000000"/>
+                <w:lang w:eastAsia="ru-RU"/>
+              </w:rPr>
+              <w:t>Средневзвешенная выручка</w:t>
+            </w:r>
+          </w:p>
+        </w:tc>
+      </w:tr>
+      <w:tr>
+        <w:trPr>
+          <w:trHeight w:val="236"/>
+        </w:trPr>
+        <w:tc>
+          <w:tcPr>
+            <w:tcW w:w="763" w:type="dxa"/>
+            <w:tcBorders>
+              <w:top w:val="nil"/>
+              <w:left w:val="single" w:sz="4" w:space="0" w:color="auto"/>
+              <w:bottom w:val="single" w:sz="4" w:space="0" w:color="auto"/>
+              <w:right w:val="single" w:sz="4" w:space="0" w:color="auto"/>
+            </w:tcBorders>
+            <w:shd w:val="clear" w:color="auto" w:fill="auto"/>
+            <w:noWrap/>
+            <w:vAlign w:val="bottom"/>
+            <w:hideMark/>
+          </w:tcPr>
+          <w:p>
+            <w:pPr>
+              <w:spacing w:after="0" w:line="240" w:lineRule="auto"/>
+              <w:jc w:val="center"/>
+              <w:rPr>
+                <w:rFonts w:ascii="Calibri" w:eastAsia="Times New Roman" w:hAnsi="Calibri" w:cs="Calibri"/>
+                <w:color w:val="000000"/>
+                <w:lang w:eastAsia="ru-RU"/>
+              </w:rPr>
+            </w:pPr>
+            <w:r>
+              <w:rPr>
+                <w:rFonts w:ascii="Calibri" w:eastAsia="Times New Roman" w:hAnsi="Calibri" w:cs="Calibri"/>
+                <w:color w:val="000000"/>
+                <w:lang w:eastAsia="ru-RU"/>
+              </w:rPr>
+              <w:t>День</w:t>
+            </w:r>
+          </w:p>
+        </w:tc>
+        <w:tc>
+          <w:tcPr>
+            <w:tcW w:w="1357" w:type="dxa"/>
+            <w:tcBorders>
+              <w:top w:val="nil"/>
+              <w:left w:val="nil"/>
+              <w:bottom w:val="single" w:sz="4" w:space="0" w:color="auto"/>
+              <w:right w:val="single" w:sz="4" w:space="0" w:color="auto"/>
+            </w:tcBorders>
+            <w:shd w:val="clear" w:color="auto" w:fill="auto"/>
+            <w:noWrap/>
+            <w:vAlign w:val="bottom"/>
+            <w:hideMark/>
+          </w:tcPr>
+          <w:p>
+            <w:pPr>
+              <w:spacing w:after="0" w:line="240" w:lineRule="auto"/>
+              <w:jc w:val="center"/>
+              <w:rPr>
+                <w:rFonts w:ascii="Calibri" w:eastAsia="Times New Roman" w:hAnsi="Calibri" w:cs="Calibri"/>
+                <w:color w:val="000000"/>
+                <w:lang w:eastAsia="ru-RU"/>
+              </w:rPr>
+            </w:pPr>
+            <w:r>
+              <w:rPr>
+                <w:rFonts w:ascii="Calibri" w:eastAsia="Times New Roman" w:hAnsi="Calibri" w:cs="Calibri"/>
+                <w:color w:val="000000"/>
+                <w:lang w:eastAsia="ru-RU"/>
+              </w:rPr>
+              <w:t>A</w:t>
+            </w:r>
+          </w:p>
+        </w:tc>
+        <w:tc>
+          <w:tcPr>
+            <w:tcW w:w="1357" w:type="dxa"/>
+            <w:tcBorders>
+              <w:top w:val="nil"/>
+              <w:left w:val="nil"/>
+              <w:bottom w:val="single" w:sz="4" w:space="0" w:color="auto"/>
+              <w:right w:val="single" w:sz="4" w:space="0" w:color="auto"/>
+            </w:tcBorders>
+            <w:shd w:val="clear" w:color="auto" w:fill="auto"/>
+            <w:noWrap/>
+            <w:vAlign w:val="bottom"/>
+            <w:hideMark/>
+          </w:tcPr>
+          <w:p>
+            <w:pPr>
+              <w:spacing w:after="0" w:line="240" w:lineRule="auto"/>
+              <w:jc w:val="center"/>
+              <w:rPr>
+                <w:rFonts w:ascii="Calibri" w:eastAsia="Times New Roman" w:hAnsi="Calibri" w:cs="Calibri"/>
+                <w:color w:val="000000"/>
+                <w:lang w:eastAsia="ru-RU"/>
+              </w:rPr>
+            </w:pPr>
+            <w:r>
+              <w:rPr>
+                <w:rFonts w:ascii="Calibri" w:eastAsia="Times New Roman" w:hAnsi="Calibri" w:cs="Calibri"/>
+                <w:color w:val="000000"/>
+                <w:lang w:eastAsia="ru-RU"/>
+              </w:rPr>
+              <w:t>B</w:t>
+            </w:r>
+          </w:p>
+        </w:tc>
+      </w:tr>
+      <w:tr>
+        <w:trPr>
+          <w:trHeight w:val="236"/>
+        </w:trPr>
+        <w:tc>
+          <w:tcPr>
+            <w:tcW w:w="763" w:type="dxa"/>
+            <w:tcBorders>
+              <w:top w:val="nil"/>
+              <w:left w:val="single" w:sz="4" w:space="0" w:color="auto"/>
+              <w:bottom w:val="single" w:sz="4" w:space="0" w:color="auto"/>
+              <w:right w:val="single" w:sz="4" w:space="0" w:color="auto"/>
+            </w:tcBorders>
+            <w:shd w:val="clear" w:color="auto" w:fill="auto"/>
+            <w:noWrap/>
+            <w:vAlign w:val="bottom"/>
+            <w:hideMark/>
+          </w:tcPr>
+          <w:p>
+            <w:pPr>
+              <w:spacing w:after="0" w:line="240" w:lineRule="auto"/>
+              <w:jc w:val="center"/>
+              <w:rPr>
+                <w:rFonts w:ascii="Calibri" w:eastAsia="Times New Roman" w:hAnsi="Calibri" w:cs="Calibri"/>
+                <w:color w:val="000000"/>
+                <w:lang w:eastAsia="ru-RU"/>
+              </w:rPr>
+            </w:pPr>
+            <w:r>
+              <w:rPr>
+                <w:rFonts w:ascii="Calibri" w:eastAsia="Times New Roman" w:hAnsi="Calibri" w:cs="Calibri"/>
+                <w:color w:val="000000"/>
+                <w:lang w:eastAsia="ru-RU"/>
+              </w:rPr>
+              <w:t>1</w:t>
+            </w:r>
+          </w:p>
+        </w:tc>
+        <w:tc>
+          <w:tcPr>
+            <w:tcW w:w="1357" w:type="dxa"/>
+            <w:tcBorders>
+              <w:top w:val="nil"/>
+              <w:left w:val="nil"/>
+              <w:bottom w:val="single" w:sz="4" w:space="0" w:color="auto"/>
+              <w:right w:val="single" w:sz="4" w:space="0" w:color="auto"/>
+            </w:tcBorders>
+            <w:shd w:val="clear" w:color="auto" w:fill="auto"/>
+            <w:noWrap/>
+            <w:hideMark/>
+          </w:tcPr>
+          <w:p>
+            <w:pPr>
+              <w:spacing w:after="0" w:line="240" w:lineRule="auto"/>
+              <w:jc w:val="center"/>
+              <w:rPr>
+                <w:rFonts w:ascii="Calibri" w:eastAsia="Times New Roman" w:hAnsi="Calibri" w:cs="Calibri"/>
+                <w:color w:val="000000"/>
+                <w:lang w:eastAsia="ru-RU"/>
+              </w:rPr>
+            </w:pPr>
+            <w:r>
+              <w:rPr>
+                <w:rFonts w:ascii="Calibri" w:eastAsia="Times New Roman" w:hAnsi="Calibri" w:cs="Calibri"/>
+                <w:color w:val="000000"/>
+                <w:lang w:eastAsia="ru-RU"/>
+              </w:rPr>
+              <w:t>214,12</w:t>
+            </w:r>
+          </w:p>
+        </w:tc>
+        <w:tc>
+          <w:tcPr>
+            <w:tcW w:w="1357" w:type="dxa"/>
+            <w:tcBorders>
+              <w:top w:val="nil"/>
+              <w:left w:val="nil"/>
+              <w:bottom w:val="single" w:sz="4" w:space="0" w:color="auto"/>
+              <w:right w:val="single" w:sz="4" w:space="0" w:color="auto"/>
+            </w:tcBorders>
+            <w:shd w:val="clear" w:color="auto" w:fill="auto"/>
+            <w:noWrap/>
+            <w:hideMark/>
+          </w:tcPr>
+          <w:p>
+            <w:pPr>
+              <w:spacing w:after="0" w:line="240" w:lineRule="auto"/>
+              <w:jc w:val="center"/>
+              <w:rPr>
+                <w:rFonts w:ascii="Calibri" w:eastAsia="Times New Roman" w:hAnsi="Calibri" w:cs="Calibri"/>
+                <w:color w:val="000000"/>
+                <w:lang w:eastAsia="ru-RU"/>
+              </w:rPr>
+            </w:pPr>
+            <w:r>
+              <w:rPr>
+                <w:rFonts w:ascii="Calibri" w:eastAsia="Times New Roman" w:hAnsi="Calibri" w:cs="Calibri"/>
+                <w:color w:val="000000"/>
+                <w:lang w:eastAsia="ru-RU"/>
+              </w:rPr>
+              <w:t>251,63</w:t>
+            </w:r>
+          </w:p>
+        </w:tc>
+      </w:tr>
+      <w:tr>
+        <w:trPr>
+          <w:trHeight w:val="236"/>
+        </w:trPr>
+        <w:tc>
+          <w:tcPr>
+            <w:tcW w:w="763" w:type="dxa"/>
+            <w:tcBorders>
+              <w:top w:val="nil"/>
+              <w:left w:val="single" w:sz="4" w:space="0" w:color="auto"/>
+              <w:bottom w:val="single" w:sz="4" w:space="0" w:color="auto"/>
+              <w:right w:val="single" w:sz="4" w:space="0" w:color="auto"/>
+            </w:tcBorders>
+            <w:shd w:val="clear" w:color="auto" w:fill="auto"/>
+            <w:noWrap/>
+            <w:vAlign w:val="bottom"/>
+            <w:hideMark/>
+          </w:tcPr>
+          <w:p>
+            <w:pPr>
+              <w:spacing w:after="0" w:line="240" w:lineRule="auto"/>
+              <w:jc w:val="center"/>
+              <w:rPr>
+                <w:rFonts w:ascii="Calibri" w:eastAsia="Times New Roman" w:hAnsi="Calibri" w:cs="Calibri"/>
+                <w:color w:val="000000"/>
+                <w:lang w:eastAsia="ru-RU"/>
+              </w:rPr>
+            </w:pPr>
+            <w:r>
+              <w:rPr>
+                <w:rFonts w:ascii="Calibri" w:eastAsia="Times New Roman" w:hAnsi="Calibri" w:cs="Calibri"/>
+                <w:color w:val="000000"/>
+                <w:lang w:eastAsia="ru-RU"/>
+              </w:rPr>
+              <w:t>2</w:t>
+            </w:r>
+          </w:p>
+        </w:tc>
+        <w:tc>
+          <w:tcPr>
+            <w:tcW w:w="1357" w:type="dxa"/>
+            <w:tcBorders>
+              <w:top w:val="nil"/>
+              <w:left w:val="nil"/>
+              <w:bottom w:val="single" w:sz="4" w:space="0" w:color="auto"/>
+              <w:right w:val="single" w:sz="4" w:space="0" w:color="auto"/>
+            </w:tcBorders>
+            <w:shd w:val="clear" w:color="auto" w:fill="auto"/>
+            <w:noWrap/>
+            <w:hideMark/>
+          </w:tcPr>
+          <w:p>
+            <w:pPr>
+              <w:spacing w:after="0" w:line="240" w:lineRule="auto"/>
+              <w:jc w:val="center"/>
+              <w:rPr>
+                <w:rFonts w:ascii="Calibri" w:eastAsia="Times New Roman" w:hAnsi="Calibri" w:cs="Calibri"/>
+                <w:color w:val="000000"/>
+                <w:lang w:eastAsia="ru-RU"/>
+              </w:rPr>
+            </w:pPr>
+            <w:r>
+              <w:rPr>
+                <w:rFonts w:ascii="Calibri" w:eastAsia="Times New Roman" w:hAnsi="Calibri" w:cs="Calibri"/>
+                <w:color w:val="000000"/>
+                <w:lang w:eastAsia="ru-RU"/>
+              </w:rPr>
+              <w:t>214,24</w:t>
+            </w:r>
+          </w:p>
+        </w:tc>
+        <w:tc>
+          <w:tcPr>
+            <w:tcW w:w="1357" w:type="dxa"/>
+            <w:tcBorders>
+              <w:top w:val="nil"/>
+              <w:left w:val="nil"/>
+              <w:bottom w:val="single" w:sz="4" w:space="0" w:color="auto"/>
+              <w:right w:val="single" w:sz="4" w:space="0" w:color="auto"/>
+            </w:tcBorders>
+            <w:shd w:val="clear" w:color="auto" w:fill="auto"/>
+            <w:noWrap/>
+            <w:hideMark/>
+          </w:tcPr>
+          <w:p>
+            <w:pPr>
+              <w:spacing w:after="0" w:line="240" w:lineRule="auto"/>
+              <w:jc w:val="center"/>
+              <w:rPr>
+                <w:rFonts w:ascii="Calibri" w:eastAsia="Times New Roman" w:hAnsi="Calibri" w:cs="Calibri"/>
+                <w:color w:val="000000"/>
+                <w:lang w:eastAsia="ru-RU"/>
+              </w:rPr>
+            </w:pPr>
+            <w:r>
+              <w:rPr>
+                <w:rFonts w:ascii="Calibri" w:eastAsia="Times New Roman" w:hAnsi="Calibri" w:cs="Calibri"/>
+                <w:color w:val="000000"/>
+                <w:lang w:eastAsia="ru-RU"/>
+              </w:rPr>
+              <w:t>251,80</w:t>
+            </w:r>
+          </w:p>
+        </w:tc>
+      </w:tr>
+      <w:tr>
+        <w:trPr>
+          <w:trHeight w:val="236"/>
+        </w:trPr>
+        <w:tc>
+          <w:tcPr>
+            <w:tcW w:w="763" w:type="dxa"/>
+            <w:tcBorders>
+              <w:top w:val="nil"/>
+              <w:left w:val="single" w:sz="4" w:space="0" w:color="auto"/>
+              <w:bottom w:val="single" w:sz="4" w:space="0" w:color="auto"/>
+              <w:right w:val="single" w:sz="4" w:space="0" w:color="auto"/>
+            </w:tcBorders>
+            <w:shd w:val="clear" w:color="auto" w:fill="auto"/>
+            <w:noWrap/>
+            <w:vAlign w:val="bottom"/>
+            <w:hideMark/>
+          </w:tcPr>
+          <w:p>
+            <w:pPr>
+              <w:spacing w:after="0" w:line="240" w:lineRule="auto"/>
+              <w:jc w:val="center"/>
+              <w:rPr>
+                <w:rFonts w:ascii="Calibri" w:eastAsia="Times New Roman" w:hAnsi="Calibri" w:cs="Calibri"/>
+                <w:color w:val="000000"/>
+                <w:lang w:eastAsia="ru-RU"/>
+              </w:rPr>
+            </w:pPr>
+            <w:r>
+              <w:rPr>
+                <w:rFonts w:ascii="Calibri" w:eastAsia="Times New Roman" w:hAnsi="Calibri" w:cs="Calibri"/>
+                <w:color w:val="000000"/>
+                <w:lang w:eastAsia="ru-RU"/>
+              </w:rPr>
+              <w:t>3</w:t>
+            </w:r>
+          </w:p>
+        </w:tc>
+        <w:tc>
+          <w:tcPr>
+            <w:tcW w:w="1357" w:type="dxa"/>
+            <w:tcBorders>
+              <w:top w:val="nil"/>
+              <w:left w:val="nil"/>
+              <w:bottom w:val="single" w:sz="4" w:space="0" w:color="auto"/>
+              <w:right w:val="single" w:sz="4" w:space="0" w:color="auto"/>
+            </w:tcBorders>
+            <w:shd w:val="clear" w:color="auto" w:fill="auto"/>
+            <w:noWrap/>
+            <w:hideMark/>
+          </w:tcPr>
+          <w:p>
+            <w:pPr>
+              <w:spacing w:after="0" w:line="240" w:lineRule="auto"/>
+              <w:jc w:val="center"/>
+              <w:rPr>
+                <w:rFonts w:ascii="Calibri" w:eastAsia="Times New Roman" w:hAnsi="Calibri" w:cs="Calibri"/>
+                <w:color w:val="000000"/>
+                <w:lang w:eastAsia="ru-RU"/>
+              </w:rPr>
+            </w:pPr>
+            <w:r>
+              <w:rPr>
+                <w:rFonts w:ascii="Calibri" w:eastAsia="Times New Roman" w:hAnsi="Calibri" w:cs="Calibri"/>
+                <w:color w:val="000000"/>
+                <w:lang w:eastAsia="ru-RU"/>
+              </w:rPr>
+              <w:t>221,13</w:t>
+            </w:r>
+          </w:p>
+        </w:tc>
+        <w:tc>
+          <w:tcPr>
+            <w:tcW w:w="1357" w:type="dxa"/>
+            <w:tcBorders>
+              <w:top w:val="nil"/>
+              <w:left w:val="nil"/>
+              <w:bottom w:val="single" w:sz="4" w:space="0" w:color="auto"/>
+              <w:right w:val="single" w:sz="4" w:space="0" w:color="auto"/>
+            </w:tcBorders>
+            <w:shd w:val="clear" w:color="auto" w:fill="auto"/>
+            <w:noWrap/>
+            <w:hideMark/>
+          </w:tcPr>
+          <w:p>
+            <w:pPr>
+              <w:spacing w:after="0" w:line="240" w:lineRule="auto"/>
+              <w:jc w:val="center"/>
+              <w:rPr>
+                <w:rFonts w:ascii="Calibri" w:eastAsia="Times New Roman" w:hAnsi="Calibri" w:cs="Calibri"/>
+                <w:color w:val="000000"/>
+                <w:lang w:eastAsia="ru-RU"/>
+              </w:rPr>
+            </w:pPr>
+            <w:r>
+              <w:rPr>
+                <w:rFonts w:ascii="Calibri" w:eastAsia="Times New Roman" w:hAnsi="Calibri" w:cs="Calibri"/>
+                <w:color w:val="000000"/>
+                <w:lang w:eastAsia="ru-RU"/>
+              </w:rPr>
+              <w:t>261,21</w:t>
+            </w:r>
+          </w:p>
+        </w:tc>
+      </w:tr>
+      <w:tr>
+        <w:trPr>
+          <w:trHeight w:val="236"/>
+        </w:trPr>
+        <w:tc>
+          <w:tcPr>
+            <w:tcW w:w="763" w:type="dxa"/>
+            <w:tcBorders>
+              <w:top w:val="nil"/>
+              <w:left w:val="single" w:sz="4" w:space="0" w:color="auto"/>
+              <w:bottom w:val="single" w:sz="4" w:space="0" w:color="auto"/>
+              <w:right w:val="single" w:sz="4" w:space="0" w:color="auto"/>
+            </w:tcBorders>
+            <w:shd w:val="clear" w:color="auto" w:fill="auto"/>
+            <w:noWrap/>
+            <w:vAlign w:val="bottom"/>
+            <w:hideMark/>
+          </w:tcPr>
+          <w:p>
+            <w:pPr>
+              <w:spacing w:after="0" w:line="240" w:lineRule="auto"/>
+              <w:jc w:val="center"/>
+              <w:rPr>
+                <w:rFonts w:ascii="Calibri" w:eastAsia="Times New Roman" w:hAnsi="Calibri" w:cs="Calibri"/>
+                <w:color w:val="000000"/>
+                <w:lang w:eastAsia="ru-RU"/>
+              </w:rPr>
+            </w:pPr>
+            <w:r>
+              <w:rPr>
+                <w:rFonts w:ascii="Calibri" w:eastAsia="Times New Roman" w:hAnsi="Calibri" w:cs="Calibri"/>
+                <w:color w:val="000000"/>
+                <w:lang w:eastAsia="ru-RU"/>
+              </w:rPr>
+              <w:t>4</w:t>
+            </w:r>
+          </w:p>
+        </w:tc>
+        <w:tc>
+          <w:tcPr>
+            <w:tcW w:w="1357" w:type="dxa"/>
+            <w:tcBorders>
+              <w:top w:val="nil"/>
+              <w:left w:val="nil"/>
+              <w:bottom w:val="single" w:sz="4" w:space="0" w:color="auto"/>
+              <w:right w:val="single" w:sz="4" w:space="0" w:color="auto"/>
+            </w:tcBorders>
+            <w:shd w:val="clear" w:color="auto" w:fill="auto"/>
+            <w:noWrap/>
+            <w:hideMark/>
+          </w:tcPr>
+          <w:p>
+            <w:pPr>
+              <w:spacing w:after="0" w:line="240" w:lineRule="auto"/>
+              <w:jc w:val="center"/>
+              <w:rPr>
+                <w:rFonts w:ascii="Calibri" w:eastAsia="Times New Roman" w:hAnsi="Calibri" w:cs="Calibri"/>
+                <w:color w:val="000000"/>
+                <w:lang w:eastAsia="ru-RU"/>
+              </w:rPr>
+            </w:pPr>
+            <w:r>
+              <w:rPr>
+                <w:rFonts w:ascii="Calibri" w:eastAsia="Times New Roman" w:hAnsi="Calibri" w:cs="Calibri"/>
+                <w:color w:val="000000"/>
+                <w:lang w:eastAsia="ru-RU"/>
+              </w:rPr>
+              <w:t>234,62</w:t>
+            </w:r>
+          </w:p>
+        </w:tc>
+        <w:tc>
+          <w:tcPr>
+            <w:tcW w:w="1357" w:type="dxa"/>
+            <w:tcBorders>
+              <w:top w:val="nil"/>
+              <w:left w:val="nil"/>
+              <w:bottom w:val="single" w:sz="4" w:space="0" w:color="auto"/>
+              <w:right w:val="single" w:sz="4" w:space="0" w:color="auto"/>
+            </w:tcBorders>
+            <w:shd w:val="clear" w:color="auto" w:fill="auto"/>
+            <w:noWrap/>
+            <w:hideMark/>
+          </w:tcPr>
+          <w:p>
+            <w:pPr>
+              <w:spacing w:after="0" w:line="240" w:lineRule="auto"/>
+              <w:jc w:val="center"/>
+              <w:rPr>
+                <w:rFonts w:ascii="Calibri" w:eastAsia="Times New Roman" w:hAnsi="Calibri" w:cs="Calibri"/>
+                <w:color w:val="000000"/>
+                <w:lang w:eastAsia="ru-RU"/>
+              </w:rPr>
+            </w:pPr>
+            <w:r>
+              <w:rPr>
+                <w:rFonts w:ascii="Calibri" w:eastAsia="Times New Roman" w:hAnsi="Calibri" w:cs="Calibri"/>
+                <w:color w:val="000000"/>
+                <w:lang w:eastAsia="ru-RU"/>
+              </w:rPr>
+              <w:t>268,05</w:t>
+            </w:r>
+          </w:p>
+        </w:tc>
+      </w:tr>
+      <w:tr>
+        <w:trPr>
+          <w:trHeight w:val="236"/>
+        </w:trPr>
+        <w:tc>
+          <w:tcPr>
+            <w:tcW w:w="763" w:type="dxa"/>
+            <w:tcBorders>
+              <w:top w:val="nil"/>
+              <w:left w:val="single" w:sz="4" w:space="0" w:color="auto"/>
+              <w:bottom w:val="single" w:sz="4" w:space="0" w:color="auto"/>
+              <w:right w:val="single" w:sz="4" w:space="0" w:color="auto"/>
+            </w:tcBorders>
+            <w:shd w:val="clear" w:color="auto" w:fill="auto"/>
+            <w:noWrap/>
+            <w:vAlign w:val="bottom"/>
+            <w:hideMark/>
+          </w:tcPr>
+          <w:p>
+            <w:pPr>
+              <w:spacing w:after="0" w:line="240" w:lineRule="auto"/>
+              <w:jc w:val="center"/>
+              <w:rPr>
+                <w:rFonts w:ascii="Calibri" w:eastAsia="Times New Roman" w:hAnsi="Calibri" w:cs="Calibri"/>
+                <w:color w:val="000000"/>
+                <w:lang w:eastAsia="ru-RU"/>
+              </w:rPr>
+            </w:pPr>
+            <w:r>
+              <w:rPr>
+                <w:rFonts w:ascii="Calibri" w:eastAsia="Times New Roman" w:hAnsi="Calibri" w:cs="Calibri"/>
+                <w:color w:val="000000"/>
+                <w:lang w:eastAsia="ru-RU"/>
+              </w:rPr>
+              <w:t>5</w:t>
+            </w:r>
+          </w:p>
+        </w:tc>
+        <w:tc>
+          <w:tcPr>
+            <w:tcW w:w="1357" w:type="dxa"/>
+            <w:tcBorders>
+              <w:top w:val="nil"/>
+              <w:left w:val="nil"/>
+              <w:bottom w:val="single" w:sz="4" w:space="0" w:color="auto"/>
+              <w:right w:val="single" w:sz="4" w:space="0" w:color="auto"/>
+            </w:tcBorders>
+            <w:shd w:val="clear" w:color="auto" w:fill="auto"/>
+            <w:noWrap/>
+            <w:hideMark/>
+          </w:tcPr>
+          <w:p>
+            <w:pPr>
+              <w:spacing w:after="0" w:line="240" w:lineRule="auto"/>
+              <w:jc w:val="center"/>
+              <w:rPr>
+                <w:rFonts w:ascii="Calibri" w:eastAsia="Times New Roman" w:hAnsi="Calibri" w:cs="Calibri"/>
+                <w:color w:val="000000"/>
+                <w:lang w:eastAsia="ru-RU"/>
+              </w:rPr>
+            </w:pPr>
+            <w:r>
+              <w:rPr>
+                <w:rFonts w:ascii="Calibri" w:eastAsia="Times New Roman" w:hAnsi="Calibri" w:cs="Calibri"/>
+                <w:color w:val="000000"/>
+                <w:lang w:eastAsia="ru-RU"/>
+              </w:rPr>
+              <w:t>257,56</w:t>
+            </w:r>
+          </w:p>
+        </w:tc>
+        <w:tc>
+          <w:tcPr>
+            <w:tcW w:w="1357" w:type="dxa"/>
+            <w:tcBorders>
+              <w:top w:val="nil"/>
+              <w:left w:val="nil"/>
+              <w:bottom w:val="single" w:sz="4" w:space="0" w:color="auto"/>
+              <w:right w:val="single" w:sz="4" w:space="0" w:color="auto"/>
+            </w:tcBorders>
+            <w:shd w:val="clear" w:color="auto" w:fill="auto"/>
+            <w:noWrap/>
+            <w:hideMark/>
+          </w:tcPr>
+          <w:p>
+            <w:pPr>
+              <w:spacing w:after="0" w:line="240" w:lineRule="auto"/>
+              <w:jc w:val="center"/>
+              <w:rPr>
+                <w:rFonts w:ascii="Calibri" w:eastAsia="Times New Roman" w:hAnsi="Calibri" w:cs="Calibri"/>
+                <w:color w:val="000000"/>
+                <w:lang w:eastAsia="ru-RU"/>
+              </w:rPr>
+            </w:pPr>
+            <w:r>
+              <w:rPr>
+                <w:rFonts w:ascii="Calibri" w:eastAsia="Times New Roman" w:hAnsi="Calibri" w:cs="Calibri"/>
+                <w:color w:val="000000"/>
+                <w:lang w:eastAsia="ru-RU"/>
+              </w:rPr>
+              <w:t>288,22</w:t>
+            </w:r>
+          </w:p>
+        </w:tc>
+      </w:tr>
+      <w:tr>
+        <w:trPr>
+          <w:trHeight w:val="236"/>
+        </w:trPr>
+        <w:tc>
+          <w:tcPr>
+            <w:tcW w:w="763" w:type="dxa"/>
+            <w:tcBorders>
+              <w:top w:val="nil"/>
+              <w:left w:val="single" w:sz="4" w:space="0" w:color="auto"/>
+              <w:bottom w:val="single" w:sz="4" w:space="0" w:color="auto"/>
+              <w:right w:val="single" w:sz="4" w:space="0" w:color="auto"/>
+            </w:tcBorders>
+            <w:shd w:val="clear" w:color="auto" w:fill="auto"/>
+            <w:noWrap/>
+            <w:vAlign w:val="bottom"/>
+            <w:hideMark/>
+          </w:tcPr>
+          <w:p>
+            <w:pPr>
+              <w:spacing w:after="0" w:line="240" w:lineRule="auto"/>
+              <w:jc w:val="center"/>
+              <w:rPr>
+                <w:rFonts w:ascii="Calibri" w:eastAsia="Times New Roman" w:hAnsi="Calibri" w:cs="Calibri"/>
+                <w:color w:val="000000"/>
+                <w:lang w:eastAsia="ru-RU"/>
+              </w:rPr>
+            </w:pPr>
+            <w:r>
+              <w:rPr>
+                <w:rFonts w:ascii="Calibri" w:eastAsia="Times New Roman" w:hAnsi="Calibri" w:cs="Calibri"/>
+                <w:color w:val="000000"/>
+                <w:lang w:eastAsia="ru-RU"/>
+              </w:rPr>
+              <w:t>6</w:t>
+            </w:r>
+          </w:p>
+        </w:tc>
+        <w:tc>
+          <w:tcPr>
+            <w:tcW w:w="1357" w:type="dxa"/>
+            <w:tcBorders>
+              <w:top w:val="nil"/>
+              <w:left w:val="nil"/>
+              <w:bottom w:val="single" w:sz="4" w:space="0" w:color="auto"/>
+              <w:right w:val="single" w:sz="4" w:space="0" w:color="auto"/>
+            </w:tcBorders>
+            <w:shd w:val="clear" w:color="auto" w:fill="auto"/>
+            <w:noWrap/>
+            <w:hideMark/>
+          </w:tcPr>
+          <w:p>
+            <w:pPr>
+              <w:spacing w:after="0" w:line="240" w:lineRule="auto"/>
+              <w:jc w:val="center"/>
+              <w:rPr>
+                <w:rFonts w:ascii="Calibri" w:eastAsia="Times New Roman" w:hAnsi="Calibri" w:cs="Calibri"/>
+                <w:color w:val="000000"/>
+                <w:lang w:eastAsia="ru-RU"/>
+              </w:rPr>
+            </w:pPr>
+            <w:r>
+              <w:rPr>
+                <w:rFonts w:ascii="Calibri" w:eastAsia="Times New Roman" w:hAnsi="Calibri" w:cs="Calibri"/>
+                <w:color w:val="000000"/>
+                <w:lang w:eastAsia="ru-RU"/>
+              </w:rPr>
+              <w:t>250,95</w:t>
+            </w:r>
+          </w:p>
+        </w:tc>
+        <w:tc>
+          <w:tcPr>
+            <w:tcW w:w="1357" w:type="dxa"/>
+            <w:tcBorders>
+              <w:top w:val="nil"/>
+              <w:left w:val="nil"/>
+              <w:bottom w:val="single" w:sz="4" w:space="0" w:color="auto"/>
+              <w:right w:val="single" w:sz="4" w:space="0" w:color="auto"/>
+            </w:tcBorders>
+            <w:shd w:val="clear" w:color="auto" w:fill="auto"/>
+            <w:noWrap/>
+            <w:hideMark/>
+          </w:tcPr>
+          <w:p>
+            <w:pPr>
+              <w:spacing w:after="0" w:line="240" w:lineRule="auto"/>
+              <w:jc w:val="center"/>
+              <w:rPr>
+                <w:rFonts w:ascii="Calibri" w:eastAsia="Times New Roman" w:hAnsi="Calibri" w:cs="Calibri"/>
+                <w:color w:val="000000"/>
+                <w:lang w:eastAsia="ru-RU"/>
+              </w:rPr>
+            </w:pPr>
+            <w:r>
+              <w:rPr>
+                <w:rFonts w:ascii="Calibri" w:eastAsia="Times New Roman" w:hAnsi="Calibri" w:cs="Calibri"/>
+                <w:color w:val="000000"/>
+                <w:lang w:eastAsia="ru-RU"/>
+              </w:rPr>
+              <w:t>284,87</w:t>
+            </w:r>
+          </w:p>
+        </w:tc>
+      </w:tr>
+    </w:tbl>
+    <w:p>
+      <w:r>
+        <w:br/>
+        <w:t>Проверка разницы между группами (</w:t>
+      </w:r>
+      <w:r>
+        <w:rPr>
+          <w:lang w:val="en-US"/>
+        </w:rPr>
+        <w:t>p</w:t>
+      </w:r>
+      <w:r>
+        <w:t>-</w:t>
+      </w:r>
+      <w:r>
+        <w:rPr>
+          <w:lang w:val="en-US"/>
+        </w:rPr>
+        <w:t>value</w:t>
+      </w:r>
+      <w:r>
+        <w:t xml:space="preserve"> = 0.</w:t>
+      </w:r>
+      <w:r>
+        <w:t>0055</w:t>
+      </w:r>
+      <w:r>
+        <w:t>)</w:t>
+      </w:r>
+      <w:r>
+        <w:t xml:space="preserve"> показывает, что </w:t>
+      </w:r>
+      <w:r>
+        <w:rPr>
+          <w:b/>
+        </w:rPr>
+        <w:t>они статистически различ</w:t>
+      </w:r>
+      <w:r>
+        <w:rPr>
+          <w:b/>
+        </w:rPr>
+        <w:t>аются!</w:t>
+      </w:r>
+      <w:r>
+        <w:t xml:space="preserve"> </w:t>
+      </w:r>
+      <w:r>
+        <w:br/>
+        <w:t xml:space="preserve">Реальные данные показали, что за 6 дней мы выиграли в выручке +13,67%). </w:t>
+      </w:r>
+      <w:r>
+        <w:br/>
+        <w:t xml:space="preserve">Однако, группа </w:t>
+      </w:r>
+      <w:r>
+        <w:rPr>
+          <w:lang w:val="en-US"/>
+        </w:rPr>
+        <w:t>B</w:t>
+      </w:r>
+      <w:r>
+        <w:t xml:space="preserve"> </w:t>
+      </w:r>
+      <w:r>
+        <w:rPr>
+          <w:b/>
+        </w:rPr>
+        <w:t xml:space="preserve">имеет </w:t>
+      </w:r>
+      <w:r>
+        <w:rPr>
+          <w:b/>
+        </w:rPr>
+        <w:t>МЕНЕЕ</w:t>
+      </w:r>
+      <w:r>
+        <w:rPr>
+          <w:b/>
+        </w:rPr>
+        <w:t xml:space="preserve"> высокий показатель тренда</w:t>
+      </w:r>
+      <w:r>
+        <w:t>, и при условии</w:t>
+      </w:r>
+      <w:r>
+        <w:t xml:space="preserve"> </w:t>
+      </w:r>
+      <w:r>
+        <w:t xml:space="preserve">его сохранения, через </w:t>
+      </w:r>
+      <w:r>
+        <w:t>2</w:t>
+      </w:r>
+      <w:r>
+        <w:t>6</w:t>
+      </w:r>
+      <w:r>
+        <w:t xml:space="preserve"> дней выручка в группе </w:t>
+      </w:r>
+      <w:r>
+        <w:rPr>
+          <w:lang w:val="en-US"/>
+        </w:rPr>
+        <w:t>B</w:t>
+      </w:r>
+      <w:r>
+        <w:t xml:space="preserve"> </w:t>
+      </w:r>
+      <w:r>
+        <w:t xml:space="preserve">сравнялась бы с </w:t>
+      </w:r>
+      <w:r>
+        <w:rPr>
+          <w:lang w:val="en-US"/>
+        </w:rPr>
+        <w:t>A</w:t>
+      </w:r>
+      <w:r>
+        <w:t xml:space="preserve"> </w:t>
+      </w:r>
+      <w:r>
+        <w:t xml:space="preserve">и даже </w:t>
+      </w:r>
+      <w:r>
+        <w:t>могла стать ниже</w:t>
+      </w:r>
+      <w:r>
+        <w:t xml:space="preserve">. </w:t>
+      </w:r>
+      <w:r>
+        <w:br/>
+        <w:t xml:space="preserve">Но это теоретический прогноз (в расчетах тренд не имеет ограничений сверху, и такое случилось бы при достижении </w:t>
+      </w:r>
+      <w:proofErr w:type="spellStart"/>
+      <w:proofErr w:type="gramStart"/>
+      <w:r>
+        <w:t>ср.выручки</w:t>
+      </w:r>
+      <w:proofErr w:type="spellEnd"/>
+      <w:proofErr w:type="gramEnd"/>
+      <w:r>
+        <w:t xml:space="preserve"> в группах в </w:t>
+      </w:r>
+      <w:r>
+        <w:t>480</w:t>
+      </w:r>
+      <w:r>
+        <w:t>$, что нереально на данном этапе развития платформы.</w:t>
+      </w:r>
+    </w:p>
+    <w:p>
+      <w:r>
+        <w:lastRenderedPageBreak/>
+        <w:drawing>
+          <wp:inline distT="0" distB="0" distL="0" distR="0" wp14:anchorId="1410930C" wp14:editId="1A7A1F34">
+            <wp:extent cx="5940425" cy="2950845"/>
+            <wp:effectExtent l="0" t="0" r="3175" b="1905"/>
+            <wp:docPr id="7" name="Рисунок 7"/>
+            <wp:cNvGraphicFramePr>
+              <a:graphicFrameLocks xmlns:a="http://schemas.openxmlformats.org/drawingml/2006/main" noChangeAspect="1"/>
+            </wp:cNvGraphicFramePr>
+            <a:graphic xmlns:a="http://schemas.openxmlformats.org/drawingml/2006/main">
+              <a:graphicData uri="http://schemas.openxmlformats.org/drawingml/2006/picture">
+                <pic:pic xmlns:pic="http://schemas.openxmlformats.org/drawingml/2006/picture">
+                  <pic:nvPicPr>
+                    <pic:cNvPr id="1" name=""/>
+                    <pic:cNvPicPr/>
+                  </pic:nvPicPr>
+                  <pic:blipFill>
+                    <a:blip r:embed="rId7"/>
+                    <a:stretch>
+                      <a:fillRect/>
+                    </a:stretch>
+                  </pic:blipFill>
+                  <pic:spPr>
+                    <a:xfrm>
+                      <a:off x="0" y="0"/>
+                      <a:ext cx="5940425" cy="2950845"/>
+                    </a:xfrm>
+                    <a:prstGeom prst="rect">
+                      <a:avLst/>
+                    </a:prstGeom>
+                  </pic:spPr>
+                </pic:pic>
+              </a:graphicData>
+            </a:graphic>
+          </wp:inline>
+        </w:drawing>
+      </w:r>
+    </w:p>
+    <w:p>
+      <w:r>
+        <w:rPr>
+          <w:b/>
+        </w:rPr>
+        <w:t>Вывод</w:t>
+      </w:r>
+      <w:r>
+        <w:t xml:space="preserve">: разница между группами </w:t>
+      </w:r>
+      <w:r>
+        <w:rPr>
+          <w:lang w:val="en-US"/>
+        </w:rPr>
+        <w:t>A</w:t>
+      </w:r>
+      <w:r>
+        <w:t xml:space="preserve"> </w:t>
+      </w:r>
+      <w:r>
+        <w:t xml:space="preserve">и </w:t>
+      </w:r>
+      <w:r>
+        <w:rPr>
+          <w:lang w:val="en-US"/>
+        </w:rPr>
+        <w:t>B</w:t>
+      </w:r>
+      <w:r>
+        <w:t xml:space="preserve"> в плане выручки </w:t>
+      </w:r>
+      <w:r>
+        <w:t>сейчас значительна</w:t>
+      </w:r>
+      <w:r>
+        <w:t xml:space="preserve">. </w:t>
+      </w:r>
+      <w:r>
+        <w:t>НО, п</w:t>
+      </w:r>
+      <w:r>
+        <w:t xml:space="preserve">ри условии продолжения теста или принятия решения внедрить изменения, вполне возможно, что </w:t>
+      </w:r>
+      <w:r>
+        <w:t xml:space="preserve">ежедневная </w:t>
+      </w:r>
+      <w:r>
+        <w:t xml:space="preserve">выручка в группе </w:t>
+      </w:r>
+      <w:r>
+        <w:rPr>
+          <w:lang w:val="en-US"/>
+        </w:rPr>
+        <w:t>B</w:t>
+      </w:r>
+      <w:r>
+        <w:t xml:space="preserve"> </w:t>
+      </w:r>
+      <w:r>
+        <w:t>стала бы аналогичной группе А</w:t>
+      </w:r>
+      <w:r>
+        <w:t>.</w:t>
+      </w:r>
+      <w:r>
+        <w:t xml:space="preserve"> </w:t>
+      </w:r>
+      <w:r>
+        <w:br/>
+        <w:t xml:space="preserve">Как и для </w:t>
+      </w:r>
+      <w:r>
+        <w:rPr>
+          <w:lang w:val="en-US"/>
+        </w:rPr>
+        <w:t>Desktop</w:t>
+      </w:r>
+      <w:r>
+        <w:t xml:space="preserve">, </w:t>
+      </w:r>
+      <w:r>
+        <w:t xml:space="preserve">данное исследование может иметь и другое значение: </w:t>
+      </w:r>
+      <w:r>
+        <w:rPr>
+          <w:b/>
+        </w:rPr>
+        <w:t>вполне возможно, что реакция пользователей на изменения ленты является временной</w:t>
+      </w:r>
+      <w:r>
+        <w:t>, и в обозримом будущем, пользователи вернуться к текущему своему поведению.</w:t>
+      </w:r>
+    </w:p>
+    <w:p/>
+    <w:p/>
+    <w:p>
       <w:r>
         <w:rPr>
           <w:b/>
@@ -16472,7 +19965,19 @@
         <w:rPr>
           <w:color w:val="70AD47" w:themeColor="accent6"/>
         </w:rPr>
-        <w:t>Тест успешен на платформе по финансовым показателям:</w:t>
+        <w:t>Тест успешен на платформе по финансовым показателям</w:t>
+      </w:r>
+      <w:r>
+        <w:rPr>
+          <w:color w:val="70AD47" w:themeColor="accent6"/>
+        </w:rPr>
+        <w:t xml:space="preserve"> по текущим показателям</w:t>
+      </w:r>
+      <w:r>
+        <w:rPr>
+          <w:color w:val="70AD47" w:themeColor="accent6"/>
+        </w:rPr>
+        <w:t>:</w:t>
       </w:r>
       <w:r>
         <w:br/>
@@ -16584,6 +20089,89 @@
       </w:r>
       <w:r>
         <w:t>Возможно ухудшение пользовательского опыта</w:t>
+      </w:r>
+      <w:r>
+        <w:br/>
+        <w:t xml:space="preserve"> </w:t>
+      </w:r>
+    </w:p>
+    <w:p/>
+    <w:p>
+      <w:r>
+        <w:rPr>
+          <w:b/>
+        </w:rPr>
+        <w:t>Рекомендации</w:t>
+      </w:r>
+      <w:r>
+        <w:rPr>
+          <w:b/>
+        </w:rPr>
+        <w:t>:</w:t>
+      </w:r>
+      <w:r>
+        <w:rPr>
+          <w:b/>
+        </w:rPr>
+        <w:br/>
+      </w:r>
+      <w:r>
+        <w:t xml:space="preserve"> </w:t>
+      </w:r>
+      <w:r>
+        <w:tab/>
+        <w:t xml:space="preserve">1. Попробовать </w:t>
+      </w:r>
+      <w:r>
+        <w:t>новую</w:t>
+      </w:r>
+      <w:r>
+        <w:t xml:space="preserve"> гипотезу</w:t>
+      </w:r>
+      <w:r>
+        <w:t>, увеличивающую работу с органическими ссылками и не уменьшающие выручку.</w:t>
+      </w:r>
+      <w:r>
+        <w:br/>
+        <w:t xml:space="preserve"> </w:t>
+      </w:r>
+      <w:r>
+        <w:tab/>
+      </w:r>
+      <w:r>
+        <w:t xml:space="preserve">. Изучить опыт отдельных издательств: </w:t>
+      </w:r>
+      <w:r>
+        <w:t>106 и 700 как шаблоны для привлечения максимальной прибыли (маленький трафик, огромные выручки);</w:t>
+      </w:r>
+      <w:r>
+        <w:t xml:space="preserve"> </w:t>
+      </w:r>
+      <w:r>
+        <w:t>и издательства 259, которое</w:t>
+      </w:r>
+      <w:r>
+        <w:t xml:space="preserve"> имеет огромный трафик (</w:t>
+      </w:r>
+      <w:r>
+        <w:t>42</w:t>
+      </w:r>
+      <w:r>
+        <w:t>%), приносит самый низкий доход (</w:t>
+      </w:r>
+      <w:r>
+        <w:t>4</w:t>
+      </w:r>
+      <w:r>
+        <w:t xml:space="preserve">%). Рассмотреть различные гипотезы: тематика издательства, отзывы пользователей, ошибки верстки, особенности отображения различных блоков на страницах издательства, время загрузки страниц, особенность формирования </w:t>
+      </w:r>
+      <w:proofErr w:type="spellStart"/>
+      <w:r>
+        <w:t>таргетированной</w:t>
+      </w:r>
+      <w:proofErr w:type="spellEnd"/>
+      <w:r>
+        <w:t xml:space="preserve"> рекламы для данного издательства и т.д.</w:t>
       </w:r>
     </w:p>
     <w:p/>
@@ -16804,29 +20392,93 @@
         </w:rPr>
         <w:t>Общий эффект по всем платформам: рост выручки на 3,05%</w:t>
       </w:r>
+      <w:r>
+        <w:rPr>
+          <w:rStyle w:val="a4"/>
+          <w:rFonts w:cstheme="minorHAnsi"/>
+          <w:color w:val="0F1115"/>
+          <w:shd w:val="clear" w:color="auto" w:fill="FFFFFF"/>
+        </w:rPr>
+        <w:br/>
+      </w:r>
     </w:p>
     <w:p>
-      <w:r>
-        <w:rPr>
-          <w:b/>
-        </w:rPr>
-        <w:t>Риски</w:t>
-      </w:r>
-      <w:r>
-        <w:t xml:space="preserve">: органические клики упали на </w:t>
-      </w:r>
-      <w:r>
-        <w:t xml:space="preserve">почти на </w:t>
-      </w:r>
-      <w:r>
-        <w:t>50% на обеих платформах — требуется мониторинг пользовательского опыта в ближайшие недели.</w:t>
-      </w:r>
-      <w:r>
-        <w:t xml:space="preserve"> </w:t>
+      <w:pPr>
+        <w:rPr>
+          <w:rStyle w:val="a4"/>
+          <w:rFonts w:cstheme="minorHAnsi"/>
+          <w:b w:val="0"/>
+          <w:color w:val="0F1115"/>
+          <w:shd w:val="clear" w:color="auto" w:fill="FFFFFF"/>
+        </w:rPr>
+      </w:pPr>
+      <w:r>
+        <w:rPr>
+          <w:rStyle w:val="a4"/>
+          <w:rFonts w:cstheme="minorHAnsi"/>
+          <w:color w:val="0F1115"/>
+          <w:shd w:val="clear" w:color="auto" w:fill="FFFFFF"/>
+        </w:rPr>
+        <w:t xml:space="preserve">Снижение трафика (нагрузки на сервера) – </w:t>
+      </w:r>
+      <w:r>
+        <w:rPr>
+          <w:rStyle w:val="a4"/>
+          <w:rFonts w:cstheme="minorHAnsi"/>
+          <w:b w:val="0"/>
+          <w:color w:val="0F1115"/>
+          <w:shd w:val="clear" w:color="auto" w:fill="FFFFFF"/>
+        </w:rPr>
+        <w:t>можно рассматривать как побочный положительный эффект только, если это не приведет к пот</w:t>
+      </w:r>
+      <w:r>
+        <w:rPr>
+          <w:rStyle w:val="a4"/>
+          <w:rFonts w:cstheme="minorHAnsi"/>
+          <w:b w:val="0"/>
+          <w:color w:val="0F1115"/>
+          <w:shd w:val="clear" w:color="auto" w:fill="FFFFFF"/>
+        </w:rPr>
+        <w:t xml:space="preserve">ере пользователей, прибыли, </w:t>
+      </w:r>
+      <w:r>
+        <w:rPr>
+          <w:rStyle w:val="a4"/>
+          <w:rFonts w:cstheme="minorHAnsi"/>
+          <w:b w:val="0"/>
+          <w:color w:val="0F1115"/>
+          <w:shd w:val="clear" w:color="auto" w:fill="FFFFFF"/>
+        </w:rPr>
+        <w:t>и не повлияет на условия работы с издательствами</w:t>
       </w:r>
     </w:p>
     <w:p>
       <w:r>
+        <w:rPr>
+          <w:b/>
+        </w:rPr>
+        <w:t>Риски</w:t>
+      </w:r>
+      <w:r>
+        <w:t xml:space="preserve">: органические клики упали на </w:t>
+      </w:r>
+      <w:r>
+        <w:t xml:space="preserve">почти на </w:t>
+      </w:r>
+      <w:r>
+        <w:t>50% на обеих платформах — требуется мониторинг пользовательского опыта в ближайшие недели.</w:t>
+      </w:r>
+      <w:r>
+        <w:t xml:space="preserve"> </w:t>
+      </w:r>
+    </w:p>
+    <w:p>
+      <w:pPr>
+        <w:rPr>
+          <w:lang w:val="en-US"/>
+        </w:rPr>
+      </w:pPr>
+      <w:r>
         <w:t>Падение органики допустимы, если:</w:t>
       </w:r>
       <w:r>
@@ -16851,6 +20503,21 @@
         </w:rPr>
         <w:t>retention</w:t>
       </w:r>
+    </w:p>
+    <w:p>
+      <w:r>
+        <w:t xml:space="preserve">Анализ тренда показывает затухание первичной реакции пользователя. </w:t>
+      </w:r>
+      <w:proofErr w:type="gramStart"/>
+      <w:r>
+        <w:t>Не смотря</w:t>
+      </w:r>
+      <w:proofErr w:type="gramEnd"/>
+      <w:r>
+        <w:t xml:space="preserve"> на то, что тест является репрезентабельным, можно продлить наблюдение на более длительный период (7-14 дней)</w:t>
+      </w:r>
+      <w:bookmarkStart w:id="0" w:name="_GoBack"/>
+      <w:bookmarkEnd w:id="0"/>
     </w:p>
     <w:p>
       <w:pPr>
@@ -16864,18 +20531,6 @@
           <w:lang w:eastAsia="ru-RU"/>
         </w:rPr>
       </w:pPr>
-      <w:r>
-        <w:rPr>
-          <w:rFonts w:ascii="Segoe UI" w:eastAsia="Times New Roman" w:hAnsi="Segoe UI" w:cs="Segoe UI"/>
-          <w:b/>
-          <w:bCs/>
-          <w:color w:val="0F1115"/>
-          <w:sz w:val="30"/>
-          <w:szCs w:val="30"/>
-          <w:lang w:eastAsia="ru-RU"/>
-        </w:rPr>
-        <w:br w:type="page"/>
-      </w:r>
     </w:p>
     <w:p>
       <w:pPr>
@@ -16899,7 +20554,6 @@
           <w:szCs w:val="40"/>
           <w:lang w:eastAsia="ru-RU"/>
         </w:rPr>
-        <w:lastRenderedPageBreak/>
         <w:t>Этап 6. Внедрение:</w:t>
       </w:r>
     </w:p>
@@ -17031,6 +20685,38 @@
           <w:lang w:val="en-US" w:eastAsia="ru-RU"/>
         </w:rPr>
         <w:t>Desktop</w:t>
+      </w:r>
+    </w:p>
+    <w:p>
+      <w:pPr>
+        <w:pStyle w:val="a6"/>
+        <w:numPr>
+          <w:ilvl w:val="0"/>
+          <w:numId w:val="4"/>
+        </w:numPr>
+        <w:rPr>
+          <w:rFonts w:cstheme="minorHAnsi"/>
+        </w:rPr>
+      </w:pPr>
+      <w:r>
+        <w:rPr>
+          <w:rFonts w:eastAsia="Times New Roman" w:cstheme="minorHAnsi"/>
+          <w:b/>
+          <w:bCs/>
+          <w:color w:val="0F1115"/>
+          <w:lang w:eastAsia="ru-RU"/>
+        </w:rPr>
+        <w:t xml:space="preserve">Следить за трендом </w:t>
+      </w:r>
+      <w:r>
+        <w:rPr>
+          <w:rFonts w:eastAsia="Times New Roman" w:cstheme="minorHAnsi"/>
+          <w:b/>
+          <w:bCs/>
+          <w:color w:val="0F1115"/>
+          <w:lang w:val="en-US" w:eastAsia="ru-RU"/>
+        </w:rPr>
+        <w:t>Revenue</w:t>
       </w:r>
     </w:p>
     <w:p>
